--- a/lab10/lab10_report.docx
+++ b/lab10/lab10_report.docx
@@ -164,6 +164,197 @@
     </w:p>
     <w:p>
       <w:pPr>
+        <w:rPr>
+          <w:rFonts w:ascii="Times New Roman" w:eastAsiaTheme="majorEastAsia" w:hAnsi="Times New Roman" w:cs="Times New Roman"/>
+          <w:kern w:val="0"/>
+          <w:sz w:val="32"/>
+          <w:szCs w:val="32"/>
+          <w:lang w:val="en-GB" w:eastAsia="nb-NO"/>
+          <w14:ligatures w14:val="none"/>
+        </w:rPr>
+      </w:pPr>
+      <w:r>
+        <w:rPr>
+          <w:rFonts w:ascii="Times New Roman" w:eastAsiaTheme="majorEastAsia" w:hAnsi="Times New Roman" w:cs="Times New Roman"/>
+          <w:kern w:val="0"/>
+          <w:sz w:val="32"/>
+          <w:szCs w:val="32"/>
+          <w:lang w:val="en-GB" w:eastAsia="nb-NO"/>
+          <w14:ligatures w14:val="none"/>
+        </w:rPr>
+        <w:br w:type="page"/>
+      </w:r>
+    </w:p>
+    <w:p>
+      <w:pPr>
+        <w:rPr>
+          <w:rFonts w:ascii="Times New Roman" w:hAnsi="Times New Roman" w:cs="Times New Roman"/>
+          <w:b/>
+          <w:bCs/>
+          <w:sz w:val="28"/>
+          <w:szCs w:val="28"/>
+          <w:lang w:val="en-GB" w:eastAsia="nb-NO"/>
+        </w:rPr>
+      </w:pPr>
+      <w:r>
+        <w:rPr>
+          <w:rFonts w:ascii="Times New Roman" w:hAnsi="Times New Roman" w:cs="Times New Roman"/>
+          <w:b/>
+          <w:bCs/>
+          <w:sz w:val="28"/>
+          <w:szCs w:val="28"/>
+          <w:lang w:val="en-GB" w:eastAsia="nb-NO"/>
+        </w:rPr>
+        <w:lastRenderedPageBreak/>
+        <w:t>Disclaimer:</w:t>
+      </w:r>
+    </w:p>
+    <w:p>
+      <w:pPr>
+        <w:rPr>
+          <w:rFonts w:ascii="Times New Roman" w:hAnsi="Times New Roman" w:cs="Times New Roman"/>
+          <w:lang w:val="en-GB" w:eastAsia="nb-NO"/>
+        </w:rPr>
+      </w:pPr>
+      <w:r>
+        <w:rPr>
+          <w:rFonts w:ascii="Times New Roman" w:hAnsi="Times New Roman" w:cs="Times New Roman"/>
+          <w:lang w:val="en-GB" w:eastAsia="nb-NO"/>
+        </w:rPr>
+        <w:t xml:space="preserve">I used Visual Studio Code </w:t>
+      </w:r>
+      <w:r>
+        <w:rPr>
+          <w:rFonts w:ascii="Times New Roman" w:hAnsi="Times New Roman" w:cs="Times New Roman"/>
+          <w:lang w:val="en-GB" w:eastAsia="nb-NO"/>
+        </w:rPr>
+        <w:t xml:space="preserve">on Mac </w:t>
+      </w:r>
+      <w:r>
+        <w:rPr>
+          <w:rFonts w:ascii="Times New Roman" w:hAnsi="Times New Roman" w:cs="Times New Roman"/>
+          <w:lang w:val="en-GB" w:eastAsia="nb-NO"/>
+        </w:rPr>
+        <w:t xml:space="preserve">to solve this </w:t>
+      </w:r>
+      <w:r>
+        <w:rPr>
+          <w:rFonts w:ascii="Times New Roman" w:hAnsi="Times New Roman" w:cs="Times New Roman"/>
+          <w:lang w:val="en-GB" w:eastAsia="nb-NO"/>
+        </w:rPr>
+        <w:t>lab, and I could therefore not follow the provided guide</w:t>
+      </w:r>
+      <w:r>
+        <w:rPr>
+          <w:rFonts w:ascii="Times New Roman" w:hAnsi="Times New Roman" w:cs="Times New Roman"/>
+          <w:lang w:val="en-GB" w:eastAsia="nb-NO"/>
+        </w:rPr>
+        <w:t>s</w:t>
+      </w:r>
+      <w:r>
+        <w:rPr>
+          <w:rFonts w:ascii="Times New Roman" w:hAnsi="Times New Roman" w:cs="Times New Roman"/>
+          <w:lang w:val="en-GB" w:eastAsia="nb-NO"/>
+        </w:rPr>
+        <w:t xml:space="preserve"> in the PDF. The way I did it was asking Claude to generate some scripts to make this work for me, with instructions. </w:t>
+      </w:r>
+    </w:p>
+    <w:p>
+      <w:pPr>
+        <w:rPr>
+          <w:rFonts w:ascii="Times New Roman" w:hAnsi="Times New Roman" w:cs="Times New Roman"/>
+          <w:lang w:val="en-GB" w:eastAsia="nb-NO"/>
+        </w:rPr>
+      </w:pPr>
+      <w:r>
+        <w:rPr>
+          <w:rFonts w:ascii="Times New Roman" w:hAnsi="Times New Roman" w:cs="Times New Roman"/>
+          <w:lang w:val="en-GB" w:eastAsia="nb-NO"/>
+        </w:rPr>
+        <w:t>I will ther</w:t>
+      </w:r>
+      <w:r>
+        <w:rPr>
+          <w:rFonts w:ascii="Times New Roman" w:hAnsi="Times New Roman" w:cs="Times New Roman"/>
+          <w:lang w:val="en-GB" w:eastAsia="nb-NO"/>
+        </w:rPr>
+        <w:t>e</w:t>
+      </w:r>
+      <w:r>
+        <w:rPr>
+          <w:rFonts w:ascii="Times New Roman" w:hAnsi="Times New Roman" w:cs="Times New Roman"/>
+          <w:lang w:val="en-GB" w:eastAsia="nb-NO"/>
+        </w:rPr>
+        <w:t xml:space="preserve">fore commit a folder called </w:t>
+      </w:r>
+      <w:r>
+        <w:rPr>
+          <w:rFonts w:ascii="Times New Roman" w:hAnsi="Times New Roman" w:cs="Times New Roman"/>
+          <w:i/>
+          <w:iCs/>
+          <w:lang w:val="en-GB" w:eastAsia="nb-NO"/>
+        </w:rPr>
+        <w:t>scripts</w:t>
+      </w:r>
+      <w:r>
+        <w:rPr>
+          <w:rFonts w:ascii="Times New Roman" w:hAnsi="Times New Roman" w:cs="Times New Roman"/>
+          <w:lang w:val="en-GB" w:eastAsia="nb-NO"/>
+        </w:rPr>
+        <w:t xml:space="preserve"> which includes some setup, running and compiling- scripts for running the provided code. </w:t>
+      </w:r>
+    </w:p>
+    <w:p>
+      <w:pPr>
+        <w:rPr>
+          <w:rFonts w:ascii="Times New Roman" w:hAnsi="Times New Roman" w:cs="Times New Roman"/>
+          <w:lang w:val="en-GB" w:eastAsia="nb-NO"/>
+        </w:rPr>
+      </w:pPr>
+      <w:r>
+        <w:rPr>
+          <w:rFonts w:ascii="Times New Roman" w:hAnsi="Times New Roman" w:cs="Times New Roman"/>
+          <w:lang w:val="en-GB" w:eastAsia="nb-NO"/>
+        </w:rPr>
+        <w:t xml:space="preserve">If interested, a README is provided at root level in </w:t>
+      </w:r>
+      <w:r>
+        <w:rPr>
+          <w:rFonts w:ascii="Times New Roman" w:hAnsi="Times New Roman" w:cs="Times New Roman"/>
+          <w:i/>
+          <w:iCs/>
+          <w:lang w:val="en-GB" w:eastAsia="nb-NO"/>
+        </w:rPr>
+        <w:t>untitled</w:t>
+      </w:r>
+      <w:r>
+        <w:rPr>
+          <w:rFonts w:ascii="Times New Roman" w:hAnsi="Times New Roman" w:cs="Times New Roman"/>
+          <w:lang w:val="en-GB" w:eastAsia="nb-NO"/>
+        </w:rPr>
+        <w:t>, explaining how to use the scripts.</w:t>
+      </w:r>
+    </w:p>
+    <w:p>
+      <w:pPr>
+        <w:keepNext/>
+        <w:keepLines/>
+        <w:spacing w:before="360" w:after="120" w:line="360" w:lineRule="auto"/>
+        <w:ind w:right="360"/>
+        <w:jc w:val="center"/>
+        <w:outlineLvl w:val="0"/>
+        <w:rPr>
+          <w:rFonts w:ascii="Times New Roman" w:eastAsiaTheme="majorEastAsia" w:hAnsi="Times New Roman" w:cs="Times New Roman"/>
+          <w:kern w:val="0"/>
+          <w:sz w:val="32"/>
+          <w:szCs w:val="32"/>
+          <w:lang w:val="en-GB" w:eastAsia="nb-NO"/>
+          <w14:ligatures w14:val="none"/>
+        </w:rPr>
+      </w:pPr>
+    </w:p>
+    <w:p>
+      <w:pPr>
         <w:spacing w:line="360" w:lineRule="auto"/>
         <w:rPr>
           <w:rFonts w:ascii="Times New Roman" w:eastAsiaTheme="majorEastAsia" w:hAnsi="Times New Roman" w:cs="Times New Roman"/>
@@ -249,12 +440,16 @@
       <w:pPr>
         <w:rPr>
           <w:rFonts w:ascii="Times New Roman" w:hAnsi="Times New Roman" w:cs="Times New Roman"/>
-          <w:lang w:val="en-GB" w:eastAsia="nb-NO"/>
-        </w:rPr>
-      </w:pPr>
-      <w:r>
-        <w:rPr>
-          <w:rFonts w:ascii="Times New Roman" w:hAnsi="Times New Roman" w:cs="Times New Roman"/>
+          <w:bCs/>
+          <w:u w:val="single"/>
+          <w:lang w:val="en-GB" w:eastAsia="nb-NO"/>
+        </w:rPr>
+      </w:pPr>
+      <w:r>
+        <w:rPr>
+          <w:rFonts w:ascii="Times New Roman" w:hAnsi="Times New Roman" w:cs="Times New Roman"/>
+          <w:bCs/>
+          <w:u w:val="single"/>
           <w:lang w:val="en-GB" w:eastAsia="nb-NO"/>
         </w:rPr>
         <w:t>Subtask 1:</w:t>
@@ -262,21 +457,202 @@
       <w:r>
         <w:rPr>
           <w:rFonts w:ascii="Times New Roman" w:hAnsi="Times New Roman" w:cs="Times New Roman"/>
-          <w:lang w:val="en-GB" w:eastAsia="nb-NO"/>
-        </w:rPr>
-        <w:t xml:space="preserve"> Run code multiple times and include screenshots</w:t>
+          <w:bCs/>
+          <w:u w:val="single"/>
+          <w:lang w:val="en-GB" w:eastAsia="nb-NO"/>
+        </w:rPr>
+        <w:t xml:space="preserve"> Run code multiple times</w:t>
+      </w:r>
+      <w:r>
+        <w:rPr>
+          <w:rFonts w:ascii="Times New Roman" w:hAnsi="Times New Roman" w:cs="Times New Roman"/>
+          <w:bCs/>
+          <w:u w:val="single"/>
+          <w:lang w:val="en-GB" w:eastAsia="nb-NO"/>
+        </w:rPr>
+        <w:t xml:space="preserve"> with different processes</w:t>
+      </w:r>
+      <w:r>
+        <w:rPr>
+          <w:rFonts w:ascii="Times New Roman" w:hAnsi="Times New Roman" w:cs="Times New Roman"/>
+          <w:bCs/>
+          <w:u w:val="single"/>
+          <w:lang w:val="en-GB" w:eastAsia="nb-NO"/>
+        </w:rPr>
+        <w:t xml:space="preserve"> and include screenshots</w:t>
       </w:r>
     </w:p>
     <w:p>
       <w:pPr>
-        <w:rPr>
-          <w:rFonts w:ascii="Times New Roman" w:hAnsi="Times New Roman" w:cs="Times New Roman"/>
-          <w:lang w:val="en-GB" w:eastAsia="nb-NO"/>
-        </w:rPr>
-      </w:pPr>
-      <w:r>
-        <w:rPr>
-          <w:rFonts w:ascii="Times New Roman" w:hAnsi="Times New Roman" w:cs="Times New Roman"/>
+        <w:ind w:left="708" w:hanging="708"/>
+        <w:rPr>
+          <w:rFonts w:ascii="Times New Roman" w:hAnsi="Times New Roman" w:cs="Times New Roman"/>
+          <w:lang w:val="en-GB" w:eastAsia="nb-NO"/>
+        </w:rPr>
+      </w:pPr>
+      <w:r>
+        <w:rPr>
+          <w:rFonts w:ascii="Times New Roman" w:hAnsi="Times New Roman" w:cs="Times New Roman"/>
+          <w:lang w:val="en-GB" w:eastAsia="nb-NO"/>
+        </w:rPr>
+        <w:drawing>
+          <wp:inline distT="0" distB="0" distL="0" distR="0" wp14:anchorId="1960982B" wp14:editId="2E3C0108">
+            <wp:extent cx="5760720" cy="1908175"/>
+            <wp:effectExtent l="0" t="0" r="5080" b="0"/>
+            <wp:docPr id="315000833" name="Bilde 1"/>
+            <wp:cNvGraphicFramePr>
+              <a:graphicFrameLocks xmlns:a="http://schemas.openxmlformats.org/drawingml/2006/main" noChangeAspect="1"/>
+            </wp:cNvGraphicFramePr>
+            <a:graphic xmlns:a="http://schemas.openxmlformats.org/drawingml/2006/main">
+              <a:graphicData uri="http://schemas.openxmlformats.org/drawingml/2006/picture">
+                <pic:pic xmlns:pic="http://schemas.openxmlformats.org/drawingml/2006/picture">
+                  <pic:nvPicPr>
+                    <pic:cNvPr id="315000833" name=""/>
+                    <pic:cNvPicPr/>
+                  </pic:nvPicPr>
+                  <pic:blipFill>
+                    <a:blip r:embed="rId7"/>
+                    <a:stretch>
+                      <a:fillRect/>
+                    </a:stretch>
+                  </pic:blipFill>
+                  <pic:spPr>
+                    <a:xfrm>
+                      <a:off x="0" y="0"/>
+                      <a:ext cx="5760720" cy="1908175"/>
+                    </a:xfrm>
+                    <a:prstGeom prst="rect">
+                      <a:avLst/>
+                    </a:prstGeom>
+                  </pic:spPr>
+                </pic:pic>
+              </a:graphicData>
+            </a:graphic>
+          </wp:inline>
+        </w:drawing>
+      </w:r>
+    </w:p>
+    <w:p>
+      <w:pPr>
+        <w:ind w:left="708" w:hanging="708"/>
+        <w:rPr>
+          <w:rFonts w:ascii="Times New Roman" w:hAnsi="Times New Roman" w:cs="Times New Roman"/>
+          <w:lang w:val="en-GB" w:eastAsia="nb-NO"/>
+        </w:rPr>
+      </w:pPr>
+      <w:r>
+        <w:rPr>
+          <w:rFonts w:ascii="Times New Roman" w:hAnsi="Times New Roman" w:cs="Times New Roman"/>
+          <w:lang w:val="en-GB" w:eastAsia="nb-NO"/>
+        </w:rPr>
+        <w:drawing>
+          <wp:inline distT="0" distB="0" distL="0" distR="0" wp14:anchorId="38BA9CFC" wp14:editId="19011DBA">
+            <wp:extent cx="5760720" cy="2505075"/>
+            <wp:effectExtent l="0" t="0" r="5080" b="0"/>
+            <wp:docPr id="2091166108" name="Bilde 1"/>
+            <wp:cNvGraphicFramePr>
+              <a:graphicFrameLocks xmlns:a="http://schemas.openxmlformats.org/drawingml/2006/main" noChangeAspect="1"/>
+            </wp:cNvGraphicFramePr>
+            <a:graphic xmlns:a="http://schemas.openxmlformats.org/drawingml/2006/main">
+              <a:graphicData uri="http://schemas.openxmlformats.org/drawingml/2006/picture">
+                <pic:pic xmlns:pic="http://schemas.openxmlformats.org/drawingml/2006/picture">
+                  <pic:nvPicPr>
+                    <pic:cNvPr id="2091166108" name=""/>
+                    <pic:cNvPicPr/>
+                  </pic:nvPicPr>
+                  <pic:blipFill>
+                    <a:blip r:embed="rId8"/>
+                    <a:stretch>
+                      <a:fillRect/>
+                    </a:stretch>
+                  </pic:blipFill>
+                  <pic:spPr>
+                    <a:xfrm>
+                      <a:off x="0" y="0"/>
+                      <a:ext cx="5760720" cy="2505075"/>
+                    </a:xfrm>
+                    <a:prstGeom prst="rect">
+                      <a:avLst/>
+                    </a:prstGeom>
+                  </pic:spPr>
+                </pic:pic>
+              </a:graphicData>
+            </a:graphic>
+          </wp:inline>
+        </w:drawing>
+      </w:r>
+    </w:p>
+    <w:p>
+      <w:pPr>
+        <w:ind w:left="708" w:hanging="708"/>
+        <w:rPr>
+          <w:rFonts w:ascii="Times New Roman" w:hAnsi="Times New Roman" w:cs="Times New Roman"/>
+          <w:lang w:val="en-GB" w:eastAsia="nb-NO"/>
+        </w:rPr>
+      </w:pPr>
+      <w:r>
+        <w:rPr>
+          <w:rFonts w:ascii="Times New Roman" w:hAnsi="Times New Roman" w:cs="Times New Roman"/>
+          <w:lang w:val="en-GB" w:eastAsia="nb-NO"/>
+        </w:rPr>
+        <w:drawing>
+          <wp:inline distT="0" distB="0" distL="0" distR="0" wp14:anchorId="55012C85" wp14:editId="3934A805">
+            <wp:extent cx="5760720" cy="3177540"/>
+            <wp:effectExtent l="0" t="0" r="5080" b="0"/>
+            <wp:docPr id="2082841615" name="Bilde 1"/>
+            <wp:cNvGraphicFramePr>
+              <a:graphicFrameLocks xmlns:a="http://schemas.openxmlformats.org/drawingml/2006/main" noChangeAspect="1"/>
+            </wp:cNvGraphicFramePr>
+            <a:graphic xmlns:a="http://schemas.openxmlformats.org/drawingml/2006/main">
+              <a:graphicData uri="http://schemas.openxmlformats.org/drawingml/2006/picture">
+                <pic:pic xmlns:pic="http://schemas.openxmlformats.org/drawingml/2006/picture">
+                  <pic:nvPicPr>
+                    <pic:cNvPr id="2082841615" name=""/>
+                    <pic:cNvPicPr/>
+                  </pic:nvPicPr>
+                  <pic:blipFill>
+                    <a:blip r:embed="rId9"/>
+                    <a:stretch>
+                      <a:fillRect/>
+                    </a:stretch>
+                  </pic:blipFill>
+                  <pic:spPr>
+                    <a:xfrm>
+                      <a:off x="0" y="0"/>
+                      <a:ext cx="5760720" cy="3177540"/>
+                    </a:xfrm>
+                    <a:prstGeom prst="rect">
+                      <a:avLst/>
+                    </a:prstGeom>
+                  </pic:spPr>
+                </pic:pic>
+              </a:graphicData>
+            </a:graphic>
+          </wp:inline>
+        </w:drawing>
+      </w:r>
+    </w:p>
+    <w:p>
+      <w:pPr>
+        <w:ind w:left="708" w:hanging="708"/>
+        <w:rPr>
+          <w:rFonts w:ascii="Times New Roman" w:hAnsi="Times New Roman" w:cs="Times New Roman"/>
+          <w:lang w:val="en-GB" w:eastAsia="nb-NO"/>
+        </w:rPr>
+      </w:pPr>
+    </w:p>
+    <w:p>
+      <w:pPr>
+        <w:rPr>
+          <w:rFonts w:ascii="Times New Roman" w:hAnsi="Times New Roman" w:cs="Times New Roman"/>
+          <w:u w:val="single"/>
+          <w:lang w:val="en-GB" w:eastAsia="nb-NO"/>
+        </w:rPr>
+      </w:pPr>
+      <w:r>
+        <w:rPr>
+          <w:rFonts w:ascii="Times New Roman" w:hAnsi="Times New Roman" w:cs="Times New Roman"/>
+          <w:u w:val="single"/>
           <w:lang w:val="en-GB" w:eastAsia="nb-NO"/>
         </w:rPr>
         <w:t>Subtask 2:</w:t>
@@ -284,9 +660,89 @@
       <w:r>
         <w:rPr>
           <w:rFonts w:ascii="Times New Roman" w:hAnsi="Times New Roman" w:cs="Times New Roman"/>
+          <w:u w:val="single"/>
           <w:lang w:val="en-GB" w:eastAsia="nb-NO"/>
         </w:rPr>
         <w:t xml:space="preserve"> Multicore or cluster?</w:t>
+      </w:r>
+    </w:p>
+    <w:p>
+      <w:pPr>
+        <w:pStyle w:val="Listeavsnitt"/>
+        <w:numPr>
+          <w:ilvl w:val="0"/>
+          <w:numId w:val="20"/>
+        </w:numPr>
+        <w:rPr>
+          <w:rFonts w:ascii="Times New Roman" w:hAnsi="Times New Roman" w:cs="Times New Roman"/>
+          <w:lang w:val="en-GB" w:eastAsia="nb-NO"/>
+        </w:rPr>
+      </w:pPr>
+      <w:r>
+        <w:rPr>
+          <w:rFonts w:ascii="Times New Roman" w:hAnsi="Times New Roman" w:cs="Times New Roman"/>
+          <w:lang w:val="en-GB" w:eastAsia="nb-NO"/>
+        </w:rPr>
+        <w:t>The program is currently running in multicore configuration, as shown in the output</w:t>
+      </w:r>
+      <w:r>
+        <w:rPr>
+          <w:rFonts w:ascii="Times New Roman" w:hAnsi="Times New Roman" w:cs="Times New Roman"/>
+          <w:lang w:val="en-GB" w:eastAsia="nb-NO"/>
+        </w:rPr>
+        <w:t xml:space="preserve"> in subtask 1. </w:t>
+      </w:r>
+    </w:p>
+    <w:p>
+      <w:pPr>
+        <w:pStyle w:val="Listeavsnitt"/>
+        <w:numPr>
+          <w:ilvl w:val="0"/>
+          <w:numId w:val="20"/>
+        </w:numPr>
+        <w:rPr>
+          <w:rFonts w:ascii="Times New Roman" w:hAnsi="Times New Roman" w:cs="Times New Roman"/>
+          <w:lang w:val="en-GB" w:eastAsia="nb-NO"/>
+        </w:rPr>
+      </w:pPr>
+      <w:r>
+        <w:rPr>
+          <w:rFonts w:ascii="Times New Roman" w:hAnsi="Times New Roman" w:cs="Times New Roman"/>
+          <w:lang w:val="en-GB" w:eastAsia="nb-NO"/>
+        </w:rPr>
+        <w:t xml:space="preserve">This is </w:t>
+      </w:r>
+      <w:proofErr w:type="spellStart"/>
+      <w:r>
+        <w:rPr>
+          <w:rFonts w:ascii="Times New Roman" w:hAnsi="Times New Roman" w:cs="Times New Roman"/>
+          <w:lang w:val="en-GB" w:eastAsia="nb-NO"/>
+        </w:rPr>
+        <w:t>MPJ</w:t>
+      </w:r>
+      <w:proofErr w:type="spellEnd"/>
+      <w:r>
+        <w:rPr>
+          <w:rFonts w:ascii="Times New Roman" w:hAnsi="Times New Roman" w:cs="Times New Roman"/>
+          <w:lang w:val="en-GB" w:eastAsia="nb-NO"/>
+        </w:rPr>
+        <w:t xml:space="preserve"> Express's default mode when you don't specify a device. It simulates </w:t>
+      </w:r>
+      <w:proofErr w:type="spellStart"/>
+      <w:r>
+        <w:rPr>
+          <w:rFonts w:ascii="Times New Roman" w:hAnsi="Times New Roman" w:cs="Times New Roman"/>
+          <w:lang w:val="en-GB" w:eastAsia="nb-NO"/>
+        </w:rPr>
+        <w:t>MPI</w:t>
+      </w:r>
+      <w:proofErr w:type="spellEnd"/>
+      <w:r>
+        <w:rPr>
+          <w:rFonts w:ascii="Times New Roman" w:hAnsi="Times New Roman" w:cs="Times New Roman"/>
+          <w:lang w:val="en-GB" w:eastAsia="nb-NO"/>
+        </w:rPr>
+        <w:t xml:space="preserve"> on a single machine by launching multiple local processes.</w:t>
       </w:r>
     </w:p>
     <w:p>
@@ -338,12 +794,14 @@
       <w:pPr>
         <w:rPr>
           <w:rFonts w:ascii="Times New Roman" w:hAnsi="Times New Roman" w:cs="Times New Roman"/>
-          <w:lang w:val="en-GB" w:eastAsia="nb-NO"/>
-        </w:rPr>
-      </w:pPr>
-      <w:r>
-        <w:rPr>
-          <w:rFonts w:ascii="Times New Roman" w:hAnsi="Times New Roman" w:cs="Times New Roman"/>
+          <w:u w:val="single"/>
+          <w:lang w:val="en-GB" w:eastAsia="nb-NO"/>
+        </w:rPr>
+      </w:pPr>
+      <w:r>
+        <w:rPr>
+          <w:rFonts w:ascii="Times New Roman" w:hAnsi="Times New Roman" w:cs="Times New Roman"/>
+          <w:u w:val="single"/>
           <w:lang w:val="en-GB" w:eastAsia="nb-NO"/>
         </w:rPr>
         <w:t>Subtask 1:</w:t>
@@ -351,6 +809,7 @@
       <w:r>
         <w:rPr>
           <w:rFonts w:ascii="Times New Roman" w:hAnsi="Times New Roman" w:cs="Times New Roman"/>
+          <w:u w:val="single"/>
           <w:lang w:val="en-GB" w:eastAsia="nb-NO"/>
         </w:rPr>
         <w:t xml:space="preserve"> Run code and include screenshots</w:t>
@@ -358,14 +817,70 @@
     </w:p>
     <w:p>
       <w:pPr>
-        <w:rPr>
-          <w:rFonts w:ascii="Times New Roman" w:hAnsi="Times New Roman" w:cs="Times New Roman"/>
-          <w:lang w:val="en-GB" w:eastAsia="nb-NO"/>
-        </w:rPr>
-      </w:pPr>
-      <w:r>
-        <w:rPr>
-          <w:rFonts w:ascii="Times New Roman" w:hAnsi="Times New Roman" w:cs="Times New Roman"/>
+        <w:pStyle w:val="Listeavsnitt"/>
+        <w:numPr>
+          <w:ilvl w:val="0"/>
+          <w:numId w:val="20"/>
+        </w:numPr>
+        <w:rPr>
+          <w:rFonts w:ascii="Times New Roman" w:hAnsi="Times New Roman" w:cs="Times New Roman"/>
+          <w:lang w:val="en-GB" w:eastAsia="nb-NO"/>
+        </w:rPr>
+      </w:pPr>
+      <w:r>
+        <w:rPr>
+          <w:rFonts w:ascii="Times New Roman" w:hAnsi="Times New Roman" w:cs="Times New Roman"/>
+          <w:lang w:val="en-GB" w:eastAsia="nb-NO"/>
+        </w:rPr>
+        <w:drawing>
+          <wp:inline distT="0" distB="0" distL="0" distR="0" wp14:anchorId="3BD1B0FB" wp14:editId="5FC91490">
+            <wp:extent cx="3374336" cy="4883711"/>
+            <wp:effectExtent l="0" t="0" r="4445" b="0"/>
+            <wp:docPr id="212415886" name="Bilde 1"/>
+            <wp:cNvGraphicFramePr>
+              <a:graphicFrameLocks xmlns:a="http://schemas.openxmlformats.org/drawingml/2006/main" noChangeAspect="1"/>
+            </wp:cNvGraphicFramePr>
+            <a:graphic xmlns:a="http://schemas.openxmlformats.org/drawingml/2006/main">
+              <a:graphicData uri="http://schemas.openxmlformats.org/drawingml/2006/picture">
+                <pic:pic xmlns:pic="http://schemas.openxmlformats.org/drawingml/2006/picture">
+                  <pic:nvPicPr>
+                    <pic:cNvPr id="212415886" name=""/>
+                    <pic:cNvPicPr/>
+                  </pic:nvPicPr>
+                  <pic:blipFill>
+                    <a:blip r:embed="rId10"/>
+                    <a:stretch>
+                      <a:fillRect/>
+                    </a:stretch>
+                  </pic:blipFill>
+                  <pic:spPr>
+                    <a:xfrm>
+                      <a:off x="0" y="0"/>
+                      <a:ext cx="3441108" cy="4980352"/>
+                    </a:xfrm>
+                    <a:prstGeom prst="rect">
+                      <a:avLst/>
+                    </a:prstGeom>
+                  </pic:spPr>
+                </pic:pic>
+              </a:graphicData>
+            </a:graphic>
+          </wp:inline>
+        </w:drawing>
+      </w:r>
+    </w:p>
+    <w:p>
+      <w:pPr>
+        <w:rPr>
+          <w:rFonts w:ascii="Times New Roman" w:hAnsi="Times New Roman" w:cs="Times New Roman"/>
+          <w:u w:val="single"/>
+          <w:lang w:val="en-GB" w:eastAsia="nb-NO"/>
+        </w:rPr>
+      </w:pPr>
+      <w:r>
+        <w:rPr>
+          <w:rFonts w:ascii="Times New Roman" w:hAnsi="Times New Roman" w:cs="Times New Roman"/>
+          <w:u w:val="single"/>
           <w:lang w:val="en-GB" w:eastAsia="nb-NO"/>
         </w:rPr>
         <w:t>Subtask 2:</w:t>
@@ -373,10 +888,235 @@
       <w:r>
         <w:rPr>
           <w:rFonts w:ascii="Times New Roman" w:hAnsi="Times New Roman" w:cs="Times New Roman"/>
-          <w:lang w:val="en-GB" w:eastAsia="nb-NO"/>
-        </w:rPr>
-        <w:t xml:space="preserve"> Run code and include screenshots</w:t>
-      </w:r>
+          <w:u w:val="single"/>
+          <w:lang w:val="en-GB" w:eastAsia="nb-NO"/>
+        </w:rPr>
+        <w:t xml:space="preserve"> </w:t>
+      </w:r>
+      <w:r>
+        <w:rPr>
+          <w:rFonts w:ascii="Times New Roman" w:hAnsi="Times New Roman" w:cs="Times New Roman"/>
+          <w:u w:val="single"/>
+          <w:lang w:val="en-GB" w:eastAsia="nb-NO"/>
+        </w:rPr>
+        <w:t xml:space="preserve">Modify and run program, </w:t>
+      </w:r>
+      <w:r>
+        <w:rPr>
+          <w:rFonts w:ascii="Times New Roman" w:hAnsi="Times New Roman" w:cs="Times New Roman"/>
+          <w:u w:val="single"/>
+          <w:lang w:val="en-GB" w:eastAsia="nb-NO"/>
+        </w:rPr>
+        <w:t>and include screenshots</w:t>
+      </w:r>
+    </w:p>
+    <w:p>
+      <w:pPr>
+        <w:rPr>
+          <w:rFonts w:ascii="Times New Roman" w:hAnsi="Times New Roman" w:cs="Times New Roman"/>
+          <w:u w:val="single"/>
+          <w:lang w:val="en-GB" w:eastAsia="nb-NO"/>
+        </w:rPr>
+      </w:pPr>
+      <w:r>
+        <w:rPr>
+          <w:rFonts w:ascii="Times New Roman" w:hAnsi="Times New Roman" w:cs="Times New Roman"/>
+          <w:u w:val="single"/>
+          <w:lang w:val="en-GB" w:eastAsia="nb-NO"/>
+        </w:rPr>
+        <w:lastRenderedPageBreak/>
+        <w:drawing>
+          <wp:inline distT="0" distB="0" distL="0" distR="0" wp14:anchorId="6B15EF4B" wp14:editId="66332C29">
+            <wp:extent cx="5760720" cy="3113405"/>
+            <wp:effectExtent l="0" t="0" r="5080" b="0"/>
+            <wp:docPr id="1877614807" name="Bilde 1"/>
+            <wp:cNvGraphicFramePr>
+              <a:graphicFrameLocks xmlns:a="http://schemas.openxmlformats.org/drawingml/2006/main" noChangeAspect="1"/>
+            </wp:cNvGraphicFramePr>
+            <a:graphic xmlns:a="http://schemas.openxmlformats.org/drawingml/2006/main">
+              <a:graphicData uri="http://schemas.openxmlformats.org/drawingml/2006/picture">
+                <pic:pic xmlns:pic="http://schemas.openxmlformats.org/drawingml/2006/picture">
+                  <pic:nvPicPr>
+                    <pic:cNvPr id="1877614807" name=""/>
+                    <pic:cNvPicPr/>
+                  </pic:nvPicPr>
+                  <pic:blipFill>
+                    <a:blip r:embed="rId11"/>
+                    <a:stretch>
+                      <a:fillRect/>
+                    </a:stretch>
+                  </pic:blipFill>
+                  <pic:spPr>
+                    <a:xfrm>
+                      <a:off x="0" y="0"/>
+                      <a:ext cx="5760720" cy="3113405"/>
+                    </a:xfrm>
+                    <a:prstGeom prst="rect">
+                      <a:avLst/>
+                    </a:prstGeom>
+                  </pic:spPr>
+                </pic:pic>
+              </a:graphicData>
+            </a:graphic>
+          </wp:inline>
+        </w:drawing>
+      </w:r>
+    </w:p>
+    <w:p>
+      <w:pPr>
+        <w:pStyle w:val="Listeavsnitt"/>
+        <w:numPr>
+          <w:ilvl w:val="0"/>
+          <w:numId w:val="20"/>
+        </w:numPr>
+        <w:rPr>
+          <w:rFonts w:ascii="Times New Roman" w:hAnsi="Times New Roman" w:cs="Times New Roman"/>
+          <w:lang w:val="en-GB" w:eastAsia="nb-NO"/>
+        </w:rPr>
+      </w:pPr>
+      <w:r>
+        <w:rPr>
+          <w:rFonts w:ascii="Times New Roman" w:hAnsi="Times New Roman" w:cs="Times New Roman"/>
+          <w:b/>
+          <w:bCs/>
+          <w:lang w:val="en-GB" w:eastAsia="nb-NO"/>
+        </w:rPr>
+        <w:t>Before</w:t>
+      </w:r>
+      <w:r>
+        <w:rPr>
+          <w:rFonts w:ascii="Times New Roman" w:hAnsi="Times New Roman" w:cs="Times New Roman"/>
+          <w:lang w:val="en-GB" w:eastAsia="nb-NO"/>
+        </w:rPr>
+        <w:t>: The program sent 21 messages in a back-and-forth pattern (Process 0 sends, then receives in the same loop).</w:t>
+      </w:r>
+    </w:p>
+    <w:p>
+      <w:pPr>
+        <w:pStyle w:val="Listeavsnitt"/>
+        <w:numPr>
+          <w:ilvl w:val="0"/>
+          <w:numId w:val="20"/>
+        </w:numPr>
+        <w:rPr>
+          <w:rFonts w:ascii="Times New Roman" w:hAnsi="Times New Roman" w:cs="Times New Roman"/>
+          <w:lang w:val="en-GB" w:eastAsia="nb-NO"/>
+        </w:rPr>
+      </w:pPr>
+      <w:r>
+        <w:rPr>
+          <w:rFonts w:ascii="Times New Roman" w:hAnsi="Times New Roman" w:cs="Times New Roman"/>
+          <w:b/>
+          <w:bCs/>
+          <w:lang w:val="en-GB" w:eastAsia="nb-NO"/>
+        </w:rPr>
+        <w:t>After</w:t>
+      </w:r>
+      <w:r>
+        <w:rPr>
+          <w:rFonts w:ascii="Times New Roman" w:hAnsi="Times New Roman" w:cs="Times New Roman"/>
+          <w:lang w:val="en-GB" w:eastAsia="nb-NO"/>
+        </w:rPr>
+        <w:t>:</w:t>
+      </w:r>
+      <w:r>
+        <w:rPr>
+          <w:rFonts w:ascii="Times New Roman" w:hAnsi="Times New Roman" w:cs="Times New Roman"/>
+          <w:b/>
+          <w:bCs/>
+          <w:lang w:val="en-GB" w:eastAsia="nb-NO"/>
+        </w:rPr>
+        <w:t xml:space="preserve"> </w:t>
+      </w:r>
+    </w:p>
+    <w:p>
+      <w:pPr>
+        <w:pStyle w:val="Listeavsnitt"/>
+        <w:numPr>
+          <w:ilvl w:val="1"/>
+          <w:numId w:val="20"/>
+        </w:numPr>
+        <w:rPr>
+          <w:rFonts w:ascii="Times New Roman" w:hAnsi="Times New Roman" w:cs="Times New Roman"/>
+          <w:lang w:val="en-GB" w:eastAsia="nb-NO"/>
+        </w:rPr>
+      </w:pPr>
+      <w:r>
+        <w:rPr>
+          <w:rFonts w:ascii="Times New Roman" w:hAnsi="Times New Roman" w:cs="Times New Roman"/>
+          <w:lang w:val="en-GB" w:eastAsia="nb-NO"/>
+        </w:rPr>
+        <w:t>Send 5 clearly numbered messages from Process 0 to Process 1</w:t>
+      </w:r>
+    </w:p>
+    <w:p>
+      <w:pPr>
+        <w:pStyle w:val="Listeavsnitt"/>
+        <w:numPr>
+          <w:ilvl w:val="1"/>
+          <w:numId w:val="20"/>
+        </w:numPr>
+        <w:rPr>
+          <w:rFonts w:ascii="Times New Roman" w:hAnsi="Times New Roman" w:cs="Times New Roman"/>
+          <w:lang w:val="en-GB" w:eastAsia="nb-NO"/>
+        </w:rPr>
+      </w:pPr>
+      <w:r>
+        <w:rPr>
+          <w:rFonts w:ascii="Times New Roman" w:hAnsi="Times New Roman" w:cs="Times New Roman"/>
+          <w:lang w:val="en-GB" w:eastAsia="nb-NO"/>
+        </w:rPr>
+        <w:t>Process 1 receives and prints each message sequentially</w:t>
+      </w:r>
+    </w:p>
+    <w:p>
+      <w:pPr>
+        <w:pStyle w:val="Listeavsnitt"/>
+        <w:numPr>
+          <w:ilvl w:val="1"/>
+          <w:numId w:val="20"/>
+        </w:numPr>
+        <w:rPr>
+          <w:rFonts w:ascii="Times New Roman" w:hAnsi="Times New Roman" w:cs="Times New Roman"/>
+          <w:lang w:val="en-GB" w:eastAsia="nb-NO"/>
+        </w:rPr>
+      </w:pPr>
+      <w:r>
+        <w:rPr>
+          <w:rFonts w:ascii="Times New Roman" w:hAnsi="Times New Roman" w:cs="Times New Roman"/>
+          <w:lang w:val="en-GB" w:eastAsia="nb-NO"/>
+        </w:rPr>
+        <w:t>Added section headers to show what each process is doing</w:t>
+      </w:r>
+    </w:p>
+    <w:p>
+      <w:pPr>
+        <w:pStyle w:val="Listeavsnitt"/>
+        <w:numPr>
+          <w:ilvl w:val="1"/>
+          <w:numId w:val="20"/>
+        </w:numPr>
+        <w:rPr>
+          <w:rFonts w:ascii="Times New Roman" w:hAnsi="Times New Roman" w:cs="Times New Roman"/>
+          <w:lang w:val="en-GB" w:eastAsia="nb-NO"/>
+        </w:rPr>
+      </w:pPr>
+      <w:r>
+        <w:rPr>
+          <w:rFonts w:ascii="Times New Roman" w:hAnsi="Times New Roman" w:cs="Times New Roman"/>
+          <w:lang w:val="en-GB" w:eastAsia="nb-NO"/>
+        </w:rPr>
+        <w:t>Added message numbering for clarity</w:t>
+      </w:r>
+    </w:p>
+    <w:p>
+      <w:pPr>
+        <w:pStyle w:val="Listeavsnitt"/>
+        <w:rPr>
+          <w:rFonts w:ascii="Times New Roman" w:hAnsi="Times New Roman" w:cs="Times New Roman"/>
+          <w:lang w:val="en-GB" w:eastAsia="nb-NO"/>
+        </w:rPr>
+      </w:pPr>
     </w:p>
     <w:p>
       <w:pPr>
@@ -437,6 +1177,29 @@
         </w:rPr>
         <w:t>Subtask 1:</w:t>
       </w:r>
+      <w:r>
+        <w:rPr>
+          <w:rFonts w:ascii="Times New Roman" w:hAnsi="Times New Roman" w:cs="Times New Roman"/>
+          <w:lang w:val="en-GB" w:eastAsia="nb-NO"/>
+        </w:rPr>
+        <w:t xml:space="preserve"> </w:t>
+      </w:r>
+      <w:proofErr w:type="spellStart"/>
+      <w:r>
+        <w:rPr>
+          <w:rFonts w:ascii="Times New Roman" w:hAnsi="Times New Roman" w:cs="Times New Roman"/>
+          <w:lang w:val="en-GB" w:eastAsia="nb-NO"/>
+        </w:rPr>
+        <w:t>Analyze</w:t>
+      </w:r>
+      <w:proofErr w:type="spellEnd"/>
+      <w:r>
+        <w:rPr>
+          <w:rFonts w:ascii="Times New Roman" w:hAnsi="Times New Roman" w:cs="Times New Roman"/>
+          <w:lang w:val="en-GB" w:eastAsia="nb-NO"/>
+        </w:rPr>
+        <w:t xml:space="preserve"> and explain code</w:t>
+      </w:r>
     </w:p>
     <w:p>
       <w:pPr>
@@ -451,6 +1214,91 @@
           <w:lang w:val="en-GB" w:eastAsia="nb-NO"/>
         </w:rPr>
         <w:t>Subtask 2:</w:t>
+      </w:r>
+      <w:r>
+        <w:rPr>
+          <w:rFonts w:ascii="Times New Roman" w:hAnsi="Times New Roman" w:cs="Times New Roman"/>
+          <w:lang w:val="en-GB" w:eastAsia="nb-NO"/>
+        </w:rPr>
+        <w:t xml:space="preserve"> Run code with </w:t>
+      </w:r>
+      <w:r>
+        <w:rPr>
+          <w:rFonts w:ascii="Times New Roman" w:hAnsi="Times New Roman" w:cs="Times New Roman"/>
+          <w:i/>
+          <w:iCs/>
+          <w:lang w:val="en-GB" w:eastAsia="nb-NO"/>
+        </w:rPr>
+        <w:t>N</w:t>
+      </w:r>
+      <w:r>
+        <w:rPr>
+          <w:rFonts w:ascii="Times New Roman" w:hAnsi="Times New Roman" w:cs="Times New Roman"/>
+          <w:lang w:val="en-GB" w:eastAsia="nb-NO"/>
+        </w:rPr>
+        <w:t xml:space="preserve"> = 1500 and processes is 1, </w:t>
+      </w:r>
+      <w:proofErr w:type="gramStart"/>
+      <w:r>
+        <w:rPr>
+          <w:rFonts w:ascii="Times New Roman" w:hAnsi="Times New Roman" w:cs="Times New Roman"/>
+          <w:lang w:val="en-GB" w:eastAsia="nb-NO"/>
+        </w:rPr>
+        <w:t>2,…</w:t>
+      </w:r>
+      <w:proofErr w:type="gramEnd"/>
+      <w:r>
+        <w:rPr>
+          <w:rFonts w:ascii="Times New Roman" w:hAnsi="Times New Roman" w:cs="Times New Roman"/>
+          <w:lang w:val="en-GB" w:eastAsia="nb-NO"/>
+        </w:rPr>
+        <w:t xml:space="preserve"> 10 – Screenshot</w:t>
+      </w:r>
+    </w:p>
+    <w:p>
+      <w:pPr>
+        <w:rPr>
+          <w:rFonts w:ascii="Times New Roman" w:hAnsi="Times New Roman" w:cs="Times New Roman"/>
+          <w:lang w:val="en-GB" w:eastAsia="nb-NO"/>
+        </w:rPr>
+      </w:pPr>
+      <w:r>
+        <w:rPr>
+          <w:rFonts w:ascii="Times New Roman" w:hAnsi="Times New Roman" w:cs="Times New Roman"/>
+          <w:lang w:val="en-GB" w:eastAsia="nb-NO"/>
+        </w:rPr>
+        <w:t>Subtask 3: Calculate speedup and discuss its value with the above setting</w:t>
+      </w:r>
+    </w:p>
+    <w:p>
+      <w:pPr>
+        <w:rPr>
+          <w:rFonts w:ascii="Times New Roman" w:hAnsi="Times New Roman" w:cs="Times New Roman"/>
+          <w:lang w:val="en-GB" w:eastAsia="nb-NO"/>
+        </w:rPr>
+      </w:pPr>
+      <w:r>
+        <w:rPr>
+          <w:rFonts w:ascii="Times New Roman" w:hAnsi="Times New Roman" w:cs="Times New Roman"/>
+          <w:lang w:val="en-GB" w:eastAsia="nb-NO"/>
+        </w:rPr>
+        <w:t xml:space="preserve">Subtask 4: What happens when </w:t>
+      </w:r>
+      <w:r>
+        <w:rPr>
+          <w:rFonts w:ascii="Times New Roman" w:hAnsi="Times New Roman" w:cs="Times New Roman"/>
+          <w:i/>
+          <w:iCs/>
+          <w:lang w:val="en-GB" w:eastAsia="nb-NO"/>
+        </w:rPr>
+        <w:t>N</w:t>
+      </w:r>
+      <w:r>
+        <w:rPr>
+          <w:rFonts w:ascii="Times New Roman" w:hAnsi="Times New Roman" w:cs="Times New Roman"/>
+          <w:lang w:val="en-GB" w:eastAsia="nb-NO"/>
+        </w:rPr>
+        <w:t xml:space="preserve"> = 10000 – Explain.</w:t>
       </w:r>
     </w:p>
     <w:p>
@@ -499,6 +1347,29 @@
         </w:rPr>
         <w:t>Subtask 1:</w:t>
       </w:r>
+      <w:r>
+        <w:rPr>
+          <w:rFonts w:ascii="Times New Roman" w:hAnsi="Times New Roman" w:cs="Times New Roman"/>
+          <w:lang w:val="en-GB" w:eastAsia="nb-NO"/>
+        </w:rPr>
+        <w:t xml:space="preserve"> Other </w:t>
+      </w:r>
+      <w:proofErr w:type="spellStart"/>
+      <w:r>
+        <w:rPr>
+          <w:rFonts w:ascii="Times New Roman" w:hAnsi="Times New Roman" w:cs="Times New Roman"/>
+          <w:lang w:val="en-GB" w:eastAsia="nb-NO"/>
+        </w:rPr>
+        <w:t>MPI</w:t>
+      </w:r>
+      <w:proofErr w:type="spellEnd"/>
+      <w:r>
+        <w:rPr>
+          <w:rFonts w:ascii="Times New Roman" w:hAnsi="Times New Roman" w:cs="Times New Roman"/>
+          <w:lang w:val="en-GB" w:eastAsia="nb-NO"/>
+        </w:rPr>
+        <w:t xml:space="preserve"> standards? Why or why not?</w:t>
+      </w:r>
     </w:p>
     <w:p>
       <w:pPr>
@@ -513,6 +1384,45 @@
           <w:lang w:val="en-GB" w:eastAsia="nb-NO"/>
         </w:rPr>
         <w:t>Subtask 2:</w:t>
+      </w:r>
+      <w:r>
+        <w:rPr>
+          <w:rFonts w:ascii="Times New Roman" w:hAnsi="Times New Roman" w:cs="Times New Roman"/>
+          <w:lang w:val="en-GB" w:eastAsia="nb-NO"/>
+        </w:rPr>
+        <w:t xml:space="preserve"> How </w:t>
+      </w:r>
+      <w:proofErr w:type="spellStart"/>
+      <w:r>
+        <w:rPr>
+          <w:rFonts w:ascii="Times New Roman" w:hAnsi="Times New Roman" w:cs="Times New Roman"/>
+          <w:lang w:val="en-GB" w:eastAsia="nb-NO"/>
+        </w:rPr>
+        <w:t>MPI</w:t>
+      </w:r>
+      <w:proofErr w:type="spellEnd"/>
+      <w:r>
+        <w:rPr>
+          <w:rFonts w:ascii="Times New Roman" w:hAnsi="Times New Roman" w:cs="Times New Roman"/>
+          <w:lang w:val="en-GB" w:eastAsia="nb-NO"/>
+        </w:rPr>
+        <w:t xml:space="preserve"> APIs are similar and different in different </w:t>
+      </w:r>
+      <w:proofErr w:type="spellStart"/>
+      <w:r>
+        <w:rPr>
+          <w:rFonts w:ascii="Times New Roman" w:hAnsi="Times New Roman" w:cs="Times New Roman"/>
+          <w:lang w:val="en-GB" w:eastAsia="nb-NO"/>
+        </w:rPr>
+        <w:t>MPI</w:t>
+      </w:r>
+      <w:proofErr w:type="spellEnd"/>
+      <w:r>
+        <w:rPr>
+          <w:rFonts w:ascii="Times New Roman" w:hAnsi="Times New Roman" w:cs="Times New Roman"/>
+          <w:lang w:val="en-GB" w:eastAsia="nb-NO"/>
+        </w:rPr>
+        <w:t xml:space="preserve"> implementations</w:t>
       </w:r>
     </w:p>
     <w:p>
@@ -551,8 +1461,8 @@
       </w:pPr>
     </w:p>
     <w:sectPr>
-      <w:headerReference w:type="even" r:id="rId7"/>
-      <w:headerReference w:type="default" r:id="rId8"/>
+      <w:headerReference w:type="even" r:id="rId12"/>
+      <w:headerReference w:type="default" r:id="rId13"/>
       <w:pgSz w:w="11906" w:h="16838"/>
       <w:pgMar w:top="1417" w:right="1417" w:bottom="1417" w:left="1417" w:header="708" w:footer="708" w:gutter="0"/>
       <w:cols w:space="708"/>
@@ -625,11 +1535,6 @@
         <w:docPartUnique/>
       </w:docPartObj>
     </w:sdtPr>
-    <w:sdtEndPr>
-      <w:rPr>
-        <w:rStyle w:val="Sidetall"/>
-      </w:rPr>
-    </w:sdtEndPr>
     <w:sdtContent>
       <w:p>
         <w:pPr>
@@ -688,11 +1593,6 @@
         <w:docPartUnique/>
       </w:docPartObj>
     </w:sdtPr>
-    <w:sdtEndPr>
-      <w:rPr>
-        <w:rStyle w:val="Sidetall"/>
-      </w:rPr>
-    </w:sdtEndPr>
     <w:sdtContent>
       <w:p>
         <w:pPr>
@@ -1088,6 +1988,118 @@
     </w:lvl>
   </w:abstractNum>
   <w:abstractNum w:abstractNumId="3" w15:restartNumberingAfterBreak="0">
+    <w:nsid w:val="16EB7549"/>
+    <w:multiLevelType w:val="hybridMultilevel"/>
+    <w:tmpl w:val="DC6225C0"/>
+    <w:lvl w:ilvl="0" w:tplc="01F2EBF0">
+      <w:numFmt w:val="bullet"/>
+      <w:lvlText w:val="-"/>
+      <w:lvlJc w:val="left"/>
+      <w:pPr>
+        <w:ind w:left="1060" w:hanging="360"/>
+      </w:pPr>
+      <w:rPr>
+        <w:rFonts w:ascii="Times New Roman" w:eastAsiaTheme="minorHAnsi" w:hAnsi="Times New Roman" w:cs="Times New Roman" w:hint="default"/>
+      </w:rPr>
+    </w:lvl>
+    <w:lvl w:ilvl="1" w:tplc="04140003" w:tentative="1">
+      <w:start w:val="1"/>
+      <w:numFmt w:val="bullet"/>
+      <w:lvlText w:val="o"/>
+      <w:lvlJc w:val="left"/>
+      <w:pPr>
+        <w:ind w:left="1780" w:hanging="360"/>
+      </w:pPr>
+      <w:rPr>
+        <w:rFonts w:ascii="Courier New" w:hAnsi="Courier New" w:cs="Courier New" w:hint="default"/>
+      </w:rPr>
+    </w:lvl>
+    <w:lvl w:ilvl="2" w:tplc="04140005" w:tentative="1">
+      <w:start w:val="1"/>
+      <w:numFmt w:val="bullet"/>
+      <w:lvlText w:val=""/>
+      <w:lvlJc w:val="left"/>
+      <w:pPr>
+        <w:ind w:left="2500" w:hanging="360"/>
+      </w:pPr>
+      <w:rPr>
+        <w:rFonts w:ascii="Wingdings" w:hAnsi="Wingdings" w:hint="default"/>
+      </w:rPr>
+    </w:lvl>
+    <w:lvl w:ilvl="3" w:tplc="04140001" w:tentative="1">
+      <w:start w:val="1"/>
+      <w:numFmt w:val="bullet"/>
+      <w:lvlText w:val=""/>
+      <w:lvlJc w:val="left"/>
+      <w:pPr>
+        <w:ind w:left="3220" w:hanging="360"/>
+      </w:pPr>
+      <w:rPr>
+        <w:rFonts w:ascii="Symbol" w:hAnsi="Symbol" w:hint="default"/>
+      </w:rPr>
+    </w:lvl>
+    <w:lvl w:ilvl="4" w:tplc="04140003" w:tentative="1">
+      <w:start w:val="1"/>
+      <w:numFmt w:val="bullet"/>
+      <w:lvlText w:val="o"/>
+      <w:lvlJc w:val="left"/>
+      <w:pPr>
+        <w:ind w:left="3940" w:hanging="360"/>
+      </w:pPr>
+      <w:rPr>
+        <w:rFonts w:ascii="Courier New" w:hAnsi="Courier New" w:cs="Courier New" w:hint="default"/>
+      </w:rPr>
+    </w:lvl>
+    <w:lvl w:ilvl="5" w:tplc="04140005" w:tentative="1">
+      <w:start w:val="1"/>
+      <w:numFmt w:val="bullet"/>
+      <w:lvlText w:val=""/>
+      <w:lvlJc w:val="left"/>
+      <w:pPr>
+        <w:ind w:left="4660" w:hanging="360"/>
+      </w:pPr>
+      <w:rPr>
+        <w:rFonts w:ascii="Wingdings" w:hAnsi="Wingdings" w:hint="default"/>
+      </w:rPr>
+    </w:lvl>
+    <w:lvl w:ilvl="6" w:tplc="04140001" w:tentative="1">
+      <w:start w:val="1"/>
+      <w:numFmt w:val="bullet"/>
+      <w:lvlText w:val=""/>
+      <w:lvlJc w:val="left"/>
+      <w:pPr>
+        <w:ind w:left="5380" w:hanging="360"/>
+      </w:pPr>
+      <w:rPr>
+        <w:rFonts w:ascii="Symbol" w:hAnsi="Symbol" w:hint="default"/>
+      </w:rPr>
+    </w:lvl>
+    <w:lvl w:ilvl="7" w:tplc="04140003" w:tentative="1">
+      <w:start w:val="1"/>
+      <w:numFmt w:val="bullet"/>
+      <w:lvlText w:val="o"/>
+      <w:lvlJc w:val="left"/>
+      <w:pPr>
+        <w:ind w:left="6100" w:hanging="360"/>
+      </w:pPr>
+      <w:rPr>
+        <w:rFonts w:ascii="Courier New" w:hAnsi="Courier New" w:cs="Courier New" w:hint="default"/>
+      </w:rPr>
+    </w:lvl>
+    <w:lvl w:ilvl="8" w:tplc="04140005" w:tentative="1">
+      <w:start w:val="1"/>
+      <w:numFmt w:val="bullet"/>
+      <w:lvlText w:val=""/>
+      <w:lvlJc w:val="left"/>
+      <w:pPr>
+        <w:ind w:left="6820" w:hanging="360"/>
+      </w:pPr>
+      <w:rPr>
+        <w:rFonts w:ascii="Wingdings" w:hAnsi="Wingdings" w:hint="default"/>
+      </w:rPr>
+    </w:lvl>
+  </w:abstractNum>
+  <w:abstractNum w:abstractNumId="4" w15:restartNumberingAfterBreak="0">
     <w:nsid w:val="1D061BB9"/>
     <w:multiLevelType w:val="hybridMultilevel"/>
     <w:tmpl w:val="38E2C3F8"/>
@@ -1199,7 +2211,7 @@
       </w:rPr>
     </w:lvl>
   </w:abstractNum>
-  <w:abstractNum w:abstractNumId="4" w15:restartNumberingAfterBreak="0">
+  <w:abstractNum w:abstractNumId="5" w15:restartNumberingAfterBreak="0">
     <w:nsid w:val="24A75890"/>
     <w:multiLevelType w:val="multilevel"/>
     <w:tmpl w:val="E4BA41EC"/>
@@ -1313,7 +2325,7 @@
       </w:rPr>
     </w:lvl>
   </w:abstractNum>
-  <w:abstractNum w:abstractNumId="5" w15:restartNumberingAfterBreak="0">
+  <w:abstractNum w:abstractNumId="6" w15:restartNumberingAfterBreak="0">
     <w:nsid w:val="2CF60C80"/>
     <w:multiLevelType w:val="hybridMultilevel"/>
     <w:tmpl w:val="AA4004E0"/>
@@ -1425,7 +2437,7 @@
       </w:rPr>
     </w:lvl>
   </w:abstractNum>
-  <w:abstractNum w:abstractNumId="6" w15:restartNumberingAfterBreak="0">
+  <w:abstractNum w:abstractNumId="7" w15:restartNumberingAfterBreak="0">
     <w:nsid w:val="2F563318"/>
     <w:multiLevelType w:val="multilevel"/>
     <w:tmpl w:val="95B6D4F4"/>
@@ -1539,7 +2551,7 @@
       </w:pPr>
     </w:lvl>
   </w:abstractNum>
-  <w:abstractNum w:abstractNumId="7" w15:restartNumberingAfterBreak="0">
+  <w:abstractNum w:abstractNumId="8" w15:restartNumberingAfterBreak="0">
     <w:nsid w:val="33F33B05"/>
     <w:multiLevelType w:val="multilevel"/>
     <w:tmpl w:val="00BA5B72"/>
@@ -1652,7 +2664,119 @@
       </w:rPr>
     </w:lvl>
   </w:abstractNum>
-  <w:abstractNum w:abstractNumId="8" w15:restartNumberingAfterBreak="0">
+  <w:abstractNum w:abstractNumId="9" w15:restartNumberingAfterBreak="0">
+    <w:nsid w:val="4AA3097C"/>
+    <w:multiLevelType w:val="hybridMultilevel"/>
+    <w:tmpl w:val="38009FD8"/>
+    <w:lvl w:ilvl="0" w:tplc="C2E6A9D0">
+      <w:numFmt w:val="bullet"/>
+      <w:lvlText w:val="-"/>
+      <w:lvlJc w:val="left"/>
+      <w:pPr>
+        <w:ind w:left="720" w:hanging="360"/>
+      </w:pPr>
+      <w:rPr>
+        <w:rFonts w:ascii="Times New Roman" w:eastAsiaTheme="minorHAnsi" w:hAnsi="Times New Roman" w:cs="Times New Roman" w:hint="default"/>
+      </w:rPr>
+    </w:lvl>
+    <w:lvl w:ilvl="1" w:tplc="04140003" w:tentative="1">
+      <w:start w:val="1"/>
+      <w:numFmt w:val="bullet"/>
+      <w:lvlText w:val="o"/>
+      <w:lvlJc w:val="left"/>
+      <w:pPr>
+        <w:ind w:left="1440" w:hanging="360"/>
+      </w:pPr>
+      <w:rPr>
+        <w:rFonts w:ascii="Courier New" w:hAnsi="Courier New" w:cs="Courier New" w:hint="default"/>
+      </w:rPr>
+    </w:lvl>
+    <w:lvl w:ilvl="2" w:tplc="04140005" w:tentative="1">
+      <w:start w:val="1"/>
+      <w:numFmt w:val="bullet"/>
+      <w:lvlText w:val=""/>
+      <w:lvlJc w:val="left"/>
+      <w:pPr>
+        <w:ind w:left="2160" w:hanging="360"/>
+      </w:pPr>
+      <w:rPr>
+        <w:rFonts w:ascii="Wingdings" w:hAnsi="Wingdings" w:hint="default"/>
+      </w:rPr>
+    </w:lvl>
+    <w:lvl w:ilvl="3" w:tplc="04140001" w:tentative="1">
+      <w:start w:val="1"/>
+      <w:numFmt w:val="bullet"/>
+      <w:lvlText w:val=""/>
+      <w:lvlJc w:val="left"/>
+      <w:pPr>
+        <w:ind w:left="2880" w:hanging="360"/>
+      </w:pPr>
+      <w:rPr>
+        <w:rFonts w:ascii="Symbol" w:hAnsi="Symbol" w:hint="default"/>
+      </w:rPr>
+    </w:lvl>
+    <w:lvl w:ilvl="4" w:tplc="04140003" w:tentative="1">
+      <w:start w:val="1"/>
+      <w:numFmt w:val="bullet"/>
+      <w:lvlText w:val="o"/>
+      <w:lvlJc w:val="left"/>
+      <w:pPr>
+        <w:ind w:left="3600" w:hanging="360"/>
+      </w:pPr>
+      <w:rPr>
+        <w:rFonts w:ascii="Courier New" w:hAnsi="Courier New" w:cs="Courier New" w:hint="default"/>
+      </w:rPr>
+    </w:lvl>
+    <w:lvl w:ilvl="5" w:tplc="04140005" w:tentative="1">
+      <w:start w:val="1"/>
+      <w:numFmt w:val="bullet"/>
+      <w:lvlText w:val=""/>
+      <w:lvlJc w:val="left"/>
+      <w:pPr>
+        <w:ind w:left="4320" w:hanging="360"/>
+      </w:pPr>
+      <w:rPr>
+        <w:rFonts w:ascii="Wingdings" w:hAnsi="Wingdings" w:hint="default"/>
+      </w:rPr>
+    </w:lvl>
+    <w:lvl w:ilvl="6" w:tplc="04140001" w:tentative="1">
+      <w:start w:val="1"/>
+      <w:numFmt w:val="bullet"/>
+      <w:lvlText w:val=""/>
+      <w:lvlJc w:val="left"/>
+      <w:pPr>
+        <w:ind w:left="5040" w:hanging="360"/>
+      </w:pPr>
+      <w:rPr>
+        <w:rFonts w:ascii="Symbol" w:hAnsi="Symbol" w:hint="default"/>
+      </w:rPr>
+    </w:lvl>
+    <w:lvl w:ilvl="7" w:tplc="04140003" w:tentative="1">
+      <w:start w:val="1"/>
+      <w:numFmt w:val="bullet"/>
+      <w:lvlText w:val="o"/>
+      <w:lvlJc w:val="left"/>
+      <w:pPr>
+        <w:ind w:left="5760" w:hanging="360"/>
+      </w:pPr>
+      <w:rPr>
+        <w:rFonts w:ascii="Courier New" w:hAnsi="Courier New" w:cs="Courier New" w:hint="default"/>
+      </w:rPr>
+    </w:lvl>
+    <w:lvl w:ilvl="8" w:tplc="04140005" w:tentative="1">
+      <w:start w:val="1"/>
+      <w:numFmt w:val="bullet"/>
+      <w:lvlText w:val=""/>
+      <w:lvlJc w:val="left"/>
+      <w:pPr>
+        <w:ind w:left="6480" w:hanging="360"/>
+      </w:pPr>
+      <w:rPr>
+        <w:rFonts w:ascii="Wingdings" w:hAnsi="Wingdings" w:hint="default"/>
+      </w:rPr>
+    </w:lvl>
+  </w:abstractNum>
+  <w:abstractNum w:abstractNumId="10" w15:restartNumberingAfterBreak="0">
     <w:nsid w:val="54451AB2"/>
     <w:multiLevelType w:val="multilevel"/>
     <w:tmpl w:val="4F223346"/>
@@ -1765,7 +2889,7 @@
       </w:rPr>
     </w:lvl>
   </w:abstractNum>
-  <w:abstractNum w:abstractNumId="9" w15:restartNumberingAfterBreak="0">
+  <w:abstractNum w:abstractNumId="11" w15:restartNumberingAfterBreak="0">
     <w:nsid w:val="54FA350F"/>
     <w:multiLevelType w:val="multilevel"/>
     <w:tmpl w:val="8100538E"/>
@@ -1878,7 +3002,7 @@
       </w:rPr>
     </w:lvl>
   </w:abstractNum>
-  <w:abstractNum w:abstractNumId="10" w15:restartNumberingAfterBreak="0">
+  <w:abstractNum w:abstractNumId="12" w15:restartNumberingAfterBreak="0">
     <w:nsid w:val="58A4597A"/>
     <w:multiLevelType w:val="hybridMultilevel"/>
     <w:tmpl w:val="55D8B7F2"/>
@@ -1990,7 +3114,119 @@
       </w:rPr>
     </w:lvl>
   </w:abstractNum>
-  <w:abstractNum w:abstractNumId="11" w15:restartNumberingAfterBreak="0">
+  <w:abstractNum w:abstractNumId="13" w15:restartNumberingAfterBreak="0">
+    <w:nsid w:val="5AD27183"/>
+    <w:multiLevelType w:val="hybridMultilevel"/>
+    <w:tmpl w:val="BB58D052"/>
+    <w:lvl w:ilvl="0" w:tplc="F454ED00">
+      <w:numFmt w:val="bullet"/>
+      <w:lvlText w:val="-"/>
+      <w:lvlJc w:val="left"/>
+      <w:pPr>
+        <w:ind w:left="720" w:hanging="360"/>
+      </w:pPr>
+      <w:rPr>
+        <w:rFonts w:ascii="Times New Roman" w:eastAsiaTheme="minorHAnsi" w:hAnsi="Times New Roman" w:cs="Times New Roman" w:hint="default"/>
+      </w:rPr>
+    </w:lvl>
+    <w:lvl w:ilvl="1" w:tplc="04140003">
+      <w:start w:val="1"/>
+      <w:numFmt w:val="bullet"/>
+      <w:lvlText w:val="o"/>
+      <w:lvlJc w:val="left"/>
+      <w:pPr>
+        <w:ind w:left="1440" w:hanging="360"/>
+      </w:pPr>
+      <w:rPr>
+        <w:rFonts w:ascii="Courier New" w:hAnsi="Courier New" w:cs="Courier New" w:hint="default"/>
+      </w:rPr>
+    </w:lvl>
+    <w:lvl w:ilvl="2" w:tplc="04140005" w:tentative="1">
+      <w:start w:val="1"/>
+      <w:numFmt w:val="bullet"/>
+      <w:lvlText w:val=""/>
+      <w:lvlJc w:val="left"/>
+      <w:pPr>
+        <w:ind w:left="2160" w:hanging="360"/>
+      </w:pPr>
+      <w:rPr>
+        <w:rFonts w:ascii="Wingdings" w:hAnsi="Wingdings" w:hint="default"/>
+      </w:rPr>
+    </w:lvl>
+    <w:lvl w:ilvl="3" w:tplc="04140001" w:tentative="1">
+      <w:start w:val="1"/>
+      <w:numFmt w:val="bullet"/>
+      <w:lvlText w:val=""/>
+      <w:lvlJc w:val="left"/>
+      <w:pPr>
+        <w:ind w:left="2880" w:hanging="360"/>
+      </w:pPr>
+      <w:rPr>
+        <w:rFonts w:ascii="Symbol" w:hAnsi="Symbol" w:hint="default"/>
+      </w:rPr>
+    </w:lvl>
+    <w:lvl w:ilvl="4" w:tplc="04140003" w:tentative="1">
+      <w:start w:val="1"/>
+      <w:numFmt w:val="bullet"/>
+      <w:lvlText w:val="o"/>
+      <w:lvlJc w:val="left"/>
+      <w:pPr>
+        <w:ind w:left="3600" w:hanging="360"/>
+      </w:pPr>
+      <w:rPr>
+        <w:rFonts w:ascii="Courier New" w:hAnsi="Courier New" w:cs="Courier New" w:hint="default"/>
+      </w:rPr>
+    </w:lvl>
+    <w:lvl w:ilvl="5" w:tplc="04140005" w:tentative="1">
+      <w:start w:val="1"/>
+      <w:numFmt w:val="bullet"/>
+      <w:lvlText w:val=""/>
+      <w:lvlJc w:val="left"/>
+      <w:pPr>
+        <w:ind w:left="4320" w:hanging="360"/>
+      </w:pPr>
+      <w:rPr>
+        <w:rFonts w:ascii="Wingdings" w:hAnsi="Wingdings" w:hint="default"/>
+      </w:rPr>
+    </w:lvl>
+    <w:lvl w:ilvl="6" w:tplc="04140001" w:tentative="1">
+      <w:start w:val="1"/>
+      <w:numFmt w:val="bullet"/>
+      <w:lvlText w:val=""/>
+      <w:lvlJc w:val="left"/>
+      <w:pPr>
+        <w:ind w:left="5040" w:hanging="360"/>
+      </w:pPr>
+      <w:rPr>
+        <w:rFonts w:ascii="Symbol" w:hAnsi="Symbol" w:hint="default"/>
+      </w:rPr>
+    </w:lvl>
+    <w:lvl w:ilvl="7" w:tplc="04140003" w:tentative="1">
+      <w:start w:val="1"/>
+      <w:numFmt w:val="bullet"/>
+      <w:lvlText w:val="o"/>
+      <w:lvlJc w:val="left"/>
+      <w:pPr>
+        <w:ind w:left="5760" w:hanging="360"/>
+      </w:pPr>
+      <w:rPr>
+        <w:rFonts w:ascii="Courier New" w:hAnsi="Courier New" w:cs="Courier New" w:hint="default"/>
+      </w:rPr>
+    </w:lvl>
+    <w:lvl w:ilvl="8" w:tplc="04140005" w:tentative="1">
+      <w:start w:val="1"/>
+      <w:numFmt w:val="bullet"/>
+      <w:lvlText w:val=""/>
+      <w:lvlJc w:val="left"/>
+      <w:pPr>
+        <w:ind w:left="6480" w:hanging="360"/>
+      </w:pPr>
+      <w:rPr>
+        <w:rFonts w:ascii="Wingdings" w:hAnsi="Wingdings" w:hint="default"/>
+      </w:rPr>
+    </w:lvl>
+  </w:abstractNum>
+  <w:abstractNum w:abstractNumId="14" w15:restartNumberingAfterBreak="0">
     <w:nsid w:val="65692C21"/>
     <w:multiLevelType w:val="multilevel"/>
     <w:tmpl w:val="6DBC67E4"/>
@@ -2103,7 +3339,7 @@
       </w:rPr>
     </w:lvl>
   </w:abstractNum>
-  <w:abstractNum w:abstractNumId="12" w15:restartNumberingAfterBreak="0">
+  <w:abstractNum w:abstractNumId="15" w15:restartNumberingAfterBreak="0">
     <w:nsid w:val="7E8633CB"/>
     <w:multiLevelType w:val="multilevel"/>
     <w:tmpl w:val="D3F27AD2"/>
@@ -2217,25 +3453,25 @@
     </w:lvl>
   </w:abstractNum>
   <w:num w:numId="1" w16cid:durableId="1442652110">
-    <w:abstractNumId w:val="12"/>
+    <w:abstractNumId w:val="15"/>
   </w:num>
   <w:num w:numId="2" w16cid:durableId="1060447681">
-    <w:abstractNumId w:val="7"/>
+    <w:abstractNumId w:val="8"/>
   </w:num>
   <w:num w:numId="3" w16cid:durableId="1708601671">
-    <w:abstractNumId w:val="7"/>
+    <w:abstractNumId w:val="8"/>
   </w:num>
   <w:num w:numId="4" w16cid:durableId="1803303132">
-    <w:abstractNumId w:val="11"/>
+    <w:abstractNumId w:val="14"/>
   </w:num>
   <w:num w:numId="5" w16cid:durableId="1697074110">
-    <w:abstractNumId w:val="8"/>
+    <w:abstractNumId w:val="10"/>
   </w:num>
   <w:num w:numId="6" w16cid:durableId="1528252287">
-    <w:abstractNumId w:val="4"/>
+    <w:abstractNumId w:val="5"/>
   </w:num>
   <w:num w:numId="7" w16cid:durableId="105662357">
-    <w:abstractNumId w:val="4"/>
+    <w:abstractNumId w:val="5"/>
   </w:num>
   <w:num w:numId="8" w16cid:durableId="1629508395">
     <w:abstractNumId w:val="2"/>
@@ -2271,28 +3507,37 @@
     </w:lvlOverride>
   </w:num>
   <w:num w:numId="10" w16cid:durableId="1226069016">
-    <w:abstractNumId w:val="9"/>
+    <w:abstractNumId w:val="11"/>
   </w:num>
   <w:num w:numId="11" w16cid:durableId="126748389">
-    <w:abstractNumId w:val="9"/>
+    <w:abstractNumId w:val="11"/>
   </w:num>
   <w:num w:numId="12" w16cid:durableId="976647430">
     <w:abstractNumId w:val="0"/>
   </w:num>
   <w:num w:numId="13" w16cid:durableId="653877564">
-    <w:abstractNumId w:val="6"/>
+    <w:abstractNumId w:val="7"/>
   </w:num>
   <w:num w:numId="14" w16cid:durableId="2062241591">
-    <w:abstractNumId w:val="10"/>
+    <w:abstractNumId w:val="12"/>
   </w:num>
   <w:num w:numId="15" w16cid:durableId="1838572655">
-    <w:abstractNumId w:val="5"/>
+    <w:abstractNumId w:val="6"/>
   </w:num>
   <w:num w:numId="16" w16cid:durableId="873347180">
     <w:abstractNumId w:val="1"/>
   </w:num>
   <w:num w:numId="17" w16cid:durableId="600188363">
+    <w:abstractNumId w:val="4"/>
+  </w:num>
+  <w:num w:numId="18" w16cid:durableId="1992982122">
     <w:abstractNumId w:val="3"/>
+  </w:num>
+  <w:num w:numId="19" w16cid:durableId="802889912">
+    <w:abstractNumId w:val="9"/>
+  </w:num>
+  <w:num w:numId="20" w16cid:durableId="1118180385">
+    <w:abstractNumId w:val="13"/>
   </w:num>
 </w:numbering>
 </file>
@@ -2914,6 +4159,7 @@
   <w:style w:type="character" w:default="1" w:styleId="Standardskriftforavsnitt">
     <w:name w:val="Default Paragraph Font"/>
     <w:uiPriority w:val="1"/>
+    <w:semiHidden/>
     <w:unhideWhenUsed/>
   </w:style>
   <w:style w:type="table" w:default="1" w:styleId="Vanligtabell">

--- a/lab10/lab10_report.docx
+++ b/lab10/lab10_report.docx
@@ -15,7 +15,7 @@
           <w:kern w:val="0"/>
           <w:sz w:val="32"/>
           <w:szCs w:val="32"/>
-          <w:lang w:val="en-GB" w:eastAsia="nb-NO"/>
+          <w:lang w:val="en-US" w:eastAsia="nb-NO"/>
           <w14:ligatures w14:val="none"/>
         </w:rPr>
       </w:pPr>
@@ -25,7 +25,7 @@
           <w:kern w:val="0"/>
           <w:sz w:val="32"/>
           <w:szCs w:val="32"/>
-          <w:lang w:val="en-GB" w:eastAsia="nb-NO"/>
+          <w:lang w:val="en-US" w:eastAsia="nb-NO"/>
           <w14:ligatures w14:val="none"/>
         </w:rPr>
         <w:t>ITF23019: Parallel and Distributed Programming</w:t>
@@ -44,7 +44,7 @@
           <w:kern w:val="0"/>
           <w:sz w:val="32"/>
           <w:szCs w:val="32"/>
-          <w:lang w:val="en-GB" w:eastAsia="nb-NO"/>
+          <w:lang w:val="en-US" w:eastAsia="nb-NO"/>
           <w14:ligatures w14:val="none"/>
         </w:rPr>
       </w:pPr>
@@ -54,7 +54,7 @@
           <w:kern w:val="0"/>
           <w:sz w:val="32"/>
           <w:szCs w:val="32"/>
-          <w:lang w:val="en-GB" w:eastAsia="nb-NO"/>
+          <w:lang w:val="en-US" w:eastAsia="nb-NO"/>
           <w14:ligatures w14:val="none"/>
         </w:rPr>
         <w:t xml:space="preserve">Report for Lab </w:t>
@@ -65,7 +65,7 @@
           <w:kern w:val="0"/>
           <w:sz w:val="32"/>
           <w:szCs w:val="32"/>
-          <w:lang w:val="en-GB" w:eastAsia="nb-NO"/>
+          <w:lang w:val="en-US" w:eastAsia="nb-NO"/>
           <w14:ligatures w14:val="none"/>
         </w:rPr>
         <w:t>10</w:t>
@@ -76,7 +76,7 @@
           <w:kern w:val="0"/>
           <w:sz w:val="32"/>
           <w:szCs w:val="32"/>
-          <w:lang w:val="en-GB" w:eastAsia="nb-NO"/>
+          <w:lang w:val="en-US" w:eastAsia="nb-NO"/>
           <w14:ligatures w14:val="none"/>
         </w:rPr>
         <w:t xml:space="preserve">: </w:t>
@@ -87,7 +87,7 @@
           <w:kern w:val="0"/>
           <w:sz w:val="32"/>
           <w:szCs w:val="32"/>
-          <w:lang w:val="en-GB" w:eastAsia="nb-NO"/>
+          <w:lang w:val="en-US" w:eastAsia="nb-NO"/>
           <w14:ligatures w14:val="none"/>
         </w:rPr>
         <w:t xml:space="preserve">Message </w:t>
@@ -98,7 +98,7 @@
           <w:kern w:val="0"/>
           <w:sz w:val="32"/>
           <w:szCs w:val="32"/>
-          <w:lang w:val="en-GB" w:eastAsia="nb-NO"/>
+          <w:lang w:val="en-US" w:eastAsia="nb-NO"/>
           <w14:ligatures w14:val="none"/>
         </w:rPr>
         <w:t>Passing Interface in Java</w:t>
@@ -117,7 +117,7 @@
           <w:kern w:val="0"/>
           <w:sz w:val="32"/>
           <w:szCs w:val="32"/>
-          <w:lang w:val="en-GB" w:eastAsia="nb-NO"/>
+          <w:lang w:val="en-US" w:eastAsia="nb-NO"/>
           <w14:ligatures w14:val="none"/>
         </w:rPr>
       </w:pPr>
@@ -127,7 +127,7 @@
           <w:kern w:val="0"/>
           <w:sz w:val="32"/>
           <w:szCs w:val="32"/>
-          <w:lang w:val="en-GB" w:eastAsia="nb-NO"/>
+          <w:lang w:val="en-US" w:eastAsia="nb-NO"/>
           <w14:ligatures w14:val="none"/>
         </w:rPr>
         <w:t>Name: Emil Berglund</w:t>
@@ -146,7 +146,7 @@
           <w:kern w:val="0"/>
           <w:sz w:val="32"/>
           <w:szCs w:val="32"/>
-          <w:lang w:val="en-GB" w:eastAsia="nb-NO"/>
+          <w:lang w:val="en-US" w:eastAsia="nb-NO"/>
           <w14:ligatures w14:val="none"/>
         </w:rPr>
       </w:pPr>
@@ -156,7 +156,7 @@
           <w:kern w:val="0"/>
           <w:sz w:val="32"/>
           <w:szCs w:val="32"/>
-          <w:lang w:val="en-GB" w:eastAsia="nb-NO"/>
+          <w:lang w:val="en-US" w:eastAsia="nb-NO"/>
           <w14:ligatures w14:val="none"/>
         </w:rPr>
         <w:t>GitHub: EmilB04</w:t>
@@ -169,7 +169,7 @@
           <w:kern w:val="0"/>
           <w:sz w:val="32"/>
           <w:szCs w:val="32"/>
-          <w:lang w:val="en-GB" w:eastAsia="nb-NO"/>
+          <w:lang w:val="en-US" w:eastAsia="nb-NO"/>
           <w14:ligatures w14:val="none"/>
         </w:rPr>
       </w:pPr>
@@ -179,7 +179,7 @@
           <w:kern w:val="0"/>
           <w:sz w:val="32"/>
           <w:szCs w:val="32"/>
-          <w:lang w:val="en-GB" w:eastAsia="nb-NO"/>
+          <w:lang w:val="en-US" w:eastAsia="nb-NO"/>
           <w14:ligatures w14:val="none"/>
         </w:rPr>
         <w:br w:type="page"/>
@@ -193,7 +193,7 @@
           <w:bCs/>
           <w:sz w:val="28"/>
           <w:szCs w:val="28"/>
-          <w:lang w:val="en-GB" w:eastAsia="nb-NO"/>
+          <w:lang w:val="en-US" w:eastAsia="nb-NO"/>
         </w:rPr>
       </w:pPr>
       <w:r>
@@ -203,7 +203,7 @@
           <w:bCs/>
           <w:sz w:val="28"/>
           <w:szCs w:val="28"/>
-          <w:lang w:val="en-GB" w:eastAsia="nb-NO"/>
+          <w:lang w:val="en-US" w:eastAsia="nb-NO"/>
         </w:rPr>
         <w:lastRenderedPageBreak/>
         <w:t>Disclaimer:</w:t>
@@ -213,48 +213,27 @@
       <w:pPr>
         <w:rPr>
           <w:rFonts w:ascii="Times New Roman" w:hAnsi="Times New Roman" w:cs="Times New Roman"/>
-          <w:lang w:val="en-GB" w:eastAsia="nb-NO"/>
-        </w:rPr>
-      </w:pPr>
-      <w:r>
-        <w:rPr>
-          <w:rFonts w:ascii="Times New Roman" w:hAnsi="Times New Roman" w:cs="Times New Roman"/>
-          <w:lang w:val="en-GB" w:eastAsia="nb-NO"/>
-        </w:rPr>
-        <w:t xml:space="preserve">I used Visual Studio Code </w:t>
-      </w:r>
-      <w:r>
-        <w:rPr>
-          <w:rFonts w:ascii="Times New Roman" w:hAnsi="Times New Roman" w:cs="Times New Roman"/>
-          <w:lang w:val="en-GB" w:eastAsia="nb-NO"/>
-        </w:rPr>
-        <w:t xml:space="preserve">on Mac </w:t>
-      </w:r>
-      <w:r>
-        <w:rPr>
-          <w:rFonts w:ascii="Times New Roman" w:hAnsi="Times New Roman" w:cs="Times New Roman"/>
-          <w:lang w:val="en-GB" w:eastAsia="nb-NO"/>
-        </w:rPr>
-        <w:t xml:space="preserve">to solve this </w:t>
-      </w:r>
-      <w:r>
-        <w:rPr>
-          <w:rFonts w:ascii="Times New Roman" w:hAnsi="Times New Roman" w:cs="Times New Roman"/>
-          <w:lang w:val="en-GB" w:eastAsia="nb-NO"/>
-        </w:rPr>
-        <w:t>lab, and I could therefore not follow the provided guide</w:t>
-      </w:r>
-      <w:r>
-        <w:rPr>
-          <w:rFonts w:ascii="Times New Roman" w:hAnsi="Times New Roman" w:cs="Times New Roman"/>
-          <w:lang w:val="en-GB" w:eastAsia="nb-NO"/>
+          <w:lang w:val="en-US" w:eastAsia="nb-NO"/>
+        </w:rPr>
+      </w:pPr>
+      <w:r>
+        <w:rPr>
+          <w:rFonts w:ascii="Times New Roman" w:hAnsi="Times New Roman" w:cs="Times New Roman"/>
+          <w:lang w:val="en-US" w:eastAsia="nb-NO"/>
+        </w:rPr>
+        <w:t>I used Visual Studio Code on Mac to solve this lab, and I could therefore not follow the provided guide</w:t>
+      </w:r>
+      <w:r>
+        <w:rPr>
+          <w:rFonts w:ascii="Times New Roman" w:hAnsi="Times New Roman" w:cs="Times New Roman"/>
+          <w:lang w:val="en-US" w:eastAsia="nb-NO"/>
         </w:rPr>
         <w:t>s</w:t>
       </w:r>
       <w:r>
         <w:rPr>
           <w:rFonts w:ascii="Times New Roman" w:hAnsi="Times New Roman" w:cs="Times New Roman"/>
-          <w:lang w:val="en-GB" w:eastAsia="nb-NO"/>
+          <w:lang w:val="en-US" w:eastAsia="nb-NO"/>
         </w:rPr>
         <w:t xml:space="preserve"> in the PDF. The way I did it was asking Claude to generate some scripts to make this work for me, with instructions. </w:t>
       </w:r>
@@ -263,27 +242,27 @@
       <w:pPr>
         <w:rPr>
           <w:rFonts w:ascii="Times New Roman" w:hAnsi="Times New Roman" w:cs="Times New Roman"/>
-          <w:lang w:val="en-GB" w:eastAsia="nb-NO"/>
-        </w:rPr>
-      </w:pPr>
-      <w:r>
-        <w:rPr>
-          <w:rFonts w:ascii="Times New Roman" w:hAnsi="Times New Roman" w:cs="Times New Roman"/>
-          <w:lang w:val="en-GB" w:eastAsia="nb-NO"/>
+          <w:lang w:val="en-US" w:eastAsia="nb-NO"/>
+        </w:rPr>
+      </w:pPr>
+      <w:r>
+        <w:rPr>
+          <w:rFonts w:ascii="Times New Roman" w:hAnsi="Times New Roman" w:cs="Times New Roman"/>
+          <w:lang w:val="en-US" w:eastAsia="nb-NO"/>
         </w:rPr>
         <w:t>I will ther</w:t>
       </w:r>
       <w:r>
         <w:rPr>
           <w:rFonts w:ascii="Times New Roman" w:hAnsi="Times New Roman" w:cs="Times New Roman"/>
-          <w:lang w:val="en-GB" w:eastAsia="nb-NO"/>
+          <w:lang w:val="en-US" w:eastAsia="nb-NO"/>
         </w:rPr>
         <w:t>e</w:t>
       </w:r>
       <w:r>
         <w:rPr>
           <w:rFonts w:ascii="Times New Roman" w:hAnsi="Times New Roman" w:cs="Times New Roman"/>
-          <w:lang w:val="en-GB" w:eastAsia="nb-NO"/>
+          <w:lang w:val="en-US" w:eastAsia="nb-NO"/>
         </w:rPr>
         <w:t xml:space="preserve">fore commit a folder called </w:t>
       </w:r>
@@ -292,14 +271,14 @@
           <w:rFonts w:ascii="Times New Roman" w:hAnsi="Times New Roman" w:cs="Times New Roman"/>
           <w:i/>
           <w:iCs/>
-          <w:lang w:val="en-GB" w:eastAsia="nb-NO"/>
+          <w:lang w:val="en-US" w:eastAsia="nb-NO"/>
         </w:rPr>
         <w:t>scripts</w:t>
       </w:r>
       <w:r>
         <w:rPr>
           <w:rFonts w:ascii="Times New Roman" w:hAnsi="Times New Roman" w:cs="Times New Roman"/>
-          <w:lang w:val="en-GB" w:eastAsia="nb-NO"/>
+          <w:lang w:val="en-US" w:eastAsia="nb-NO"/>
         </w:rPr>
         <w:t xml:space="preserve"> which includes some setup, running and compiling- scripts for running the provided code. </w:t>
       </w:r>
@@ -308,13 +287,13 @@
       <w:pPr>
         <w:rPr>
           <w:rFonts w:ascii="Times New Roman" w:hAnsi="Times New Roman" w:cs="Times New Roman"/>
-          <w:lang w:val="en-GB" w:eastAsia="nb-NO"/>
-        </w:rPr>
-      </w:pPr>
-      <w:r>
-        <w:rPr>
-          <w:rFonts w:ascii="Times New Roman" w:hAnsi="Times New Roman" w:cs="Times New Roman"/>
-          <w:lang w:val="en-GB" w:eastAsia="nb-NO"/>
+          <w:lang w:val="en-US" w:eastAsia="nb-NO"/>
+        </w:rPr>
+      </w:pPr>
+      <w:r>
+        <w:rPr>
+          <w:rFonts w:ascii="Times New Roman" w:hAnsi="Times New Roman" w:cs="Times New Roman"/>
+          <w:lang w:val="en-US" w:eastAsia="nb-NO"/>
         </w:rPr>
         <w:t xml:space="preserve">If interested, a README is provided at root level in </w:t>
       </w:r>
@@ -323,14 +302,14 @@
           <w:rFonts w:ascii="Times New Roman" w:hAnsi="Times New Roman" w:cs="Times New Roman"/>
           <w:i/>
           <w:iCs/>
-          <w:lang w:val="en-GB" w:eastAsia="nb-NO"/>
+          <w:lang w:val="en-US" w:eastAsia="nb-NO"/>
         </w:rPr>
         <w:t>untitled</w:t>
       </w:r>
       <w:r>
         <w:rPr>
           <w:rFonts w:ascii="Times New Roman" w:hAnsi="Times New Roman" w:cs="Times New Roman"/>
-          <w:lang w:val="en-GB" w:eastAsia="nb-NO"/>
+          <w:lang w:val="en-US" w:eastAsia="nb-NO"/>
         </w:rPr>
         <w:t>, explaining how to use the scripts.</w:t>
       </w:r>
@@ -348,7 +327,7 @@
           <w:kern w:val="0"/>
           <w:sz w:val="32"/>
           <w:szCs w:val="32"/>
-          <w:lang w:val="en-GB" w:eastAsia="nb-NO"/>
+          <w:lang w:val="en-US" w:eastAsia="nb-NO"/>
           <w14:ligatures w14:val="none"/>
         </w:rPr>
       </w:pPr>
@@ -361,7 +340,7 @@
           <w:kern w:val="0"/>
           <w:sz w:val="32"/>
           <w:szCs w:val="32"/>
-          <w:lang w:val="en-GB" w:eastAsia="nb-NO"/>
+          <w:lang w:val="en-US" w:eastAsia="nb-NO"/>
           <w14:ligatures w14:val="none"/>
         </w:rPr>
       </w:pPr>
@@ -371,7 +350,7 @@
           <w:kern w:val="0"/>
           <w:sz w:val="32"/>
           <w:szCs w:val="32"/>
-          <w:lang w:val="en-GB" w:eastAsia="nb-NO"/>
+          <w:lang w:val="en-US" w:eastAsia="nb-NO"/>
           <w14:ligatures w14:val="none"/>
         </w:rPr>
         <w:br w:type="page"/>
@@ -391,7 +370,7 @@
           <w:kern w:val="0"/>
           <w:sz w:val="36"/>
           <w:szCs w:val="36"/>
-          <w:lang w:val="en-GB" w:eastAsia="nb-NO"/>
+          <w:lang w:val="en-US" w:eastAsia="nb-NO"/>
           <w14:ligatures w14:val="none"/>
         </w:rPr>
       </w:pPr>
@@ -403,7 +382,7 @@
           <w:kern w:val="0"/>
           <w:sz w:val="36"/>
           <w:szCs w:val="36"/>
-          <w:lang w:val="en-GB" w:eastAsia="nb-NO"/>
+          <w:lang w:val="en-US" w:eastAsia="nb-NO"/>
           <w14:ligatures w14:val="none"/>
         </w:rPr>
         <w:lastRenderedPageBreak/>
@@ -417,7 +396,7 @@
           <w:kern w:val="0"/>
           <w:sz w:val="36"/>
           <w:szCs w:val="36"/>
-          <w:lang w:val="en-GB" w:eastAsia="nb-NO"/>
+          <w:lang w:val="en-US" w:eastAsia="nb-NO"/>
           <w14:ligatures w14:val="none"/>
         </w:rPr>
         <w:t xml:space="preserve"> </w:t>
@@ -430,7 +409,7 @@
           <w:kern w:val="0"/>
           <w:sz w:val="36"/>
           <w:szCs w:val="36"/>
-          <w:lang w:val="en-GB" w:eastAsia="nb-NO"/>
+          <w:lang w:val="en-US" w:eastAsia="nb-NO"/>
           <w14:ligatures w14:val="none"/>
         </w:rPr>
         <w:t>Hello.java</w:t>
@@ -441,16 +420,20 @@
         <w:rPr>
           <w:rFonts w:ascii="Times New Roman" w:hAnsi="Times New Roman" w:cs="Times New Roman"/>
           <w:bCs/>
+          <w:sz w:val="28"/>
+          <w:szCs w:val="28"/>
           <w:u w:val="single"/>
-          <w:lang w:val="en-GB" w:eastAsia="nb-NO"/>
+          <w:lang w:val="en-US" w:eastAsia="nb-NO"/>
         </w:rPr>
       </w:pPr>
       <w:r>
         <w:rPr>
           <w:rFonts w:ascii="Times New Roman" w:hAnsi="Times New Roman" w:cs="Times New Roman"/>
           <w:bCs/>
+          <w:sz w:val="28"/>
+          <w:szCs w:val="28"/>
           <w:u w:val="single"/>
-          <w:lang w:val="en-GB" w:eastAsia="nb-NO"/>
+          <w:lang w:val="en-US" w:eastAsia="nb-NO"/>
         </w:rPr>
         <w:t>Subtask 1:</w:t>
       </w:r>
@@ -458,8 +441,10 @@
         <w:rPr>
           <w:rFonts w:ascii="Times New Roman" w:hAnsi="Times New Roman" w:cs="Times New Roman"/>
           <w:bCs/>
+          <w:sz w:val="28"/>
+          <w:szCs w:val="28"/>
           <w:u w:val="single"/>
-          <w:lang w:val="en-GB" w:eastAsia="nb-NO"/>
+          <w:lang w:val="en-US" w:eastAsia="nb-NO"/>
         </w:rPr>
         <w:t xml:space="preserve"> Run code multiple times</w:t>
       </w:r>
@@ -467,8 +452,10 @@
         <w:rPr>
           <w:rFonts w:ascii="Times New Roman" w:hAnsi="Times New Roman" w:cs="Times New Roman"/>
           <w:bCs/>
+          <w:sz w:val="28"/>
+          <w:szCs w:val="28"/>
           <w:u w:val="single"/>
-          <w:lang w:val="en-GB" w:eastAsia="nb-NO"/>
+          <w:lang w:val="en-US" w:eastAsia="nb-NO"/>
         </w:rPr>
         <w:t xml:space="preserve"> with different processes</w:t>
       </w:r>
@@ -476,8 +463,10 @@
         <w:rPr>
           <w:rFonts w:ascii="Times New Roman" w:hAnsi="Times New Roman" w:cs="Times New Roman"/>
           <w:bCs/>
+          <w:sz w:val="28"/>
+          <w:szCs w:val="28"/>
           <w:u w:val="single"/>
-          <w:lang w:val="en-GB" w:eastAsia="nb-NO"/>
+          <w:lang w:val="en-US" w:eastAsia="nb-NO"/>
         </w:rPr>
         <w:t xml:space="preserve"> and include screenshots</w:t>
       </w:r>
@@ -487,13 +476,14 @@
         <w:ind w:left="708" w:hanging="708"/>
         <w:rPr>
           <w:rFonts w:ascii="Times New Roman" w:hAnsi="Times New Roman" w:cs="Times New Roman"/>
-          <w:lang w:val="en-GB" w:eastAsia="nb-NO"/>
-        </w:rPr>
-      </w:pPr>
-      <w:r>
-        <w:rPr>
-          <w:rFonts w:ascii="Times New Roman" w:hAnsi="Times New Roman" w:cs="Times New Roman"/>
-          <w:lang w:val="en-GB" w:eastAsia="nb-NO"/>
+          <w:lang w:val="en-US" w:eastAsia="nb-NO"/>
+        </w:rPr>
+      </w:pPr>
+      <w:r>
+        <w:rPr>
+          <w:rFonts w:ascii="Times New Roman" w:hAnsi="Times New Roman" w:cs="Times New Roman"/>
+          <w:noProof/>
+          <w:lang w:val="en-US" w:eastAsia="nb-NO"/>
         </w:rPr>
         <w:drawing>
           <wp:inline distT="0" distB="0" distL="0" distR="0" wp14:anchorId="1960982B" wp14:editId="2E3C0108">
@@ -537,13 +527,14 @@
         <w:ind w:left="708" w:hanging="708"/>
         <w:rPr>
           <w:rFonts w:ascii="Times New Roman" w:hAnsi="Times New Roman" w:cs="Times New Roman"/>
-          <w:lang w:val="en-GB" w:eastAsia="nb-NO"/>
-        </w:rPr>
-      </w:pPr>
-      <w:r>
-        <w:rPr>
-          <w:rFonts w:ascii="Times New Roman" w:hAnsi="Times New Roman" w:cs="Times New Roman"/>
-          <w:lang w:val="en-GB" w:eastAsia="nb-NO"/>
+          <w:lang w:val="en-US" w:eastAsia="nb-NO"/>
+        </w:rPr>
+      </w:pPr>
+      <w:r>
+        <w:rPr>
+          <w:rFonts w:ascii="Times New Roman" w:hAnsi="Times New Roman" w:cs="Times New Roman"/>
+          <w:noProof/>
+          <w:lang w:val="en-US" w:eastAsia="nb-NO"/>
         </w:rPr>
         <w:drawing>
           <wp:inline distT="0" distB="0" distL="0" distR="0" wp14:anchorId="38BA9CFC" wp14:editId="19011DBA">
@@ -587,14 +578,16 @@
         <w:ind w:left="708" w:hanging="708"/>
         <w:rPr>
           <w:rFonts w:ascii="Times New Roman" w:hAnsi="Times New Roman" w:cs="Times New Roman"/>
-          <w:lang w:val="en-GB" w:eastAsia="nb-NO"/>
-        </w:rPr>
-      </w:pPr>
-      <w:r>
-        <w:rPr>
-          <w:rFonts w:ascii="Times New Roman" w:hAnsi="Times New Roman" w:cs="Times New Roman"/>
-          <w:lang w:val="en-GB" w:eastAsia="nb-NO"/>
-        </w:rPr>
+          <w:lang w:val="en-US" w:eastAsia="nb-NO"/>
+        </w:rPr>
+      </w:pPr>
+      <w:r>
+        <w:rPr>
+          <w:rFonts w:ascii="Times New Roman" w:hAnsi="Times New Roman" w:cs="Times New Roman"/>
+          <w:noProof/>
+          <w:lang w:val="en-US" w:eastAsia="nb-NO"/>
+        </w:rPr>
+        <w:lastRenderedPageBreak/>
         <w:drawing>
           <wp:inline distT="0" distB="0" distL="0" distR="0" wp14:anchorId="55012C85" wp14:editId="3934A805">
             <wp:extent cx="5760720" cy="3177540"/>
@@ -637,31 +630,37 @@
         <w:ind w:left="708" w:hanging="708"/>
         <w:rPr>
           <w:rFonts w:ascii="Times New Roman" w:hAnsi="Times New Roman" w:cs="Times New Roman"/>
-          <w:lang w:val="en-GB" w:eastAsia="nb-NO"/>
-        </w:rPr>
-      </w:pPr>
-    </w:p>
-    <w:p>
-      <w:pPr>
-        <w:rPr>
-          <w:rFonts w:ascii="Times New Roman" w:hAnsi="Times New Roman" w:cs="Times New Roman"/>
+          <w:lang w:val="en-US" w:eastAsia="nb-NO"/>
+        </w:rPr>
+      </w:pPr>
+    </w:p>
+    <w:p>
+      <w:pPr>
+        <w:rPr>
+          <w:rFonts w:ascii="Times New Roman" w:hAnsi="Times New Roman" w:cs="Times New Roman"/>
+          <w:sz w:val="28"/>
+          <w:szCs w:val="28"/>
           <w:u w:val="single"/>
-          <w:lang w:val="en-GB" w:eastAsia="nb-NO"/>
-        </w:rPr>
-      </w:pPr>
-      <w:r>
-        <w:rPr>
-          <w:rFonts w:ascii="Times New Roman" w:hAnsi="Times New Roman" w:cs="Times New Roman"/>
+          <w:lang w:val="en-US" w:eastAsia="nb-NO"/>
+        </w:rPr>
+      </w:pPr>
+      <w:r>
+        <w:rPr>
+          <w:rFonts w:ascii="Times New Roman" w:hAnsi="Times New Roman" w:cs="Times New Roman"/>
+          <w:sz w:val="28"/>
+          <w:szCs w:val="28"/>
           <w:u w:val="single"/>
-          <w:lang w:val="en-GB" w:eastAsia="nb-NO"/>
+          <w:lang w:val="en-US" w:eastAsia="nb-NO"/>
         </w:rPr>
         <w:t>Subtask 2:</w:t>
       </w:r>
       <w:r>
         <w:rPr>
           <w:rFonts w:ascii="Times New Roman" w:hAnsi="Times New Roman" w:cs="Times New Roman"/>
+          <w:sz w:val="28"/>
+          <w:szCs w:val="28"/>
           <w:u w:val="single"/>
-          <w:lang w:val="en-GB" w:eastAsia="nb-NO"/>
+          <w:lang w:val="en-US" w:eastAsia="nb-NO"/>
         </w:rPr>
         <w:t xml:space="preserve"> Multicore or cluster?</w:t>
       </w:r>
@@ -675,20 +674,20 @@
         </w:numPr>
         <w:rPr>
           <w:rFonts w:ascii="Times New Roman" w:hAnsi="Times New Roman" w:cs="Times New Roman"/>
-          <w:lang w:val="en-GB" w:eastAsia="nb-NO"/>
-        </w:rPr>
-      </w:pPr>
-      <w:r>
-        <w:rPr>
-          <w:rFonts w:ascii="Times New Roman" w:hAnsi="Times New Roman" w:cs="Times New Roman"/>
-          <w:lang w:val="en-GB" w:eastAsia="nb-NO"/>
+          <w:lang w:val="en-US" w:eastAsia="nb-NO"/>
+        </w:rPr>
+      </w:pPr>
+      <w:r>
+        <w:rPr>
+          <w:rFonts w:ascii="Times New Roman" w:hAnsi="Times New Roman" w:cs="Times New Roman"/>
+          <w:lang w:val="en-US" w:eastAsia="nb-NO"/>
         </w:rPr>
         <w:t>The program is currently running in multicore configuration, as shown in the output</w:t>
       </w:r>
       <w:r>
         <w:rPr>
           <w:rFonts w:ascii="Times New Roman" w:hAnsi="Times New Roman" w:cs="Times New Roman"/>
-          <w:lang w:val="en-GB" w:eastAsia="nb-NO"/>
+          <w:lang w:val="en-US" w:eastAsia="nb-NO"/>
         </w:rPr>
         <w:t xml:space="preserve"> in subtask 1. </w:t>
       </w:r>
@@ -702,13 +701,13 @@
         </w:numPr>
         <w:rPr>
           <w:rFonts w:ascii="Times New Roman" w:hAnsi="Times New Roman" w:cs="Times New Roman"/>
-          <w:lang w:val="en-GB" w:eastAsia="nb-NO"/>
-        </w:rPr>
-      </w:pPr>
-      <w:r>
-        <w:rPr>
-          <w:rFonts w:ascii="Times New Roman" w:hAnsi="Times New Roman" w:cs="Times New Roman"/>
-          <w:lang w:val="en-GB" w:eastAsia="nb-NO"/>
+          <w:lang w:val="en-US" w:eastAsia="nb-NO"/>
+        </w:rPr>
+      </w:pPr>
+      <w:r>
+        <w:rPr>
+          <w:rFonts w:ascii="Times New Roman" w:hAnsi="Times New Roman" w:cs="Times New Roman"/>
+          <w:lang w:val="en-US" w:eastAsia="nb-NO"/>
         </w:rPr>
         <w:t xml:space="preserve">This is </w:t>
       </w:r>
@@ -716,7 +715,7 @@
       <w:r>
         <w:rPr>
           <w:rFonts w:ascii="Times New Roman" w:hAnsi="Times New Roman" w:cs="Times New Roman"/>
-          <w:lang w:val="en-GB" w:eastAsia="nb-NO"/>
+          <w:lang w:val="en-US" w:eastAsia="nb-NO"/>
         </w:rPr>
         <w:t>MPJ</w:t>
       </w:r>
@@ -724,7 +723,7 @@
       <w:r>
         <w:rPr>
           <w:rFonts w:ascii="Times New Roman" w:hAnsi="Times New Roman" w:cs="Times New Roman"/>
-          <w:lang w:val="en-GB" w:eastAsia="nb-NO"/>
+          <w:lang w:val="en-US" w:eastAsia="nb-NO"/>
         </w:rPr>
         <w:t xml:space="preserve"> Express's default mode when you don't specify a device. It simulates </w:t>
       </w:r>
@@ -732,7 +731,7 @@
       <w:r>
         <w:rPr>
           <w:rFonts w:ascii="Times New Roman" w:hAnsi="Times New Roman" w:cs="Times New Roman"/>
-          <w:lang w:val="en-GB" w:eastAsia="nb-NO"/>
+          <w:lang w:val="en-US" w:eastAsia="nb-NO"/>
         </w:rPr>
         <w:t>MPI</w:t>
       </w:r>
@@ -740,7 +739,7 @@
       <w:r>
         <w:rPr>
           <w:rFonts w:ascii="Times New Roman" w:hAnsi="Times New Roman" w:cs="Times New Roman"/>
-          <w:lang w:val="en-GB" w:eastAsia="nb-NO"/>
+          <w:lang w:val="en-US" w:eastAsia="nb-NO"/>
         </w:rPr>
         <w:t xml:space="preserve"> on a single machine by launching multiple local processes.</w:t>
       </w:r>
@@ -759,7 +758,7 @@
           <w:kern w:val="0"/>
           <w:sz w:val="36"/>
           <w:szCs w:val="36"/>
-          <w:lang w:val="en-GB" w:eastAsia="nb-NO"/>
+          <w:lang w:val="en-US" w:eastAsia="nb-NO"/>
           <w14:ligatures w14:val="none"/>
         </w:rPr>
       </w:pPr>
@@ -771,7 +770,7 @@
           <w:kern w:val="0"/>
           <w:sz w:val="36"/>
           <w:szCs w:val="36"/>
-          <w:lang w:val="en-GB" w:eastAsia="nb-NO"/>
+          <w:lang w:val="en-US" w:eastAsia="nb-NO"/>
           <w14:ligatures w14:val="none"/>
         </w:rPr>
         <w:t xml:space="preserve">Exercise 2: </w:t>
@@ -784,7 +783,7 @@
           <w:kern w:val="0"/>
           <w:sz w:val="36"/>
           <w:szCs w:val="36"/>
-          <w:lang w:val="en-GB" w:eastAsia="nb-NO"/>
+          <w:lang w:val="en-US" w:eastAsia="nb-NO"/>
           <w14:ligatures w14:val="none"/>
         </w:rPr>
         <w:t>Echo.java</w:t>
@@ -794,23 +793,29 @@
       <w:pPr>
         <w:rPr>
           <w:rFonts w:ascii="Times New Roman" w:hAnsi="Times New Roman" w:cs="Times New Roman"/>
+          <w:sz w:val="28"/>
+          <w:szCs w:val="28"/>
           <w:u w:val="single"/>
-          <w:lang w:val="en-GB" w:eastAsia="nb-NO"/>
-        </w:rPr>
-      </w:pPr>
-      <w:r>
-        <w:rPr>
-          <w:rFonts w:ascii="Times New Roman" w:hAnsi="Times New Roman" w:cs="Times New Roman"/>
+          <w:lang w:val="en-US" w:eastAsia="nb-NO"/>
+        </w:rPr>
+      </w:pPr>
+      <w:r>
+        <w:rPr>
+          <w:rFonts w:ascii="Times New Roman" w:hAnsi="Times New Roman" w:cs="Times New Roman"/>
+          <w:sz w:val="28"/>
+          <w:szCs w:val="28"/>
           <w:u w:val="single"/>
-          <w:lang w:val="en-GB" w:eastAsia="nb-NO"/>
+          <w:lang w:val="en-US" w:eastAsia="nb-NO"/>
         </w:rPr>
         <w:t>Subtask 1:</w:t>
       </w:r>
       <w:r>
         <w:rPr>
           <w:rFonts w:ascii="Times New Roman" w:hAnsi="Times New Roman" w:cs="Times New Roman"/>
+          <w:sz w:val="28"/>
+          <w:szCs w:val="28"/>
           <w:u w:val="single"/>
-          <w:lang w:val="en-GB" w:eastAsia="nb-NO"/>
+          <w:lang w:val="en-US" w:eastAsia="nb-NO"/>
         </w:rPr>
         <w:t xml:space="preserve"> Run code and include screenshots</w:t>
       </w:r>
@@ -824,14 +829,16 @@
         </w:numPr>
         <w:rPr>
           <w:rFonts w:ascii="Times New Roman" w:hAnsi="Times New Roman" w:cs="Times New Roman"/>
-          <w:lang w:val="en-GB" w:eastAsia="nb-NO"/>
-        </w:rPr>
-      </w:pPr>
-      <w:r>
-        <w:rPr>
-          <w:rFonts w:ascii="Times New Roman" w:hAnsi="Times New Roman" w:cs="Times New Roman"/>
-          <w:lang w:val="en-GB" w:eastAsia="nb-NO"/>
-        </w:rPr>
+          <w:lang w:val="en-US" w:eastAsia="nb-NO"/>
+        </w:rPr>
+      </w:pPr>
+      <w:r>
+        <w:rPr>
+          <w:rFonts w:ascii="Times New Roman" w:hAnsi="Times New Roman" w:cs="Times New Roman"/>
+          <w:noProof/>
+          <w:lang w:val="en-US" w:eastAsia="nb-NO"/>
+        </w:rPr>
+        <w:lastRenderedPageBreak/>
         <w:drawing>
           <wp:inline distT="0" distB="0" distL="0" distR="0" wp14:anchorId="3BD1B0FB" wp14:editId="5FC91490">
             <wp:extent cx="3374336" cy="4883711"/>
@@ -874,14 +881,14 @@
         <w:rPr>
           <w:rFonts w:ascii="Times New Roman" w:hAnsi="Times New Roman" w:cs="Times New Roman"/>
           <w:u w:val="single"/>
-          <w:lang w:val="en-GB" w:eastAsia="nb-NO"/>
+          <w:lang w:val="en-US" w:eastAsia="nb-NO"/>
         </w:rPr>
       </w:pPr>
       <w:r>
         <w:rPr>
           <w:rFonts w:ascii="Times New Roman" w:hAnsi="Times New Roman" w:cs="Times New Roman"/>
           <w:u w:val="single"/>
-          <w:lang w:val="en-GB" w:eastAsia="nb-NO"/>
+          <w:lang w:val="en-US" w:eastAsia="nb-NO"/>
         </w:rPr>
         <w:t>Subtask 2:</w:t>
       </w:r>
@@ -889,7 +896,7 @@
         <w:rPr>
           <w:rFonts w:ascii="Times New Roman" w:hAnsi="Times New Roman" w:cs="Times New Roman"/>
           <w:u w:val="single"/>
-          <w:lang w:val="en-GB" w:eastAsia="nb-NO"/>
+          <w:lang w:val="en-US" w:eastAsia="nb-NO"/>
         </w:rPr>
         <w:t xml:space="preserve"> </w:t>
       </w:r>
@@ -897,7 +904,7 @@
         <w:rPr>
           <w:rFonts w:ascii="Times New Roman" w:hAnsi="Times New Roman" w:cs="Times New Roman"/>
           <w:u w:val="single"/>
-          <w:lang w:val="en-GB" w:eastAsia="nb-NO"/>
+          <w:lang w:val="en-US" w:eastAsia="nb-NO"/>
         </w:rPr>
         <w:t xml:space="preserve">Modify and run program, </w:t>
       </w:r>
@@ -905,7 +912,7 @@
         <w:rPr>
           <w:rFonts w:ascii="Times New Roman" w:hAnsi="Times New Roman" w:cs="Times New Roman"/>
           <w:u w:val="single"/>
-          <w:lang w:val="en-GB" w:eastAsia="nb-NO"/>
+          <w:lang w:val="en-US" w:eastAsia="nb-NO"/>
         </w:rPr>
         <w:t>and include screenshots</w:t>
       </w:r>
@@ -915,16 +922,16 @@
         <w:rPr>
           <w:rFonts w:ascii="Times New Roman" w:hAnsi="Times New Roman" w:cs="Times New Roman"/>
           <w:u w:val="single"/>
-          <w:lang w:val="en-GB" w:eastAsia="nb-NO"/>
-        </w:rPr>
-      </w:pPr>
-      <w:r>
-        <w:rPr>
-          <w:rFonts w:ascii="Times New Roman" w:hAnsi="Times New Roman" w:cs="Times New Roman"/>
+          <w:lang w:val="en-US" w:eastAsia="nb-NO"/>
+        </w:rPr>
+      </w:pPr>
+      <w:r>
+        <w:rPr>
+          <w:rFonts w:ascii="Times New Roman" w:hAnsi="Times New Roman" w:cs="Times New Roman"/>
+          <w:noProof/>
           <w:u w:val="single"/>
-          <w:lang w:val="en-GB" w:eastAsia="nb-NO"/>
-        </w:rPr>
-        <w:lastRenderedPageBreak/>
+          <w:lang w:val="en-US" w:eastAsia="nb-NO"/>
+        </w:rPr>
         <w:drawing>
           <wp:inline distT="0" distB="0" distL="0" distR="0" wp14:anchorId="6B15EF4B" wp14:editId="66332C29">
             <wp:extent cx="5760720" cy="3113405"/>
@@ -971,7 +978,7 @@
         </w:numPr>
         <w:rPr>
           <w:rFonts w:ascii="Times New Roman" w:hAnsi="Times New Roman" w:cs="Times New Roman"/>
-          <w:lang w:val="en-GB" w:eastAsia="nb-NO"/>
+          <w:lang w:val="en-US" w:eastAsia="nb-NO"/>
         </w:rPr>
       </w:pPr>
       <w:r>
@@ -979,14 +986,15 @@
           <w:rFonts w:ascii="Times New Roman" w:hAnsi="Times New Roman" w:cs="Times New Roman"/>
           <w:b/>
           <w:bCs/>
-          <w:lang w:val="en-GB" w:eastAsia="nb-NO"/>
-        </w:rPr>
+          <w:lang w:val="en-US" w:eastAsia="nb-NO"/>
+        </w:rPr>
+        <w:lastRenderedPageBreak/>
         <w:t>Before</w:t>
       </w:r>
       <w:r>
         <w:rPr>
           <w:rFonts w:ascii="Times New Roman" w:hAnsi="Times New Roman" w:cs="Times New Roman"/>
-          <w:lang w:val="en-GB" w:eastAsia="nb-NO"/>
+          <w:lang w:val="en-US" w:eastAsia="nb-NO"/>
         </w:rPr>
         <w:t>: The program sent 21 messages in a back-and-forth pattern (Process 0 sends, then receives in the same loop).</w:t>
       </w:r>
@@ -1000,7 +1008,7 @@
         </w:numPr>
         <w:rPr>
           <w:rFonts w:ascii="Times New Roman" w:hAnsi="Times New Roman" w:cs="Times New Roman"/>
-          <w:lang w:val="en-GB" w:eastAsia="nb-NO"/>
+          <w:lang w:val="en-US" w:eastAsia="nb-NO"/>
         </w:rPr>
       </w:pPr>
       <w:r>
@@ -1008,14 +1016,14 @@
           <w:rFonts w:ascii="Times New Roman" w:hAnsi="Times New Roman" w:cs="Times New Roman"/>
           <w:b/>
           <w:bCs/>
-          <w:lang w:val="en-GB" w:eastAsia="nb-NO"/>
+          <w:lang w:val="en-US" w:eastAsia="nb-NO"/>
         </w:rPr>
         <w:t>After</w:t>
       </w:r>
       <w:r>
         <w:rPr>
           <w:rFonts w:ascii="Times New Roman" w:hAnsi="Times New Roman" w:cs="Times New Roman"/>
-          <w:lang w:val="en-GB" w:eastAsia="nb-NO"/>
+          <w:lang w:val="en-US" w:eastAsia="nb-NO"/>
         </w:rPr>
         <w:t>:</w:t>
       </w:r>
@@ -1024,7 +1032,7 @@
           <w:rFonts w:ascii="Times New Roman" w:hAnsi="Times New Roman" w:cs="Times New Roman"/>
           <w:b/>
           <w:bCs/>
-          <w:lang w:val="en-GB" w:eastAsia="nb-NO"/>
+          <w:lang w:val="en-US" w:eastAsia="nb-NO"/>
         </w:rPr>
         <w:t xml:space="preserve"> </w:t>
       </w:r>
@@ -1038,13 +1046,13 @@
         </w:numPr>
         <w:rPr>
           <w:rFonts w:ascii="Times New Roman" w:hAnsi="Times New Roman" w:cs="Times New Roman"/>
-          <w:lang w:val="en-GB" w:eastAsia="nb-NO"/>
-        </w:rPr>
-      </w:pPr>
-      <w:r>
-        <w:rPr>
-          <w:rFonts w:ascii="Times New Roman" w:hAnsi="Times New Roman" w:cs="Times New Roman"/>
-          <w:lang w:val="en-GB" w:eastAsia="nb-NO"/>
+          <w:lang w:val="en-US" w:eastAsia="nb-NO"/>
+        </w:rPr>
+      </w:pPr>
+      <w:r>
+        <w:rPr>
+          <w:rFonts w:ascii="Times New Roman" w:hAnsi="Times New Roman" w:cs="Times New Roman"/>
+          <w:lang w:val="en-US" w:eastAsia="nb-NO"/>
         </w:rPr>
         <w:t>Send 5 clearly numbered messages from Process 0 to Process 1</w:t>
       </w:r>
@@ -1058,13 +1066,13 @@
         </w:numPr>
         <w:rPr>
           <w:rFonts w:ascii="Times New Roman" w:hAnsi="Times New Roman" w:cs="Times New Roman"/>
-          <w:lang w:val="en-GB" w:eastAsia="nb-NO"/>
-        </w:rPr>
-      </w:pPr>
-      <w:r>
-        <w:rPr>
-          <w:rFonts w:ascii="Times New Roman" w:hAnsi="Times New Roman" w:cs="Times New Roman"/>
-          <w:lang w:val="en-GB" w:eastAsia="nb-NO"/>
+          <w:lang w:val="en-US" w:eastAsia="nb-NO"/>
+        </w:rPr>
+      </w:pPr>
+      <w:r>
+        <w:rPr>
+          <w:rFonts w:ascii="Times New Roman" w:hAnsi="Times New Roman" w:cs="Times New Roman"/>
+          <w:lang w:val="en-US" w:eastAsia="nb-NO"/>
         </w:rPr>
         <w:t>Process 1 receives and prints each message sequentially</w:t>
       </w:r>
@@ -1078,13 +1086,13 @@
         </w:numPr>
         <w:rPr>
           <w:rFonts w:ascii="Times New Roman" w:hAnsi="Times New Roman" w:cs="Times New Roman"/>
-          <w:lang w:val="en-GB" w:eastAsia="nb-NO"/>
-        </w:rPr>
-      </w:pPr>
-      <w:r>
-        <w:rPr>
-          <w:rFonts w:ascii="Times New Roman" w:hAnsi="Times New Roman" w:cs="Times New Roman"/>
-          <w:lang w:val="en-GB" w:eastAsia="nb-NO"/>
+          <w:lang w:val="en-US" w:eastAsia="nb-NO"/>
+        </w:rPr>
+      </w:pPr>
+      <w:r>
+        <w:rPr>
+          <w:rFonts w:ascii="Times New Roman" w:hAnsi="Times New Roman" w:cs="Times New Roman"/>
+          <w:lang w:val="en-US" w:eastAsia="nb-NO"/>
         </w:rPr>
         <w:t>Added section headers to show what each process is doing</w:t>
       </w:r>
@@ -1098,13 +1106,13 @@
         </w:numPr>
         <w:rPr>
           <w:rFonts w:ascii="Times New Roman" w:hAnsi="Times New Roman" w:cs="Times New Roman"/>
-          <w:lang w:val="en-GB" w:eastAsia="nb-NO"/>
-        </w:rPr>
-      </w:pPr>
-      <w:r>
-        <w:rPr>
-          <w:rFonts w:ascii="Times New Roman" w:hAnsi="Times New Roman" w:cs="Times New Roman"/>
-          <w:lang w:val="en-GB" w:eastAsia="nb-NO"/>
+          <w:lang w:val="en-US" w:eastAsia="nb-NO"/>
+        </w:rPr>
+      </w:pPr>
+      <w:r>
+        <w:rPr>
+          <w:rFonts w:ascii="Times New Roman" w:hAnsi="Times New Roman" w:cs="Times New Roman"/>
+          <w:lang w:val="en-US" w:eastAsia="nb-NO"/>
         </w:rPr>
         <w:t>Added message numbering for clarity</w:t>
       </w:r>
@@ -1114,7 +1122,7 @@
         <w:pStyle w:val="Listeavsnitt"/>
         <w:rPr>
           <w:rFonts w:ascii="Times New Roman" w:hAnsi="Times New Roman" w:cs="Times New Roman"/>
-          <w:lang w:val="en-GB" w:eastAsia="nb-NO"/>
+          <w:lang w:val="en-US" w:eastAsia="nb-NO"/>
         </w:rPr>
       </w:pPr>
     </w:p>
@@ -1132,7 +1140,7 @@
           <w:kern w:val="0"/>
           <w:sz w:val="36"/>
           <w:szCs w:val="36"/>
-          <w:lang w:val="en-GB" w:eastAsia="nb-NO"/>
+          <w:lang w:val="en-US" w:eastAsia="nb-NO"/>
           <w14:ligatures w14:val="none"/>
         </w:rPr>
       </w:pPr>
@@ -1144,7 +1152,7 @@
           <w:kern w:val="0"/>
           <w:sz w:val="36"/>
           <w:szCs w:val="36"/>
-          <w:lang w:val="en-GB" w:eastAsia="nb-NO"/>
+          <w:lang w:val="en-US" w:eastAsia="nb-NO"/>
           <w14:ligatures w14:val="none"/>
         </w:rPr>
         <w:t>Exercise 3:</w:t>
@@ -1157,7 +1165,7 @@
           <w:kern w:val="0"/>
           <w:sz w:val="36"/>
           <w:szCs w:val="36"/>
-          <w:lang w:val="en-GB" w:eastAsia="nb-NO"/>
+          <w:lang w:val="en-US" w:eastAsia="nb-NO"/>
           <w14:ligatures w14:val="none"/>
         </w:rPr>
         <w:t xml:space="preserve"> MatrixMatrixMult.java</w:t>
@@ -1167,58 +1175,80 @@
       <w:pPr>
         <w:rPr>
           <w:rFonts w:ascii="Times New Roman" w:hAnsi="Times New Roman" w:cs="Times New Roman"/>
-          <w:lang w:val="en-GB" w:eastAsia="nb-NO"/>
-        </w:rPr>
-      </w:pPr>
-      <w:r>
-        <w:rPr>
-          <w:rFonts w:ascii="Times New Roman" w:hAnsi="Times New Roman" w:cs="Times New Roman"/>
-          <w:lang w:val="en-GB" w:eastAsia="nb-NO"/>
+          <w:sz w:val="28"/>
+          <w:szCs w:val="28"/>
+          <w:u w:val="single"/>
+          <w:lang w:val="en-US" w:eastAsia="nb-NO"/>
+        </w:rPr>
+      </w:pPr>
+      <w:r>
+        <w:rPr>
+          <w:rFonts w:ascii="Times New Roman" w:hAnsi="Times New Roman" w:cs="Times New Roman"/>
+          <w:sz w:val="28"/>
+          <w:szCs w:val="28"/>
+          <w:u w:val="single"/>
+          <w:lang w:val="en-US" w:eastAsia="nb-NO"/>
         </w:rPr>
         <w:t>Subtask 1:</w:t>
       </w:r>
       <w:r>
         <w:rPr>
           <w:rFonts w:ascii="Times New Roman" w:hAnsi="Times New Roman" w:cs="Times New Roman"/>
-          <w:lang w:val="en-GB" w:eastAsia="nb-NO"/>
-        </w:rPr>
-        <w:t xml:space="preserve"> </w:t>
-      </w:r>
-      <w:proofErr w:type="spellStart"/>
-      <w:r>
-        <w:rPr>
-          <w:rFonts w:ascii="Times New Roman" w:hAnsi="Times New Roman" w:cs="Times New Roman"/>
-          <w:lang w:val="en-GB" w:eastAsia="nb-NO"/>
-        </w:rPr>
-        <w:t>Analyze</w:t>
-      </w:r>
-      <w:proofErr w:type="spellEnd"/>
-      <w:r>
-        <w:rPr>
-          <w:rFonts w:ascii="Times New Roman" w:hAnsi="Times New Roman" w:cs="Times New Roman"/>
-          <w:lang w:val="en-GB" w:eastAsia="nb-NO"/>
-        </w:rPr>
-        <w:t xml:space="preserve"> and explain code</w:t>
-      </w:r>
-    </w:p>
-    <w:p>
-      <w:pPr>
-        <w:rPr>
-          <w:rFonts w:ascii="Times New Roman" w:hAnsi="Times New Roman" w:cs="Times New Roman"/>
-          <w:lang w:val="en-GB" w:eastAsia="nb-NO"/>
-        </w:rPr>
-      </w:pPr>
-      <w:r>
-        <w:rPr>
-          <w:rFonts w:ascii="Times New Roman" w:hAnsi="Times New Roman" w:cs="Times New Roman"/>
-          <w:lang w:val="en-GB" w:eastAsia="nb-NO"/>
+          <w:sz w:val="28"/>
+          <w:szCs w:val="28"/>
+          <w:u w:val="single"/>
+          <w:lang w:val="en-US" w:eastAsia="nb-NO"/>
+        </w:rPr>
+        <w:t xml:space="preserve"> Analyze and explain code</w:t>
+      </w:r>
+    </w:p>
+    <w:p>
+      <w:pPr>
+        <w:pStyle w:val="Listeavsnitt"/>
+        <w:numPr>
+          <w:ilvl w:val="0"/>
+          <w:numId w:val="20"/>
+        </w:numPr>
+        <w:rPr>
+          <w:rFonts w:ascii="Times New Roman" w:hAnsi="Times New Roman" w:cs="Times New Roman"/>
+          <w:lang w:val="en-US" w:eastAsia="nb-NO"/>
+        </w:rPr>
+      </w:pPr>
+      <w:r>
+        <w:rPr>
+          <w:rFonts w:ascii="Times New Roman" w:hAnsi="Times New Roman" w:cs="Times New Roman"/>
+          <w:lang w:val="en-US" w:eastAsia="nb-NO"/>
+        </w:rPr>
+        <w:t xml:space="preserve"> Not answered</w:t>
+      </w:r>
+    </w:p>
+    <w:p>
+      <w:pPr>
+        <w:rPr>
+          <w:rFonts w:ascii="Times New Roman" w:hAnsi="Times New Roman" w:cs="Times New Roman"/>
+          <w:sz w:val="28"/>
+          <w:szCs w:val="28"/>
+          <w:u w:val="single"/>
+          <w:lang w:val="en-US" w:eastAsia="nb-NO"/>
+        </w:rPr>
+      </w:pPr>
+      <w:r>
+        <w:rPr>
+          <w:rFonts w:ascii="Times New Roman" w:hAnsi="Times New Roman" w:cs="Times New Roman"/>
+          <w:sz w:val="28"/>
+          <w:szCs w:val="28"/>
+          <w:u w:val="single"/>
+          <w:lang w:val="en-US" w:eastAsia="nb-NO"/>
         </w:rPr>
         <w:t>Subtask 2:</w:t>
       </w:r>
       <w:r>
         <w:rPr>
           <w:rFonts w:ascii="Times New Roman" w:hAnsi="Times New Roman" w:cs="Times New Roman"/>
-          <w:lang w:val="en-GB" w:eastAsia="nb-NO"/>
+          <w:sz w:val="28"/>
+          <w:szCs w:val="28"/>
+          <w:u w:val="single"/>
+          <w:lang w:val="en-US" w:eastAsia="nb-NO"/>
         </w:rPr>
         <w:t xml:space="preserve"> Run code with </w:t>
       </w:r>
@@ -1227,14 +1257,20 @@
           <w:rFonts w:ascii="Times New Roman" w:hAnsi="Times New Roman" w:cs="Times New Roman"/>
           <w:i/>
           <w:iCs/>
-          <w:lang w:val="en-GB" w:eastAsia="nb-NO"/>
+          <w:sz w:val="28"/>
+          <w:szCs w:val="28"/>
+          <w:u w:val="single"/>
+          <w:lang w:val="en-US" w:eastAsia="nb-NO"/>
         </w:rPr>
         <w:t>N</w:t>
       </w:r>
       <w:r>
         <w:rPr>
           <w:rFonts w:ascii="Times New Roman" w:hAnsi="Times New Roman" w:cs="Times New Roman"/>
-          <w:lang w:val="en-GB" w:eastAsia="nb-NO"/>
+          <w:sz w:val="28"/>
+          <w:szCs w:val="28"/>
+          <w:u w:val="single"/>
+          <w:lang w:val="en-US" w:eastAsia="nb-NO"/>
         </w:rPr>
         <w:t xml:space="preserve"> = 1500 and processes is 1, </w:t>
       </w:r>
@@ -1242,7 +1278,10 @@
       <w:r>
         <w:rPr>
           <w:rFonts w:ascii="Times New Roman" w:hAnsi="Times New Roman" w:cs="Times New Roman"/>
-          <w:lang w:val="en-GB" w:eastAsia="nb-NO"/>
+          <w:sz w:val="28"/>
+          <w:szCs w:val="28"/>
+          <w:u w:val="single"/>
+          <w:lang w:val="en-US" w:eastAsia="nb-NO"/>
         </w:rPr>
         <w:t>2,…</w:t>
       </w:r>
@@ -1250,37 +1289,6047 @@
       <w:r>
         <w:rPr>
           <w:rFonts w:ascii="Times New Roman" w:hAnsi="Times New Roman" w:cs="Times New Roman"/>
-          <w:lang w:val="en-GB" w:eastAsia="nb-NO"/>
+          <w:sz w:val="28"/>
+          <w:szCs w:val="28"/>
+          <w:u w:val="single"/>
+          <w:lang w:val="en-US" w:eastAsia="nb-NO"/>
         </w:rPr>
         <w:t xml:space="preserve"> 10 – Screenshot</w:t>
       </w:r>
     </w:p>
     <w:p>
       <w:pPr>
-        <w:rPr>
-          <w:rFonts w:ascii="Times New Roman" w:hAnsi="Times New Roman" w:cs="Times New Roman"/>
-          <w:lang w:val="en-GB" w:eastAsia="nb-NO"/>
-        </w:rPr>
-      </w:pPr>
-      <w:r>
-        <w:rPr>
-          <w:rFonts w:ascii="Times New Roman" w:hAnsi="Times New Roman" w:cs="Times New Roman"/>
-          <w:lang w:val="en-GB" w:eastAsia="nb-NO"/>
+        <w:pStyle w:val="Listeavsnitt"/>
+        <w:numPr>
+          <w:ilvl w:val="0"/>
+          <w:numId w:val="20"/>
+        </w:numPr>
+        <w:rPr>
+          <w:rFonts w:ascii="Times New Roman" w:hAnsi="Times New Roman" w:cs="Times New Roman"/>
+          <w:lang w:val="en-US" w:eastAsia="nb-NO"/>
+        </w:rPr>
+      </w:pPr>
+      <w:r>
+        <w:rPr>
+          <w:rFonts w:ascii="Times New Roman" w:hAnsi="Times New Roman" w:cs="Times New Roman"/>
+          <w:lang w:val="en-US" w:eastAsia="nb-NO"/>
+        </w:rPr>
+        <w:t>Below are copies of the results.</w:t>
+      </w:r>
+    </w:p>
+    <w:p>
+      <w:pPr>
+        <w:shd w:val="clear" w:color="auto" w:fill="282C34"/>
+        <w:spacing w:after="0" w:line="270" w:lineRule="atLeast"/>
+        <w:rPr>
+          <w:rFonts w:ascii="Times New Roman" w:eastAsia="Times New Roman" w:hAnsi="Times New Roman" w:cs="Times New Roman"/>
+          <w:color w:val="ABB2BF"/>
+          <w:kern w:val="0"/>
+          <w:sz w:val="18"/>
+          <w:szCs w:val="18"/>
+          <w:lang w:val="en-US" w:eastAsia="nb-NO"/>
+          <w14:ligatures w14:val="none"/>
+        </w:rPr>
+      </w:pPr>
+      <w:r>
+        <w:rPr>
+          <w:rFonts w:ascii="Times New Roman" w:eastAsia="Times New Roman" w:hAnsi="Times New Roman" w:cs="Times New Roman"/>
+          <w:color w:val="ABB2BF"/>
+          <w:kern w:val="0"/>
+          <w:sz w:val="18"/>
+          <w:szCs w:val="18"/>
+          <w:lang w:val="en-US" w:eastAsia="nb-NO"/>
+          <w14:ligatures w14:val="none"/>
+        </w:rPr>
+        <w:t>===== np=</w:t>
+      </w:r>
+      <w:r>
+        <w:rPr>
+          <w:rFonts w:ascii="Times New Roman" w:eastAsia="Times New Roman" w:hAnsi="Times New Roman" w:cs="Times New Roman"/>
+          <w:color w:val="D19A66"/>
+          <w:kern w:val="0"/>
+          <w:sz w:val="18"/>
+          <w:szCs w:val="18"/>
+          <w:lang w:val="en-US" w:eastAsia="nb-NO"/>
+          <w14:ligatures w14:val="none"/>
+        </w:rPr>
+        <w:t>1</w:t>
+      </w:r>
+      <w:r>
+        <w:rPr>
+          <w:rFonts w:ascii="Times New Roman" w:eastAsia="Times New Roman" w:hAnsi="Times New Roman" w:cs="Times New Roman"/>
+          <w:color w:val="ABB2BF"/>
+          <w:kern w:val="0"/>
+          <w:sz w:val="18"/>
+          <w:szCs w:val="18"/>
+          <w:lang w:val="en-US" w:eastAsia="nb-NO"/>
+          <w14:ligatures w14:val="none"/>
+        </w:rPr>
+        <w:t xml:space="preserve"> =====</w:t>
+      </w:r>
+    </w:p>
+    <w:p>
+      <w:pPr>
+        <w:shd w:val="clear" w:color="auto" w:fill="282C34"/>
+        <w:spacing w:after="0" w:line="270" w:lineRule="atLeast"/>
+        <w:rPr>
+          <w:rFonts w:ascii="Times New Roman" w:eastAsia="Times New Roman" w:hAnsi="Times New Roman" w:cs="Times New Roman"/>
+          <w:color w:val="ABB2BF"/>
+          <w:kern w:val="0"/>
+          <w:sz w:val="18"/>
+          <w:szCs w:val="18"/>
+          <w:lang w:val="en-US" w:eastAsia="nb-NO"/>
+          <w14:ligatures w14:val="none"/>
+        </w:rPr>
+      </w:pPr>
+      <w:proofErr w:type="spellStart"/>
+      <w:r>
+        <w:rPr>
+          <w:rFonts w:ascii="Times New Roman" w:eastAsia="Times New Roman" w:hAnsi="Times New Roman" w:cs="Times New Roman"/>
+          <w:color w:val="ABB2BF"/>
+          <w:kern w:val="0"/>
+          <w:sz w:val="18"/>
+          <w:szCs w:val="18"/>
+          <w:lang w:val="en-US" w:eastAsia="nb-NO"/>
+          <w14:ligatures w14:val="none"/>
+        </w:rPr>
+        <w:t>MPJ</w:t>
+      </w:r>
+      <w:proofErr w:type="spellEnd"/>
+      <w:r>
+        <w:rPr>
+          <w:rFonts w:ascii="Times New Roman" w:eastAsia="Times New Roman" w:hAnsi="Times New Roman" w:cs="Times New Roman"/>
+          <w:color w:val="ABB2BF"/>
+          <w:kern w:val="0"/>
+          <w:sz w:val="18"/>
+          <w:szCs w:val="18"/>
+          <w:lang w:val="en-US" w:eastAsia="nb-NO"/>
+          <w14:ligatures w14:val="none"/>
+        </w:rPr>
+        <w:t xml:space="preserve"> Express (</w:t>
+      </w:r>
+      <w:r>
+        <w:rPr>
+          <w:rFonts w:ascii="Times New Roman" w:eastAsia="Times New Roman" w:hAnsi="Times New Roman" w:cs="Times New Roman"/>
+          <w:color w:val="D19A66"/>
+          <w:kern w:val="0"/>
+          <w:sz w:val="18"/>
+          <w:szCs w:val="18"/>
+          <w:lang w:val="en-US" w:eastAsia="nb-NO"/>
+          <w14:ligatures w14:val="none"/>
+        </w:rPr>
+        <w:t>0</w:t>
+      </w:r>
+      <w:r>
+        <w:rPr>
+          <w:rFonts w:ascii="Times New Roman" w:eastAsia="Times New Roman" w:hAnsi="Times New Roman" w:cs="Times New Roman"/>
+          <w:color w:val="ABB2BF"/>
+          <w:kern w:val="0"/>
+          <w:sz w:val="18"/>
+          <w:szCs w:val="18"/>
+          <w:lang w:val="en-US" w:eastAsia="nb-NO"/>
+          <w14:ligatures w14:val="none"/>
+        </w:rPr>
+        <w:t>.</w:t>
+      </w:r>
+      <w:r>
+        <w:rPr>
+          <w:rFonts w:ascii="Times New Roman" w:eastAsia="Times New Roman" w:hAnsi="Times New Roman" w:cs="Times New Roman"/>
+          <w:color w:val="D19A66"/>
+          <w:kern w:val="0"/>
+          <w:sz w:val="18"/>
+          <w:szCs w:val="18"/>
+          <w:lang w:val="en-US" w:eastAsia="nb-NO"/>
+          <w14:ligatures w14:val="none"/>
+        </w:rPr>
+        <w:t>44</w:t>
+      </w:r>
+      <w:r>
+        <w:rPr>
+          <w:rFonts w:ascii="Times New Roman" w:eastAsia="Times New Roman" w:hAnsi="Times New Roman" w:cs="Times New Roman"/>
+          <w:color w:val="ABB2BF"/>
+          <w:kern w:val="0"/>
+          <w:sz w:val="18"/>
+          <w:szCs w:val="18"/>
+          <w:lang w:val="en-US" w:eastAsia="nb-NO"/>
+          <w14:ligatures w14:val="none"/>
+        </w:rPr>
+        <w:t>) is started in the multicore configuration</w:t>
+      </w:r>
+    </w:p>
+    <w:p>
+      <w:pPr>
+        <w:shd w:val="clear" w:color="auto" w:fill="282C34"/>
+        <w:spacing w:after="0" w:line="270" w:lineRule="atLeast"/>
+        <w:rPr>
+          <w:rFonts w:ascii="Times New Roman" w:eastAsia="Times New Roman" w:hAnsi="Times New Roman" w:cs="Times New Roman"/>
+          <w:color w:val="ABB2BF"/>
+          <w:kern w:val="0"/>
+          <w:sz w:val="18"/>
+          <w:szCs w:val="18"/>
+          <w:lang w:val="en-US" w:eastAsia="nb-NO"/>
+          <w14:ligatures w14:val="none"/>
+        </w:rPr>
+      </w:pPr>
+      <w:r>
+        <w:rPr>
+          <w:rFonts w:ascii="Times New Roman" w:eastAsia="Times New Roman" w:hAnsi="Times New Roman" w:cs="Times New Roman"/>
+          <w:color w:val="ABB2BF"/>
+          <w:kern w:val="0"/>
+          <w:sz w:val="18"/>
+          <w:szCs w:val="18"/>
+          <w:lang w:val="en-US" w:eastAsia="nb-NO"/>
+          <w14:ligatures w14:val="none"/>
+        </w:rPr>
+        <w:t>Matrix-Matrix multiplication</w:t>
+      </w:r>
+    </w:p>
+    <w:p>
+      <w:pPr>
+        <w:shd w:val="clear" w:color="auto" w:fill="282C34"/>
+        <w:spacing w:after="0" w:line="270" w:lineRule="atLeast"/>
+        <w:rPr>
+          <w:rFonts w:ascii="Times New Roman" w:eastAsia="Times New Roman" w:hAnsi="Times New Roman" w:cs="Times New Roman"/>
+          <w:color w:val="ABB2BF"/>
+          <w:kern w:val="0"/>
+          <w:sz w:val="18"/>
+          <w:szCs w:val="18"/>
+          <w:lang w:val="en-US" w:eastAsia="nb-NO"/>
+          <w14:ligatures w14:val="none"/>
+        </w:rPr>
+      </w:pPr>
+      <w:r>
+        <w:rPr>
+          <w:rFonts w:ascii="Times New Roman" w:eastAsia="Times New Roman" w:hAnsi="Times New Roman" w:cs="Times New Roman"/>
+          <w:color w:val="ABB2BF"/>
+          <w:kern w:val="0"/>
+          <w:sz w:val="18"/>
+          <w:szCs w:val="18"/>
+          <w:lang w:val="en-US" w:eastAsia="nb-NO"/>
+          <w14:ligatures w14:val="none"/>
+        </w:rPr>
+        <w:t>Square matrix size: 1500x1500</w:t>
+      </w:r>
+    </w:p>
+    <w:p>
+      <w:pPr>
+        <w:shd w:val="clear" w:color="auto" w:fill="282C34"/>
+        <w:spacing w:after="0" w:line="270" w:lineRule="atLeast"/>
+        <w:rPr>
+          <w:rFonts w:ascii="Times New Roman" w:eastAsia="Times New Roman" w:hAnsi="Times New Roman" w:cs="Times New Roman"/>
+          <w:color w:val="ABB2BF"/>
+          <w:kern w:val="0"/>
+          <w:sz w:val="18"/>
+          <w:szCs w:val="18"/>
+          <w:lang w:val="en-US" w:eastAsia="nb-NO"/>
+          <w14:ligatures w14:val="none"/>
+        </w:rPr>
+      </w:pPr>
+      <w:r>
+        <w:rPr>
+          <w:rFonts w:ascii="Times New Roman" w:eastAsia="Times New Roman" w:hAnsi="Times New Roman" w:cs="Times New Roman"/>
+          <w:color w:val="ABB2BF"/>
+          <w:kern w:val="0"/>
+          <w:sz w:val="18"/>
+          <w:szCs w:val="18"/>
+          <w:lang w:val="en-US" w:eastAsia="nb-NO"/>
+          <w14:ligatures w14:val="none"/>
+        </w:rPr>
+        <w:t xml:space="preserve">Number of processes: </w:t>
+      </w:r>
+      <w:r>
+        <w:rPr>
+          <w:rFonts w:ascii="Times New Roman" w:eastAsia="Times New Roman" w:hAnsi="Times New Roman" w:cs="Times New Roman"/>
+          <w:color w:val="D19A66"/>
+          <w:kern w:val="0"/>
+          <w:sz w:val="18"/>
+          <w:szCs w:val="18"/>
+          <w:lang w:val="en-US" w:eastAsia="nb-NO"/>
+          <w14:ligatures w14:val="none"/>
+        </w:rPr>
+        <w:t>1</w:t>
+      </w:r>
+    </w:p>
+    <w:p>
+      <w:pPr>
+        <w:shd w:val="clear" w:color="auto" w:fill="282C34"/>
+        <w:spacing w:after="0" w:line="270" w:lineRule="atLeast"/>
+        <w:rPr>
+          <w:rFonts w:ascii="Times New Roman" w:eastAsia="Times New Roman" w:hAnsi="Times New Roman" w:cs="Times New Roman"/>
+          <w:color w:val="ABB2BF"/>
+          <w:kern w:val="0"/>
+          <w:sz w:val="18"/>
+          <w:szCs w:val="18"/>
+          <w:lang w:val="en-US" w:eastAsia="nb-NO"/>
+          <w14:ligatures w14:val="none"/>
+        </w:rPr>
+      </w:pPr>
+      <w:r>
+        <w:rPr>
+          <w:rFonts w:ascii="Times New Roman" w:eastAsia="Times New Roman" w:hAnsi="Times New Roman" w:cs="Times New Roman"/>
+          <w:color w:val="ABB2BF"/>
+          <w:kern w:val="0"/>
+          <w:sz w:val="18"/>
+          <w:szCs w:val="18"/>
+          <w:lang w:val="en-US" w:eastAsia="nb-NO"/>
+          <w14:ligatures w14:val="none"/>
+        </w:rPr>
+        <w:t xml:space="preserve">Start Time = </w:t>
+      </w:r>
+      <w:r>
+        <w:rPr>
+          <w:rFonts w:ascii="Times New Roman" w:eastAsia="Times New Roman" w:hAnsi="Times New Roman" w:cs="Times New Roman"/>
+          <w:color w:val="D19A66"/>
+          <w:kern w:val="0"/>
+          <w:sz w:val="18"/>
+          <w:szCs w:val="18"/>
+          <w:lang w:val="en-US" w:eastAsia="nb-NO"/>
+          <w14:ligatures w14:val="none"/>
+        </w:rPr>
+        <w:t>1774267897</w:t>
+      </w:r>
+      <w:r>
+        <w:rPr>
+          <w:rFonts w:ascii="Times New Roman" w:eastAsia="Times New Roman" w:hAnsi="Times New Roman" w:cs="Times New Roman"/>
+          <w:color w:val="ABB2BF"/>
+          <w:kern w:val="0"/>
+          <w:sz w:val="18"/>
+          <w:szCs w:val="18"/>
+          <w:lang w:val="en-US" w:eastAsia="nb-NO"/>
+          <w14:ligatures w14:val="none"/>
+        </w:rPr>
+        <w:t>,</w:t>
+      </w:r>
+      <w:r>
+        <w:rPr>
+          <w:rFonts w:ascii="Times New Roman" w:eastAsia="Times New Roman" w:hAnsi="Times New Roman" w:cs="Times New Roman"/>
+          <w:color w:val="D19A66"/>
+          <w:kern w:val="0"/>
+          <w:sz w:val="18"/>
+          <w:szCs w:val="18"/>
+          <w:lang w:val="en-US" w:eastAsia="nb-NO"/>
+          <w14:ligatures w14:val="none"/>
+        </w:rPr>
+        <w:t>000000</w:t>
+      </w:r>
+    </w:p>
+    <w:p>
+      <w:pPr>
+        <w:shd w:val="clear" w:color="auto" w:fill="282C34"/>
+        <w:spacing w:after="0" w:line="270" w:lineRule="atLeast"/>
+        <w:rPr>
+          <w:rFonts w:ascii="Times New Roman" w:eastAsia="Times New Roman" w:hAnsi="Times New Roman" w:cs="Times New Roman"/>
+          <w:color w:val="ABB2BF"/>
+          <w:kern w:val="0"/>
+          <w:sz w:val="18"/>
+          <w:szCs w:val="18"/>
+          <w:lang w:val="en-US" w:eastAsia="nb-NO"/>
+          <w14:ligatures w14:val="none"/>
+        </w:rPr>
+      </w:pPr>
+      <w:r>
+        <w:rPr>
+          <w:rFonts w:ascii="Times New Roman" w:eastAsia="Times New Roman" w:hAnsi="Times New Roman" w:cs="Times New Roman"/>
+          <w:color w:val="ABB2BF"/>
+          <w:kern w:val="0"/>
+          <w:sz w:val="18"/>
+          <w:szCs w:val="18"/>
+          <w:lang w:val="en-US" w:eastAsia="nb-NO"/>
+          <w14:ligatures w14:val="none"/>
+        </w:rPr>
+        <w:t xml:space="preserve">End Time = </w:t>
+      </w:r>
+      <w:r>
+        <w:rPr>
+          <w:rFonts w:ascii="Times New Roman" w:eastAsia="Times New Roman" w:hAnsi="Times New Roman" w:cs="Times New Roman"/>
+          <w:color w:val="D19A66"/>
+          <w:kern w:val="0"/>
+          <w:sz w:val="18"/>
+          <w:szCs w:val="18"/>
+          <w:lang w:val="en-US" w:eastAsia="nb-NO"/>
+          <w14:ligatures w14:val="none"/>
+        </w:rPr>
+        <w:t>1774267900</w:t>
+      </w:r>
+      <w:r>
+        <w:rPr>
+          <w:rFonts w:ascii="Times New Roman" w:eastAsia="Times New Roman" w:hAnsi="Times New Roman" w:cs="Times New Roman"/>
+          <w:color w:val="ABB2BF"/>
+          <w:kern w:val="0"/>
+          <w:sz w:val="18"/>
+          <w:szCs w:val="18"/>
+          <w:lang w:val="en-US" w:eastAsia="nb-NO"/>
+          <w14:ligatures w14:val="none"/>
+        </w:rPr>
+        <w:t>,</w:t>
+      </w:r>
+      <w:r>
+        <w:rPr>
+          <w:rFonts w:ascii="Times New Roman" w:eastAsia="Times New Roman" w:hAnsi="Times New Roman" w:cs="Times New Roman"/>
+          <w:color w:val="D19A66"/>
+          <w:kern w:val="0"/>
+          <w:sz w:val="18"/>
+          <w:szCs w:val="18"/>
+          <w:lang w:val="en-US" w:eastAsia="nb-NO"/>
+          <w14:ligatures w14:val="none"/>
+        </w:rPr>
+        <w:t>000000</w:t>
+      </w:r>
+    </w:p>
+    <w:p>
+      <w:pPr>
+        <w:shd w:val="clear" w:color="auto" w:fill="282C34"/>
+        <w:spacing w:after="0" w:line="270" w:lineRule="atLeast"/>
+        <w:rPr>
+          <w:rFonts w:ascii="Times New Roman" w:eastAsia="Times New Roman" w:hAnsi="Times New Roman" w:cs="Times New Roman"/>
+          <w:color w:val="ABB2BF"/>
+          <w:kern w:val="0"/>
+          <w:sz w:val="18"/>
+          <w:szCs w:val="18"/>
+          <w:lang w:val="en-US" w:eastAsia="nb-NO"/>
+          <w14:ligatures w14:val="none"/>
+        </w:rPr>
+      </w:pPr>
+      <w:r>
+        <w:rPr>
+          <w:rFonts w:ascii="Times New Roman" w:eastAsia="Times New Roman" w:hAnsi="Times New Roman" w:cs="Times New Roman"/>
+          <w:color w:val="ABB2BF"/>
+          <w:kern w:val="0"/>
+          <w:sz w:val="18"/>
+          <w:szCs w:val="18"/>
+          <w:lang w:val="en-US" w:eastAsia="nb-NO"/>
+          <w14:ligatures w14:val="none"/>
+        </w:rPr>
+        <w:t xml:space="preserve">Running Time = </w:t>
+      </w:r>
+      <w:r>
+        <w:rPr>
+          <w:rFonts w:ascii="Times New Roman" w:eastAsia="Times New Roman" w:hAnsi="Times New Roman" w:cs="Times New Roman"/>
+          <w:color w:val="D19A66"/>
+          <w:kern w:val="0"/>
+          <w:sz w:val="18"/>
+          <w:szCs w:val="18"/>
+          <w:lang w:val="en-US" w:eastAsia="nb-NO"/>
+          <w14:ligatures w14:val="none"/>
+        </w:rPr>
+        <w:t>3</w:t>
+      </w:r>
+      <w:r>
+        <w:rPr>
+          <w:rFonts w:ascii="Times New Roman" w:eastAsia="Times New Roman" w:hAnsi="Times New Roman" w:cs="Times New Roman"/>
+          <w:color w:val="ABB2BF"/>
+          <w:kern w:val="0"/>
+          <w:sz w:val="18"/>
+          <w:szCs w:val="18"/>
+          <w:lang w:val="en-US" w:eastAsia="nb-NO"/>
+          <w14:ligatures w14:val="none"/>
+        </w:rPr>
+        <w:t>,</w:t>
+      </w:r>
+      <w:r>
+        <w:rPr>
+          <w:rFonts w:ascii="Times New Roman" w:eastAsia="Times New Roman" w:hAnsi="Times New Roman" w:cs="Times New Roman"/>
+          <w:color w:val="D19A66"/>
+          <w:kern w:val="0"/>
+          <w:sz w:val="18"/>
+          <w:szCs w:val="18"/>
+          <w:lang w:val="en-US" w:eastAsia="nb-NO"/>
+          <w14:ligatures w14:val="none"/>
+        </w:rPr>
+        <w:t>000000</w:t>
+      </w:r>
+    </w:p>
+    <w:p>
+      <w:pPr>
+        <w:shd w:val="clear" w:color="auto" w:fill="282C34"/>
+        <w:spacing w:after="0" w:line="270" w:lineRule="atLeast"/>
+        <w:rPr>
+          <w:rFonts w:ascii="Times New Roman" w:eastAsia="Times New Roman" w:hAnsi="Times New Roman" w:cs="Times New Roman"/>
+          <w:color w:val="ABB2BF"/>
+          <w:kern w:val="0"/>
+          <w:sz w:val="18"/>
+          <w:szCs w:val="18"/>
+          <w:lang w:val="en-US" w:eastAsia="nb-NO"/>
+          <w14:ligatures w14:val="none"/>
+        </w:rPr>
+      </w:pPr>
+      <w:r>
+        <w:rPr>
+          <w:rFonts w:ascii="Times New Roman" w:eastAsia="Times New Roman" w:hAnsi="Times New Roman" w:cs="Times New Roman"/>
+          <w:color w:val="ABB2BF"/>
+          <w:kern w:val="0"/>
+          <w:sz w:val="18"/>
+          <w:szCs w:val="18"/>
+          <w:lang w:val="en-US" w:eastAsia="nb-NO"/>
+          <w14:ligatures w14:val="none"/>
+        </w:rPr>
+        <w:t>===== np=</w:t>
+      </w:r>
+      <w:r>
+        <w:rPr>
+          <w:rFonts w:ascii="Times New Roman" w:eastAsia="Times New Roman" w:hAnsi="Times New Roman" w:cs="Times New Roman"/>
+          <w:color w:val="D19A66"/>
+          <w:kern w:val="0"/>
+          <w:sz w:val="18"/>
+          <w:szCs w:val="18"/>
+          <w:lang w:val="en-US" w:eastAsia="nb-NO"/>
+          <w14:ligatures w14:val="none"/>
+        </w:rPr>
+        <w:t>2</w:t>
+      </w:r>
+      <w:r>
+        <w:rPr>
+          <w:rFonts w:ascii="Times New Roman" w:eastAsia="Times New Roman" w:hAnsi="Times New Roman" w:cs="Times New Roman"/>
+          <w:color w:val="ABB2BF"/>
+          <w:kern w:val="0"/>
+          <w:sz w:val="18"/>
+          <w:szCs w:val="18"/>
+          <w:lang w:val="en-US" w:eastAsia="nb-NO"/>
+          <w14:ligatures w14:val="none"/>
+        </w:rPr>
+        <w:t xml:space="preserve"> =====</w:t>
+      </w:r>
+    </w:p>
+    <w:p>
+      <w:pPr>
+        <w:shd w:val="clear" w:color="auto" w:fill="282C34"/>
+        <w:spacing w:after="0" w:line="270" w:lineRule="atLeast"/>
+        <w:rPr>
+          <w:rFonts w:ascii="Times New Roman" w:eastAsia="Times New Roman" w:hAnsi="Times New Roman" w:cs="Times New Roman"/>
+          <w:color w:val="ABB2BF"/>
+          <w:kern w:val="0"/>
+          <w:sz w:val="18"/>
+          <w:szCs w:val="18"/>
+          <w:lang w:val="en-US" w:eastAsia="nb-NO"/>
+          <w14:ligatures w14:val="none"/>
+        </w:rPr>
+      </w:pPr>
+      <w:proofErr w:type="spellStart"/>
+      <w:r>
+        <w:rPr>
+          <w:rFonts w:ascii="Times New Roman" w:eastAsia="Times New Roman" w:hAnsi="Times New Roman" w:cs="Times New Roman"/>
+          <w:color w:val="ABB2BF"/>
+          <w:kern w:val="0"/>
+          <w:sz w:val="18"/>
+          <w:szCs w:val="18"/>
+          <w:lang w:val="en-US" w:eastAsia="nb-NO"/>
+          <w14:ligatures w14:val="none"/>
+        </w:rPr>
+        <w:t>MPJ</w:t>
+      </w:r>
+      <w:proofErr w:type="spellEnd"/>
+      <w:r>
+        <w:rPr>
+          <w:rFonts w:ascii="Times New Roman" w:eastAsia="Times New Roman" w:hAnsi="Times New Roman" w:cs="Times New Roman"/>
+          <w:color w:val="ABB2BF"/>
+          <w:kern w:val="0"/>
+          <w:sz w:val="18"/>
+          <w:szCs w:val="18"/>
+          <w:lang w:val="en-US" w:eastAsia="nb-NO"/>
+          <w14:ligatures w14:val="none"/>
+        </w:rPr>
+        <w:t xml:space="preserve"> Express (</w:t>
+      </w:r>
+      <w:r>
+        <w:rPr>
+          <w:rFonts w:ascii="Times New Roman" w:eastAsia="Times New Roman" w:hAnsi="Times New Roman" w:cs="Times New Roman"/>
+          <w:color w:val="D19A66"/>
+          <w:kern w:val="0"/>
+          <w:sz w:val="18"/>
+          <w:szCs w:val="18"/>
+          <w:lang w:val="en-US" w:eastAsia="nb-NO"/>
+          <w14:ligatures w14:val="none"/>
+        </w:rPr>
+        <w:t>0</w:t>
+      </w:r>
+      <w:r>
+        <w:rPr>
+          <w:rFonts w:ascii="Times New Roman" w:eastAsia="Times New Roman" w:hAnsi="Times New Roman" w:cs="Times New Roman"/>
+          <w:color w:val="ABB2BF"/>
+          <w:kern w:val="0"/>
+          <w:sz w:val="18"/>
+          <w:szCs w:val="18"/>
+          <w:lang w:val="en-US" w:eastAsia="nb-NO"/>
+          <w14:ligatures w14:val="none"/>
+        </w:rPr>
+        <w:t>.</w:t>
+      </w:r>
+      <w:r>
+        <w:rPr>
+          <w:rFonts w:ascii="Times New Roman" w:eastAsia="Times New Roman" w:hAnsi="Times New Roman" w:cs="Times New Roman"/>
+          <w:color w:val="D19A66"/>
+          <w:kern w:val="0"/>
+          <w:sz w:val="18"/>
+          <w:szCs w:val="18"/>
+          <w:lang w:val="en-US" w:eastAsia="nb-NO"/>
+          <w14:ligatures w14:val="none"/>
+        </w:rPr>
+        <w:t>44</w:t>
+      </w:r>
+      <w:r>
+        <w:rPr>
+          <w:rFonts w:ascii="Times New Roman" w:eastAsia="Times New Roman" w:hAnsi="Times New Roman" w:cs="Times New Roman"/>
+          <w:color w:val="ABB2BF"/>
+          <w:kern w:val="0"/>
+          <w:sz w:val="18"/>
+          <w:szCs w:val="18"/>
+          <w:lang w:val="en-US" w:eastAsia="nb-NO"/>
+          <w14:ligatures w14:val="none"/>
+        </w:rPr>
+        <w:t>) is started in the multicore configuration</w:t>
+      </w:r>
+    </w:p>
+    <w:p>
+      <w:pPr>
+        <w:shd w:val="clear" w:color="auto" w:fill="282C34"/>
+        <w:spacing w:after="0" w:line="270" w:lineRule="atLeast"/>
+        <w:rPr>
+          <w:rFonts w:ascii="Times New Roman" w:eastAsia="Times New Roman" w:hAnsi="Times New Roman" w:cs="Times New Roman"/>
+          <w:color w:val="ABB2BF"/>
+          <w:kern w:val="0"/>
+          <w:sz w:val="18"/>
+          <w:szCs w:val="18"/>
+          <w:lang w:val="en-US" w:eastAsia="nb-NO"/>
+          <w14:ligatures w14:val="none"/>
+        </w:rPr>
+      </w:pPr>
+      <w:r>
+        <w:rPr>
+          <w:rFonts w:ascii="Times New Roman" w:eastAsia="Times New Roman" w:hAnsi="Times New Roman" w:cs="Times New Roman"/>
+          <w:color w:val="ABB2BF"/>
+          <w:kern w:val="0"/>
+          <w:sz w:val="18"/>
+          <w:szCs w:val="18"/>
+          <w:lang w:val="en-US" w:eastAsia="nb-NO"/>
+          <w14:ligatures w14:val="none"/>
+        </w:rPr>
+        <w:t>Matrix-Matrix multiplication</w:t>
+      </w:r>
+    </w:p>
+    <w:p>
+      <w:pPr>
+        <w:shd w:val="clear" w:color="auto" w:fill="282C34"/>
+        <w:spacing w:after="0" w:line="270" w:lineRule="atLeast"/>
+        <w:rPr>
+          <w:rFonts w:ascii="Times New Roman" w:eastAsia="Times New Roman" w:hAnsi="Times New Roman" w:cs="Times New Roman"/>
+          <w:color w:val="ABB2BF"/>
+          <w:kern w:val="0"/>
+          <w:sz w:val="18"/>
+          <w:szCs w:val="18"/>
+          <w:lang w:val="en-US" w:eastAsia="nb-NO"/>
+          <w14:ligatures w14:val="none"/>
+        </w:rPr>
+      </w:pPr>
+      <w:r>
+        <w:rPr>
+          <w:rFonts w:ascii="Times New Roman" w:eastAsia="Times New Roman" w:hAnsi="Times New Roman" w:cs="Times New Roman"/>
+          <w:color w:val="ABB2BF"/>
+          <w:kern w:val="0"/>
+          <w:sz w:val="18"/>
+          <w:szCs w:val="18"/>
+          <w:lang w:val="en-US" w:eastAsia="nb-NO"/>
+          <w14:ligatures w14:val="none"/>
+        </w:rPr>
+        <w:t>Square matrix size: 1500x1500</w:t>
+      </w:r>
+    </w:p>
+    <w:p>
+      <w:pPr>
+        <w:shd w:val="clear" w:color="auto" w:fill="282C34"/>
+        <w:spacing w:after="0" w:line="270" w:lineRule="atLeast"/>
+        <w:rPr>
+          <w:rFonts w:ascii="Times New Roman" w:eastAsia="Times New Roman" w:hAnsi="Times New Roman" w:cs="Times New Roman"/>
+          <w:color w:val="ABB2BF"/>
+          <w:kern w:val="0"/>
+          <w:sz w:val="18"/>
+          <w:szCs w:val="18"/>
+          <w:lang w:val="en-US" w:eastAsia="nb-NO"/>
+          <w14:ligatures w14:val="none"/>
+        </w:rPr>
+      </w:pPr>
+      <w:r>
+        <w:rPr>
+          <w:rFonts w:ascii="Times New Roman" w:eastAsia="Times New Roman" w:hAnsi="Times New Roman" w:cs="Times New Roman"/>
+          <w:color w:val="ABB2BF"/>
+          <w:kern w:val="0"/>
+          <w:sz w:val="18"/>
+          <w:szCs w:val="18"/>
+          <w:lang w:val="en-US" w:eastAsia="nb-NO"/>
+          <w14:ligatures w14:val="none"/>
+        </w:rPr>
+        <w:t xml:space="preserve">Number of processes: </w:t>
+      </w:r>
+      <w:r>
+        <w:rPr>
+          <w:rFonts w:ascii="Times New Roman" w:eastAsia="Times New Roman" w:hAnsi="Times New Roman" w:cs="Times New Roman"/>
+          <w:color w:val="D19A66"/>
+          <w:kern w:val="0"/>
+          <w:sz w:val="18"/>
+          <w:szCs w:val="18"/>
+          <w:lang w:val="en-US" w:eastAsia="nb-NO"/>
+          <w14:ligatures w14:val="none"/>
+        </w:rPr>
+        <w:t>2</w:t>
+      </w:r>
+    </w:p>
+    <w:p>
+      <w:pPr>
+        <w:shd w:val="clear" w:color="auto" w:fill="282C34"/>
+        <w:spacing w:after="0" w:line="270" w:lineRule="atLeast"/>
+        <w:rPr>
+          <w:rFonts w:ascii="Times New Roman" w:eastAsia="Times New Roman" w:hAnsi="Times New Roman" w:cs="Times New Roman"/>
+          <w:color w:val="ABB2BF"/>
+          <w:kern w:val="0"/>
+          <w:sz w:val="18"/>
+          <w:szCs w:val="18"/>
+          <w:lang w:val="en-US" w:eastAsia="nb-NO"/>
+          <w14:ligatures w14:val="none"/>
+        </w:rPr>
+      </w:pPr>
+      <w:r>
+        <w:rPr>
+          <w:rFonts w:ascii="Times New Roman" w:eastAsia="Times New Roman" w:hAnsi="Times New Roman" w:cs="Times New Roman"/>
+          <w:color w:val="ABB2BF"/>
+          <w:kern w:val="0"/>
+          <w:sz w:val="18"/>
+          <w:szCs w:val="18"/>
+          <w:lang w:val="en-US" w:eastAsia="nb-NO"/>
+          <w14:ligatures w14:val="none"/>
+        </w:rPr>
+        <w:t xml:space="preserve">Start Time = </w:t>
+      </w:r>
+      <w:r>
+        <w:rPr>
+          <w:rFonts w:ascii="Times New Roman" w:eastAsia="Times New Roman" w:hAnsi="Times New Roman" w:cs="Times New Roman"/>
+          <w:color w:val="D19A66"/>
+          <w:kern w:val="0"/>
+          <w:sz w:val="18"/>
+          <w:szCs w:val="18"/>
+          <w:lang w:val="en-US" w:eastAsia="nb-NO"/>
+          <w14:ligatures w14:val="none"/>
+        </w:rPr>
+        <w:t>1774267900</w:t>
+      </w:r>
+      <w:r>
+        <w:rPr>
+          <w:rFonts w:ascii="Times New Roman" w:eastAsia="Times New Roman" w:hAnsi="Times New Roman" w:cs="Times New Roman"/>
+          <w:color w:val="ABB2BF"/>
+          <w:kern w:val="0"/>
+          <w:sz w:val="18"/>
+          <w:szCs w:val="18"/>
+          <w:lang w:val="en-US" w:eastAsia="nb-NO"/>
+          <w14:ligatures w14:val="none"/>
+        </w:rPr>
+        <w:t>,</w:t>
+      </w:r>
+      <w:r>
+        <w:rPr>
+          <w:rFonts w:ascii="Times New Roman" w:eastAsia="Times New Roman" w:hAnsi="Times New Roman" w:cs="Times New Roman"/>
+          <w:color w:val="D19A66"/>
+          <w:kern w:val="0"/>
+          <w:sz w:val="18"/>
+          <w:szCs w:val="18"/>
+          <w:lang w:val="en-US" w:eastAsia="nb-NO"/>
+          <w14:ligatures w14:val="none"/>
+        </w:rPr>
+        <w:t>000000</w:t>
+      </w:r>
+    </w:p>
+    <w:p>
+      <w:pPr>
+        <w:shd w:val="clear" w:color="auto" w:fill="282C34"/>
+        <w:spacing w:after="0" w:line="270" w:lineRule="atLeast"/>
+        <w:rPr>
+          <w:rFonts w:ascii="Times New Roman" w:eastAsia="Times New Roman" w:hAnsi="Times New Roman" w:cs="Times New Roman"/>
+          <w:color w:val="ABB2BF"/>
+          <w:kern w:val="0"/>
+          <w:sz w:val="18"/>
+          <w:szCs w:val="18"/>
+          <w:lang w:val="en-US" w:eastAsia="nb-NO"/>
+          <w14:ligatures w14:val="none"/>
+        </w:rPr>
+      </w:pPr>
+      <w:r>
+        <w:rPr>
+          <w:rFonts w:ascii="Times New Roman" w:eastAsia="Times New Roman" w:hAnsi="Times New Roman" w:cs="Times New Roman"/>
+          <w:color w:val="ABB2BF"/>
+          <w:kern w:val="0"/>
+          <w:sz w:val="18"/>
+          <w:szCs w:val="18"/>
+          <w:lang w:val="en-US" w:eastAsia="nb-NO"/>
+          <w14:ligatures w14:val="none"/>
+        </w:rPr>
+        <w:t xml:space="preserve">End Time = </w:t>
+      </w:r>
+      <w:r>
+        <w:rPr>
+          <w:rFonts w:ascii="Times New Roman" w:eastAsia="Times New Roman" w:hAnsi="Times New Roman" w:cs="Times New Roman"/>
+          <w:color w:val="D19A66"/>
+          <w:kern w:val="0"/>
+          <w:sz w:val="18"/>
+          <w:szCs w:val="18"/>
+          <w:lang w:val="en-US" w:eastAsia="nb-NO"/>
+          <w14:ligatures w14:val="none"/>
+        </w:rPr>
+        <w:t>1774267901</w:t>
+      </w:r>
+      <w:r>
+        <w:rPr>
+          <w:rFonts w:ascii="Times New Roman" w:eastAsia="Times New Roman" w:hAnsi="Times New Roman" w:cs="Times New Roman"/>
+          <w:color w:val="ABB2BF"/>
+          <w:kern w:val="0"/>
+          <w:sz w:val="18"/>
+          <w:szCs w:val="18"/>
+          <w:lang w:val="en-US" w:eastAsia="nb-NO"/>
+          <w14:ligatures w14:val="none"/>
+        </w:rPr>
+        <w:t>,</w:t>
+      </w:r>
+      <w:r>
+        <w:rPr>
+          <w:rFonts w:ascii="Times New Roman" w:eastAsia="Times New Roman" w:hAnsi="Times New Roman" w:cs="Times New Roman"/>
+          <w:color w:val="D19A66"/>
+          <w:kern w:val="0"/>
+          <w:sz w:val="18"/>
+          <w:szCs w:val="18"/>
+          <w:lang w:val="en-US" w:eastAsia="nb-NO"/>
+          <w14:ligatures w14:val="none"/>
+        </w:rPr>
+        <w:t>000000</w:t>
+      </w:r>
+    </w:p>
+    <w:p>
+      <w:pPr>
+        <w:shd w:val="clear" w:color="auto" w:fill="282C34"/>
+        <w:spacing w:after="0" w:line="270" w:lineRule="atLeast"/>
+        <w:rPr>
+          <w:rFonts w:ascii="Times New Roman" w:eastAsia="Times New Roman" w:hAnsi="Times New Roman" w:cs="Times New Roman"/>
+          <w:color w:val="ABB2BF"/>
+          <w:kern w:val="0"/>
+          <w:sz w:val="18"/>
+          <w:szCs w:val="18"/>
+          <w:lang w:val="en-US" w:eastAsia="nb-NO"/>
+          <w14:ligatures w14:val="none"/>
+        </w:rPr>
+      </w:pPr>
+      <w:r>
+        <w:rPr>
+          <w:rFonts w:ascii="Times New Roman" w:eastAsia="Times New Roman" w:hAnsi="Times New Roman" w:cs="Times New Roman"/>
+          <w:color w:val="ABB2BF"/>
+          <w:kern w:val="0"/>
+          <w:sz w:val="18"/>
+          <w:szCs w:val="18"/>
+          <w:lang w:val="en-US" w:eastAsia="nb-NO"/>
+          <w14:ligatures w14:val="none"/>
+        </w:rPr>
+        <w:t xml:space="preserve">Running Time = </w:t>
+      </w:r>
+      <w:r>
+        <w:rPr>
+          <w:rFonts w:ascii="Times New Roman" w:eastAsia="Times New Roman" w:hAnsi="Times New Roman" w:cs="Times New Roman"/>
+          <w:color w:val="D19A66"/>
+          <w:kern w:val="0"/>
+          <w:sz w:val="18"/>
+          <w:szCs w:val="18"/>
+          <w:lang w:val="en-US" w:eastAsia="nb-NO"/>
+          <w14:ligatures w14:val="none"/>
+        </w:rPr>
+        <w:t>1</w:t>
+      </w:r>
+      <w:r>
+        <w:rPr>
+          <w:rFonts w:ascii="Times New Roman" w:eastAsia="Times New Roman" w:hAnsi="Times New Roman" w:cs="Times New Roman"/>
+          <w:color w:val="ABB2BF"/>
+          <w:kern w:val="0"/>
+          <w:sz w:val="18"/>
+          <w:szCs w:val="18"/>
+          <w:lang w:val="en-US" w:eastAsia="nb-NO"/>
+          <w14:ligatures w14:val="none"/>
+        </w:rPr>
+        <w:t>,</w:t>
+      </w:r>
+      <w:r>
+        <w:rPr>
+          <w:rFonts w:ascii="Times New Roman" w:eastAsia="Times New Roman" w:hAnsi="Times New Roman" w:cs="Times New Roman"/>
+          <w:color w:val="D19A66"/>
+          <w:kern w:val="0"/>
+          <w:sz w:val="18"/>
+          <w:szCs w:val="18"/>
+          <w:lang w:val="en-US" w:eastAsia="nb-NO"/>
+          <w14:ligatures w14:val="none"/>
+        </w:rPr>
+        <w:t>000000</w:t>
+      </w:r>
+    </w:p>
+    <w:p>
+      <w:pPr>
+        <w:shd w:val="clear" w:color="auto" w:fill="282C34"/>
+        <w:spacing w:after="0" w:line="270" w:lineRule="atLeast"/>
+        <w:rPr>
+          <w:rFonts w:ascii="Times New Roman" w:eastAsia="Times New Roman" w:hAnsi="Times New Roman" w:cs="Times New Roman"/>
+          <w:color w:val="ABB2BF"/>
+          <w:kern w:val="0"/>
+          <w:sz w:val="18"/>
+          <w:szCs w:val="18"/>
+          <w:lang w:val="en-US" w:eastAsia="nb-NO"/>
+          <w14:ligatures w14:val="none"/>
+        </w:rPr>
+      </w:pPr>
+      <w:r>
+        <w:rPr>
+          <w:rFonts w:ascii="Times New Roman" w:eastAsia="Times New Roman" w:hAnsi="Times New Roman" w:cs="Times New Roman"/>
+          <w:color w:val="ABB2BF"/>
+          <w:kern w:val="0"/>
+          <w:sz w:val="18"/>
+          <w:szCs w:val="18"/>
+          <w:lang w:val="en-US" w:eastAsia="nb-NO"/>
+          <w14:ligatures w14:val="none"/>
+        </w:rPr>
+        <w:t>===== np=</w:t>
+      </w:r>
+      <w:r>
+        <w:rPr>
+          <w:rFonts w:ascii="Times New Roman" w:eastAsia="Times New Roman" w:hAnsi="Times New Roman" w:cs="Times New Roman"/>
+          <w:color w:val="D19A66"/>
+          <w:kern w:val="0"/>
+          <w:sz w:val="18"/>
+          <w:szCs w:val="18"/>
+          <w:lang w:val="en-US" w:eastAsia="nb-NO"/>
+          <w14:ligatures w14:val="none"/>
+        </w:rPr>
+        <w:t>3</w:t>
+      </w:r>
+      <w:r>
+        <w:rPr>
+          <w:rFonts w:ascii="Times New Roman" w:eastAsia="Times New Roman" w:hAnsi="Times New Roman" w:cs="Times New Roman"/>
+          <w:color w:val="ABB2BF"/>
+          <w:kern w:val="0"/>
+          <w:sz w:val="18"/>
+          <w:szCs w:val="18"/>
+          <w:lang w:val="en-US" w:eastAsia="nb-NO"/>
+          <w14:ligatures w14:val="none"/>
+        </w:rPr>
+        <w:t xml:space="preserve"> =====</w:t>
+      </w:r>
+    </w:p>
+    <w:p>
+      <w:pPr>
+        <w:shd w:val="clear" w:color="auto" w:fill="282C34"/>
+        <w:spacing w:after="0" w:line="270" w:lineRule="atLeast"/>
+        <w:rPr>
+          <w:rFonts w:ascii="Times New Roman" w:eastAsia="Times New Roman" w:hAnsi="Times New Roman" w:cs="Times New Roman"/>
+          <w:color w:val="ABB2BF"/>
+          <w:kern w:val="0"/>
+          <w:sz w:val="18"/>
+          <w:szCs w:val="18"/>
+          <w:lang w:val="en-US" w:eastAsia="nb-NO"/>
+          <w14:ligatures w14:val="none"/>
+        </w:rPr>
+      </w:pPr>
+      <w:proofErr w:type="spellStart"/>
+      <w:r>
+        <w:rPr>
+          <w:rFonts w:ascii="Times New Roman" w:eastAsia="Times New Roman" w:hAnsi="Times New Roman" w:cs="Times New Roman"/>
+          <w:color w:val="ABB2BF"/>
+          <w:kern w:val="0"/>
+          <w:sz w:val="18"/>
+          <w:szCs w:val="18"/>
+          <w:lang w:val="en-US" w:eastAsia="nb-NO"/>
+          <w14:ligatures w14:val="none"/>
+        </w:rPr>
+        <w:t>MPJ</w:t>
+      </w:r>
+      <w:proofErr w:type="spellEnd"/>
+      <w:r>
+        <w:rPr>
+          <w:rFonts w:ascii="Times New Roman" w:eastAsia="Times New Roman" w:hAnsi="Times New Roman" w:cs="Times New Roman"/>
+          <w:color w:val="ABB2BF"/>
+          <w:kern w:val="0"/>
+          <w:sz w:val="18"/>
+          <w:szCs w:val="18"/>
+          <w:lang w:val="en-US" w:eastAsia="nb-NO"/>
+          <w14:ligatures w14:val="none"/>
+        </w:rPr>
+        <w:t xml:space="preserve"> Express (</w:t>
+      </w:r>
+      <w:r>
+        <w:rPr>
+          <w:rFonts w:ascii="Times New Roman" w:eastAsia="Times New Roman" w:hAnsi="Times New Roman" w:cs="Times New Roman"/>
+          <w:color w:val="D19A66"/>
+          <w:kern w:val="0"/>
+          <w:sz w:val="18"/>
+          <w:szCs w:val="18"/>
+          <w:lang w:val="en-US" w:eastAsia="nb-NO"/>
+          <w14:ligatures w14:val="none"/>
+        </w:rPr>
+        <w:t>0</w:t>
+      </w:r>
+      <w:r>
+        <w:rPr>
+          <w:rFonts w:ascii="Times New Roman" w:eastAsia="Times New Roman" w:hAnsi="Times New Roman" w:cs="Times New Roman"/>
+          <w:color w:val="ABB2BF"/>
+          <w:kern w:val="0"/>
+          <w:sz w:val="18"/>
+          <w:szCs w:val="18"/>
+          <w:lang w:val="en-US" w:eastAsia="nb-NO"/>
+          <w14:ligatures w14:val="none"/>
+        </w:rPr>
+        <w:t>.</w:t>
+      </w:r>
+      <w:r>
+        <w:rPr>
+          <w:rFonts w:ascii="Times New Roman" w:eastAsia="Times New Roman" w:hAnsi="Times New Roman" w:cs="Times New Roman"/>
+          <w:color w:val="D19A66"/>
+          <w:kern w:val="0"/>
+          <w:sz w:val="18"/>
+          <w:szCs w:val="18"/>
+          <w:lang w:val="en-US" w:eastAsia="nb-NO"/>
+          <w14:ligatures w14:val="none"/>
+        </w:rPr>
+        <w:t>44</w:t>
+      </w:r>
+      <w:r>
+        <w:rPr>
+          <w:rFonts w:ascii="Times New Roman" w:eastAsia="Times New Roman" w:hAnsi="Times New Roman" w:cs="Times New Roman"/>
+          <w:color w:val="ABB2BF"/>
+          <w:kern w:val="0"/>
+          <w:sz w:val="18"/>
+          <w:szCs w:val="18"/>
+          <w:lang w:val="en-US" w:eastAsia="nb-NO"/>
+          <w14:ligatures w14:val="none"/>
+        </w:rPr>
+        <w:t>) is started in the multicore configuration</w:t>
+      </w:r>
+    </w:p>
+    <w:p>
+      <w:pPr>
+        <w:shd w:val="clear" w:color="auto" w:fill="282C34"/>
+        <w:spacing w:after="0" w:line="270" w:lineRule="atLeast"/>
+        <w:rPr>
+          <w:rFonts w:ascii="Times New Roman" w:eastAsia="Times New Roman" w:hAnsi="Times New Roman" w:cs="Times New Roman"/>
+          <w:color w:val="ABB2BF"/>
+          <w:kern w:val="0"/>
+          <w:sz w:val="18"/>
+          <w:szCs w:val="18"/>
+          <w:lang w:val="en-US" w:eastAsia="nb-NO"/>
+          <w14:ligatures w14:val="none"/>
+        </w:rPr>
+      </w:pPr>
+      <w:r>
+        <w:rPr>
+          <w:rFonts w:ascii="Times New Roman" w:eastAsia="Times New Roman" w:hAnsi="Times New Roman" w:cs="Times New Roman"/>
+          <w:color w:val="ABB2BF"/>
+          <w:kern w:val="0"/>
+          <w:sz w:val="18"/>
+          <w:szCs w:val="18"/>
+          <w:lang w:val="en-US" w:eastAsia="nb-NO"/>
+          <w14:ligatures w14:val="none"/>
+        </w:rPr>
+        <w:t>Matrix-Matrix multiplication</w:t>
+      </w:r>
+    </w:p>
+    <w:p>
+      <w:pPr>
+        <w:shd w:val="clear" w:color="auto" w:fill="282C34"/>
+        <w:spacing w:after="0" w:line="270" w:lineRule="atLeast"/>
+        <w:rPr>
+          <w:rFonts w:ascii="Times New Roman" w:eastAsia="Times New Roman" w:hAnsi="Times New Roman" w:cs="Times New Roman"/>
+          <w:color w:val="ABB2BF"/>
+          <w:kern w:val="0"/>
+          <w:sz w:val="18"/>
+          <w:szCs w:val="18"/>
+          <w:lang w:val="en-US" w:eastAsia="nb-NO"/>
+          <w14:ligatures w14:val="none"/>
+        </w:rPr>
+      </w:pPr>
+      <w:r>
+        <w:rPr>
+          <w:rFonts w:ascii="Times New Roman" w:eastAsia="Times New Roman" w:hAnsi="Times New Roman" w:cs="Times New Roman"/>
+          <w:color w:val="ABB2BF"/>
+          <w:kern w:val="0"/>
+          <w:sz w:val="18"/>
+          <w:szCs w:val="18"/>
+          <w:lang w:val="en-US" w:eastAsia="nb-NO"/>
+          <w14:ligatures w14:val="none"/>
+        </w:rPr>
+        <w:t>Square matrix size: 1500x1500</w:t>
+      </w:r>
+    </w:p>
+    <w:p>
+      <w:pPr>
+        <w:shd w:val="clear" w:color="auto" w:fill="282C34"/>
+        <w:spacing w:after="0" w:line="270" w:lineRule="atLeast"/>
+        <w:rPr>
+          <w:rFonts w:ascii="Times New Roman" w:eastAsia="Times New Roman" w:hAnsi="Times New Roman" w:cs="Times New Roman"/>
+          <w:color w:val="ABB2BF"/>
+          <w:kern w:val="0"/>
+          <w:sz w:val="18"/>
+          <w:szCs w:val="18"/>
+          <w:lang w:val="en-US" w:eastAsia="nb-NO"/>
+          <w14:ligatures w14:val="none"/>
+        </w:rPr>
+      </w:pPr>
+      <w:r>
+        <w:rPr>
+          <w:rFonts w:ascii="Times New Roman" w:eastAsia="Times New Roman" w:hAnsi="Times New Roman" w:cs="Times New Roman"/>
+          <w:color w:val="ABB2BF"/>
+          <w:kern w:val="0"/>
+          <w:sz w:val="18"/>
+          <w:szCs w:val="18"/>
+          <w:lang w:val="en-US" w:eastAsia="nb-NO"/>
+          <w14:ligatures w14:val="none"/>
+        </w:rPr>
+        <w:t xml:space="preserve">Number of processes: </w:t>
+      </w:r>
+      <w:r>
+        <w:rPr>
+          <w:rFonts w:ascii="Times New Roman" w:eastAsia="Times New Roman" w:hAnsi="Times New Roman" w:cs="Times New Roman"/>
+          <w:color w:val="D19A66"/>
+          <w:kern w:val="0"/>
+          <w:sz w:val="18"/>
+          <w:szCs w:val="18"/>
+          <w:lang w:val="en-US" w:eastAsia="nb-NO"/>
+          <w14:ligatures w14:val="none"/>
+        </w:rPr>
+        <w:t>3</w:t>
+      </w:r>
+    </w:p>
+    <w:p>
+      <w:pPr>
+        <w:shd w:val="clear" w:color="auto" w:fill="282C34"/>
+        <w:spacing w:after="0" w:line="270" w:lineRule="atLeast"/>
+        <w:rPr>
+          <w:rFonts w:ascii="Times New Roman" w:eastAsia="Times New Roman" w:hAnsi="Times New Roman" w:cs="Times New Roman"/>
+          <w:color w:val="ABB2BF"/>
+          <w:kern w:val="0"/>
+          <w:sz w:val="18"/>
+          <w:szCs w:val="18"/>
+          <w:lang w:val="en-US" w:eastAsia="nb-NO"/>
+          <w14:ligatures w14:val="none"/>
+        </w:rPr>
+      </w:pPr>
+      <w:r>
+        <w:rPr>
+          <w:rFonts w:ascii="Times New Roman" w:eastAsia="Times New Roman" w:hAnsi="Times New Roman" w:cs="Times New Roman"/>
+          <w:color w:val="ABB2BF"/>
+          <w:kern w:val="0"/>
+          <w:sz w:val="18"/>
+          <w:szCs w:val="18"/>
+          <w:lang w:val="en-US" w:eastAsia="nb-NO"/>
+          <w14:ligatures w14:val="none"/>
+        </w:rPr>
+        <w:t xml:space="preserve">Start Time = </w:t>
+      </w:r>
+      <w:r>
+        <w:rPr>
+          <w:rFonts w:ascii="Times New Roman" w:eastAsia="Times New Roman" w:hAnsi="Times New Roman" w:cs="Times New Roman"/>
+          <w:color w:val="D19A66"/>
+          <w:kern w:val="0"/>
+          <w:sz w:val="18"/>
+          <w:szCs w:val="18"/>
+          <w:lang w:val="en-US" w:eastAsia="nb-NO"/>
+          <w14:ligatures w14:val="none"/>
+        </w:rPr>
+        <w:t>1774267901</w:t>
+      </w:r>
+      <w:r>
+        <w:rPr>
+          <w:rFonts w:ascii="Times New Roman" w:eastAsia="Times New Roman" w:hAnsi="Times New Roman" w:cs="Times New Roman"/>
+          <w:color w:val="ABB2BF"/>
+          <w:kern w:val="0"/>
+          <w:sz w:val="18"/>
+          <w:szCs w:val="18"/>
+          <w:lang w:val="en-US" w:eastAsia="nb-NO"/>
+          <w14:ligatures w14:val="none"/>
+        </w:rPr>
+        <w:t>,</w:t>
+      </w:r>
+      <w:r>
+        <w:rPr>
+          <w:rFonts w:ascii="Times New Roman" w:eastAsia="Times New Roman" w:hAnsi="Times New Roman" w:cs="Times New Roman"/>
+          <w:color w:val="D19A66"/>
+          <w:kern w:val="0"/>
+          <w:sz w:val="18"/>
+          <w:szCs w:val="18"/>
+          <w:lang w:val="en-US" w:eastAsia="nb-NO"/>
+          <w14:ligatures w14:val="none"/>
+        </w:rPr>
+        <w:t>000000</w:t>
+      </w:r>
+    </w:p>
+    <w:p>
+      <w:pPr>
+        <w:shd w:val="clear" w:color="auto" w:fill="282C34"/>
+        <w:spacing w:after="0" w:line="270" w:lineRule="atLeast"/>
+        <w:rPr>
+          <w:rFonts w:ascii="Times New Roman" w:eastAsia="Times New Roman" w:hAnsi="Times New Roman" w:cs="Times New Roman"/>
+          <w:color w:val="ABB2BF"/>
+          <w:kern w:val="0"/>
+          <w:sz w:val="18"/>
+          <w:szCs w:val="18"/>
+          <w:lang w:val="en-US" w:eastAsia="nb-NO"/>
+          <w14:ligatures w14:val="none"/>
+        </w:rPr>
+      </w:pPr>
+      <w:r>
+        <w:rPr>
+          <w:rFonts w:ascii="Times New Roman" w:eastAsia="Times New Roman" w:hAnsi="Times New Roman" w:cs="Times New Roman"/>
+          <w:color w:val="ABB2BF"/>
+          <w:kern w:val="0"/>
+          <w:sz w:val="18"/>
+          <w:szCs w:val="18"/>
+          <w:lang w:val="en-US" w:eastAsia="nb-NO"/>
+          <w14:ligatures w14:val="none"/>
+        </w:rPr>
+        <w:t xml:space="preserve">End Time = </w:t>
+      </w:r>
+      <w:r>
+        <w:rPr>
+          <w:rFonts w:ascii="Times New Roman" w:eastAsia="Times New Roman" w:hAnsi="Times New Roman" w:cs="Times New Roman"/>
+          <w:color w:val="D19A66"/>
+          <w:kern w:val="0"/>
+          <w:sz w:val="18"/>
+          <w:szCs w:val="18"/>
+          <w:lang w:val="en-US" w:eastAsia="nb-NO"/>
+          <w14:ligatures w14:val="none"/>
+        </w:rPr>
+        <w:t>1774267902</w:t>
+      </w:r>
+      <w:r>
+        <w:rPr>
+          <w:rFonts w:ascii="Times New Roman" w:eastAsia="Times New Roman" w:hAnsi="Times New Roman" w:cs="Times New Roman"/>
+          <w:color w:val="ABB2BF"/>
+          <w:kern w:val="0"/>
+          <w:sz w:val="18"/>
+          <w:szCs w:val="18"/>
+          <w:lang w:val="en-US" w:eastAsia="nb-NO"/>
+          <w14:ligatures w14:val="none"/>
+        </w:rPr>
+        <w:t>,</w:t>
+      </w:r>
+      <w:r>
+        <w:rPr>
+          <w:rFonts w:ascii="Times New Roman" w:eastAsia="Times New Roman" w:hAnsi="Times New Roman" w:cs="Times New Roman"/>
+          <w:color w:val="D19A66"/>
+          <w:kern w:val="0"/>
+          <w:sz w:val="18"/>
+          <w:szCs w:val="18"/>
+          <w:lang w:val="en-US" w:eastAsia="nb-NO"/>
+          <w14:ligatures w14:val="none"/>
+        </w:rPr>
+        <w:t>000000</w:t>
+      </w:r>
+    </w:p>
+    <w:p>
+      <w:pPr>
+        <w:shd w:val="clear" w:color="auto" w:fill="282C34"/>
+        <w:spacing w:after="0" w:line="270" w:lineRule="atLeast"/>
+        <w:rPr>
+          <w:rFonts w:ascii="Times New Roman" w:eastAsia="Times New Roman" w:hAnsi="Times New Roman" w:cs="Times New Roman"/>
+          <w:color w:val="ABB2BF"/>
+          <w:kern w:val="0"/>
+          <w:sz w:val="18"/>
+          <w:szCs w:val="18"/>
+          <w:lang w:val="en-US" w:eastAsia="nb-NO"/>
+          <w14:ligatures w14:val="none"/>
+        </w:rPr>
+      </w:pPr>
+      <w:r>
+        <w:rPr>
+          <w:rFonts w:ascii="Times New Roman" w:eastAsia="Times New Roman" w:hAnsi="Times New Roman" w:cs="Times New Roman"/>
+          <w:color w:val="ABB2BF"/>
+          <w:kern w:val="0"/>
+          <w:sz w:val="18"/>
+          <w:szCs w:val="18"/>
+          <w:lang w:val="en-US" w:eastAsia="nb-NO"/>
+          <w14:ligatures w14:val="none"/>
+        </w:rPr>
+        <w:t xml:space="preserve">Running Time = </w:t>
+      </w:r>
+      <w:r>
+        <w:rPr>
+          <w:rFonts w:ascii="Times New Roman" w:eastAsia="Times New Roman" w:hAnsi="Times New Roman" w:cs="Times New Roman"/>
+          <w:color w:val="D19A66"/>
+          <w:kern w:val="0"/>
+          <w:sz w:val="18"/>
+          <w:szCs w:val="18"/>
+          <w:lang w:val="en-US" w:eastAsia="nb-NO"/>
+          <w14:ligatures w14:val="none"/>
+        </w:rPr>
+        <w:t>1</w:t>
+      </w:r>
+      <w:r>
+        <w:rPr>
+          <w:rFonts w:ascii="Times New Roman" w:eastAsia="Times New Roman" w:hAnsi="Times New Roman" w:cs="Times New Roman"/>
+          <w:color w:val="ABB2BF"/>
+          <w:kern w:val="0"/>
+          <w:sz w:val="18"/>
+          <w:szCs w:val="18"/>
+          <w:lang w:val="en-US" w:eastAsia="nb-NO"/>
+          <w14:ligatures w14:val="none"/>
+        </w:rPr>
+        <w:t>,</w:t>
+      </w:r>
+      <w:r>
+        <w:rPr>
+          <w:rFonts w:ascii="Times New Roman" w:eastAsia="Times New Roman" w:hAnsi="Times New Roman" w:cs="Times New Roman"/>
+          <w:color w:val="D19A66"/>
+          <w:kern w:val="0"/>
+          <w:sz w:val="18"/>
+          <w:szCs w:val="18"/>
+          <w:lang w:val="en-US" w:eastAsia="nb-NO"/>
+          <w14:ligatures w14:val="none"/>
+        </w:rPr>
+        <w:t>000000</w:t>
+      </w:r>
+    </w:p>
+    <w:p>
+      <w:pPr>
+        <w:shd w:val="clear" w:color="auto" w:fill="282C34"/>
+        <w:spacing w:after="0" w:line="270" w:lineRule="atLeast"/>
+        <w:rPr>
+          <w:rFonts w:ascii="Times New Roman" w:eastAsia="Times New Roman" w:hAnsi="Times New Roman" w:cs="Times New Roman"/>
+          <w:color w:val="ABB2BF"/>
+          <w:kern w:val="0"/>
+          <w:sz w:val="18"/>
+          <w:szCs w:val="18"/>
+          <w:lang w:val="en-US" w:eastAsia="nb-NO"/>
+          <w14:ligatures w14:val="none"/>
+        </w:rPr>
+      </w:pPr>
+      <w:r>
+        <w:rPr>
+          <w:rFonts w:ascii="Times New Roman" w:eastAsia="Times New Roman" w:hAnsi="Times New Roman" w:cs="Times New Roman"/>
+          <w:color w:val="ABB2BF"/>
+          <w:kern w:val="0"/>
+          <w:sz w:val="18"/>
+          <w:szCs w:val="18"/>
+          <w:lang w:val="en-US" w:eastAsia="nb-NO"/>
+          <w14:ligatures w14:val="none"/>
+        </w:rPr>
+        <w:t>===== np=</w:t>
+      </w:r>
+      <w:r>
+        <w:rPr>
+          <w:rFonts w:ascii="Times New Roman" w:eastAsia="Times New Roman" w:hAnsi="Times New Roman" w:cs="Times New Roman"/>
+          <w:color w:val="D19A66"/>
+          <w:kern w:val="0"/>
+          <w:sz w:val="18"/>
+          <w:szCs w:val="18"/>
+          <w:lang w:val="en-US" w:eastAsia="nb-NO"/>
+          <w14:ligatures w14:val="none"/>
+        </w:rPr>
+        <w:t>4</w:t>
+      </w:r>
+      <w:r>
+        <w:rPr>
+          <w:rFonts w:ascii="Times New Roman" w:eastAsia="Times New Roman" w:hAnsi="Times New Roman" w:cs="Times New Roman"/>
+          <w:color w:val="ABB2BF"/>
+          <w:kern w:val="0"/>
+          <w:sz w:val="18"/>
+          <w:szCs w:val="18"/>
+          <w:lang w:val="en-US" w:eastAsia="nb-NO"/>
+          <w14:ligatures w14:val="none"/>
+        </w:rPr>
+        <w:t xml:space="preserve"> =====</w:t>
+      </w:r>
+    </w:p>
+    <w:p>
+      <w:pPr>
+        <w:shd w:val="clear" w:color="auto" w:fill="282C34"/>
+        <w:spacing w:after="0" w:line="270" w:lineRule="atLeast"/>
+        <w:rPr>
+          <w:rFonts w:ascii="Times New Roman" w:eastAsia="Times New Roman" w:hAnsi="Times New Roman" w:cs="Times New Roman"/>
+          <w:color w:val="ABB2BF"/>
+          <w:kern w:val="0"/>
+          <w:sz w:val="18"/>
+          <w:szCs w:val="18"/>
+          <w:lang w:val="en-US" w:eastAsia="nb-NO"/>
+          <w14:ligatures w14:val="none"/>
+        </w:rPr>
+      </w:pPr>
+      <w:proofErr w:type="spellStart"/>
+      <w:r>
+        <w:rPr>
+          <w:rFonts w:ascii="Times New Roman" w:eastAsia="Times New Roman" w:hAnsi="Times New Roman" w:cs="Times New Roman"/>
+          <w:color w:val="ABB2BF"/>
+          <w:kern w:val="0"/>
+          <w:sz w:val="18"/>
+          <w:szCs w:val="18"/>
+          <w:lang w:val="en-US" w:eastAsia="nb-NO"/>
+          <w14:ligatures w14:val="none"/>
+        </w:rPr>
+        <w:t>MPJ</w:t>
+      </w:r>
+      <w:proofErr w:type="spellEnd"/>
+      <w:r>
+        <w:rPr>
+          <w:rFonts w:ascii="Times New Roman" w:eastAsia="Times New Roman" w:hAnsi="Times New Roman" w:cs="Times New Roman"/>
+          <w:color w:val="ABB2BF"/>
+          <w:kern w:val="0"/>
+          <w:sz w:val="18"/>
+          <w:szCs w:val="18"/>
+          <w:lang w:val="en-US" w:eastAsia="nb-NO"/>
+          <w14:ligatures w14:val="none"/>
+        </w:rPr>
+        <w:t xml:space="preserve"> Express (</w:t>
+      </w:r>
+      <w:r>
+        <w:rPr>
+          <w:rFonts w:ascii="Times New Roman" w:eastAsia="Times New Roman" w:hAnsi="Times New Roman" w:cs="Times New Roman"/>
+          <w:color w:val="D19A66"/>
+          <w:kern w:val="0"/>
+          <w:sz w:val="18"/>
+          <w:szCs w:val="18"/>
+          <w:lang w:val="en-US" w:eastAsia="nb-NO"/>
+          <w14:ligatures w14:val="none"/>
+        </w:rPr>
+        <w:t>0</w:t>
+      </w:r>
+      <w:r>
+        <w:rPr>
+          <w:rFonts w:ascii="Times New Roman" w:eastAsia="Times New Roman" w:hAnsi="Times New Roman" w:cs="Times New Roman"/>
+          <w:color w:val="ABB2BF"/>
+          <w:kern w:val="0"/>
+          <w:sz w:val="18"/>
+          <w:szCs w:val="18"/>
+          <w:lang w:val="en-US" w:eastAsia="nb-NO"/>
+          <w14:ligatures w14:val="none"/>
+        </w:rPr>
+        <w:t>.</w:t>
+      </w:r>
+      <w:r>
+        <w:rPr>
+          <w:rFonts w:ascii="Times New Roman" w:eastAsia="Times New Roman" w:hAnsi="Times New Roman" w:cs="Times New Roman"/>
+          <w:color w:val="D19A66"/>
+          <w:kern w:val="0"/>
+          <w:sz w:val="18"/>
+          <w:szCs w:val="18"/>
+          <w:lang w:val="en-US" w:eastAsia="nb-NO"/>
+          <w14:ligatures w14:val="none"/>
+        </w:rPr>
+        <w:t>44</w:t>
+      </w:r>
+      <w:r>
+        <w:rPr>
+          <w:rFonts w:ascii="Times New Roman" w:eastAsia="Times New Roman" w:hAnsi="Times New Roman" w:cs="Times New Roman"/>
+          <w:color w:val="ABB2BF"/>
+          <w:kern w:val="0"/>
+          <w:sz w:val="18"/>
+          <w:szCs w:val="18"/>
+          <w:lang w:val="en-US" w:eastAsia="nb-NO"/>
+          <w14:ligatures w14:val="none"/>
+        </w:rPr>
+        <w:t>) is started in the multicore configuration</w:t>
+      </w:r>
+    </w:p>
+    <w:p>
+      <w:pPr>
+        <w:shd w:val="clear" w:color="auto" w:fill="282C34"/>
+        <w:spacing w:after="0" w:line="270" w:lineRule="atLeast"/>
+        <w:rPr>
+          <w:rFonts w:ascii="Times New Roman" w:eastAsia="Times New Roman" w:hAnsi="Times New Roman" w:cs="Times New Roman"/>
+          <w:color w:val="ABB2BF"/>
+          <w:kern w:val="0"/>
+          <w:sz w:val="18"/>
+          <w:szCs w:val="18"/>
+          <w:lang w:val="en-US" w:eastAsia="nb-NO"/>
+          <w14:ligatures w14:val="none"/>
+        </w:rPr>
+      </w:pPr>
+      <w:r>
+        <w:rPr>
+          <w:rFonts w:ascii="Times New Roman" w:eastAsia="Times New Roman" w:hAnsi="Times New Roman" w:cs="Times New Roman"/>
+          <w:color w:val="ABB2BF"/>
+          <w:kern w:val="0"/>
+          <w:sz w:val="18"/>
+          <w:szCs w:val="18"/>
+          <w:lang w:val="en-US" w:eastAsia="nb-NO"/>
+          <w14:ligatures w14:val="none"/>
+        </w:rPr>
+        <w:t>Matrix-Matrix multiplication</w:t>
+      </w:r>
+    </w:p>
+    <w:p>
+      <w:pPr>
+        <w:shd w:val="clear" w:color="auto" w:fill="282C34"/>
+        <w:spacing w:after="0" w:line="270" w:lineRule="atLeast"/>
+        <w:rPr>
+          <w:rFonts w:ascii="Times New Roman" w:eastAsia="Times New Roman" w:hAnsi="Times New Roman" w:cs="Times New Roman"/>
+          <w:color w:val="ABB2BF"/>
+          <w:kern w:val="0"/>
+          <w:sz w:val="18"/>
+          <w:szCs w:val="18"/>
+          <w:lang w:val="en-US" w:eastAsia="nb-NO"/>
+          <w14:ligatures w14:val="none"/>
+        </w:rPr>
+      </w:pPr>
+      <w:r>
+        <w:rPr>
+          <w:rFonts w:ascii="Times New Roman" w:eastAsia="Times New Roman" w:hAnsi="Times New Roman" w:cs="Times New Roman"/>
+          <w:color w:val="ABB2BF"/>
+          <w:kern w:val="0"/>
+          <w:sz w:val="18"/>
+          <w:szCs w:val="18"/>
+          <w:lang w:val="en-US" w:eastAsia="nb-NO"/>
+          <w14:ligatures w14:val="none"/>
+        </w:rPr>
+        <w:t>Square matrix size: 1500x1500</w:t>
+      </w:r>
+    </w:p>
+    <w:p>
+      <w:pPr>
+        <w:shd w:val="clear" w:color="auto" w:fill="282C34"/>
+        <w:spacing w:after="0" w:line="270" w:lineRule="atLeast"/>
+        <w:rPr>
+          <w:rFonts w:ascii="Times New Roman" w:eastAsia="Times New Roman" w:hAnsi="Times New Roman" w:cs="Times New Roman"/>
+          <w:color w:val="ABB2BF"/>
+          <w:kern w:val="0"/>
+          <w:sz w:val="18"/>
+          <w:szCs w:val="18"/>
+          <w:lang w:val="en-US" w:eastAsia="nb-NO"/>
+          <w14:ligatures w14:val="none"/>
+        </w:rPr>
+      </w:pPr>
+      <w:r>
+        <w:rPr>
+          <w:rFonts w:ascii="Times New Roman" w:eastAsia="Times New Roman" w:hAnsi="Times New Roman" w:cs="Times New Roman"/>
+          <w:color w:val="ABB2BF"/>
+          <w:kern w:val="0"/>
+          <w:sz w:val="18"/>
+          <w:szCs w:val="18"/>
+          <w:lang w:val="en-US" w:eastAsia="nb-NO"/>
+          <w14:ligatures w14:val="none"/>
+        </w:rPr>
+        <w:t xml:space="preserve">Number of processes: </w:t>
+      </w:r>
+      <w:r>
+        <w:rPr>
+          <w:rFonts w:ascii="Times New Roman" w:eastAsia="Times New Roman" w:hAnsi="Times New Roman" w:cs="Times New Roman"/>
+          <w:color w:val="D19A66"/>
+          <w:kern w:val="0"/>
+          <w:sz w:val="18"/>
+          <w:szCs w:val="18"/>
+          <w:lang w:val="en-US" w:eastAsia="nb-NO"/>
+          <w14:ligatures w14:val="none"/>
+        </w:rPr>
+        <w:t>4</w:t>
+      </w:r>
+    </w:p>
+    <w:p>
+      <w:pPr>
+        <w:shd w:val="clear" w:color="auto" w:fill="282C34"/>
+        <w:spacing w:after="0" w:line="270" w:lineRule="atLeast"/>
+        <w:rPr>
+          <w:rFonts w:ascii="Times New Roman" w:eastAsia="Times New Roman" w:hAnsi="Times New Roman" w:cs="Times New Roman"/>
+          <w:color w:val="ABB2BF"/>
+          <w:kern w:val="0"/>
+          <w:sz w:val="18"/>
+          <w:szCs w:val="18"/>
+          <w:lang w:val="en-US" w:eastAsia="nb-NO"/>
+          <w14:ligatures w14:val="none"/>
+        </w:rPr>
+      </w:pPr>
+      <w:r>
+        <w:rPr>
+          <w:rFonts w:ascii="Times New Roman" w:eastAsia="Times New Roman" w:hAnsi="Times New Roman" w:cs="Times New Roman"/>
+          <w:color w:val="ABB2BF"/>
+          <w:kern w:val="0"/>
+          <w:sz w:val="18"/>
+          <w:szCs w:val="18"/>
+          <w:lang w:val="en-US" w:eastAsia="nb-NO"/>
+          <w14:ligatures w14:val="none"/>
+        </w:rPr>
+        <w:t xml:space="preserve">Start Time = </w:t>
+      </w:r>
+      <w:r>
+        <w:rPr>
+          <w:rFonts w:ascii="Times New Roman" w:eastAsia="Times New Roman" w:hAnsi="Times New Roman" w:cs="Times New Roman"/>
+          <w:color w:val="D19A66"/>
+          <w:kern w:val="0"/>
+          <w:sz w:val="18"/>
+          <w:szCs w:val="18"/>
+          <w:lang w:val="en-US" w:eastAsia="nb-NO"/>
+          <w14:ligatures w14:val="none"/>
+        </w:rPr>
+        <w:t>1774267902</w:t>
+      </w:r>
+      <w:r>
+        <w:rPr>
+          <w:rFonts w:ascii="Times New Roman" w:eastAsia="Times New Roman" w:hAnsi="Times New Roman" w:cs="Times New Roman"/>
+          <w:color w:val="ABB2BF"/>
+          <w:kern w:val="0"/>
+          <w:sz w:val="18"/>
+          <w:szCs w:val="18"/>
+          <w:lang w:val="en-US" w:eastAsia="nb-NO"/>
+          <w14:ligatures w14:val="none"/>
+        </w:rPr>
+        <w:t>,</w:t>
+      </w:r>
+      <w:r>
+        <w:rPr>
+          <w:rFonts w:ascii="Times New Roman" w:eastAsia="Times New Roman" w:hAnsi="Times New Roman" w:cs="Times New Roman"/>
+          <w:color w:val="D19A66"/>
+          <w:kern w:val="0"/>
+          <w:sz w:val="18"/>
+          <w:szCs w:val="18"/>
+          <w:lang w:val="en-US" w:eastAsia="nb-NO"/>
+          <w14:ligatures w14:val="none"/>
+        </w:rPr>
+        <w:t>000000</w:t>
+      </w:r>
+    </w:p>
+    <w:p>
+      <w:pPr>
+        <w:shd w:val="clear" w:color="auto" w:fill="282C34"/>
+        <w:spacing w:after="0" w:line="270" w:lineRule="atLeast"/>
+        <w:rPr>
+          <w:rFonts w:ascii="Times New Roman" w:eastAsia="Times New Roman" w:hAnsi="Times New Roman" w:cs="Times New Roman"/>
+          <w:color w:val="ABB2BF"/>
+          <w:kern w:val="0"/>
+          <w:sz w:val="18"/>
+          <w:szCs w:val="18"/>
+          <w:lang w:val="en-US" w:eastAsia="nb-NO"/>
+          <w14:ligatures w14:val="none"/>
+        </w:rPr>
+      </w:pPr>
+      <w:r>
+        <w:rPr>
+          <w:rFonts w:ascii="Times New Roman" w:eastAsia="Times New Roman" w:hAnsi="Times New Roman" w:cs="Times New Roman"/>
+          <w:color w:val="ABB2BF"/>
+          <w:kern w:val="0"/>
+          <w:sz w:val="18"/>
+          <w:szCs w:val="18"/>
+          <w:lang w:val="en-US" w:eastAsia="nb-NO"/>
+          <w14:ligatures w14:val="none"/>
+        </w:rPr>
+        <w:lastRenderedPageBreak/>
+        <w:t xml:space="preserve">End Time = </w:t>
+      </w:r>
+      <w:r>
+        <w:rPr>
+          <w:rFonts w:ascii="Times New Roman" w:eastAsia="Times New Roman" w:hAnsi="Times New Roman" w:cs="Times New Roman"/>
+          <w:color w:val="D19A66"/>
+          <w:kern w:val="0"/>
+          <w:sz w:val="18"/>
+          <w:szCs w:val="18"/>
+          <w:lang w:val="en-US" w:eastAsia="nb-NO"/>
+          <w14:ligatures w14:val="none"/>
+        </w:rPr>
+        <w:t>1774267904</w:t>
+      </w:r>
+      <w:r>
+        <w:rPr>
+          <w:rFonts w:ascii="Times New Roman" w:eastAsia="Times New Roman" w:hAnsi="Times New Roman" w:cs="Times New Roman"/>
+          <w:color w:val="ABB2BF"/>
+          <w:kern w:val="0"/>
+          <w:sz w:val="18"/>
+          <w:szCs w:val="18"/>
+          <w:lang w:val="en-US" w:eastAsia="nb-NO"/>
+          <w14:ligatures w14:val="none"/>
+        </w:rPr>
+        <w:t>,</w:t>
+      </w:r>
+      <w:r>
+        <w:rPr>
+          <w:rFonts w:ascii="Times New Roman" w:eastAsia="Times New Roman" w:hAnsi="Times New Roman" w:cs="Times New Roman"/>
+          <w:color w:val="D19A66"/>
+          <w:kern w:val="0"/>
+          <w:sz w:val="18"/>
+          <w:szCs w:val="18"/>
+          <w:lang w:val="en-US" w:eastAsia="nb-NO"/>
+          <w14:ligatures w14:val="none"/>
+        </w:rPr>
+        <w:t>000000</w:t>
+      </w:r>
+    </w:p>
+    <w:p>
+      <w:pPr>
+        <w:shd w:val="clear" w:color="auto" w:fill="282C34"/>
+        <w:spacing w:after="0" w:line="270" w:lineRule="atLeast"/>
+        <w:rPr>
+          <w:rFonts w:ascii="Times New Roman" w:eastAsia="Times New Roman" w:hAnsi="Times New Roman" w:cs="Times New Roman"/>
+          <w:color w:val="ABB2BF"/>
+          <w:kern w:val="0"/>
+          <w:sz w:val="18"/>
+          <w:szCs w:val="18"/>
+          <w:lang w:val="en-US" w:eastAsia="nb-NO"/>
+          <w14:ligatures w14:val="none"/>
+        </w:rPr>
+      </w:pPr>
+      <w:r>
+        <w:rPr>
+          <w:rFonts w:ascii="Times New Roman" w:eastAsia="Times New Roman" w:hAnsi="Times New Roman" w:cs="Times New Roman"/>
+          <w:color w:val="ABB2BF"/>
+          <w:kern w:val="0"/>
+          <w:sz w:val="18"/>
+          <w:szCs w:val="18"/>
+          <w:lang w:val="en-US" w:eastAsia="nb-NO"/>
+          <w14:ligatures w14:val="none"/>
+        </w:rPr>
+        <w:t xml:space="preserve">Running Time = </w:t>
+      </w:r>
+      <w:r>
+        <w:rPr>
+          <w:rFonts w:ascii="Times New Roman" w:eastAsia="Times New Roman" w:hAnsi="Times New Roman" w:cs="Times New Roman"/>
+          <w:color w:val="D19A66"/>
+          <w:kern w:val="0"/>
+          <w:sz w:val="18"/>
+          <w:szCs w:val="18"/>
+          <w:lang w:val="en-US" w:eastAsia="nb-NO"/>
+          <w14:ligatures w14:val="none"/>
+        </w:rPr>
+        <w:t>2</w:t>
+      </w:r>
+      <w:r>
+        <w:rPr>
+          <w:rFonts w:ascii="Times New Roman" w:eastAsia="Times New Roman" w:hAnsi="Times New Roman" w:cs="Times New Roman"/>
+          <w:color w:val="ABB2BF"/>
+          <w:kern w:val="0"/>
+          <w:sz w:val="18"/>
+          <w:szCs w:val="18"/>
+          <w:lang w:val="en-US" w:eastAsia="nb-NO"/>
+          <w14:ligatures w14:val="none"/>
+        </w:rPr>
+        <w:t>,</w:t>
+      </w:r>
+      <w:r>
+        <w:rPr>
+          <w:rFonts w:ascii="Times New Roman" w:eastAsia="Times New Roman" w:hAnsi="Times New Roman" w:cs="Times New Roman"/>
+          <w:color w:val="D19A66"/>
+          <w:kern w:val="0"/>
+          <w:sz w:val="18"/>
+          <w:szCs w:val="18"/>
+          <w:lang w:val="en-US" w:eastAsia="nb-NO"/>
+          <w14:ligatures w14:val="none"/>
+        </w:rPr>
+        <w:t>000000</w:t>
+      </w:r>
+    </w:p>
+    <w:p>
+      <w:pPr>
+        <w:shd w:val="clear" w:color="auto" w:fill="282C34"/>
+        <w:spacing w:after="0" w:line="270" w:lineRule="atLeast"/>
+        <w:rPr>
+          <w:rFonts w:ascii="Times New Roman" w:eastAsia="Times New Roman" w:hAnsi="Times New Roman" w:cs="Times New Roman"/>
+          <w:color w:val="ABB2BF"/>
+          <w:kern w:val="0"/>
+          <w:sz w:val="18"/>
+          <w:szCs w:val="18"/>
+          <w:lang w:val="en-US" w:eastAsia="nb-NO"/>
+          <w14:ligatures w14:val="none"/>
+        </w:rPr>
+      </w:pPr>
+      <w:r>
+        <w:rPr>
+          <w:rFonts w:ascii="Times New Roman" w:eastAsia="Times New Roman" w:hAnsi="Times New Roman" w:cs="Times New Roman"/>
+          <w:color w:val="ABB2BF"/>
+          <w:kern w:val="0"/>
+          <w:sz w:val="18"/>
+          <w:szCs w:val="18"/>
+          <w:lang w:val="en-US" w:eastAsia="nb-NO"/>
+          <w14:ligatures w14:val="none"/>
+        </w:rPr>
+        <w:t>===== np=</w:t>
+      </w:r>
+      <w:r>
+        <w:rPr>
+          <w:rFonts w:ascii="Times New Roman" w:eastAsia="Times New Roman" w:hAnsi="Times New Roman" w:cs="Times New Roman"/>
+          <w:color w:val="D19A66"/>
+          <w:kern w:val="0"/>
+          <w:sz w:val="18"/>
+          <w:szCs w:val="18"/>
+          <w:lang w:val="en-US" w:eastAsia="nb-NO"/>
+          <w14:ligatures w14:val="none"/>
+        </w:rPr>
+        <w:t>5</w:t>
+      </w:r>
+      <w:r>
+        <w:rPr>
+          <w:rFonts w:ascii="Times New Roman" w:eastAsia="Times New Roman" w:hAnsi="Times New Roman" w:cs="Times New Roman"/>
+          <w:color w:val="ABB2BF"/>
+          <w:kern w:val="0"/>
+          <w:sz w:val="18"/>
+          <w:szCs w:val="18"/>
+          <w:lang w:val="en-US" w:eastAsia="nb-NO"/>
+          <w14:ligatures w14:val="none"/>
+        </w:rPr>
+        <w:t xml:space="preserve"> =====</w:t>
+      </w:r>
+    </w:p>
+    <w:p>
+      <w:pPr>
+        <w:shd w:val="clear" w:color="auto" w:fill="282C34"/>
+        <w:spacing w:after="0" w:line="270" w:lineRule="atLeast"/>
+        <w:rPr>
+          <w:rFonts w:ascii="Times New Roman" w:eastAsia="Times New Roman" w:hAnsi="Times New Roman" w:cs="Times New Roman"/>
+          <w:color w:val="ABB2BF"/>
+          <w:kern w:val="0"/>
+          <w:sz w:val="18"/>
+          <w:szCs w:val="18"/>
+          <w:lang w:val="en-US" w:eastAsia="nb-NO"/>
+          <w14:ligatures w14:val="none"/>
+        </w:rPr>
+      </w:pPr>
+      <w:proofErr w:type="spellStart"/>
+      <w:r>
+        <w:rPr>
+          <w:rFonts w:ascii="Times New Roman" w:eastAsia="Times New Roman" w:hAnsi="Times New Roman" w:cs="Times New Roman"/>
+          <w:color w:val="ABB2BF"/>
+          <w:kern w:val="0"/>
+          <w:sz w:val="18"/>
+          <w:szCs w:val="18"/>
+          <w:lang w:val="en-US" w:eastAsia="nb-NO"/>
+          <w14:ligatures w14:val="none"/>
+        </w:rPr>
+        <w:t>MPJ</w:t>
+      </w:r>
+      <w:proofErr w:type="spellEnd"/>
+      <w:r>
+        <w:rPr>
+          <w:rFonts w:ascii="Times New Roman" w:eastAsia="Times New Roman" w:hAnsi="Times New Roman" w:cs="Times New Roman"/>
+          <w:color w:val="ABB2BF"/>
+          <w:kern w:val="0"/>
+          <w:sz w:val="18"/>
+          <w:szCs w:val="18"/>
+          <w:lang w:val="en-US" w:eastAsia="nb-NO"/>
+          <w14:ligatures w14:val="none"/>
+        </w:rPr>
+        <w:t xml:space="preserve"> Express (</w:t>
+      </w:r>
+      <w:r>
+        <w:rPr>
+          <w:rFonts w:ascii="Times New Roman" w:eastAsia="Times New Roman" w:hAnsi="Times New Roman" w:cs="Times New Roman"/>
+          <w:color w:val="D19A66"/>
+          <w:kern w:val="0"/>
+          <w:sz w:val="18"/>
+          <w:szCs w:val="18"/>
+          <w:lang w:val="en-US" w:eastAsia="nb-NO"/>
+          <w14:ligatures w14:val="none"/>
+        </w:rPr>
+        <w:t>0</w:t>
+      </w:r>
+      <w:r>
+        <w:rPr>
+          <w:rFonts w:ascii="Times New Roman" w:eastAsia="Times New Roman" w:hAnsi="Times New Roman" w:cs="Times New Roman"/>
+          <w:color w:val="ABB2BF"/>
+          <w:kern w:val="0"/>
+          <w:sz w:val="18"/>
+          <w:szCs w:val="18"/>
+          <w:lang w:val="en-US" w:eastAsia="nb-NO"/>
+          <w14:ligatures w14:val="none"/>
+        </w:rPr>
+        <w:t>.</w:t>
+      </w:r>
+      <w:r>
+        <w:rPr>
+          <w:rFonts w:ascii="Times New Roman" w:eastAsia="Times New Roman" w:hAnsi="Times New Roman" w:cs="Times New Roman"/>
+          <w:color w:val="D19A66"/>
+          <w:kern w:val="0"/>
+          <w:sz w:val="18"/>
+          <w:szCs w:val="18"/>
+          <w:lang w:val="en-US" w:eastAsia="nb-NO"/>
+          <w14:ligatures w14:val="none"/>
+        </w:rPr>
+        <w:t>44</w:t>
+      </w:r>
+      <w:r>
+        <w:rPr>
+          <w:rFonts w:ascii="Times New Roman" w:eastAsia="Times New Roman" w:hAnsi="Times New Roman" w:cs="Times New Roman"/>
+          <w:color w:val="ABB2BF"/>
+          <w:kern w:val="0"/>
+          <w:sz w:val="18"/>
+          <w:szCs w:val="18"/>
+          <w:lang w:val="en-US" w:eastAsia="nb-NO"/>
+          <w14:ligatures w14:val="none"/>
+        </w:rPr>
+        <w:t>) is started in the multicore configuration</w:t>
+      </w:r>
+    </w:p>
+    <w:p>
+      <w:pPr>
+        <w:shd w:val="clear" w:color="auto" w:fill="282C34"/>
+        <w:spacing w:after="0" w:line="270" w:lineRule="atLeast"/>
+        <w:rPr>
+          <w:rFonts w:ascii="Times New Roman" w:eastAsia="Times New Roman" w:hAnsi="Times New Roman" w:cs="Times New Roman"/>
+          <w:color w:val="ABB2BF"/>
+          <w:kern w:val="0"/>
+          <w:sz w:val="18"/>
+          <w:szCs w:val="18"/>
+          <w:lang w:val="en-US" w:eastAsia="nb-NO"/>
+          <w14:ligatures w14:val="none"/>
+        </w:rPr>
+      </w:pPr>
+      <w:r>
+        <w:rPr>
+          <w:rFonts w:ascii="Times New Roman" w:eastAsia="Times New Roman" w:hAnsi="Times New Roman" w:cs="Times New Roman"/>
+          <w:color w:val="ABB2BF"/>
+          <w:kern w:val="0"/>
+          <w:sz w:val="18"/>
+          <w:szCs w:val="18"/>
+          <w:lang w:val="en-US" w:eastAsia="nb-NO"/>
+          <w14:ligatures w14:val="none"/>
+        </w:rPr>
+        <w:t>Matrix-Matrix multiplication</w:t>
+      </w:r>
+    </w:p>
+    <w:p>
+      <w:pPr>
+        <w:shd w:val="clear" w:color="auto" w:fill="282C34"/>
+        <w:spacing w:after="0" w:line="270" w:lineRule="atLeast"/>
+        <w:rPr>
+          <w:rFonts w:ascii="Times New Roman" w:eastAsia="Times New Roman" w:hAnsi="Times New Roman" w:cs="Times New Roman"/>
+          <w:color w:val="ABB2BF"/>
+          <w:kern w:val="0"/>
+          <w:sz w:val="18"/>
+          <w:szCs w:val="18"/>
+          <w:lang w:val="en-US" w:eastAsia="nb-NO"/>
+          <w14:ligatures w14:val="none"/>
+        </w:rPr>
+      </w:pPr>
+      <w:r>
+        <w:rPr>
+          <w:rFonts w:ascii="Times New Roman" w:eastAsia="Times New Roman" w:hAnsi="Times New Roman" w:cs="Times New Roman"/>
+          <w:color w:val="ABB2BF"/>
+          <w:kern w:val="0"/>
+          <w:sz w:val="18"/>
+          <w:szCs w:val="18"/>
+          <w:lang w:val="en-US" w:eastAsia="nb-NO"/>
+          <w14:ligatures w14:val="none"/>
+        </w:rPr>
+        <w:t>Square matrix size: 1500x1500</w:t>
+      </w:r>
+    </w:p>
+    <w:p>
+      <w:pPr>
+        <w:shd w:val="clear" w:color="auto" w:fill="282C34"/>
+        <w:spacing w:after="0" w:line="270" w:lineRule="atLeast"/>
+        <w:rPr>
+          <w:rFonts w:ascii="Times New Roman" w:eastAsia="Times New Roman" w:hAnsi="Times New Roman" w:cs="Times New Roman"/>
+          <w:color w:val="ABB2BF"/>
+          <w:kern w:val="0"/>
+          <w:sz w:val="18"/>
+          <w:szCs w:val="18"/>
+          <w:lang w:val="en-US" w:eastAsia="nb-NO"/>
+          <w14:ligatures w14:val="none"/>
+        </w:rPr>
+      </w:pPr>
+      <w:r>
+        <w:rPr>
+          <w:rFonts w:ascii="Times New Roman" w:eastAsia="Times New Roman" w:hAnsi="Times New Roman" w:cs="Times New Roman"/>
+          <w:color w:val="ABB2BF"/>
+          <w:kern w:val="0"/>
+          <w:sz w:val="18"/>
+          <w:szCs w:val="18"/>
+          <w:lang w:val="en-US" w:eastAsia="nb-NO"/>
+          <w14:ligatures w14:val="none"/>
+        </w:rPr>
+        <w:t xml:space="preserve">Number of processes: </w:t>
+      </w:r>
+      <w:r>
+        <w:rPr>
+          <w:rFonts w:ascii="Times New Roman" w:eastAsia="Times New Roman" w:hAnsi="Times New Roman" w:cs="Times New Roman"/>
+          <w:color w:val="D19A66"/>
+          <w:kern w:val="0"/>
+          <w:sz w:val="18"/>
+          <w:szCs w:val="18"/>
+          <w:lang w:val="en-US" w:eastAsia="nb-NO"/>
+          <w14:ligatures w14:val="none"/>
+        </w:rPr>
+        <w:t>5</w:t>
+      </w:r>
+    </w:p>
+    <w:p>
+      <w:pPr>
+        <w:shd w:val="clear" w:color="auto" w:fill="282C34"/>
+        <w:spacing w:after="0" w:line="270" w:lineRule="atLeast"/>
+        <w:rPr>
+          <w:rFonts w:ascii="Times New Roman" w:eastAsia="Times New Roman" w:hAnsi="Times New Roman" w:cs="Times New Roman"/>
+          <w:color w:val="ABB2BF"/>
+          <w:kern w:val="0"/>
+          <w:sz w:val="18"/>
+          <w:szCs w:val="18"/>
+          <w:lang w:val="en-US" w:eastAsia="nb-NO"/>
+          <w14:ligatures w14:val="none"/>
+        </w:rPr>
+      </w:pPr>
+      <w:r>
+        <w:rPr>
+          <w:rFonts w:ascii="Times New Roman" w:eastAsia="Times New Roman" w:hAnsi="Times New Roman" w:cs="Times New Roman"/>
+          <w:color w:val="ABB2BF"/>
+          <w:kern w:val="0"/>
+          <w:sz w:val="18"/>
+          <w:szCs w:val="18"/>
+          <w:lang w:val="en-US" w:eastAsia="nb-NO"/>
+          <w14:ligatures w14:val="none"/>
+        </w:rPr>
+        <w:t xml:space="preserve">Start Time = </w:t>
+      </w:r>
+      <w:r>
+        <w:rPr>
+          <w:rFonts w:ascii="Times New Roman" w:eastAsia="Times New Roman" w:hAnsi="Times New Roman" w:cs="Times New Roman"/>
+          <w:color w:val="D19A66"/>
+          <w:kern w:val="0"/>
+          <w:sz w:val="18"/>
+          <w:szCs w:val="18"/>
+          <w:lang w:val="en-US" w:eastAsia="nb-NO"/>
+          <w14:ligatures w14:val="none"/>
+        </w:rPr>
+        <w:t>1774267904</w:t>
+      </w:r>
+      <w:r>
+        <w:rPr>
+          <w:rFonts w:ascii="Times New Roman" w:eastAsia="Times New Roman" w:hAnsi="Times New Roman" w:cs="Times New Roman"/>
+          <w:color w:val="ABB2BF"/>
+          <w:kern w:val="0"/>
+          <w:sz w:val="18"/>
+          <w:szCs w:val="18"/>
+          <w:lang w:val="en-US" w:eastAsia="nb-NO"/>
+          <w14:ligatures w14:val="none"/>
+        </w:rPr>
+        <w:t>,</w:t>
+      </w:r>
+      <w:r>
+        <w:rPr>
+          <w:rFonts w:ascii="Times New Roman" w:eastAsia="Times New Roman" w:hAnsi="Times New Roman" w:cs="Times New Roman"/>
+          <w:color w:val="D19A66"/>
+          <w:kern w:val="0"/>
+          <w:sz w:val="18"/>
+          <w:szCs w:val="18"/>
+          <w:lang w:val="en-US" w:eastAsia="nb-NO"/>
+          <w14:ligatures w14:val="none"/>
+        </w:rPr>
+        <w:t>000000</w:t>
+      </w:r>
+    </w:p>
+    <w:p>
+      <w:pPr>
+        <w:shd w:val="clear" w:color="auto" w:fill="282C34"/>
+        <w:spacing w:after="0" w:line="270" w:lineRule="atLeast"/>
+        <w:rPr>
+          <w:rFonts w:ascii="Times New Roman" w:eastAsia="Times New Roman" w:hAnsi="Times New Roman" w:cs="Times New Roman"/>
+          <w:color w:val="ABB2BF"/>
+          <w:kern w:val="0"/>
+          <w:sz w:val="18"/>
+          <w:szCs w:val="18"/>
+          <w:lang w:val="en-US" w:eastAsia="nb-NO"/>
+          <w14:ligatures w14:val="none"/>
+        </w:rPr>
+      </w:pPr>
+      <w:r>
+        <w:rPr>
+          <w:rFonts w:ascii="Times New Roman" w:eastAsia="Times New Roman" w:hAnsi="Times New Roman" w:cs="Times New Roman"/>
+          <w:color w:val="ABB2BF"/>
+          <w:kern w:val="0"/>
+          <w:sz w:val="18"/>
+          <w:szCs w:val="18"/>
+          <w:lang w:val="en-US" w:eastAsia="nb-NO"/>
+          <w14:ligatures w14:val="none"/>
+        </w:rPr>
+        <w:t xml:space="preserve">End Time = </w:t>
+      </w:r>
+      <w:r>
+        <w:rPr>
+          <w:rFonts w:ascii="Times New Roman" w:eastAsia="Times New Roman" w:hAnsi="Times New Roman" w:cs="Times New Roman"/>
+          <w:color w:val="D19A66"/>
+          <w:kern w:val="0"/>
+          <w:sz w:val="18"/>
+          <w:szCs w:val="18"/>
+          <w:lang w:val="en-US" w:eastAsia="nb-NO"/>
+          <w14:ligatures w14:val="none"/>
+        </w:rPr>
+        <w:t>1774267905</w:t>
+      </w:r>
+      <w:r>
+        <w:rPr>
+          <w:rFonts w:ascii="Times New Roman" w:eastAsia="Times New Roman" w:hAnsi="Times New Roman" w:cs="Times New Roman"/>
+          <w:color w:val="ABB2BF"/>
+          <w:kern w:val="0"/>
+          <w:sz w:val="18"/>
+          <w:szCs w:val="18"/>
+          <w:lang w:val="en-US" w:eastAsia="nb-NO"/>
+          <w14:ligatures w14:val="none"/>
+        </w:rPr>
+        <w:t>,</w:t>
+      </w:r>
+      <w:r>
+        <w:rPr>
+          <w:rFonts w:ascii="Times New Roman" w:eastAsia="Times New Roman" w:hAnsi="Times New Roman" w:cs="Times New Roman"/>
+          <w:color w:val="D19A66"/>
+          <w:kern w:val="0"/>
+          <w:sz w:val="18"/>
+          <w:szCs w:val="18"/>
+          <w:lang w:val="en-US" w:eastAsia="nb-NO"/>
+          <w14:ligatures w14:val="none"/>
+        </w:rPr>
+        <w:t>000000</w:t>
+      </w:r>
+    </w:p>
+    <w:p>
+      <w:pPr>
+        <w:shd w:val="clear" w:color="auto" w:fill="282C34"/>
+        <w:spacing w:after="0" w:line="270" w:lineRule="atLeast"/>
+        <w:rPr>
+          <w:rFonts w:ascii="Times New Roman" w:eastAsia="Times New Roman" w:hAnsi="Times New Roman" w:cs="Times New Roman"/>
+          <w:color w:val="ABB2BF"/>
+          <w:kern w:val="0"/>
+          <w:sz w:val="18"/>
+          <w:szCs w:val="18"/>
+          <w:lang w:val="en-US" w:eastAsia="nb-NO"/>
+          <w14:ligatures w14:val="none"/>
+        </w:rPr>
+      </w:pPr>
+      <w:r>
+        <w:rPr>
+          <w:rFonts w:ascii="Times New Roman" w:eastAsia="Times New Roman" w:hAnsi="Times New Roman" w:cs="Times New Roman"/>
+          <w:color w:val="ABB2BF"/>
+          <w:kern w:val="0"/>
+          <w:sz w:val="18"/>
+          <w:szCs w:val="18"/>
+          <w:lang w:val="en-US" w:eastAsia="nb-NO"/>
+          <w14:ligatures w14:val="none"/>
+        </w:rPr>
+        <w:t xml:space="preserve">Running Time = </w:t>
+      </w:r>
+      <w:r>
+        <w:rPr>
+          <w:rFonts w:ascii="Times New Roman" w:eastAsia="Times New Roman" w:hAnsi="Times New Roman" w:cs="Times New Roman"/>
+          <w:color w:val="D19A66"/>
+          <w:kern w:val="0"/>
+          <w:sz w:val="18"/>
+          <w:szCs w:val="18"/>
+          <w:lang w:val="en-US" w:eastAsia="nb-NO"/>
+          <w14:ligatures w14:val="none"/>
+        </w:rPr>
+        <w:t>1</w:t>
+      </w:r>
+      <w:r>
+        <w:rPr>
+          <w:rFonts w:ascii="Times New Roman" w:eastAsia="Times New Roman" w:hAnsi="Times New Roman" w:cs="Times New Roman"/>
+          <w:color w:val="ABB2BF"/>
+          <w:kern w:val="0"/>
+          <w:sz w:val="18"/>
+          <w:szCs w:val="18"/>
+          <w:lang w:val="en-US" w:eastAsia="nb-NO"/>
+          <w14:ligatures w14:val="none"/>
+        </w:rPr>
+        <w:t>,</w:t>
+      </w:r>
+      <w:r>
+        <w:rPr>
+          <w:rFonts w:ascii="Times New Roman" w:eastAsia="Times New Roman" w:hAnsi="Times New Roman" w:cs="Times New Roman"/>
+          <w:color w:val="D19A66"/>
+          <w:kern w:val="0"/>
+          <w:sz w:val="18"/>
+          <w:szCs w:val="18"/>
+          <w:lang w:val="en-US" w:eastAsia="nb-NO"/>
+          <w14:ligatures w14:val="none"/>
+        </w:rPr>
+        <w:t>000000</w:t>
+      </w:r>
+    </w:p>
+    <w:p>
+      <w:pPr>
+        <w:shd w:val="clear" w:color="auto" w:fill="282C34"/>
+        <w:spacing w:after="0" w:line="270" w:lineRule="atLeast"/>
+        <w:rPr>
+          <w:rFonts w:ascii="Times New Roman" w:eastAsia="Times New Roman" w:hAnsi="Times New Roman" w:cs="Times New Roman"/>
+          <w:color w:val="ABB2BF"/>
+          <w:kern w:val="0"/>
+          <w:sz w:val="18"/>
+          <w:szCs w:val="18"/>
+          <w:lang w:val="en-US" w:eastAsia="nb-NO"/>
+          <w14:ligatures w14:val="none"/>
+        </w:rPr>
+      </w:pPr>
+      <w:r>
+        <w:rPr>
+          <w:rFonts w:ascii="Times New Roman" w:eastAsia="Times New Roman" w:hAnsi="Times New Roman" w:cs="Times New Roman"/>
+          <w:color w:val="ABB2BF"/>
+          <w:kern w:val="0"/>
+          <w:sz w:val="18"/>
+          <w:szCs w:val="18"/>
+          <w:lang w:val="en-US" w:eastAsia="nb-NO"/>
+          <w14:ligatures w14:val="none"/>
+        </w:rPr>
+        <w:t>===== np=</w:t>
+      </w:r>
+      <w:r>
+        <w:rPr>
+          <w:rFonts w:ascii="Times New Roman" w:eastAsia="Times New Roman" w:hAnsi="Times New Roman" w:cs="Times New Roman"/>
+          <w:color w:val="D19A66"/>
+          <w:kern w:val="0"/>
+          <w:sz w:val="18"/>
+          <w:szCs w:val="18"/>
+          <w:lang w:val="en-US" w:eastAsia="nb-NO"/>
+          <w14:ligatures w14:val="none"/>
+        </w:rPr>
+        <w:t>6</w:t>
+      </w:r>
+      <w:r>
+        <w:rPr>
+          <w:rFonts w:ascii="Times New Roman" w:eastAsia="Times New Roman" w:hAnsi="Times New Roman" w:cs="Times New Roman"/>
+          <w:color w:val="ABB2BF"/>
+          <w:kern w:val="0"/>
+          <w:sz w:val="18"/>
+          <w:szCs w:val="18"/>
+          <w:lang w:val="en-US" w:eastAsia="nb-NO"/>
+          <w14:ligatures w14:val="none"/>
+        </w:rPr>
+        <w:t xml:space="preserve"> =====</w:t>
+      </w:r>
+    </w:p>
+    <w:p>
+      <w:pPr>
+        <w:shd w:val="clear" w:color="auto" w:fill="282C34"/>
+        <w:spacing w:after="0" w:line="270" w:lineRule="atLeast"/>
+        <w:rPr>
+          <w:rFonts w:ascii="Times New Roman" w:eastAsia="Times New Roman" w:hAnsi="Times New Roman" w:cs="Times New Roman"/>
+          <w:color w:val="ABB2BF"/>
+          <w:kern w:val="0"/>
+          <w:sz w:val="18"/>
+          <w:szCs w:val="18"/>
+          <w:lang w:val="en-US" w:eastAsia="nb-NO"/>
+          <w14:ligatures w14:val="none"/>
+        </w:rPr>
+      </w:pPr>
+      <w:proofErr w:type="spellStart"/>
+      <w:r>
+        <w:rPr>
+          <w:rFonts w:ascii="Times New Roman" w:eastAsia="Times New Roman" w:hAnsi="Times New Roman" w:cs="Times New Roman"/>
+          <w:color w:val="ABB2BF"/>
+          <w:kern w:val="0"/>
+          <w:sz w:val="18"/>
+          <w:szCs w:val="18"/>
+          <w:lang w:val="en-US" w:eastAsia="nb-NO"/>
+          <w14:ligatures w14:val="none"/>
+        </w:rPr>
+        <w:t>MPJ</w:t>
+      </w:r>
+      <w:proofErr w:type="spellEnd"/>
+      <w:r>
+        <w:rPr>
+          <w:rFonts w:ascii="Times New Roman" w:eastAsia="Times New Roman" w:hAnsi="Times New Roman" w:cs="Times New Roman"/>
+          <w:color w:val="ABB2BF"/>
+          <w:kern w:val="0"/>
+          <w:sz w:val="18"/>
+          <w:szCs w:val="18"/>
+          <w:lang w:val="en-US" w:eastAsia="nb-NO"/>
+          <w14:ligatures w14:val="none"/>
+        </w:rPr>
+        <w:t xml:space="preserve"> Express (</w:t>
+      </w:r>
+      <w:r>
+        <w:rPr>
+          <w:rFonts w:ascii="Times New Roman" w:eastAsia="Times New Roman" w:hAnsi="Times New Roman" w:cs="Times New Roman"/>
+          <w:color w:val="D19A66"/>
+          <w:kern w:val="0"/>
+          <w:sz w:val="18"/>
+          <w:szCs w:val="18"/>
+          <w:lang w:val="en-US" w:eastAsia="nb-NO"/>
+          <w14:ligatures w14:val="none"/>
+        </w:rPr>
+        <w:t>0</w:t>
+      </w:r>
+      <w:r>
+        <w:rPr>
+          <w:rFonts w:ascii="Times New Roman" w:eastAsia="Times New Roman" w:hAnsi="Times New Roman" w:cs="Times New Roman"/>
+          <w:color w:val="ABB2BF"/>
+          <w:kern w:val="0"/>
+          <w:sz w:val="18"/>
+          <w:szCs w:val="18"/>
+          <w:lang w:val="en-US" w:eastAsia="nb-NO"/>
+          <w14:ligatures w14:val="none"/>
+        </w:rPr>
+        <w:t>.</w:t>
+      </w:r>
+      <w:r>
+        <w:rPr>
+          <w:rFonts w:ascii="Times New Roman" w:eastAsia="Times New Roman" w:hAnsi="Times New Roman" w:cs="Times New Roman"/>
+          <w:color w:val="D19A66"/>
+          <w:kern w:val="0"/>
+          <w:sz w:val="18"/>
+          <w:szCs w:val="18"/>
+          <w:lang w:val="en-US" w:eastAsia="nb-NO"/>
+          <w14:ligatures w14:val="none"/>
+        </w:rPr>
+        <w:t>44</w:t>
+      </w:r>
+      <w:r>
+        <w:rPr>
+          <w:rFonts w:ascii="Times New Roman" w:eastAsia="Times New Roman" w:hAnsi="Times New Roman" w:cs="Times New Roman"/>
+          <w:color w:val="ABB2BF"/>
+          <w:kern w:val="0"/>
+          <w:sz w:val="18"/>
+          <w:szCs w:val="18"/>
+          <w:lang w:val="en-US" w:eastAsia="nb-NO"/>
+          <w14:ligatures w14:val="none"/>
+        </w:rPr>
+        <w:t>) is started in the multicore configuration</w:t>
+      </w:r>
+    </w:p>
+    <w:p>
+      <w:pPr>
+        <w:shd w:val="clear" w:color="auto" w:fill="282C34"/>
+        <w:spacing w:after="0" w:line="270" w:lineRule="atLeast"/>
+        <w:rPr>
+          <w:rFonts w:ascii="Times New Roman" w:eastAsia="Times New Roman" w:hAnsi="Times New Roman" w:cs="Times New Roman"/>
+          <w:color w:val="ABB2BF"/>
+          <w:kern w:val="0"/>
+          <w:sz w:val="18"/>
+          <w:szCs w:val="18"/>
+          <w:lang w:val="en-US" w:eastAsia="nb-NO"/>
+          <w14:ligatures w14:val="none"/>
+        </w:rPr>
+      </w:pPr>
+      <w:r>
+        <w:rPr>
+          <w:rFonts w:ascii="Times New Roman" w:eastAsia="Times New Roman" w:hAnsi="Times New Roman" w:cs="Times New Roman"/>
+          <w:color w:val="ABB2BF"/>
+          <w:kern w:val="0"/>
+          <w:sz w:val="18"/>
+          <w:szCs w:val="18"/>
+          <w:lang w:val="en-US" w:eastAsia="nb-NO"/>
+          <w14:ligatures w14:val="none"/>
+        </w:rPr>
+        <w:t>Matrix-Matrix multiplication</w:t>
+      </w:r>
+    </w:p>
+    <w:p>
+      <w:pPr>
+        <w:shd w:val="clear" w:color="auto" w:fill="282C34"/>
+        <w:spacing w:after="0" w:line="270" w:lineRule="atLeast"/>
+        <w:rPr>
+          <w:rFonts w:ascii="Times New Roman" w:eastAsia="Times New Roman" w:hAnsi="Times New Roman" w:cs="Times New Roman"/>
+          <w:color w:val="ABB2BF"/>
+          <w:kern w:val="0"/>
+          <w:sz w:val="18"/>
+          <w:szCs w:val="18"/>
+          <w:lang w:val="en-US" w:eastAsia="nb-NO"/>
+          <w14:ligatures w14:val="none"/>
+        </w:rPr>
+      </w:pPr>
+      <w:r>
+        <w:rPr>
+          <w:rFonts w:ascii="Times New Roman" w:eastAsia="Times New Roman" w:hAnsi="Times New Roman" w:cs="Times New Roman"/>
+          <w:color w:val="ABB2BF"/>
+          <w:kern w:val="0"/>
+          <w:sz w:val="18"/>
+          <w:szCs w:val="18"/>
+          <w:lang w:val="en-US" w:eastAsia="nb-NO"/>
+          <w14:ligatures w14:val="none"/>
+        </w:rPr>
+        <w:t>Square matrix size: 1500x1500</w:t>
+      </w:r>
+    </w:p>
+    <w:p>
+      <w:pPr>
+        <w:shd w:val="clear" w:color="auto" w:fill="282C34"/>
+        <w:spacing w:after="0" w:line="270" w:lineRule="atLeast"/>
+        <w:rPr>
+          <w:rFonts w:ascii="Times New Roman" w:eastAsia="Times New Roman" w:hAnsi="Times New Roman" w:cs="Times New Roman"/>
+          <w:color w:val="ABB2BF"/>
+          <w:kern w:val="0"/>
+          <w:sz w:val="18"/>
+          <w:szCs w:val="18"/>
+          <w:lang w:val="en-US" w:eastAsia="nb-NO"/>
+          <w14:ligatures w14:val="none"/>
+        </w:rPr>
+      </w:pPr>
+      <w:r>
+        <w:rPr>
+          <w:rFonts w:ascii="Times New Roman" w:eastAsia="Times New Roman" w:hAnsi="Times New Roman" w:cs="Times New Roman"/>
+          <w:color w:val="ABB2BF"/>
+          <w:kern w:val="0"/>
+          <w:sz w:val="18"/>
+          <w:szCs w:val="18"/>
+          <w:lang w:val="en-US" w:eastAsia="nb-NO"/>
+          <w14:ligatures w14:val="none"/>
+        </w:rPr>
+        <w:t xml:space="preserve">Number of processes: </w:t>
+      </w:r>
+      <w:r>
+        <w:rPr>
+          <w:rFonts w:ascii="Times New Roman" w:eastAsia="Times New Roman" w:hAnsi="Times New Roman" w:cs="Times New Roman"/>
+          <w:color w:val="D19A66"/>
+          <w:kern w:val="0"/>
+          <w:sz w:val="18"/>
+          <w:szCs w:val="18"/>
+          <w:lang w:val="en-US" w:eastAsia="nb-NO"/>
+          <w14:ligatures w14:val="none"/>
+        </w:rPr>
+        <w:t>6</w:t>
+      </w:r>
+    </w:p>
+    <w:p>
+      <w:pPr>
+        <w:shd w:val="clear" w:color="auto" w:fill="282C34"/>
+        <w:spacing w:after="0" w:line="270" w:lineRule="atLeast"/>
+        <w:rPr>
+          <w:rFonts w:ascii="Times New Roman" w:eastAsia="Times New Roman" w:hAnsi="Times New Roman" w:cs="Times New Roman"/>
+          <w:color w:val="ABB2BF"/>
+          <w:kern w:val="0"/>
+          <w:sz w:val="18"/>
+          <w:szCs w:val="18"/>
+          <w:lang w:val="en-US" w:eastAsia="nb-NO"/>
+          <w14:ligatures w14:val="none"/>
+        </w:rPr>
+      </w:pPr>
+      <w:r>
+        <w:rPr>
+          <w:rFonts w:ascii="Times New Roman" w:eastAsia="Times New Roman" w:hAnsi="Times New Roman" w:cs="Times New Roman"/>
+          <w:color w:val="ABB2BF"/>
+          <w:kern w:val="0"/>
+          <w:sz w:val="18"/>
+          <w:szCs w:val="18"/>
+          <w:lang w:val="en-US" w:eastAsia="nb-NO"/>
+          <w14:ligatures w14:val="none"/>
+        </w:rPr>
+        <w:t xml:space="preserve">Start Time = </w:t>
+      </w:r>
+      <w:r>
+        <w:rPr>
+          <w:rFonts w:ascii="Times New Roman" w:eastAsia="Times New Roman" w:hAnsi="Times New Roman" w:cs="Times New Roman"/>
+          <w:color w:val="D19A66"/>
+          <w:kern w:val="0"/>
+          <w:sz w:val="18"/>
+          <w:szCs w:val="18"/>
+          <w:lang w:val="en-US" w:eastAsia="nb-NO"/>
+          <w14:ligatures w14:val="none"/>
+        </w:rPr>
+        <w:t>1774267905</w:t>
+      </w:r>
+      <w:r>
+        <w:rPr>
+          <w:rFonts w:ascii="Times New Roman" w:eastAsia="Times New Roman" w:hAnsi="Times New Roman" w:cs="Times New Roman"/>
+          <w:color w:val="ABB2BF"/>
+          <w:kern w:val="0"/>
+          <w:sz w:val="18"/>
+          <w:szCs w:val="18"/>
+          <w:lang w:val="en-US" w:eastAsia="nb-NO"/>
+          <w14:ligatures w14:val="none"/>
+        </w:rPr>
+        <w:t>,</w:t>
+      </w:r>
+      <w:r>
+        <w:rPr>
+          <w:rFonts w:ascii="Times New Roman" w:eastAsia="Times New Roman" w:hAnsi="Times New Roman" w:cs="Times New Roman"/>
+          <w:color w:val="D19A66"/>
+          <w:kern w:val="0"/>
+          <w:sz w:val="18"/>
+          <w:szCs w:val="18"/>
+          <w:lang w:val="en-US" w:eastAsia="nb-NO"/>
+          <w14:ligatures w14:val="none"/>
+        </w:rPr>
+        <w:t>000000</w:t>
+      </w:r>
+    </w:p>
+    <w:p>
+      <w:pPr>
+        <w:shd w:val="clear" w:color="auto" w:fill="282C34"/>
+        <w:spacing w:after="0" w:line="270" w:lineRule="atLeast"/>
+        <w:rPr>
+          <w:rFonts w:ascii="Times New Roman" w:eastAsia="Times New Roman" w:hAnsi="Times New Roman" w:cs="Times New Roman"/>
+          <w:color w:val="ABB2BF"/>
+          <w:kern w:val="0"/>
+          <w:sz w:val="18"/>
+          <w:szCs w:val="18"/>
+          <w:lang w:val="en-US" w:eastAsia="nb-NO"/>
+          <w14:ligatures w14:val="none"/>
+        </w:rPr>
+      </w:pPr>
+      <w:r>
+        <w:rPr>
+          <w:rFonts w:ascii="Times New Roman" w:eastAsia="Times New Roman" w:hAnsi="Times New Roman" w:cs="Times New Roman"/>
+          <w:color w:val="ABB2BF"/>
+          <w:kern w:val="0"/>
+          <w:sz w:val="18"/>
+          <w:szCs w:val="18"/>
+          <w:lang w:val="en-US" w:eastAsia="nb-NO"/>
+          <w14:ligatures w14:val="none"/>
+        </w:rPr>
+        <w:t xml:space="preserve">End Time = </w:t>
+      </w:r>
+      <w:r>
+        <w:rPr>
+          <w:rFonts w:ascii="Times New Roman" w:eastAsia="Times New Roman" w:hAnsi="Times New Roman" w:cs="Times New Roman"/>
+          <w:color w:val="D19A66"/>
+          <w:kern w:val="0"/>
+          <w:sz w:val="18"/>
+          <w:szCs w:val="18"/>
+          <w:lang w:val="en-US" w:eastAsia="nb-NO"/>
+          <w14:ligatures w14:val="none"/>
+        </w:rPr>
+        <w:t>1774267906</w:t>
+      </w:r>
+      <w:r>
+        <w:rPr>
+          <w:rFonts w:ascii="Times New Roman" w:eastAsia="Times New Roman" w:hAnsi="Times New Roman" w:cs="Times New Roman"/>
+          <w:color w:val="ABB2BF"/>
+          <w:kern w:val="0"/>
+          <w:sz w:val="18"/>
+          <w:szCs w:val="18"/>
+          <w:lang w:val="en-US" w:eastAsia="nb-NO"/>
+          <w14:ligatures w14:val="none"/>
+        </w:rPr>
+        <w:t>,</w:t>
+      </w:r>
+      <w:r>
+        <w:rPr>
+          <w:rFonts w:ascii="Times New Roman" w:eastAsia="Times New Roman" w:hAnsi="Times New Roman" w:cs="Times New Roman"/>
+          <w:color w:val="D19A66"/>
+          <w:kern w:val="0"/>
+          <w:sz w:val="18"/>
+          <w:szCs w:val="18"/>
+          <w:lang w:val="en-US" w:eastAsia="nb-NO"/>
+          <w14:ligatures w14:val="none"/>
+        </w:rPr>
+        <w:t>000000</w:t>
+      </w:r>
+    </w:p>
+    <w:p>
+      <w:pPr>
+        <w:shd w:val="clear" w:color="auto" w:fill="282C34"/>
+        <w:spacing w:after="0" w:line="270" w:lineRule="atLeast"/>
+        <w:rPr>
+          <w:rFonts w:ascii="Times New Roman" w:eastAsia="Times New Roman" w:hAnsi="Times New Roman" w:cs="Times New Roman"/>
+          <w:color w:val="ABB2BF"/>
+          <w:kern w:val="0"/>
+          <w:sz w:val="18"/>
+          <w:szCs w:val="18"/>
+          <w:lang w:val="en-US" w:eastAsia="nb-NO"/>
+          <w14:ligatures w14:val="none"/>
+        </w:rPr>
+      </w:pPr>
+      <w:r>
+        <w:rPr>
+          <w:rFonts w:ascii="Times New Roman" w:eastAsia="Times New Roman" w:hAnsi="Times New Roman" w:cs="Times New Roman"/>
+          <w:color w:val="ABB2BF"/>
+          <w:kern w:val="0"/>
+          <w:sz w:val="18"/>
+          <w:szCs w:val="18"/>
+          <w:lang w:val="en-US" w:eastAsia="nb-NO"/>
+          <w14:ligatures w14:val="none"/>
+        </w:rPr>
+        <w:t xml:space="preserve">Running Time = </w:t>
+      </w:r>
+      <w:r>
+        <w:rPr>
+          <w:rFonts w:ascii="Times New Roman" w:eastAsia="Times New Roman" w:hAnsi="Times New Roman" w:cs="Times New Roman"/>
+          <w:color w:val="D19A66"/>
+          <w:kern w:val="0"/>
+          <w:sz w:val="18"/>
+          <w:szCs w:val="18"/>
+          <w:lang w:val="en-US" w:eastAsia="nb-NO"/>
+          <w14:ligatures w14:val="none"/>
+        </w:rPr>
+        <w:t>1</w:t>
+      </w:r>
+      <w:r>
+        <w:rPr>
+          <w:rFonts w:ascii="Times New Roman" w:eastAsia="Times New Roman" w:hAnsi="Times New Roman" w:cs="Times New Roman"/>
+          <w:color w:val="ABB2BF"/>
+          <w:kern w:val="0"/>
+          <w:sz w:val="18"/>
+          <w:szCs w:val="18"/>
+          <w:lang w:val="en-US" w:eastAsia="nb-NO"/>
+          <w14:ligatures w14:val="none"/>
+        </w:rPr>
+        <w:t>,</w:t>
+      </w:r>
+      <w:r>
+        <w:rPr>
+          <w:rFonts w:ascii="Times New Roman" w:eastAsia="Times New Roman" w:hAnsi="Times New Roman" w:cs="Times New Roman"/>
+          <w:color w:val="D19A66"/>
+          <w:kern w:val="0"/>
+          <w:sz w:val="18"/>
+          <w:szCs w:val="18"/>
+          <w:lang w:val="en-US" w:eastAsia="nb-NO"/>
+          <w14:ligatures w14:val="none"/>
+        </w:rPr>
+        <w:t>000000</w:t>
+      </w:r>
+    </w:p>
+    <w:p>
+      <w:pPr>
+        <w:shd w:val="clear" w:color="auto" w:fill="282C34"/>
+        <w:spacing w:after="0" w:line="270" w:lineRule="atLeast"/>
+        <w:rPr>
+          <w:rFonts w:ascii="Times New Roman" w:eastAsia="Times New Roman" w:hAnsi="Times New Roman" w:cs="Times New Roman"/>
+          <w:color w:val="ABB2BF"/>
+          <w:kern w:val="0"/>
+          <w:sz w:val="18"/>
+          <w:szCs w:val="18"/>
+          <w:lang w:val="en-US" w:eastAsia="nb-NO"/>
+          <w14:ligatures w14:val="none"/>
+        </w:rPr>
+      </w:pPr>
+      <w:r>
+        <w:rPr>
+          <w:rFonts w:ascii="Times New Roman" w:eastAsia="Times New Roman" w:hAnsi="Times New Roman" w:cs="Times New Roman"/>
+          <w:color w:val="ABB2BF"/>
+          <w:kern w:val="0"/>
+          <w:sz w:val="18"/>
+          <w:szCs w:val="18"/>
+          <w:lang w:val="en-US" w:eastAsia="nb-NO"/>
+          <w14:ligatures w14:val="none"/>
+        </w:rPr>
+        <w:t>===== np=</w:t>
+      </w:r>
+      <w:r>
+        <w:rPr>
+          <w:rFonts w:ascii="Times New Roman" w:eastAsia="Times New Roman" w:hAnsi="Times New Roman" w:cs="Times New Roman"/>
+          <w:color w:val="D19A66"/>
+          <w:kern w:val="0"/>
+          <w:sz w:val="18"/>
+          <w:szCs w:val="18"/>
+          <w:lang w:val="en-US" w:eastAsia="nb-NO"/>
+          <w14:ligatures w14:val="none"/>
+        </w:rPr>
+        <w:t>7</w:t>
+      </w:r>
+      <w:r>
+        <w:rPr>
+          <w:rFonts w:ascii="Times New Roman" w:eastAsia="Times New Roman" w:hAnsi="Times New Roman" w:cs="Times New Roman"/>
+          <w:color w:val="ABB2BF"/>
+          <w:kern w:val="0"/>
+          <w:sz w:val="18"/>
+          <w:szCs w:val="18"/>
+          <w:lang w:val="en-US" w:eastAsia="nb-NO"/>
+          <w14:ligatures w14:val="none"/>
+        </w:rPr>
+        <w:t xml:space="preserve"> =====</w:t>
+      </w:r>
+    </w:p>
+    <w:p>
+      <w:pPr>
+        <w:shd w:val="clear" w:color="auto" w:fill="282C34"/>
+        <w:spacing w:after="0" w:line="270" w:lineRule="atLeast"/>
+        <w:rPr>
+          <w:rFonts w:ascii="Times New Roman" w:eastAsia="Times New Roman" w:hAnsi="Times New Roman" w:cs="Times New Roman"/>
+          <w:color w:val="ABB2BF"/>
+          <w:kern w:val="0"/>
+          <w:sz w:val="18"/>
+          <w:szCs w:val="18"/>
+          <w:lang w:val="en-US" w:eastAsia="nb-NO"/>
+          <w14:ligatures w14:val="none"/>
+        </w:rPr>
+      </w:pPr>
+      <w:proofErr w:type="spellStart"/>
+      <w:r>
+        <w:rPr>
+          <w:rFonts w:ascii="Times New Roman" w:eastAsia="Times New Roman" w:hAnsi="Times New Roman" w:cs="Times New Roman"/>
+          <w:color w:val="ABB2BF"/>
+          <w:kern w:val="0"/>
+          <w:sz w:val="18"/>
+          <w:szCs w:val="18"/>
+          <w:lang w:val="en-US" w:eastAsia="nb-NO"/>
+          <w14:ligatures w14:val="none"/>
+        </w:rPr>
+        <w:t>MPJ</w:t>
+      </w:r>
+      <w:proofErr w:type="spellEnd"/>
+      <w:r>
+        <w:rPr>
+          <w:rFonts w:ascii="Times New Roman" w:eastAsia="Times New Roman" w:hAnsi="Times New Roman" w:cs="Times New Roman"/>
+          <w:color w:val="ABB2BF"/>
+          <w:kern w:val="0"/>
+          <w:sz w:val="18"/>
+          <w:szCs w:val="18"/>
+          <w:lang w:val="en-US" w:eastAsia="nb-NO"/>
+          <w14:ligatures w14:val="none"/>
+        </w:rPr>
+        <w:t xml:space="preserve"> Express (</w:t>
+      </w:r>
+      <w:r>
+        <w:rPr>
+          <w:rFonts w:ascii="Times New Roman" w:eastAsia="Times New Roman" w:hAnsi="Times New Roman" w:cs="Times New Roman"/>
+          <w:color w:val="D19A66"/>
+          <w:kern w:val="0"/>
+          <w:sz w:val="18"/>
+          <w:szCs w:val="18"/>
+          <w:lang w:val="en-US" w:eastAsia="nb-NO"/>
+          <w14:ligatures w14:val="none"/>
+        </w:rPr>
+        <w:t>0</w:t>
+      </w:r>
+      <w:r>
+        <w:rPr>
+          <w:rFonts w:ascii="Times New Roman" w:eastAsia="Times New Roman" w:hAnsi="Times New Roman" w:cs="Times New Roman"/>
+          <w:color w:val="ABB2BF"/>
+          <w:kern w:val="0"/>
+          <w:sz w:val="18"/>
+          <w:szCs w:val="18"/>
+          <w:lang w:val="en-US" w:eastAsia="nb-NO"/>
+          <w14:ligatures w14:val="none"/>
+        </w:rPr>
+        <w:t>.</w:t>
+      </w:r>
+      <w:r>
+        <w:rPr>
+          <w:rFonts w:ascii="Times New Roman" w:eastAsia="Times New Roman" w:hAnsi="Times New Roman" w:cs="Times New Roman"/>
+          <w:color w:val="D19A66"/>
+          <w:kern w:val="0"/>
+          <w:sz w:val="18"/>
+          <w:szCs w:val="18"/>
+          <w:lang w:val="en-US" w:eastAsia="nb-NO"/>
+          <w14:ligatures w14:val="none"/>
+        </w:rPr>
+        <w:t>44</w:t>
+      </w:r>
+      <w:r>
+        <w:rPr>
+          <w:rFonts w:ascii="Times New Roman" w:eastAsia="Times New Roman" w:hAnsi="Times New Roman" w:cs="Times New Roman"/>
+          <w:color w:val="ABB2BF"/>
+          <w:kern w:val="0"/>
+          <w:sz w:val="18"/>
+          <w:szCs w:val="18"/>
+          <w:lang w:val="en-US" w:eastAsia="nb-NO"/>
+          <w14:ligatures w14:val="none"/>
+        </w:rPr>
+        <w:t>) is started in the multicore configuration</w:t>
+      </w:r>
+    </w:p>
+    <w:p>
+      <w:pPr>
+        <w:shd w:val="clear" w:color="auto" w:fill="282C34"/>
+        <w:spacing w:after="0" w:line="270" w:lineRule="atLeast"/>
+        <w:rPr>
+          <w:rFonts w:ascii="Times New Roman" w:eastAsia="Times New Roman" w:hAnsi="Times New Roman" w:cs="Times New Roman"/>
+          <w:color w:val="ABB2BF"/>
+          <w:kern w:val="0"/>
+          <w:sz w:val="18"/>
+          <w:szCs w:val="18"/>
+          <w:lang w:val="en-US" w:eastAsia="nb-NO"/>
+          <w14:ligatures w14:val="none"/>
+        </w:rPr>
+      </w:pPr>
+      <w:r>
+        <w:rPr>
+          <w:rFonts w:ascii="Times New Roman" w:eastAsia="Times New Roman" w:hAnsi="Times New Roman" w:cs="Times New Roman"/>
+          <w:color w:val="ABB2BF"/>
+          <w:kern w:val="0"/>
+          <w:sz w:val="18"/>
+          <w:szCs w:val="18"/>
+          <w:lang w:val="en-US" w:eastAsia="nb-NO"/>
+          <w14:ligatures w14:val="none"/>
+        </w:rPr>
+        <w:t>Matrix-Matrix multiplication</w:t>
+      </w:r>
+    </w:p>
+    <w:p>
+      <w:pPr>
+        <w:shd w:val="clear" w:color="auto" w:fill="282C34"/>
+        <w:spacing w:after="0" w:line="270" w:lineRule="atLeast"/>
+        <w:rPr>
+          <w:rFonts w:ascii="Times New Roman" w:eastAsia="Times New Roman" w:hAnsi="Times New Roman" w:cs="Times New Roman"/>
+          <w:color w:val="ABB2BF"/>
+          <w:kern w:val="0"/>
+          <w:sz w:val="18"/>
+          <w:szCs w:val="18"/>
+          <w:lang w:val="en-US" w:eastAsia="nb-NO"/>
+          <w14:ligatures w14:val="none"/>
+        </w:rPr>
+      </w:pPr>
+      <w:r>
+        <w:rPr>
+          <w:rFonts w:ascii="Times New Roman" w:eastAsia="Times New Roman" w:hAnsi="Times New Roman" w:cs="Times New Roman"/>
+          <w:color w:val="ABB2BF"/>
+          <w:kern w:val="0"/>
+          <w:sz w:val="18"/>
+          <w:szCs w:val="18"/>
+          <w:lang w:val="en-US" w:eastAsia="nb-NO"/>
+          <w14:ligatures w14:val="none"/>
+        </w:rPr>
+        <w:t>Square matrix size: 1500x1500</w:t>
+      </w:r>
+    </w:p>
+    <w:p>
+      <w:pPr>
+        <w:shd w:val="clear" w:color="auto" w:fill="282C34"/>
+        <w:spacing w:after="0" w:line="270" w:lineRule="atLeast"/>
+        <w:rPr>
+          <w:rFonts w:ascii="Times New Roman" w:eastAsia="Times New Roman" w:hAnsi="Times New Roman" w:cs="Times New Roman"/>
+          <w:color w:val="ABB2BF"/>
+          <w:kern w:val="0"/>
+          <w:sz w:val="18"/>
+          <w:szCs w:val="18"/>
+          <w:lang w:val="en-US" w:eastAsia="nb-NO"/>
+          <w14:ligatures w14:val="none"/>
+        </w:rPr>
+      </w:pPr>
+      <w:r>
+        <w:rPr>
+          <w:rFonts w:ascii="Times New Roman" w:eastAsia="Times New Roman" w:hAnsi="Times New Roman" w:cs="Times New Roman"/>
+          <w:color w:val="ABB2BF"/>
+          <w:kern w:val="0"/>
+          <w:sz w:val="18"/>
+          <w:szCs w:val="18"/>
+          <w:lang w:val="en-US" w:eastAsia="nb-NO"/>
+          <w14:ligatures w14:val="none"/>
+        </w:rPr>
+        <w:t xml:space="preserve">Number of processes: </w:t>
+      </w:r>
+      <w:r>
+        <w:rPr>
+          <w:rFonts w:ascii="Times New Roman" w:eastAsia="Times New Roman" w:hAnsi="Times New Roman" w:cs="Times New Roman"/>
+          <w:color w:val="D19A66"/>
+          <w:kern w:val="0"/>
+          <w:sz w:val="18"/>
+          <w:szCs w:val="18"/>
+          <w:lang w:val="en-US" w:eastAsia="nb-NO"/>
+          <w14:ligatures w14:val="none"/>
+        </w:rPr>
+        <w:t>7</w:t>
+      </w:r>
+    </w:p>
+    <w:p>
+      <w:pPr>
+        <w:shd w:val="clear" w:color="auto" w:fill="282C34"/>
+        <w:spacing w:after="0" w:line="270" w:lineRule="atLeast"/>
+        <w:rPr>
+          <w:rFonts w:ascii="Times New Roman" w:eastAsia="Times New Roman" w:hAnsi="Times New Roman" w:cs="Times New Roman"/>
+          <w:color w:val="ABB2BF"/>
+          <w:kern w:val="0"/>
+          <w:sz w:val="18"/>
+          <w:szCs w:val="18"/>
+          <w:lang w:val="en-US" w:eastAsia="nb-NO"/>
+          <w14:ligatures w14:val="none"/>
+        </w:rPr>
+      </w:pPr>
+      <w:r>
+        <w:rPr>
+          <w:rFonts w:ascii="Times New Roman" w:eastAsia="Times New Roman" w:hAnsi="Times New Roman" w:cs="Times New Roman"/>
+          <w:color w:val="ABB2BF"/>
+          <w:kern w:val="0"/>
+          <w:sz w:val="18"/>
+          <w:szCs w:val="18"/>
+          <w:lang w:val="en-US" w:eastAsia="nb-NO"/>
+          <w14:ligatures w14:val="none"/>
+        </w:rPr>
+        <w:t xml:space="preserve">Start Time = </w:t>
+      </w:r>
+      <w:r>
+        <w:rPr>
+          <w:rFonts w:ascii="Times New Roman" w:eastAsia="Times New Roman" w:hAnsi="Times New Roman" w:cs="Times New Roman"/>
+          <w:color w:val="D19A66"/>
+          <w:kern w:val="0"/>
+          <w:sz w:val="18"/>
+          <w:szCs w:val="18"/>
+          <w:lang w:val="en-US" w:eastAsia="nb-NO"/>
+          <w14:ligatures w14:val="none"/>
+        </w:rPr>
+        <w:t>1774267906</w:t>
+      </w:r>
+      <w:r>
+        <w:rPr>
+          <w:rFonts w:ascii="Times New Roman" w:eastAsia="Times New Roman" w:hAnsi="Times New Roman" w:cs="Times New Roman"/>
+          <w:color w:val="ABB2BF"/>
+          <w:kern w:val="0"/>
+          <w:sz w:val="18"/>
+          <w:szCs w:val="18"/>
+          <w:lang w:val="en-US" w:eastAsia="nb-NO"/>
+          <w14:ligatures w14:val="none"/>
+        </w:rPr>
+        <w:t>,</w:t>
+      </w:r>
+      <w:r>
+        <w:rPr>
+          <w:rFonts w:ascii="Times New Roman" w:eastAsia="Times New Roman" w:hAnsi="Times New Roman" w:cs="Times New Roman"/>
+          <w:color w:val="D19A66"/>
+          <w:kern w:val="0"/>
+          <w:sz w:val="18"/>
+          <w:szCs w:val="18"/>
+          <w:lang w:val="en-US" w:eastAsia="nb-NO"/>
+          <w14:ligatures w14:val="none"/>
+        </w:rPr>
+        <w:t>000000</w:t>
+      </w:r>
+    </w:p>
+    <w:p>
+      <w:pPr>
+        <w:shd w:val="clear" w:color="auto" w:fill="282C34"/>
+        <w:spacing w:after="0" w:line="270" w:lineRule="atLeast"/>
+        <w:rPr>
+          <w:rFonts w:ascii="Times New Roman" w:eastAsia="Times New Roman" w:hAnsi="Times New Roman" w:cs="Times New Roman"/>
+          <w:color w:val="ABB2BF"/>
+          <w:kern w:val="0"/>
+          <w:sz w:val="18"/>
+          <w:szCs w:val="18"/>
+          <w:lang w:val="en-US" w:eastAsia="nb-NO"/>
+          <w14:ligatures w14:val="none"/>
+        </w:rPr>
+      </w:pPr>
+      <w:r>
+        <w:rPr>
+          <w:rFonts w:ascii="Times New Roman" w:eastAsia="Times New Roman" w:hAnsi="Times New Roman" w:cs="Times New Roman"/>
+          <w:color w:val="ABB2BF"/>
+          <w:kern w:val="0"/>
+          <w:sz w:val="18"/>
+          <w:szCs w:val="18"/>
+          <w:lang w:val="en-US" w:eastAsia="nb-NO"/>
+          <w14:ligatures w14:val="none"/>
+        </w:rPr>
+        <w:t xml:space="preserve">End Time = </w:t>
+      </w:r>
+      <w:r>
+        <w:rPr>
+          <w:rFonts w:ascii="Times New Roman" w:eastAsia="Times New Roman" w:hAnsi="Times New Roman" w:cs="Times New Roman"/>
+          <w:color w:val="D19A66"/>
+          <w:kern w:val="0"/>
+          <w:sz w:val="18"/>
+          <w:szCs w:val="18"/>
+          <w:lang w:val="en-US" w:eastAsia="nb-NO"/>
+          <w14:ligatures w14:val="none"/>
+        </w:rPr>
+        <w:t>1774267907</w:t>
+      </w:r>
+      <w:r>
+        <w:rPr>
+          <w:rFonts w:ascii="Times New Roman" w:eastAsia="Times New Roman" w:hAnsi="Times New Roman" w:cs="Times New Roman"/>
+          <w:color w:val="ABB2BF"/>
+          <w:kern w:val="0"/>
+          <w:sz w:val="18"/>
+          <w:szCs w:val="18"/>
+          <w:lang w:val="en-US" w:eastAsia="nb-NO"/>
+          <w14:ligatures w14:val="none"/>
+        </w:rPr>
+        <w:t>,</w:t>
+      </w:r>
+      <w:r>
+        <w:rPr>
+          <w:rFonts w:ascii="Times New Roman" w:eastAsia="Times New Roman" w:hAnsi="Times New Roman" w:cs="Times New Roman"/>
+          <w:color w:val="D19A66"/>
+          <w:kern w:val="0"/>
+          <w:sz w:val="18"/>
+          <w:szCs w:val="18"/>
+          <w:lang w:val="en-US" w:eastAsia="nb-NO"/>
+          <w14:ligatures w14:val="none"/>
+        </w:rPr>
+        <w:t>000000</w:t>
+      </w:r>
+    </w:p>
+    <w:p>
+      <w:pPr>
+        <w:shd w:val="clear" w:color="auto" w:fill="282C34"/>
+        <w:spacing w:after="0" w:line="270" w:lineRule="atLeast"/>
+        <w:rPr>
+          <w:rFonts w:ascii="Times New Roman" w:eastAsia="Times New Roman" w:hAnsi="Times New Roman" w:cs="Times New Roman"/>
+          <w:color w:val="ABB2BF"/>
+          <w:kern w:val="0"/>
+          <w:sz w:val="18"/>
+          <w:szCs w:val="18"/>
+          <w:lang w:val="en-US" w:eastAsia="nb-NO"/>
+          <w14:ligatures w14:val="none"/>
+        </w:rPr>
+      </w:pPr>
+      <w:r>
+        <w:rPr>
+          <w:rFonts w:ascii="Times New Roman" w:eastAsia="Times New Roman" w:hAnsi="Times New Roman" w:cs="Times New Roman"/>
+          <w:color w:val="ABB2BF"/>
+          <w:kern w:val="0"/>
+          <w:sz w:val="18"/>
+          <w:szCs w:val="18"/>
+          <w:lang w:val="en-US" w:eastAsia="nb-NO"/>
+          <w14:ligatures w14:val="none"/>
+        </w:rPr>
+        <w:t xml:space="preserve">Running Time = </w:t>
+      </w:r>
+      <w:r>
+        <w:rPr>
+          <w:rFonts w:ascii="Times New Roman" w:eastAsia="Times New Roman" w:hAnsi="Times New Roman" w:cs="Times New Roman"/>
+          <w:color w:val="D19A66"/>
+          <w:kern w:val="0"/>
+          <w:sz w:val="18"/>
+          <w:szCs w:val="18"/>
+          <w:lang w:val="en-US" w:eastAsia="nb-NO"/>
+          <w14:ligatures w14:val="none"/>
+        </w:rPr>
+        <w:t>1</w:t>
+      </w:r>
+      <w:r>
+        <w:rPr>
+          <w:rFonts w:ascii="Times New Roman" w:eastAsia="Times New Roman" w:hAnsi="Times New Roman" w:cs="Times New Roman"/>
+          <w:color w:val="ABB2BF"/>
+          <w:kern w:val="0"/>
+          <w:sz w:val="18"/>
+          <w:szCs w:val="18"/>
+          <w:lang w:val="en-US" w:eastAsia="nb-NO"/>
+          <w14:ligatures w14:val="none"/>
+        </w:rPr>
+        <w:t>,</w:t>
+      </w:r>
+      <w:r>
+        <w:rPr>
+          <w:rFonts w:ascii="Times New Roman" w:eastAsia="Times New Roman" w:hAnsi="Times New Roman" w:cs="Times New Roman"/>
+          <w:color w:val="D19A66"/>
+          <w:kern w:val="0"/>
+          <w:sz w:val="18"/>
+          <w:szCs w:val="18"/>
+          <w:lang w:val="en-US" w:eastAsia="nb-NO"/>
+          <w14:ligatures w14:val="none"/>
+        </w:rPr>
+        <w:t>000000</w:t>
+      </w:r>
+    </w:p>
+    <w:p>
+      <w:pPr>
+        <w:shd w:val="clear" w:color="auto" w:fill="282C34"/>
+        <w:spacing w:after="0" w:line="270" w:lineRule="atLeast"/>
+        <w:rPr>
+          <w:rFonts w:ascii="Times New Roman" w:eastAsia="Times New Roman" w:hAnsi="Times New Roman" w:cs="Times New Roman"/>
+          <w:color w:val="ABB2BF"/>
+          <w:kern w:val="0"/>
+          <w:sz w:val="18"/>
+          <w:szCs w:val="18"/>
+          <w:lang w:val="en-US" w:eastAsia="nb-NO"/>
+          <w14:ligatures w14:val="none"/>
+        </w:rPr>
+      </w:pPr>
+      <w:r>
+        <w:rPr>
+          <w:rFonts w:ascii="Times New Roman" w:eastAsia="Times New Roman" w:hAnsi="Times New Roman" w:cs="Times New Roman"/>
+          <w:color w:val="ABB2BF"/>
+          <w:kern w:val="0"/>
+          <w:sz w:val="18"/>
+          <w:szCs w:val="18"/>
+          <w:lang w:val="en-US" w:eastAsia="nb-NO"/>
+          <w14:ligatures w14:val="none"/>
+        </w:rPr>
+        <w:t>===== np=</w:t>
+      </w:r>
+      <w:r>
+        <w:rPr>
+          <w:rFonts w:ascii="Times New Roman" w:eastAsia="Times New Roman" w:hAnsi="Times New Roman" w:cs="Times New Roman"/>
+          <w:color w:val="D19A66"/>
+          <w:kern w:val="0"/>
+          <w:sz w:val="18"/>
+          <w:szCs w:val="18"/>
+          <w:lang w:val="en-US" w:eastAsia="nb-NO"/>
+          <w14:ligatures w14:val="none"/>
+        </w:rPr>
+        <w:t>8</w:t>
+      </w:r>
+      <w:r>
+        <w:rPr>
+          <w:rFonts w:ascii="Times New Roman" w:eastAsia="Times New Roman" w:hAnsi="Times New Roman" w:cs="Times New Roman"/>
+          <w:color w:val="ABB2BF"/>
+          <w:kern w:val="0"/>
+          <w:sz w:val="18"/>
+          <w:szCs w:val="18"/>
+          <w:lang w:val="en-US" w:eastAsia="nb-NO"/>
+          <w14:ligatures w14:val="none"/>
+        </w:rPr>
+        <w:t xml:space="preserve"> =====</w:t>
+      </w:r>
+    </w:p>
+    <w:p>
+      <w:pPr>
+        <w:shd w:val="clear" w:color="auto" w:fill="282C34"/>
+        <w:spacing w:after="0" w:line="270" w:lineRule="atLeast"/>
+        <w:rPr>
+          <w:rFonts w:ascii="Times New Roman" w:eastAsia="Times New Roman" w:hAnsi="Times New Roman" w:cs="Times New Roman"/>
+          <w:color w:val="ABB2BF"/>
+          <w:kern w:val="0"/>
+          <w:sz w:val="18"/>
+          <w:szCs w:val="18"/>
+          <w:lang w:val="en-US" w:eastAsia="nb-NO"/>
+          <w14:ligatures w14:val="none"/>
+        </w:rPr>
+      </w:pPr>
+      <w:proofErr w:type="spellStart"/>
+      <w:r>
+        <w:rPr>
+          <w:rFonts w:ascii="Times New Roman" w:eastAsia="Times New Roman" w:hAnsi="Times New Roman" w:cs="Times New Roman"/>
+          <w:color w:val="ABB2BF"/>
+          <w:kern w:val="0"/>
+          <w:sz w:val="18"/>
+          <w:szCs w:val="18"/>
+          <w:lang w:val="en-US" w:eastAsia="nb-NO"/>
+          <w14:ligatures w14:val="none"/>
+        </w:rPr>
+        <w:t>MPJ</w:t>
+      </w:r>
+      <w:proofErr w:type="spellEnd"/>
+      <w:r>
+        <w:rPr>
+          <w:rFonts w:ascii="Times New Roman" w:eastAsia="Times New Roman" w:hAnsi="Times New Roman" w:cs="Times New Roman"/>
+          <w:color w:val="ABB2BF"/>
+          <w:kern w:val="0"/>
+          <w:sz w:val="18"/>
+          <w:szCs w:val="18"/>
+          <w:lang w:val="en-US" w:eastAsia="nb-NO"/>
+          <w14:ligatures w14:val="none"/>
+        </w:rPr>
+        <w:t xml:space="preserve"> Express (</w:t>
+      </w:r>
+      <w:r>
+        <w:rPr>
+          <w:rFonts w:ascii="Times New Roman" w:eastAsia="Times New Roman" w:hAnsi="Times New Roman" w:cs="Times New Roman"/>
+          <w:color w:val="D19A66"/>
+          <w:kern w:val="0"/>
+          <w:sz w:val="18"/>
+          <w:szCs w:val="18"/>
+          <w:lang w:val="en-US" w:eastAsia="nb-NO"/>
+          <w14:ligatures w14:val="none"/>
+        </w:rPr>
+        <w:t>0</w:t>
+      </w:r>
+      <w:r>
+        <w:rPr>
+          <w:rFonts w:ascii="Times New Roman" w:eastAsia="Times New Roman" w:hAnsi="Times New Roman" w:cs="Times New Roman"/>
+          <w:color w:val="ABB2BF"/>
+          <w:kern w:val="0"/>
+          <w:sz w:val="18"/>
+          <w:szCs w:val="18"/>
+          <w:lang w:val="en-US" w:eastAsia="nb-NO"/>
+          <w14:ligatures w14:val="none"/>
+        </w:rPr>
+        <w:t>.</w:t>
+      </w:r>
+      <w:r>
+        <w:rPr>
+          <w:rFonts w:ascii="Times New Roman" w:eastAsia="Times New Roman" w:hAnsi="Times New Roman" w:cs="Times New Roman"/>
+          <w:color w:val="D19A66"/>
+          <w:kern w:val="0"/>
+          <w:sz w:val="18"/>
+          <w:szCs w:val="18"/>
+          <w:lang w:val="en-US" w:eastAsia="nb-NO"/>
+          <w14:ligatures w14:val="none"/>
+        </w:rPr>
+        <w:t>44</w:t>
+      </w:r>
+      <w:r>
+        <w:rPr>
+          <w:rFonts w:ascii="Times New Roman" w:eastAsia="Times New Roman" w:hAnsi="Times New Roman" w:cs="Times New Roman"/>
+          <w:color w:val="ABB2BF"/>
+          <w:kern w:val="0"/>
+          <w:sz w:val="18"/>
+          <w:szCs w:val="18"/>
+          <w:lang w:val="en-US" w:eastAsia="nb-NO"/>
+          <w14:ligatures w14:val="none"/>
+        </w:rPr>
+        <w:t>) is started in the multicore configuration</w:t>
+      </w:r>
+    </w:p>
+    <w:p>
+      <w:pPr>
+        <w:shd w:val="clear" w:color="auto" w:fill="282C34"/>
+        <w:spacing w:after="0" w:line="270" w:lineRule="atLeast"/>
+        <w:rPr>
+          <w:rFonts w:ascii="Times New Roman" w:eastAsia="Times New Roman" w:hAnsi="Times New Roman" w:cs="Times New Roman"/>
+          <w:color w:val="ABB2BF"/>
+          <w:kern w:val="0"/>
+          <w:sz w:val="18"/>
+          <w:szCs w:val="18"/>
+          <w:lang w:val="en-US" w:eastAsia="nb-NO"/>
+          <w14:ligatures w14:val="none"/>
+        </w:rPr>
+      </w:pPr>
+      <w:r>
+        <w:rPr>
+          <w:rFonts w:ascii="Times New Roman" w:eastAsia="Times New Roman" w:hAnsi="Times New Roman" w:cs="Times New Roman"/>
+          <w:color w:val="ABB2BF"/>
+          <w:kern w:val="0"/>
+          <w:sz w:val="18"/>
+          <w:szCs w:val="18"/>
+          <w:lang w:val="en-US" w:eastAsia="nb-NO"/>
+          <w14:ligatures w14:val="none"/>
+        </w:rPr>
+        <w:t>Matrix-Matrix multiplication</w:t>
+      </w:r>
+    </w:p>
+    <w:p>
+      <w:pPr>
+        <w:shd w:val="clear" w:color="auto" w:fill="282C34"/>
+        <w:spacing w:after="0" w:line="270" w:lineRule="atLeast"/>
+        <w:rPr>
+          <w:rFonts w:ascii="Times New Roman" w:eastAsia="Times New Roman" w:hAnsi="Times New Roman" w:cs="Times New Roman"/>
+          <w:color w:val="ABB2BF"/>
+          <w:kern w:val="0"/>
+          <w:sz w:val="18"/>
+          <w:szCs w:val="18"/>
+          <w:lang w:val="en-US" w:eastAsia="nb-NO"/>
+          <w14:ligatures w14:val="none"/>
+        </w:rPr>
+      </w:pPr>
+      <w:r>
+        <w:rPr>
+          <w:rFonts w:ascii="Times New Roman" w:eastAsia="Times New Roman" w:hAnsi="Times New Roman" w:cs="Times New Roman"/>
+          <w:color w:val="ABB2BF"/>
+          <w:kern w:val="0"/>
+          <w:sz w:val="18"/>
+          <w:szCs w:val="18"/>
+          <w:lang w:val="en-US" w:eastAsia="nb-NO"/>
+          <w14:ligatures w14:val="none"/>
+        </w:rPr>
+        <w:t>Square matrix size: 1500x1500</w:t>
+      </w:r>
+    </w:p>
+    <w:p>
+      <w:pPr>
+        <w:shd w:val="clear" w:color="auto" w:fill="282C34"/>
+        <w:spacing w:after="0" w:line="270" w:lineRule="atLeast"/>
+        <w:rPr>
+          <w:rFonts w:ascii="Times New Roman" w:eastAsia="Times New Roman" w:hAnsi="Times New Roman" w:cs="Times New Roman"/>
+          <w:color w:val="ABB2BF"/>
+          <w:kern w:val="0"/>
+          <w:sz w:val="18"/>
+          <w:szCs w:val="18"/>
+          <w:lang w:val="en-US" w:eastAsia="nb-NO"/>
+          <w14:ligatures w14:val="none"/>
+        </w:rPr>
+      </w:pPr>
+      <w:r>
+        <w:rPr>
+          <w:rFonts w:ascii="Times New Roman" w:eastAsia="Times New Roman" w:hAnsi="Times New Roman" w:cs="Times New Roman"/>
+          <w:color w:val="ABB2BF"/>
+          <w:kern w:val="0"/>
+          <w:sz w:val="18"/>
+          <w:szCs w:val="18"/>
+          <w:lang w:val="en-US" w:eastAsia="nb-NO"/>
+          <w14:ligatures w14:val="none"/>
+        </w:rPr>
+        <w:t xml:space="preserve">Number of processes: </w:t>
+      </w:r>
+      <w:r>
+        <w:rPr>
+          <w:rFonts w:ascii="Times New Roman" w:eastAsia="Times New Roman" w:hAnsi="Times New Roman" w:cs="Times New Roman"/>
+          <w:color w:val="D19A66"/>
+          <w:kern w:val="0"/>
+          <w:sz w:val="18"/>
+          <w:szCs w:val="18"/>
+          <w:lang w:val="en-US" w:eastAsia="nb-NO"/>
+          <w14:ligatures w14:val="none"/>
+        </w:rPr>
+        <w:t>8</w:t>
+      </w:r>
+    </w:p>
+    <w:p>
+      <w:pPr>
+        <w:shd w:val="clear" w:color="auto" w:fill="282C34"/>
+        <w:spacing w:after="0" w:line="270" w:lineRule="atLeast"/>
+        <w:rPr>
+          <w:rFonts w:ascii="Times New Roman" w:eastAsia="Times New Roman" w:hAnsi="Times New Roman" w:cs="Times New Roman"/>
+          <w:color w:val="ABB2BF"/>
+          <w:kern w:val="0"/>
+          <w:sz w:val="18"/>
+          <w:szCs w:val="18"/>
+          <w:lang w:val="en-US" w:eastAsia="nb-NO"/>
+          <w14:ligatures w14:val="none"/>
+        </w:rPr>
+      </w:pPr>
+      <w:r>
+        <w:rPr>
+          <w:rFonts w:ascii="Times New Roman" w:eastAsia="Times New Roman" w:hAnsi="Times New Roman" w:cs="Times New Roman"/>
+          <w:color w:val="ABB2BF"/>
+          <w:kern w:val="0"/>
+          <w:sz w:val="18"/>
+          <w:szCs w:val="18"/>
+          <w:lang w:val="en-US" w:eastAsia="nb-NO"/>
+          <w14:ligatures w14:val="none"/>
+        </w:rPr>
+        <w:t xml:space="preserve">Start Time = </w:t>
+      </w:r>
+      <w:r>
+        <w:rPr>
+          <w:rFonts w:ascii="Times New Roman" w:eastAsia="Times New Roman" w:hAnsi="Times New Roman" w:cs="Times New Roman"/>
+          <w:color w:val="D19A66"/>
+          <w:kern w:val="0"/>
+          <w:sz w:val="18"/>
+          <w:szCs w:val="18"/>
+          <w:lang w:val="en-US" w:eastAsia="nb-NO"/>
+          <w14:ligatures w14:val="none"/>
+        </w:rPr>
+        <w:t>1774267907</w:t>
+      </w:r>
+      <w:r>
+        <w:rPr>
+          <w:rFonts w:ascii="Times New Roman" w:eastAsia="Times New Roman" w:hAnsi="Times New Roman" w:cs="Times New Roman"/>
+          <w:color w:val="ABB2BF"/>
+          <w:kern w:val="0"/>
+          <w:sz w:val="18"/>
+          <w:szCs w:val="18"/>
+          <w:lang w:val="en-US" w:eastAsia="nb-NO"/>
+          <w14:ligatures w14:val="none"/>
+        </w:rPr>
+        <w:t>,</w:t>
+      </w:r>
+      <w:r>
+        <w:rPr>
+          <w:rFonts w:ascii="Times New Roman" w:eastAsia="Times New Roman" w:hAnsi="Times New Roman" w:cs="Times New Roman"/>
+          <w:color w:val="D19A66"/>
+          <w:kern w:val="0"/>
+          <w:sz w:val="18"/>
+          <w:szCs w:val="18"/>
+          <w:lang w:val="en-US" w:eastAsia="nb-NO"/>
+          <w14:ligatures w14:val="none"/>
+        </w:rPr>
+        <w:t>000000</w:t>
+      </w:r>
+    </w:p>
+    <w:p>
+      <w:pPr>
+        <w:shd w:val="clear" w:color="auto" w:fill="282C34"/>
+        <w:spacing w:after="0" w:line="270" w:lineRule="atLeast"/>
+        <w:rPr>
+          <w:rFonts w:ascii="Times New Roman" w:eastAsia="Times New Roman" w:hAnsi="Times New Roman" w:cs="Times New Roman"/>
+          <w:color w:val="ABB2BF"/>
+          <w:kern w:val="0"/>
+          <w:sz w:val="18"/>
+          <w:szCs w:val="18"/>
+          <w:lang w:val="en-US" w:eastAsia="nb-NO"/>
+          <w14:ligatures w14:val="none"/>
+        </w:rPr>
+      </w:pPr>
+      <w:r>
+        <w:rPr>
+          <w:rFonts w:ascii="Times New Roman" w:eastAsia="Times New Roman" w:hAnsi="Times New Roman" w:cs="Times New Roman"/>
+          <w:color w:val="ABB2BF"/>
+          <w:kern w:val="0"/>
+          <w:sz w:val="18"/>
+          <w:szCs w:val="18"/>
+          <w:lang w:val="en-US" w:eastAsia="nb-NO"/>
+          <w14:ligatures w14:val="none"/>
+        </w:rPr>
+        <w:t xml:space="preserve">End Time = </w:t>
+      </w:r>
+      <w:r>
+        <w:rPr>
+          <w:rFonts w:ascii="Times New Roman" w:eastAsia="Times New Roman" w:hAnsi="Times New Roman" w:cs="Times New Roman"/>
+          <w:color w:val="D19A66"/>
+          <w:kern w:val="0"/>
+          <w:sz w:val="18"/>
+          <w:szCs w:val="18"/>
+          <w:lang w:val="en-US" w:eastAsia="nb-NO"/>
+          <w14:ligatures w14:val="none"/>
+        </w:rPr>
+        <w:t>1774267908</w:t>
+      </w:r>
+      <w:r>
+        <w:rPr>
+          <w:rFonts w:ascii="Times New Roman" w:eastAsia="Times New Roman" w:hAnsi="Times New Roman" w:cs="Times New Roman"/>
+          <w:color w:val="ABB2BF"/>
+          <w:kern w:val="0"/>
+          <w:sz w:val="18"/>
+          <w:szCs w:val="18"/>
+          <w:lang w:val="en-US" w:eastAsia="nb-NO"/>
+          <w14:ligatures w14:val="none"/>
+        </w:rPr>
+        <w:t>,</w:t>
+      </w:r>
+      <w:r>
+        <w:rPr>
+          <w:rFonts w:ascii="Times New Roman" w:eastAsia="Times New Roman" w:hAnsi="Times New Roman" w:cs="Times New Roman"/>
+          <w:color w:val="D19A66"/>
+          <w:kern w:val="0"/>
+          <w:sz w:val="18"/>
+          <w:szCs w:val="18"/>
+          <w:lang w:val="en-US" w:eastAsia="nb-NO"/>
+          <w14:ligatures w14:val="none"/>
+        </w:rPr>
+        <w:t>000000</w:t>
+      </w:r>
+    </w:p>
+    <w:p>
+      <w:pPr>
+        <w:shd w:val="clear" w:color="auto" w:fill="282C34"/>
+        <w:spacing w:after="0" w:line="270" w:lineRule="atLeast"/>
+        <w:rPr>
+          <w:rFonts w:ascii="Times New Roman" w:eastAsia="Times New Roman" w:hAnsi="Times New Roman" w:cs="Times New Roman"/>
+          <w:color w:val="ABB2BF"/>
+          <w:kern w:val="0"/>
+          <w:sz w:val="18"/>
+          <w:szCs w:val="18"/>
+          <w:lang w:val="en-US" w:eastAsia="nb-NO"/>
+          <w14:ligatures w14:val="none"/>
+        </w:rPr>
+      </w:pPr>
+      <w:r>
+        <w:rPr>
+          <w:rFonts w:ascii="Times New Roman" w:eastAsia="Times New Roman" w:hAnsi="Times New Roman" w:cs="Times New Roman"/>
+          <w:color w:val="ABB2BF"/>
+          <w:kern w:val="0"/>
+          <w:sz w:val="18"/>
+          <w:szCs w:val="18"/>
+          <w:lang w:val="en-US" w:eastAsia="nb-NO"/>
+          <w14:ligatures w14:val="none"/>
+        </w:rPr>
+        <w:t xml:space="preserve">Running Time = </w:t>
+      </w:r>
+      <w:r>
+        <w:rPr>
+          <w:rFonts w:ascii="Times New Roman" w:eastAsia="Times New Roman" w:hAnsi="Times New Roman" w:cs="Times New Roman"/>
+          <w:color w:val="D19A66"/>
+          <w:kern w:val="0"/>
+          <w:sz w:val="18"/>
+          <w:szCs w:val="18"/>
+          <w:lang w:val="en-US" w:eastAsia="nb-NO"/>
+          <w14:ligatures w14:val="none"/>
+        </w:rPr>
+        <w:t>1</w:t>
+      </w:r>
+      <w:r>
+        <w:rPr>
+          <w:rFonts w:ascii="Times New Roman" w:eastAsia="Times New Roman" w:hAnsi="Times New Roman" w:cs="Times New Roman"/>
+          <w:color w:val="ABB2BF"/>
+          <w:kern w:val="0"/>
+          <w:sz w:val="18"/>
+          <w:szCs w:val="18"/>
+          <w:lang w:val="en-US" w:eastAsia="nb-NO"/>
+          <w14:ligatures w14:val="none"/>
+        </w:rPr>
+        <w:t>,</w:t>
+      </w:r>
+      <w:r>
+        <w:rPr>
+          <w:rFonts w:ascii="Times New Roman" w:eastAsia="Times New Roman" w:hAnsi="Times New Roman" w:cs="Times New Roman"/>
+          <w:color w:val="D19A66"/>
+          <w:kern w:val="0"/>
+          <w:sz w:val="18"/>
+          <w:szCs w:val="18"/>
+          <w:lang w:val="en-US" w:eastAsia="nb-NO"/>
+          <w14:ligatures w14:val="none"/>
+        </w:rPr>
+        <w:t>000000</w:t>
+      </w:r>
+    </w:p>
+    <w:p>
+      <w:pPr>
+        <w:shd w:val="clear" w:color="auto" w:fill="282C34"/>
+        <w:spacing w:after="0" w:line="270" w:lineRule="atLeast"/>
+        <w:rPr>
+          <w:rFonts w:ascii="Times New Roman" w:eastAsia="Times New Roman" w:hAnsi="Times New Roman" w:cs="Times New Roman"/>
+          <w:color w:val="ABB2BF"/>
+          <w:kern w:val="0"/>
+          <w:sz w:val="18"/>
+          <w:szCs w:val="18"/>
+          <w:lang w:val="en-US" w:eastAsia="nb-NO"/>
+          <w14:ligatures w14:val="none"/>
+        </w:rPr>
+      </w:pPr>
+      <w:r>
+        <w:rPr>
+          <w:rFonts w:ascii="Times New Roman" w:eastAsia="Times New Roman" w:hAnsi="Times New Roman" w:cs="Times New Roman"/>
+          <w:color w:val="ABB2BF"/>
+          <w:kern w:val="0"/>
+          <w:sz w:val="18"/>
+          <w:szCs w:val="18"/>
+          <w:lang w:val="en-US" w:eastAsia="nb-NO"/>
+          <w14:ligatures w14:val="none"/>
+        </w:rPr>
+        <w:t>===== np=</w:t>
+      </w:r>
+      <w:r>
+        <w:rPr>
+          <w:rFonts w:ascii="Times New Roman" w:eastAsia="Times New Roman" w:hAnsi="Times New Roman" w:cs="Times New Roman"/>
+          <w:color w:val="D19A66"/>
+          <w:kern w:val="0"/>
+          <w:sz w:val="18"/>
+          <w:szCs w:val="18"/>
+          <w:lang w:val="en-US" w:eastAsia="nb-NO"/>
+          <w14:ligatures w14:val="none"/>
+        </w:rPr>
+        <w:t>9</w:t>
+      </w:r>
+      <w:r>
+        <w:rPr>
+          <w:rFonts w:ascii="Times New Roman" w:eastAsia="Times New Roman" w:hAnsi="Times New Roman" w:cs="Times New Roman"/>
+          <w:color w:val="ABB2BF"/>
+          <w:kern w:val="0"/>
+          <w:sz w:val="18"/>
+          <w:szCs w:val="18"/>
+          <w:lang w:val="en-US" w:eastAsia="nb-NO"/>
+          <w14:ligatures w14:val="none"/>
+        </w:rPr>
+        <w:t xml:space="preserve"> =====</w:t>
+      </w:r>
+    </w:p>
+    <w:p>
+      <w:pPr>
+        <w:shd w:val="clear" w:color="auto" w:fill="282C34"/>
+        <w:spacing w:after="0" w:line="270" w:lineRule="atLeast"/>
+        <w:rPr>
+          <w:rFonts w:ascii="Times New Roman" w:eastAsia="Times New Roman" w:hAnsi="Times New Roman" w:cs="Times New Roman"/>
+          <w:color w:val="ABB2BF"/>
+          <w:kern w:val="0"/>
+          <w:sz w:val="18"/>
+          <w:szCs w:val="18"/>
+          <w:lang w:val="en-US" w:eastAsia="nb-NO"/>
+          <w14:ligatures w14:val="none"/>
+        </w:rPr>
+      </w:pPr>
+      <w:proofErr w:type="spellStart"/>
+      <w:r>
+        <w:rPr>
+          <w:rFonts w:ascii="Times New Roman" w:eastAsia="Times New Roman" w:hAnsi="Times New Roman" w:cs="Times New Roman"/>
+          <w:color w:val="ABB2BF"/>
+          <w:kern w:val="0"/>
+          <w:sz w:val="18"/>
+          <w:szCs w:val="18"/>
+          <w:lang w:val="en-US" w:eastAsia="nb-NO"/>
+          <w14:ligatures w14:val="none"/>
+        </w:rPr>
+        <w:t>MPJ</w:t>
+      </w:r>
+      <w:proofErr w:type="spellEnd"/>
+      <w:r>
+        <w:rPr>
+          <w:rFonts w:ascii="Times New Roman" w:eastAsia="Times New Roman" w:hAnsi="Times New Roman" w:cs="Times New Roman"/>
+          <w:color w:val="ABB2BF"/>
+          <w:kern w:val="0"/>
+          <w:sz w:val="18"/>
+          <w:szCs w:val="18"/>
+          <w:lang w:val="en-US" w:eastAsia="nb-NO"/>
+          <w14:ligatures w14:val="none"/>
+        </w:rPr>
+        <w:t xml:space="preserve"> Express (</w:t>
+      </w:r>
+      <w:r>
+        <w:rPr>
+          <w:rFonts w:ascii="Times New Roman" w:eastAsia="Times New Roman" w:hAnsi="Times New Roman" w:cs="Times New Roman"/>
+          <w:color w:val="D19A66"/>
+          <w:kern w:val="0"/>
+          <w:sz w:val="18"/>
+          <w:szCs w:val="18"/>
+          <w:lang w:val="en-US" w:eastAsia="nb-NO"/>
+          <w14:ligatures w14:val="none"/>
+        </w:rPr>
+        <w:t>0</w:t>
+      </w:r>
+      <w:r>
+        <w:rPr>
+          <w:rFonts w:ascii="Times New Roman" w:eastAsia="Times New Roman" w:hAnsi="Times New Roman" w:cs="Times New Roman"/>
+          <w:color w:val="ABB2BF"/>
+          <w:kern w:val="0"/>
+          <w:sz w:val="18"/>
+          <w:szCs w:val="18"/>
+          <w:lang w:val="en-US" w:eastAsia="nb-NO"/>
+          <w14:ligatures w14:val="none"/>
+        </w:rPr>
+        <w:t>.</w:t>
+      </w:r>
+      <w:r>
+        <w:rPr>
+          <w:rFonts w:ascii="Times New Roman" w:eastAsia="Times New Roman" w:hAnsi="Times New Roman" w:cs="Times New Roman"/>
+          <w:color w:val="D19A66"/>
+          <w:kern w:val="0"/>
+          <w:sz w:val="18"/>
+          <w:szCs w:val="18"/>
+          <w:lang w:val="en-US" w:eastAsia="nb-NO"/>
+          <w14:ligatures w14:val="none"/>
+        </w:rPr>
+        <w:t>44</w:t>
+      </w:r>
+      <w:r>
+        <w:rPr>
+          <w:rFonts w:ascii="Times New Roman" w:eastAsia="Times New Roman" w:hAnsi="Times New Roman" w:cs="Times New Roman"/>
+          <w:color w:val="ABB2BF"/>
+          <w:kern w:val="0"/>
+          <w:sz w:val="18"/>
+          <w:szCs w:val="18"/>
+          <w:lang w:val="en-US" w:eastAsia="nb-NO"/>
+          <w14:ligatures w14:val="none"/>
+        </w:rPr>
+        <w:t>) is started in the multicore configuration</w:t>
+      </w:r>
+    </w:p>
+    <w:p>
+      <w:pPr>
+        <w:shd w:val="clear" w:color="auto" w:fill="282C34"/>
+        <w:spacing w:after="0" w:line="270" w:lineRule="atLeast"/>
+        <w:rPr>
+          <w:rFonts w:ascii="Times New Roman" w:eastAsia="Times New Roman" w:hAnsi="Times New Roman" w:cs="Times New Roman"/>
+          <w:color w:val="ABB2BF"/>
+          <w:kern w:val="0"/>
+          <w:sz w:val="18"/>
+          <w:szCs w:val="18"/>
+          <w:lang w:val="en-US" w:eastAsia="nb-NO"/>
+          <w14:ligatures w14:val="none"/>
+        </w:rPr>
+      </w:pPr>
+      <w:r>
+        <w:rPr>
+          <w:rFonts w:ascii="Times New Roman" w:eastAsia="Times New Roman" w:hAnsi="Times New Roman" w:cs="Times New Roman"/>
+          <w:color w:val="ABB2BF"/>
+          <w:kern w:val="0"/>
+          <w:sz w:val="18"/>
+          <w:szCs w:val="18"/>
+          <w:lang w:val="en-US" w:eastAsia="nb-NO"/>
+          <w14:ligatures w14:val="none"/>
+        </w:rPr>
+        <w:t>Matrix-Matrix multiplication</w:t>
+      </w:r>
+    </w:p>
+    <w:p>
+      <w:pPr>
+        <w:shd w:val="clear" w:color="auto" w:fill="282C34"/>
+        <w:spacing w:after="0" w:line="270" w:lineRule="atLeast"/>
+        <w:rPr>
+          <w:rFonts w:ascii="Times New Roman" w:eastAsia="Times New Roman" w:hAnsi="Times New Roman" w:cs="Times New Roman"/>
+          <w:color w:val="ABB2BF"/>
+          <w:kern w:val="0"/>
+          <w:sz w:val="18"/>
+          <w:szCs w:val="18"/>
+          <w:lang w:val="en-US" w:eastAsia="nb-NO"/>
+          <w14:ligatures w14:val="none"/>
+        </w:rPr>
+      </w:pPr>
+      <w:r>
+        <w:rPr>
+          <w:rFonts w:ascii="Times New Roman" w:eastAsia="Times New Roman" w:hAnsi="Times New Roman" w:cs="Times New Roman"/>
+          <w:color w:val="ABB2BF"/>
+          <w:kern w:val="0"/>
+          <w:sz w:val="18"/>
+          <w:szCs w:val="18"/>
+          <w:lang w:val="en-US" w:eastAsia="nb-NO"/>
+          <w14:ligatures w14:val="none"/>
+        </w:rPr>
+        <w:t>Square matrix size: 1500x1500</w:t>
+      </w:r>
+    </w:p>
+    <w:p>
+      <w:pPr>
+        <w:shd w:val="clear" w:color="auto" w:fill="282C34"/>
+        <w:spacing w:after="0" w:line="270" w:lineRule="atLeast"/>
+        <w:rPr>
+          <w:rFonts w:ascii="Times New Roman" w:eastAsia="Times New Roman" w:hAnsi="Times New Roman" w:cs="Times New Roman"/>
+          <w:color w:val="ABB2BF"/>
+          <w:kern w:val="0"/>
+          <w:sz w:val="18"/>
+          <w:szCs w:val="18"/>
+          <w:lang w:val="en-US" w:eastAsia="nb-NO"/>
+          <w14:ligatures w14:val="none"/>
+        </w:rPr>
+      </w:pPr>
+      <w:r>
+        <w:rPr>
+          <w:rFonts w:ascii="Times New Roman" w:eastAsia="Times New Roman" w:hAnsi="Times New Roman" w:cs="Times New Roman"/>
+          <w:color w:val="ABB2BF"/>
+          <w:kern w:val="0"/>
+          <w:sz w:val="18"/>
+          <w:szCs w:val="18"/>
+          <w:lang w:val="en-US" w:eastAsia="nb-NO"/>
+          <w14:ligatures w14:val="none"/>
+        </w:rPr>
+        <w:t xml:space="preserve">Number of processes: </w:t>
+      </w:r>
+      <w:r>
+        <w:rPr>
+          <w:rFonts w:ascii="Times New Roman" w:eastAsia="Times New Roman" w:hAnsi="Times New Roman" w:cs="Times New Roman"/>
+          <w:color w:val="D19A66"/>
+          <w:kern w:val="0"/>
+          <w:sz w:val="18"/>
+          <w:szCs w:val="18"/>
+          <w:lang w:val="en-US" w:eastAsia="nb-NO"/>
+          <w14:ligatures w14:val="none"/>
+        </w:rPr>
+        <w:t>9</w:t>
+      </w:r>
+    </w:p>
+    <w:p>
+      <w:pPr>
+        <w:shd w:val="clear" w:color="auto" w:fill="282C34"/>
+        <w:spacing w:after="0" w:line="270" w:lineRule="atLeast"/>
+        <w:rPr>
+          <w:rFonts w:ascii="Times New Roman" w:eastAsia="Times New Roman" w:hAnsi="Times New Roman" w:cs="Times New Roman"/>
+          <w:color w:val="ABB2BF"/>
+          <w:kern w:val="0"/>
+          <w:sz w:val="18"/>
+          <w:szCs w:val="18"/>
+          <w:lang w:val="en-US" w:eastAsia="nb-NO"/>
+          <w14:ligatures w14:val="none"/>
+        </w:rPr>
+      </w:pPr>
+      <w:r>
+        <w:rPr>
+          <w:rFonts w:ascii="Times New Roman" w:eastAsia="Times New Roman" w:hAnsi="Times New Roman" w:cs="Times New Roman"/>
+          <w:color w:val="ABB2BF"/>
+          <w:kern w:val="0"/>
+          <w:sz w:val="18"/>
+          <w:szCs w:val="18"/>
+          <w:lang w:val="en-US" w:eastAsia="nb-NO"/>
+          <w14:ligatures w14:val="none"/>
+        </w:rPr>
+        <w:t xml:space="preserve">Start Time = </w:t>
+      </w:r>
+      <w:r>
+        <w:rPr>
+          <w:rFonts w:ascii="Times New Roman" w:eastAsia="Times New Roman" w:hAnsi="Times New Roman" w:cs="Times New Roman"/>
+          <w:color w:val="D19A66"/>
+          <w:kern w:val="0"/>
+          <w:sz w:val="18"/>
+          <w:szCs w:val="18"/>
+          <w:lang w:val="en-US" w:eastAsia="nb-NO"/>
+          <w14:ligatures w14:val="none"/>
+        </w:rPr>
+        <w:t>1774267908</w:t>
+      </w:r>
+      <w:r>
+        <w:rPr>
+          <w:rFonts w:ascii="Times New Roman" w:eastAsia="Times New Roman" w:hAnsi="Times New Roman" w:cs="Times New Roman"/>
+          <w:color w:val="ABB2BF"/>
+          <w:kern w:val="0"/>
+          <w:sz w:val="18"/>
+          <w:szCs w:val="18"/>
+          <w:lang w:val="en-US" w:eastAsia="nb-NO"/>
+          <w14:ligatures w14:val="none"/>
+        </w:rPr>
+        <w:t>,</w:t>
+      </w:r>
+      <w:r>
+        <w:rPr>
+          <w:rFonts w:ascii="Times New Roman" w:eastAsia="Times New Roman" w:hAnsi="Times New Roman" w:cs="Times New Roman"/>
+          <w:color w:val="D19A66"/>
+          <w:kern w:val="0"/>
+          <w:sz w:val="18"/>
+          <w:szCs w:val="18"/>
+          <w:lang w:val="en-US" w:eastAsia="nb-NO"/>
+          <w14:ligatures w14:val="none"/>
+        </w:rPr>
+        <w:t>000000</w:t>
+      </w:r>
+    </w:p>
+    <w:p>
+      <w:pPr>
+        <w:shd w:val="clear" w:color="auto" w:fill="282C34"/>
+        <w:spacing w:after="0" w:line="270" w:lineRule="atLeast"/>
+        <w:rPr>
+          <w:rFonts w:ascii="Times New Roman" w:eastAsia="Times New Roman" w:hAnsi="Times New Roman" w:cs="Times New Roman"/>
+          <w:color w:val="ABB2BF"/>
+          <w:kern w:val="0"/>
+          <w:sz w:val="18"/>
+          <w:szCs w:val="18"/>
+          <w:lang w:val="en-US" w:eastAsia="nb-NO"/>
+          <w14:ligatures w14:val="none"/>
+        </w:rPr>
+      </w:pPr>
+      <w:r>
+        <w:rPr>
+          <w:rFonts w:ascii="Times New Roman" w:eastAsia="Times New Roman" w:hAnsi="Times New Roman" w:cs="Times New Roman"/>
+          <w:color w:val="ABB2BF"/>
+          <w:kern w:val="0"/>
+          <w:sz w:val="18"/>
+          <w:szCs w:val="18"/>
+          <w:lang w:val="en-US" w:eastAsia="nb-NO"/>
+          <w14:ligatures w14:val="none"/>
+        </w:rPr>
+        <w:t xml:space="preserve">End Time = </w:t>
+      </w:r>
+      <w:r>
+        <w:rPr>
+          <w:rFonts w:ascii="Times New Roman" w:eastAsia="Times New Roman" w:hAnsi="Times New Roman" w:cs="Times New Roman"/>
+          <w:color w:val="D19A66"/>
+          <w:kern w:val="0"/>
+          <w:sz w:val="18"/>
+          <w:szCs w:val="18"/>
+          <w:lang w:val="en-US" w:eastAsia="nb-NO"/>
+          <w14:ligatures w14:val="none"/>
+        </w:rPr>
+        <w:t>1774267909</w:t>
+      </w:r>
+      <w:r>
+        <w:rPr>
+          <w:rFonts w:ascii="Times New Roman" w:eastAsia="Times New Roman" w:hAnsi="Times New Roman" w:cs="Times New Roman"/>
+          <w:color w:val="ABB2BF"/>
+          <w:kern w:val="0"/>
+          <w:sz w:val="18"/>
+          <w:szCs w:val="18"/>
+          <w:lang w:val="en-US" w:eastAsia="nb-NO"/>
+          <w14:ligatures w14:val="none"/>
+        </w:rPr>
+        <w:t>,</w:t>
+      </w:r>
+      <w:r>
+        <w:rPr>
+          <w:rFonts w:ascii="Times New Roman" w:eastAsia="Times New Roman" w:hAnsi="Times New Roman" w:cs="Times New Roman"/>
+          <w:color w:val="D19A66"/>
+          <w:kern w:val="0"/>
+          <w:sz w:val="18"/>
+          <w:szCs w:val="18"/>
+          <w:lang w:val="en-US" w:eastAsia="nb-NO"/>
+          <w14:ligatures w14:val="none"/>
+        </w:rPr>
+        <w:t>000000</w:t>
+      </w:r>
+    </w:p>
+    <w:p>
+      <w:pPr>
+        <w:shd w:val="clear" w:color="auto" w:fill="282C34"/>
+        <w:spacing w:after="0" w:line="270" w:lineRule="atLeast"/>
+        <w:rPr>
+          <w:rFonts w:ascii="Times New Roman" w:eastAsia="Times New Roman" w:hAnsi="Times New Roman" w:cs="Times New Roman"/>
+          <w:color w:val="ABB2BF"/>
+          <w:kern w:val="0"/>
+          <w:sz w:val="18"/>
+          <w:szCs w:val="18"/>
+          <w:lang w:val="en-US" w:eastAsia="nb-NO"/>
+          <w14:ligatures w14:val="none"/>
+        </w:rPr>
+      </w:pPr>
+      <w:r>
+        <w:rPr>
+          <w:rFonts w:ascii="Times New Roman" w:eastAsia="Times New Roman" w:hAnsi="Times New Roman" w:cs="Times New Roman"/>
+          <w:color w:val="ABB2BF"/>
+          <w:kern w:val="0"/>
+          <w:sz w:val="18"/>
+          <w:szCs w:val="18"/>
+          <w:lang w:val="en-US" w:eastAsia="nb-NO"/>
+          <w14:ligatures w14:val="none"/>
+        </w:rPr>
+        <w:t xml:space="preserve">Running Time = </w:t>
+      </w:r>
+      <w:r>
+        <w:rPr>
+          <w:rFonts w:ascii="Times New Roman" w:eastAsia="Times New Roman" w:hAnsi="Times New Roman" w:cs="Times New Roman"/>
+          <w:color w:val="D19A66"/>
+          <w:kern w:val="0"/>
+          <w:sz w:val="18"/>
+          <w:szCs w:val="18"/>
+          <w:lang w:val="en-US" w:eastAsia="nb-NO"/>
+          <w14:ligatures w14:val="none"/>
+        </w:rPr>
+        <w:t>1</w:t>
+      </w:r>
+      <w:r>
+        <w:rPr>
+          <w:rFonts w:ascii="Times New Roman" w:eastAsia="Times New Roman" w:hAnsi="Times New Roman" w:cs="Times New Roman"/>
+          <w:color w:val="ABB2BF"/>
+          <w:kern w:val="0"/>
+          <w:sz w:val="18"/>
+          <w:szCs w:val="18"/>
+          <w:lang w:val="en-US" w:eastAsia="nb-NO"/>
+          <w14:ligatures w14:val="none"/>
+        </w:rPr>
+        <w:t>,</w:t>
+      </w:r>
+      <w:r>
+        <w:rPr>
+          <w:rFonts w:ascii="Times New Roman" w:eastAsia="Times New Roman" w:hAnsi="Times New Roman" w:cs="Times New Roman"/>
+          <w:color w:val="D19A66"/>
+          <w:kern w:val="0"/>
+          <w:sz w:val="18"/>
+          <w:szCs w:val="18"/>
+          <w:lang w:val="en-US" w:eastAsia="nb-NO"/>
+          <w14:ligatures w14:val="none"/>
+        </w:rPr>
+        <w:t>000000</w:t>
+      </w:r>
+    </w:p>
+    <w:p>
+      <w:pPr>
+        <w:shd w:val="clear" w:color="auto" w:fill="282C34"/>
+        <w:spacing w:after="0" w:line="270" w:lineRule="atLeast"/>
+        <w:rPr>
+          <w:rFonts w:ascii="Times New Roman" w:eastAsia="Times New Roman" w:hAnsi="Times New Roman" w:cs="Times New Roman"/>
+          <w:color w:val="ABB2BF"/>
+          <w:kern w:val="0"/>
+          <w:sz w:val="18"/>
+          <w:szCs w:val="18"/>
+          <w:lang w:val="en-US" w:eastAsia="nb-NO"/>
+          <w14:ligatures w14:val="none"/>
+        </w:rPr>
+      </w:pPr>
+      <w:r>
+        <w:rPr>
+          <w:rFonts w:ascii="Times New Roman" w:eastAsia="Times New Roman" w:hAnsi="Times New Roman" w:cs="Times New Roman"/>
+          <w:color w:val="ABB2BF"/>
+          <w:kern w:val="0"/>
+          <w:sz w:val="18"/>
+          <w:szCs w:val="18"/>
+          <w:lang w:val="en-US" w:eastAsia="nb-NO"/>
+          <w14:ligatures w14:val="none"/>
+        </w:rPr>
+        <w:t>===== np=</w:t>
+      </w:r>
+      <w:r>
+        <w:rPr>
+          <w:rFonts w:ascii="Times New Roman" w:eastAsia="Times New Roman" w:hAnsi="Times New Roman" w:cs="Times New Roman"/>
+          <w:color w:val="D19A66"/>
+          <w:kern w:val="0"/>
+          <w:sz w:val="18"/>
+          <w:szCs w:val="18"/>
+          <w:lang w:val="en-US" w:eastAsia="nb-NO"/>
+          <w14:ligatures w14:val="none"/>
+        </w:rPr>
+        <w:t>10</w:t>
+      </w:r>
+      <w:r>
+        <w:rPr>
+          <w:rFonts w:ascii="Times New Roman" w:eastAsia="Times New Roman" w:hAnsi="Times New Roman" w:cs="Times New Roman"/>
+          <w:color w:val="ABB2BF"/>
+          <w:kern w:val="0"/>
+          <w:sz w:val="18"/>
+          <w:szCs w:val="18"/>
+          <w:lang w:val="en-US" w:eastAsia="nb-NO"/>
+          <w14:ligatures w14:val="none"/>
+        </w:rPr>
+        <w:t xml:space="preserve"> =====</w:t>
+      </w:r>
+    </w:p>
+    <w:p>
+      <w:pPr>
+        <w:shd w:val="clear" w:color="auto" w:fill="282C34"/>
+        <w:spacing w:after="0" w:line="270" w:lineRule="atLeast"/>
+        <w:rPr>
+          <w:rFonts w:ascii="Times New Roman" w:eastAsia="Times New Roman" w:hAnsi="Times New Roman" w:cs="Times New Roman"/>
+          <w:color w:val="ABB2BF"/>
+          <w:kern w:val="0"/>
+          <w:sz w:val="18"/>
+          <w:szCs w:val="18"/>
+          <w:lang w:val="en-US" w:eastAsia="nb-NO"/>
+          <w14:ligatures w14:val="none"/>
+        </w:rPr>
+      </w:pPr>
+      <w:proofErr w:type="spellStart"/>
+      <w:r>
+        <w:rPr>
+          <w:rFonts w:ascii="Times New Roman" w:eastAsia="Times New Roman" w:hAnsi="Times New Roman" w:cs="Times New Roman"/>
+          <w:color w:val="ABB2BF"/>
+          <w:kern w:val="0"/>
+          <w:sz w:val="18"/>
+          <w:szCs w:val="18"/>
+          <w:lang w:val="en-US" w:eastAsia="nb-NO"/>
+          <w14:ligatures w14:val="none"/>
+        </w:rPr>
+        <w:t>MPJ</w:t>
+      </w:r>
+      <w:proofErr w:type="spellEnd"/>
+      <w:r>
+        <w:rPr>
+          <w:rFonts w:ascii="Times New Roman" w:eastAsia="Times New Roman" w:hAnsi="Times New Roman" w:cs="Times New Roman"/>
+          <w:color w:val="ABB2BF"/>
+          <w:kern w:val="0"/>
+          <w:sz w:val="18"/>
+          <w:szCs w:val="18"/>
+          <w:lang w:val="en-US" w:eastAsia="nb-NO"/>
+          <w14:ligatures w14:val="none"/>
+        </w:rPr>
+        <w:t xml:space="preserve"> Express (</w:t>
+      </w:r>
+      <w:r>
+        <w:rPr>
+          <w:rFonts w:ascii="Times New Roman" w:eastAsia="Times New Roman" w:hAnsi="Times New Roman" w:cs="Times New Roman"/>
+          <w:color w:val="D19A66"/>
+          <w:kern w:val="0"/>
+          <w:sz w:val="18"/>
+          <w:szCs w:val="18"/>
+          <w:lang w:val="en-US" w:eastAsia="nb-NO"/>
+          <w14:ligatures w14:val="none"/>
+        </w:rPr>
+        <w:t>0</w:t>
+      </w:r>
+      <w:r>
+        <w:rPr>
+          <w:rFonts w:ascii="Times New Roman" w:eastAsia="Times New Roman" w:hAnsi="Times New Roman" w:cs="Times New Roman"/>
+          <w:color w:val="ABB2BF"/>
+          <w:kern w:val="0"/>
+          <w:sz w:val="18"/>
+          <w:szCs w:val="18"/>
+          <w:lang w:val="en-US" w:eastAsia="nb-NO"/>
+          <w14:ligatures w14:val="none"/>
+        </w:rPr>
+        <w:t>.</w:t>
+      </w:r>
+      <w:r>
+        <w:rPr>
+          <w:rFonts w:ascii="Times New Roman" w:eastAsia="Times New Roman" w:hAnsi="Times New Roman" w:cs="Times New Roman"/>
+          <w:color w:val="D19A66"/>
+          <w:kern w:val="0"/>
+          <w:sz w:val="18"/>
+          <w:szCs w:val="18"/>
+          <w:lang w:val="en-US" w:eastAsia="nb-NO"/>
+          <w14:ligatures w14:val="none"/>
+        </w:rPr>
+        <w:t>44</w:t>
+      </w:r>
+      <w:r>
+        <w:rPr>
+          <w:rFonts w:ascii="Times New Roman" w:eastAsia="Times New Roman" w:hAnsi="Times New Roman" w:cs="Times New Roman"/>
+          <w:color w:val="ABB2BF"/>
+          <w:kern w:val="0"/>
+          <w:sz w:val="18"/>
+          <w:szCs w:val="18"/>
+          <w:lang w:val="en-US" w:eastAsia="nb-NO"/>
+          <w14:ligatures w14:val="none"/>
+        </w:rPr>
+        <w:t>) is started in the multicore configuration</w:t>
+      </w:r>
+    </w:p>
+    <w:p>
+      <w:pPr>
+        <w:shd w:val="clear" w:color="auto" w:fill="282C34"/>
+        <w:spacing w:after="0" w:line="270" w:lineRule="atLeast"/>
+        <w:rPr>
+          <w:rFonts w:ascii="Times New Roman" w:eastAsia="Times New Roman" w:hAnsi="Times New Roman" w:cs="Times New Roman"/>
+          <w:color w:val="ABB2BF"/>
+          <w:kern w:val="0"/>
+          <w:sz w:val="18"/>
+          <w:szCs w:val="18"/>
+          <w:lang w:val="en-US" w:eastAsia="nb-NO"/>
+          <w14:ligatures w14:val="none"/>
+        </w:rPr>
+      </w:pPr>
+      <w:r>
+        <w:rPr>
+          <w:rFonts w:ascii="Times New Roman" w:eastAsia="Times New Roman" w:hAnsi="Times New Roman" w:cs="Times New Roman"/>
+          <w:color w:val="ABB2BF"/>
+          <w:kern w:val="0"/>
+          <w:sz w:val="18"/>
+          <w:szCs w:val="18"/>
+          <w:lang w:val="en-US" w:eastAsia="nb-NO"/>
+          <w14:ligatures w14:val="none"/>
+        </w:rPr>
+        <w:t>Matrix-Matrix multiplication</w:t>
+      </w:r>
+    </w:p>
+    <w:p>
+      <w:pPr>
+        <w:shd w:val="clear" w:color="auto" w:fill="282C34"/>
+        <w:spacing w:after="0" w:line="270" w:lineRule="atLeast"/>
+        <w:rPr>
+          <w:rFonts w:ascii="Times New Roman" w:eastAsia="Times New Roman" w:hAnsi="Times New Roman" w:cs="Times New Roman"/>
+          <w:color w:val="ABB2BF"/>
+          <w:kern w:val="0"/>
+          <w:sz w:val="18"/>
+          <w:szCs w:val="18"/>
+          <w:lang w:val="en-US" w:eastAsia="nb-NO"/>
+          <w14:ligatures w14:val="none"/>
+        </w:rPr>
+      </w:pPr>
+      <w:r>
+        <w:rPr>
+          <w:rFonts w:ascii="Times New Roman" w:eastAsia="Times New Roman" w:hAnsi="Times New Roman" w:cs="Times New Roman"/>
+          <w:color w:val="ABB2BF"/>
+          <w:kern w:val="0"/>
+          <w:sz w:val="18"/>
+          <w:szCs w:val="18"/>
+          <w:lang w:val="en-US" w:eastAsia="nb-NO"/>
+          <w14:ligatures w14:val="none"/>
+        </w:rPr>
+        <w:t>Square matrix size: 1500x1500</w:t>
+      </w:r>
+    </w:p>
+    <w:p>
+      <w:pPr>
+        <w:shd w:val="clear" w:color="auto" w:fill="282C34"/>
+        <w:spacing w:after="0" w:line="270" w:lineRule="atLeast"/>
+        <w:rPr>
+          <w:rFonts w:ascii="Times New Roman" w:eastAsia="Times New Roman" w:hAnsi="Times New Roman" w:cs="Times New Roman"/>
+          <w:color w:val="ABB2BF"/>
+          <w:kern w:val="0"/>
+          <w:sz w:val="18"/>
+          <w:szCs w:val="18"/>
+          <w:lang w:val="en-US" w:eastAsia="nb-NO"/>
+          <w14:ligatures w14:val="none"/>
+        </w:rPr>
+      </w:pPr>
+      <w:r>
+        <w:rPr>
+          <w:rFonts w:ascii="Times New Roman" w:eastAsia="Times New Roman" w:hAnsi="Times New Roman" w:cs="Times New Roman"/>
+          <w:color w:val="ABB2BF"/>
+          <w:kern w:val="0"/>
+          <w:sz w:val="18"/>
+          <w:szCs w:val="18"/>
+          <w:lang w:val="en-US" w:eastAsia="nb-NO"/>
+          <w14:ligatures w14:val="none"/>
+        </w:rPr>
+        <w:t xml:space="preserve">Number of processes: </w:t>
+      </w:r>
+      <w:r>
+        <w:rPr>
+          <w:rFonts w:ascii="Times New Roman" w:eastAsia="Times New Roman" w:hAnsi="Times New Roman" w:cs="Times New Roman"/>
+          <w:color w:val="D19A66"/>
+          <w:kern w:val="0"/>
+          <w:sz w:val="18"/>
+          <w:szCs w:val="18"/>
+          <w:lang w:val="en-US" w:eastAsia="nb-NO"/>
+          <w14:ligatures w14:val="none"/>
+        </w:rPr>
+        <w:t>10</w:t>
+      </w:r>
+    </w:p>
+    <w:p>
+      <w:pPr>
+        <w:shd w:val="clear" w:color="auto" w:fill="282C34"/>
+        <w:spacing w:after="0" w:line="270" w:lineRule="atLeast"/>
+        <w:rPr>
+          <w:rFonts w:ascii="Times New Roman" w:eastAsia="Times New Roman" w:hAnsi="Times New Roman" w:cs="Times New Roman"/>
+          <w:color w:val="ABB2BF"/>
+          <w:kern w:val="0"/>
+          <w:sz w:val="18"/>
+          <w:szCs w:val="18"/>
+          <w:lang w:val="en-US" w:eastAsia="nb-NO"/>
+          <w14:ligatures w14:val="none"/>
+        </w:rPr>
+      </w:pPr>
+      <w:r>
+        <w:rPr>
+          <w:rFonts w:ascii="Times New Roman" w:eastAsia="Times New Roman" w:hAnsi="Times New Roman" w:cs="Times New Roman"/>
+          <w:color w:val="ABB2BF"/>
+          <w:kern w:val="0"/>
+          <w:sz w:val="18"/>
+          <w:szCs w:val="18"/>
+          <w:lang w:val="en-US" w:eastAsia="nb-NO"/>
+          <w14:ligatures w14:val="none"/>
+        </w:rPr>
+        <w:t xml:space="preserve">Start Time = </w:t>
+      </w:r>
+      <w:r>
+        <w:rPr>
+          <w:rFonts w:ascii="Times New Roman" w:eastAsia="Times New Roman" w:hAnsi="Times New Roman" w:cs="Times New Roman"/>
+          <w:color w:val="D19A66"/>
+          <w:kern w:val="0"/>
+          <w:sz w:val="18"/>
+          <w:szCs w:val="18"/>
+          <w:lang w:val="en-US" w:eastAsia="nb-NO"/>
+          <w14:ligatures w14:val="none"/>
+        </w:rPr>
+        <w:t>1774267909</w:t>
+      </w:r>
+      <w:r>
+        <w:rPr>
+          <w:rFonts w:ascii="Times New Roman" w:eastAsia="Times New Roman" w:hAnsi="Times New Roman" w:cs="Times New Roman"/>
+          <w:color w:val="ABB2BF"/>
+          <w:kern w:val="0"/>
+          <w:sz w:val="18"/>
+          <w:szCs w:val="18"/>
+          <w:lang w:val="en-US" w:eastAsia="nb-NO"/>
+          <w14:ligatures w14:val="none"/>
+        </w:rPr>
+        <w:t>,</w:t>
+      </w:r>
+      <w:r>
+        <w:rPr>
+          <w:rFonts w:ascii="Times New Roman" w:eastAsia="Times New Roman" w:hAnsi="Times New Roman" w:cs="Times New Roman"/>
+          <w:color w:val="D19A66"/>
+          <w:kern w:val="0"/>
+          <w:sz w:val="18"/>
+          <w:szCs w:val="18"/>
+          <w:lang w:val="en-US" w:eastAsia="nb-NO"/>
+          <w14:ligatures w14:val="none"/>
+        </w:rPr>
+        <w:t>000000</w:t>
+      </w:r>
+    </w:p>
+    <w:p>
+      <w:pPr>
+        <w:shd w:val="clear" w:color="auto" w:fill="282C34"/>
+        <w:spacing w:after="0" w:line="270" w:lineRule="atLeast"/>
+        <w:rPr>
+          <w:rFonts w:ascii="Times New Roman" w:eastAsia="Times New Roman" w:hAnsi="Times New Roman" w:cs="Times New Roman"/>
+          <w:color w:val="ABB2BF"/>
+          <w:kern w:val="0"/>
+          <w:sz w:val="18"/>
+          <w:szCs w:val="18"/>
+          <w:lang w:val="en-US" w:eastAsia="nb-NO"/>
+          <w14:ligatures w14:val="none"/>
+        </w:rPr>
+      </w:pPr>
+      <w:r>
+        <w:rPr>
+          <w:rFonts w:ascii="Times New Roman" w:eastAsia="Times New Roman" w:hAnsi="Times New Roman" w:cs="Times New Roman"/>
+          <w:color w:val="ABB2BF"/>
+          <w:kern w:val="0"/>
+          <w:sz w:val="18"/>
+          <w:szCs w:val="18"/>
+          <w:lang w:val="en-US" w:eastAsia="nb-NO"/>
+          <w14:ligatures w14:val="none"/>
+        </w:rPr>
+        <w:t xml:space="preserve">End Time = </w:t>
+      </w:r>
+      <w:r>
+        <w:rPr>
+          <w:rFonts w:ascii="Times New Roman" w:eastAsia="Times New Roman" w:hAnsi="Times New Roman" w:cs="Times New Roman"/>
+          <w:color w:val="D19A66"/>
+          <w:kern w:val="0"/>
+          <w:sz w:val="18"/>
+          <w:szCs w:val="18"/>
+          <w:lang w:val="en-US" w:eastAsia="nb-NO"/>
+          <w14:ligatures w14:val="none"/>
+        </w:rPr>
+        <w:t>1774267910</w:t>
+      </w:r>
+      <w:r>
+        <w:rPr>
+          <w:rFonts w:ascii="Times New Roman" w:eastAsia="Times New Roman" w:hAnsi="Times New Roman" w:cs="Times New Roman"/>
+          <w:color w:val="ABB2BF"/>
+          <w:kern w:val="0"/>
+          <w:sz w:val="18"/>
+          <w:szCs w:val="18"/>
+          <w:lang w:val="en-US" w:eastAsia="nb-NO"/>
+          <w14:ligatures w14:val="none"/>
+        </w:rPr>
+        <w:t>,</w:t>
+      </w:r>
+      <w:r>
+        <w:rPr>
+          <w:rFonts w:ascii="Times New Roman" w:eastAsia="Times New Roman" w:hAnsi="Times New Roman" w:cs="Times New Roman"/>
+          <w:color w:val="D19A66"/>
+          <w:kern w:val="0"/>
+          <w:sz w:val="18"/>
+          <w:szCs w:val="18"/>
+          <w:lang w:val="en-US" w:eastAsia="nb-NO"/>
+          <w14:ligatures w14:val="none"/>
+        </w:rPr>
+        <w:t>000000</w:t>
+      </w:r>
+    </w:p>
+    <w:p>
+      <w:pPr>
+        <w:shd w:val="clear" w:color="auto" w:fill="282C34"/>
+        <w:spacing w:after="0" w:line="270" w:lineRule="atLeast"/>
+        <w:rPr>
+          <w:rFonts w:ascii="Times New Roman" w:eastAsia="Times New Roman" w:hAnsi="Times New Roman" w:cs="Times New Roman"/>
+          <w:color w:val="ABB2BF"/>
+          <w:kern w:val="0"/>
+          <w:sz w:val="18"/>
+          <w:szCs w:val="18"/>
+          <w:lang w:val="en-US" w:eastAsia="nb-NO"/>
+          <w14:ligatures w14:val="none"/>
+        </w:rPr>
+      </w:pPr>
+      <w:r>
+        <w:rPr>
+          <w:rFonts w:ascii="Times New Roman" w:eastAsia="Times New Roman" w:hAnsi="Times New Roman" w:cs="Times New Roman"/>
+          <w:color w:val="ABB2BF"/>
+          <w:kern w:val="0"/>
+          <w:sz w:val="18"/>
+          <w:szCs w:val="18"/>
+          <w:lang w:val="en-US" w:eastAsia="nb-NO"/>
+          <w14:ligatures w14:val="none"/>
+        </w:rPr>
+        <w:t xml:space="preserve">Running Time = </w:t>
+      </w:r>
+      <w:r>
+        <w:rPr>
+          <w:rFonts w:ascii="Times New Roman" w:eastAsia="Times New Roman" w:hAnsi="Times New Roman" w:cs="Times New Roman"/>
+          <w:color w:val="D19A66"/>
+          <w:kern w:val="0"/>
+          <w:sz w:val="18"/>
+          <w:szCs w:val="18"/>
+          <w:lang w:val="en-US" w:eastAsia="nb-NO"/>
+          <w14:ligatures w14:val="none"/>
+        </w:rPr>
+        <w:t>1</w:t>
+      </w:r>
+      <w:r>
+        <w:rPr>
+          <w:rFonts w:ascii="Times New Roman" w:eastAsia="Times New Roman" w:hAnsi="Times New Roman" w:cs="Times New Roman"/>
+          <w:color w:val="ABB2BF"/>
+          <w:kern w:val="0"/>
+          <w:sz w:val="18"/>
+          <w:szCs w:val="18"/>
+          <w:lang w:val="en-US" w:eastAsia="nb-NO"/>
+          <w14:ligatures w14:val="none"/>
+        </w:rPr>
+        <w:t>,</w:t>
+      </w:r>
+      <w:r>
+        <w:rPr>
+          <w:rFonts w:ascii="Times New Roman" w:eastAsia="Times New Roman" w:hAnsi="Times New Roman" w:cs="Times New Roman"/>
+          <w:color w:val="D19A66"/>
+          <w:kern w:val="0"/>
+          <w:sz w:val="18"/>
+          <w:szCs w:val="18"/>
+          <w:lang w:val="en-US" w:eastAsia="nb-NO"/>
+          <w14:ligatures w14:val="none"/>
+        </w:rPr>
+        <w:t>000000</w:t>
+      </w:r>
+    </w:p>
+    <w:p>
+      <w:pPr>
+        <w:shd w:val="clear" w:color="auto" w:fill="282C34"/>
+        <w:spacing w:after="0" w:line="270" w:lineRule="atLeast"/>
+        <w:rPr>
+          <w:rFonts w:ascii="Times New Roman" w:eastAsia="Times New Roman" w:hAnsi="Times New Roman" w:cs="Times New Roman"/>
+          <w:color w:val="ABB2BF"/>
+          <w:kern w:val="0"/>
+          <w:sz w:val="18"/>
+          <w:szCs w:val="18"/>
+          <w:lang w:val="en-US" w:eastAsia="nb-NO"/>
+          <w14:ligatures w14:val="none"/>
+        </w:rPr>
+      </w:pPr>
+    </w:p>
+    <w:p>
+      <w:pPr>
+        <w:rPr>
+          <w:rFonts w:ascii="Times New Roman" w:hAnsi="Times New Roman" w:cs="Times New Roman"/>
+          <w:lang w:val="en-US" w:eastAsia="nb-NO"/>
+        </w:rPr>
+      </w:pPr>
+    </w:p>
+    <w:p>
+      <w:pPr>
+        <w:rPr>
+          <w:rFonts w:ascii="Times New Roman" w:hAnsi="Times New Roman" w:cs="Times New Roman"/>
+          <w:sz w:val="28"/>
+          <w:szCs w:val="28"/>
+          <w:u w:val="single"/>
+          <w:lang w:val="en-US" w:eastAsia="nb-NO"/>
+        </w:rPr>
+      </w:pPr>
+      <w:r>
+        <w:rPr>
+          <w:rFonts w:ascii="Times New Roman" w:hAnsi="Times New Roman" w:cs="Times New Roman"/>
+          <w:sz w:val="28"/>
+          <w:szCs w:val="28"/>
+          <w:u w:val="single"/>
+          <w:lang w:val="en-US" w:eastAsia="nb-NO"/>
         </w:rPr>
         <w:t>Subtask 3: Calculate speedup and discuss its value with the above setting</w:t>
       </w:r>
     </w:p>
     <w:p>
       <w:pPr>
-        <w:rPr>
-          <w:rFonts w:ascii="Times New Roman" w:hAnsi="Times New Roman" w:cs="Times New Roman"/>
-          <w:lang w:val="en-GB" w:eastAsia="nb-NO"/>
-        </w:rPr>
-      </w:pPr>
-      <w:r>
-        <w:rPr>
-          <w:rFonts w:ascii="Times New Roman" w:hAnsi="Times New Roman" w:cs="Times New Roman"/>
-          <w:lang w:val="en-GB" w:eastAsia="nb-NO"/>
+        <w:pStyle w:val="Listeavsnitt"/>
+        <w:numPr>
+          <w:ilvl w:val="0"/>
+          <w:numId w:val="20"/>
+        </w:numPr>
+        <w:rPr>
+          <w:rFonts w:ascii="Times New Roman" w:hAnsi="Times New Roman" w:cs="Times New Roman"/>
+          <w:lang w:val="en-US" w:eastAsia="nb-NO"/>
+        </w:rPr>
+      </w:pPr>
+      <w:r>
+        <w:rPr>
+          <w:rFonts w:ascii="Times New Roman" w:hAnsi="Times New Roman" w:cs="Times New Roman"/>
+          <w:lang w:val="en-US" w:eastAsia="nb-NO"/>
+        </w:rPr>
+        <w:t>Under is a copy</w:t>
+      </w:r>
+    </w:p>
+    <w:p>
+      <w:pPr>
+        <w:numPr>
+          <w:ilvl w:val="0"/>
+          <w:numId w:val="22"/>
+        </w:numPr>
+        <w:shd w:val="clear" w:color="auto" w:fill="21252B"/>
+        <w:spacing w:before="60" w:after="60" w:line="240" w:lineRule="auto"/>
+        <w:rPr>
+          <w:rFonts w:ascii="Times New Roman" w:eastAsia="Times New Roman" w:hAnsi="Times New Roman" w:cs="Times New Roman"/>
+          <w:color w:val="CCCCCC"/>
+          <w:kern w:val="0"/>
+          <w:lang w:val="en-US" w:eastAsia="nb-NO"/>
+          <w14:ligatures w14:val="none"/>
+        </w:rPr>
+      </w:pPr>
+      <m:oMath>
+        <m:r>
+          <w:rPr>
+            <w:rFonts w:ascii="Cambria Math" w:eastAsia="Times New Roman" w:hAnsi="Cambria Math" w:cs="Times New Roman"/>
+            <w:color w:val="FFFFFF" w:themeColor="background1"/>
+            <w:kern w:val="0"/>
+            <w:lang w:val="en-US" w:eastAsia="nb-NO"/>
+            <w14:ligatures w14:val="none"/>
+          </w:rPr>
+          <m:t>p=1</m:t>
+        </m:r>
+      </m:oMath>
+      <w:r>
+        <w:rPr>
+          <w:rFonts w:ascii="Times New Roman" w:eastAsia="Times New Roman" w:hAnsi="Times New Roman" w:cs="Times New Roman"/>
+          <w:color w:val="FFFFFF" w:themeColor="background1"/>
+          <w:kern w:val="0"/>
+          <w:lang w:val="en-US" w:eastAsia="nb-NO"/>
+          <w14:ligatures w14:val="none"/>
+        </w:rPr>
+        <w:t>:</w:t>
+      </w:r>
+      <w:r>
+        <w:rPr>
+          <w:rFonts w:ascii="Times New Roman" w:eastAsia="Times New Roman" w:hAnsi="Times New Roman" w:cs="Times New Roman"/>
+          <w:color w:val="CCCCCC"/>
+          <w:kern w:val="0"/>
+          <w:lang w:val="en-US" w:eastAsia="nb-NO"/>
+          <w14:ligatures w14:val="none"/>
+        </w:rPr>
+        <w:t> </w:t>
+      </w:r>
+      <m:oMath>
+        <m:sSub>
+          <m:sSubPr>
+            <m:ctrlPr>
+              <w:rPr>
+                <w:rFonts w:ascii="Cambria Math" w:eastAsia="Times New Roman" w:hAnsi="Cambria Math" w:cs="Times New Roman"/>
+                <w:kern w:val="0"/>
+                <w:lang w:val="en-US" w:eastAsia="nb-NO"/>
+                <w14:ligatures w14:val="none"/>
+              </w:rPr>
+            </m:ctrlPr>
+          </m:sSubPr>
+          <m:e>
+            <m:r>
+              <w:rPr>
+                <w:rFonts w:ascii="Cambria Math" w:eastAsia="Times New Roman" w:hAnsi="Cambria Math" w:cs="Times New Roman"/>
+                <w:kern w:val="0"/>
+                <w:lang w:val="en-US" w:eastAsia="nb-NO"/>
+                <w14:ligatures w14:val="none"/>
+              </w:rPr>
+              <m:t>T</m:t>
+            </m:r>
+          </m:e>
+          <m:sub>
+            <m:r>
+              <w:rPr>
+                <w:rFonts w:ascii="Cambria Math" w:eastAsia="Times New Roman" w:hAnsi="Cambria Math" w:cs="Times New Roman"/>
+                <w:kern w:val="0"/>
+                <w:lang w:val="en-US" w:eastAsia="nb-NO"/>
+                <w14:ligatures w14:val="none"/>
+              </w:rPr>
+              <m:t>p</m:t>
+            </m:r>
+          </m:sub>
+        </m:sSub>
+        <m:r>
+          <w:rPr>
+            <w:rFonts w:ascii="Cambria Math" w:eastAsia="Times New Roman" w:hAnsi="Cambria Math" w:cs="Times New Roman"/>
+            <w:kern w:val="0"/>
+            <w:lang w:val="en-US" w:eastAsia="nb-NO"/>
+            <w14:ligatures w14:val="none"/>
+          </w:rPr>
+          <m:t>=3.0</m:t>
+        </m:r>
+      </m:oMath>
+      <w:r>
+        <w:rPr>
+          <w:rFonts w:ascii="Times New Roman" w:eastAsia="Times New Roman" w:hAnsi="Times New Roman" w:cs="Times New Roman"/>
+          <w:color w:val="CCCCCC"/>
+          <w:kern w:val="0"/>
+          <w:lang w:val="en-US" w:eastAsia="nb-NO"/>
+          <w14:ligatures w14:val="none"/>
+        </w:rPr>
+        <w:t>, </w:t>
+      </w:r>
+      <m:oMath>
+        <m:sSub>
+          <m:sSubPr>
+            <m:ctrlPr>
+              <w:rPr>
+                <w:rFonts w:ascii="Cambria Math" w:eastAsia="Times New Roman" w:hAnsi="Cambria Math" w:cs="Times New Roman"/>
+                <w:kern w:val="0"/>
+                <w:lang w:val="en-US" w:eastAsia="nb-NO"/>
+                <w14:ligatures w14:val="none"/>
+              </w:rPr>
+            </m:ctrlPr>
+          </m:sSubPr>
+          <m:e>
+            <m:r>
+              <w:rPr>
+                <w:rFonts w:ascii="Cambria Math" w:eastAsia="Times New Roman" w:hAnsi="Cambria Math" w:cs="Times New Roman"/>
+                <w:kern w:val="0"/>
+                <w:lang w:val="en-US" w:eastAsia="nb-NO"/>
+                <w14:ligatures w14:val="none"/>
+              </w:rPr>
+              <m:t>S</m:t>
+            </m:r>
+          </m:e>
+          <m:sub>
+            <m:r>
+              <w:rPr>
+                <w:rFonts w:ascii="Cambria Math" w:eastAsia="Times New Roman" w:hAnsi="Cambria Math" w:cs="Times New Roman"/>
+                <w:kern w:val="0"/>
+                <w:lang w:val="en-US" w:eastAsia="nb-NO"/>
+                <w14:ligatures w14:val="none"/>
+              </w:rPr>
+              <m:t>p</m:t>
+            </m:r>
+          </m:sub>
+        </m:sSub>
+        <m:r>
+          <w:rPr>
+            <w:rFonts w:ascii="Cambria Math" w:eastAsia="Times New Roman" w:hAnsi="Cambria Math" w:cs="Times New Roman"/>
+            <w:kern w:val="0"/>
+            <w:lang w:val="en-US" w:eastAsia="nb-NO"/>
+            <w14:ligatures w14:val="none"/>
+          </w:rPr>
+          <m:t>=1.00</m:t>
+        </m:r>
+      </m:oMath>
+    </w:p>
+    <w:p>
+      <w:pPr>
+        <w:numPr>
+          <w:ilvl w:val="0"/>
+          <w:numId w:val="22"/>
+        </w:numPr>
+        <w:shd w:val="clear" w:color="auto" w:fill="21252B"/>
+        <w:spacing w:before="60" w:after="60" w:line="240" w:lineRule="auto"/>
+        <w:rPr>
+          <w:rFonts w:ascii="Times New Roman" w:eastAsia="Times New Roman" w:hAnsi="Times New Roman" w:cs="Times New Roman"/>
+          <w:color w:val="CCCCCC"/>
+          <w:kern w:val="0"/>
+          <w:sz w:val="20"/>
+          <w:szCs w:val="20"/>
+          <w:lang w:val="en-US" w:eastAsia="nb-NO"/>
+          <w14:ligatures w14:val="none"/>
+        </w:rPr>
+      </w:pPr>
+      <m:oMath>
+        <m:r>
+          <w:rPr>
+            <w:rFonts w:ascii="Cambria Math" w:eastAsia="Times New Roman" w:hAnsi="Cambria Math" w:cs="Times New Roman"/>
+            <w:kern w:val="0"/>
+            <w:lang w:val="en-US" w:eastAsia="nb-NO"/>
+            <w14:ligatures w14:val="none"/>
+          </w:rPr>
+          <m:t>p=2</m:t>
+        </m:r>
+      </m:oMath>
+      <w:r>
+        <w:rPr>
+          <w:rFonts w:ascii="Times New Roman" w:eastAsia="Times New Roman" w:hAnsi="Times New Roman" w:cs="Times New Roman"/>
+          <w:color w:val="CCCCCC"/>
+          <w:kern w:val="0"/>
+          <w:sz w:val="20"/>
+          <w:szCs w:val="20"/>
+          <w:lang w:val="en-US" w:eastAsia="nb-NO"/>
+          <w14:ligatures w14:val="none"/>
+        </w:rPr>
+        <w:t>: </w:t>
+      </w:r>
+      <m:oMath>
+        <m:sSub>
+          <m:sSubPr>
+            <m:ctrlPr>
+              <w:rPr>
+                <w:rFonts w:ascii="Cambria Math" w:eastAsia="Times New Roman" w:hAnsi="Cambria Math" w:cs="Times New Roman"/>
+                <w:kern w:val="0"/>
+                <w:lang w:val="en-US" w:eastAsia="nb-NO"/>
+                <w14:ligatures w14:val="none"/>
+              </w:rPr>
+            </m:ctrlPr>
+          </m:sSubPr>
+          <m:e>
+            <m:r>
+              <w:rPr>
+                <w:rFonts w:ascii="Cambria Math" w:eastAsia="Times New Roman" w:hAnsi="Cambria Math" w:cs="Times New Roman"/>
+                <w:kern w:val="0"/>
+                <w:lang w:val="en-US" w:eastAsia="nb-NO"/>
+                <w14:ligatures w14:val="none"/>
+              </w:rPr>
+              <m:t>T</m:t>
+            </m:r>
+          </m:e>
+          <m:sub>
+            <m:r>
+              <w:rPr>
+                <w:rFonts w:ascii="Cambria Math" w:eastAsia="Times New Roman" w:hAnsi="Cambria Math" w:cs="Times New Roman"/>
+                <w:kern w:val="0"/>
+                <w:lang w:val="en-US" w:eastAsia="nb-NO"/>
+                <w14:ligatures w14:val="none"/>
+              </w:rPr>
+              <m:t>p</m:t>
+            </m:r>
+          </m:sub>
+        </m:sSub>
+        <m:r>
+          <w:rPr>
+            <w:rFonts w:ascii="Cambria Math" w:eastAsia="Times New Roman" w:hAnsi="Cambria Math" w:cs="Times New Roman"/>
+            <w:kern w:val="0"/>
+            <w:lang w:val="en-US" w:eastAsia="nb-NO"/>
+            <w14:ligatures w14:val="none"/>
+          </w:rPr>
+          <m:t>=1.0</m:t>
+        </m:r>
+      </m:oMath>
+      <w:r>
+        <w:rPr>
+          <w:rFonts w:ascii="Times New Roman" w:eastAsia="Times New Roman" w:hAnsi="Times New Roman" w:cs="Times New Roman"/>
+          <w:color w:val="CCCCCC"/>
+          <w:kern w:val="0"/>
+          <w:sz w:val="20"/>
+          <w:szCs w:val="20"/>
+          <w:lang w:val="en-US" w:eastAsia="nb-NO"/>
+          <w14:ligatures w14:val="none"/>
+        </w:rPr>
+        <w:t>, </w:t>
+      </w:r>
+      <m:oMath>
+        <m:sSub>
+          <m:sSubPr>
+            <m:ctrlPr>
+              <w:rPr>
+                <w:rFonts w:ascii="Cambria Math" w:eastAsia="Times New Roman" w:hAnsi="Cambria Math" w:cs="Times New Roman"/>
+                <w:kern w:val="0"/>
+                <w:lang w:val="en-US" w:eastAsia="nb-NO"/>
+                <w14:ligatures w14:val="none"/>
+              </w:rPr>
+            </m:ctrlPr>
+          </m:sSubPr>
+          <m:e>
+            <m:r>
+              <w:rPr>
+                <w:rFonts w:ascii="Cambria Math" w:eastAsia="Times New Roman" w:hAnsi="Cambria Math" w:cs="Times New Roman"/>
+                <w:kern w:val="0"/>
+                <w:lang w:val="en-US" w:eastAsia="nb-NO"/>
+                <w14:ligatures w14:val="none"/>
+              </w:rPr>
+              <m:t>S</m:t>
+            </m:r>
+          </m:e>
+          <m:sub>
+            <m:r>
+              <w:rPr>
+                <w:rFonts w:ascii="Cambria Math" w:eastAsia="Times New Roman" w:hAnsi="Cambria Math" w:cs="Times New Roman"/>
+                <w:kern w:val="0"/>
+                <w:lang w:val="en-US" w:eastAsia="nb-NO"/>
+                <w14:ligatures w14:val="none"/>
+              </w:rPr>
+              <m:t>p</m:t>
+            </m:r>
+          </m:sub>
+        </m:sSub>
+        <m:r>
+          <w:rPr>
+            <w:rFonts w:ascii="Cambria Math" w:eastAsia="Times New Roman" w:hAnsi="Cambria Math" w:cs="Times New Roman"/>
+            <w:kern w:val="0"/>
+            <w:lang w:val="en-US" w:eastAsia="nb-NO"/>
+            <w14:ligatures w14:val="none"/>
+          </w:rPr>
+          <m:t>=3.00</m:t>
+        </m:r>
+      </m:oMath>
+    </w:p>
+    <w:p>
+      <w:pPr>
+        <w:numPr>
+          <w:ilvl w:val="0"/>
+          <w:numId w:val="22"/>
+        </w:numPr>
+        <w:shd w:val="clear" w:color="auto" w:fill="21252B"/>
+        <w:spacing w:before="60" w:after="60" w:line="240" w:lineRule="auto"/>
+        <w:rPr>
+          <w:rFonts w:ascii="Times New Roman" w:eastAsia="Times New Roman" w:hAnsi="Times New Roman" w:cs="Times New Roman"/>
+          <w:color w:val="CCCCCC"/>
+          <w:kern w:val="0"/>
+          <w:sz w:val="20"/>
+          <w:szCs w:val="20"/>
+          <w:lang w:val="en-US" w:eastAsia="nb-NO"/>
+          <w14:ligatures w14:val="none"/>
+        </w:rPr>
+      </w:pPr>
+      <m:oMath>
+        <m:r>
+          <w:rPr>
+            <w:rFonts w:ascii="Cambria Math" w:eastAsia="Times New Roman" w:hAnsi="Cambria Math" w:cs="Times New Roman"/>
+            <w:kern w:val="0"/>
+            <w:lang w:val="en-US" w:eastAsia="nb-NO"/>
+            <w14:ligatures w14:val="none"/>
+          </w:rPr>
+          <m:t>p=3</m:t>
+        </m:r>
+      </m:oMath>
+      <w:r>
+        <w:rPr>
+          <w:rFonts w:ascii="Times New Roman" w:eastAsia="Times New Roman" w:hAnsi="Times New Roman" w:cs="Times New Roman"/>
+          <w:color w:val="CCCCCC"/>
+          <w:kern w:val="0"/>
+          <w:sz w:val="20"/>
+          <w:szCs w:val="20"/>
+          <w:lang w:val="en-US" w:eastAsia="nb-NO"/>
+          <w14:ligatures w14:val="none"/>
+        </w:rPr>
+        <w:t>: </w:t>
+      </w:r>
+      <m:oMath>
+        <m:sSub>
+          <m:sSubPr>
+            <m:ctrlPr>
+              <w:rPr>
+                <w:rFonts w:ascii="Cambria Math" w:eastAsia="Times New Roman" w:hAnsi="Cambria Math" w:cs="Times New Roman"/>
+                <w:kern w:val="0"/>
+                <w:lang w:val="en-US" w:eastAsia="nb-NO"/>
+                <w14:ligatures w14:val="none"/>
+              </w:rPr>
+            </m:ctrlPr>
+          </m:sSubPr>
+          <m:e>
+            <m:r>
+              <w:rPr>
+                <w:rFonts w:ascii="Cambria Math" w:eastAsia="Times New Roman" w:hAnsi="Cambria Math" w:cs="Times New Roman"/>
+                <w:kern w:val="0"/>
+                <w:lang w:val="en-US" w:eastAsia="nb-NO"/>
+                <w14:ligatures w14:val="none"/>
+              </w:rPr>
+              <m:t>T</m:t>
+            </m:r>
+          </m:e>
+          <m:sub>
+            <m:r>
+              <w:rPr>
+                <w:rFonts w:ascii="Cambria Math" w:eastAsia="Times New Roman" w:hAnsi="Cambria Math" w:cs="Times New Roman"/>
+                <w:kern w:val="0"/>
+                <w:lang w:val="en-US" w:eastAsia="nb-NO"/>
+                <w14:ligatures w14:val="none"/>
+              </w:rPr>
+              <m:t>p</m:t>
+            </m:r>
+          </m:sub>
+        </m:sSub>
+        <m:r>
+          <w:rPr>
+            <w:rFonts w:ascii="Cambria Math" w:eastAsia="Times New Roman" w:hAnsi="Cambria Math" w:cs="Times New Roman"/>
+            <w:kern w:val="0"/>
+            <w:lang w:val="en-US" w:eastAsia="nb-NO"/>
+            <w14:ligatures w14:val="none"/>
+          </w:rPr>
+          <m:t>=1.0</m:t>
+        </m:r>
+      </m:oMath>
+      <w:r>
+        <w:rPr>
+          <w:rFonts w:ascii="Times New Roman" w:eastAsia="Times New Roman" w:hAnsi="Times New Roman" w:cs="Times New Roman"/>
+          <w:color w:val="CCCCCC"/>
+          <w:kern w:val="0"/>
+          <w:sz w:val="20"/>
+          <w:szCs w:val="20"/>
+          <w:lang w:val="en-US" w:eastAsia="nb-NO"/>
+          <w14:ligatures w14:val="none"/>
+        </w:rPr>
+        <w:t>, </w:t>
+      </w:r>
+      <m:oMath>
+        <m:sSub>
+          <m:sSubPr>
+            <m:ctrlPr>
+              <w:rPr>
+                <w:rFonts w:ascii="Cambria Math" w:eastAsia="Times New Roman" w:hAnsi="Cambria Math" w:cs="Times New Roman"/>
+                <w:kern w:val="0"/>
+                <w:lang w:val="en-US" w:eastAsia="nb-NO"/>
+                <w14:ligatures w14:val="none"/>
+              </w:rPr>
+            </m:ctrlPr>
+          </m:sSubPr>
+          <m:e>
+            <m:r>
+              <w:rPr>
+                <w:rFonts w:ascii="Cambria Math" w:eastAsia="Times New Roman" w:hAnsi="Cambria Math" w:cs="Times New Roman"/>
+                <w:kern w:val="0"/>
+                <w:lang w:val="en-US" w:eastAsia="nb-NO"/>
+                <w14:ligatures w14:val="none"/>
+              </w:rPr>
+              <m:t>S</m:t>
+            </m:r>
+          </m:e>
+          <m:sub>
+            <m:r>
+              <w:rPr>
+                <w:rFonts w:ascii="Cambria Math" w:eastAsia="Times New Roman" w:hAnsi="Cambria Math" w:cs="Times New Roman"/>
+                <w:kern w:val="0"/>
+                <w:lang w:val="en-US" w:eastAsia="nb-NO"/>
+                <w14:ligatures w14:val="none"/>
+              </w:rPr>
+              <m:t>p</m:t>
+            </m:r>
+          </m:sub>
+        </m:sSub>
+        <m:r>
+          <w:rPr>
+            <w:rFonts w:ascii="Cambria Math" w:eastAsia="Times New Roman" w:hAnsi="Cambria Math" w:cs="Times New Roman"/>
+            <w:kern w:val="0"/>
+            <w:lang w:val="en-US" w:eastAsia="nb-NO"/>
+            <w14:ligatures w14:val="none"/>
+          </w:rPr>
+          <m:t>=3.00</m:t>
+        </m:r>
+      </m:oMath>
+    </w:p>
+    <w:p>
+      <w:pPr>
+        <w:numPr>
+          <w:ilvl w:val="0"/>
+          <w:numId w:val="22"/>
+        </w:numPr>
+        <w:shd w:val="clear" w:color="auto" w:fill="21252B"/>
+        <w:spacing w:before="60" w:after="60" w:line="240" w:lineRule="auto"/>
+        <w:rPr>
+          <w:rFonts w:ascii="Times New Roman" w:eastAsia="Times New Roman" w:hAnsi="Times New Roman" w:cs="Times New Roman"/>
+          <w:color w:val="CCCCCC"/>
+          <w:kern w:val="0"/>
+          <w:sz w:val="20"/>
+          <w:szCs w:val="20"/>
+          <w:lang w:val="en-US" w:eastAsia="nb-NO"/>
+          <w14:ligatures w14:val="none"/>
+        </w:rPr>
+      </w:pPr>
+      <m:oMath>
+        <m:r>
+          <w:rPr>
+            <w:rFonts w:ascii="Cambria Math" w:eastAsia="Times New Roman" w:hAnsi="Cambria Math" w:cs="Times New Roman"/>
+            <w:kern w:val="0"/>
+            <w:lang w:val="en-US" w:eastAsia="nb-NO"/>
+            <w14:ligatures w14:val="none"/>
+          </w:rPr>
+          <m:t>p=4</m:t>
+        </m:r>
+      </m:oMath>
+      <w:r>
+        <w:rPr>
+          <w:rFonts w:ascii="Times New Roman" w:eastAsia="Times New Roman" w:hAnsi="Times New Roman" w:cs="Times New Roman"/>
+          <w:color w:val="CCCCCC"/>
+          <w:kern w:val="0"/>
+          <w:sz w:val="20"/>
+          <w:szCs w:val="20"/>
+          <w:lang w:val="en-US" w:eastAsia="nb-NO"/>
+          <w14:ligatures w14:val="none"/>
+        </w:rPr>
+        <w:t>: </w:t>
+      </w:r>
+      <m:oMath>
+        <m:sSub>
+          <m:sSubPr>
+            <m:ctrlPr>
+              <w:rPr>
+                <w:rFonts w:ascii="Cambria Math" w:eastAsia="Times New Roman" w:hAnsi="Cambria Math" w:cs="Times New Roman"/>
+                <w:kern w:val="0"/>
+                <w:lang w:val="en-US" w:eastAsia="nb-NO"/>
+                <w14:ligatures w14:val="none"/>
+              </w:rPr>
+            </m:ctrlPr>
+          </m:sSubPr>
+          <m:e>
+            <m:r>
+              <w:rPr>
+                <w:rFonts w:ascii="Cambria Math" w:eastAsia="Times New Roman" w:hAnsi="Cambria Math" w:cs="Times New Roman"/>
+                <w:kern w:val="0"/>
+                <w:lang w:val="en-US" w:eastAsia="nb-NO"/>
+                <w14:ligatures w14:val="none"/>
+              </w:rPr>
+              <m:t>T</m:t>
+            </m:r>
+          </m:e>
+          <m:sub>
+            <m:r>
+              <w:rPr>
+                <w:rFonts w:ascii="Cambria Math" w:eastAsia="Times New Roman" w:hAnsi="Cambria Math" w:cs="Times New Roman"/>
+                <w:kern w:val="0"/>
+                <w:lang w:val="en-US" w:eastAsia="nb-NO"/>
+                <w14:ligatures w14:val="none"/>
+              </w:rPr>
+              <m:t>p</m:t>
+            </m:r>
+          </m:sub>
+        </m:sSub>
+        <m:r>
+          <w:rPr>
+            <w:rFonts w:ascii="Cambria Math" w:eastAsia="Times New Roman" w:hAnsi="Cambria Math" w:cs="Times New Roman"/>
+            <w:kern w:val="0"/>
+            <w:lang w:val="en-US" w:eastAsia="nb-NO"/>
+            <w14:ligatures w14:val="none"/>
+          </w:rPr>
+          <m:t>=2.0</m:t>
+        </m:r>
+      </m:oMath>
+      <w:r>
+        <w:rPr>
+          <w:rFonts w:ascii="Times New Roman" w:eastAsia="Times New Roman" w:hAnsi="Times New Roman" w:cs="Times New Roman"/>
+          <w:color w:val="CCCCCC"/>
+          <w:kern w:val="0"/>
+          <w:sz w:val="20"/>
+          <w:szCs w:val="20"/>
+          <w:lang w:val="en-US" w:eastAsia="nb-NO"/>
+          <w14:ligatures w14:val="none"/>
+        </w:rPr>
+        <w:t>, </w:t>
+      </w:r>
+      <m:oMath>
+        <m:sSub>
+          <m:sSubPr>
+            <m:ctrlPr>
+              <w:rPr>
+                <w:rFonts w:ascii="Cambria Math" w:eastAsia="Times New Roman" w:hAnsi="Cambria Math" w:cs="Times New Roman"/>
+                <w:kern w:val="0"/>
+                <w:lang w:val="en-US" w:eastAsia="nb-NO"/>
+                <w14:ligatures w14:val="none"/>
+              </w:rPr>
+            </m:ctrlPr>
+          </m:sSubPr>
+          <m:e>
+            <m:r>
+              <w:rPr>
+                <w:rFonts w:ascii="Cambria Math" w:eastAsia="Times New Roman" w:hAnsi="Cambria Math" w:cs="Times New Roman"/>
+                <w:kern w:val="0"/>
+                <w:lang w:val="en-US" w:eastAsia="nb-NO"/>
+                <w14:ligatures w14:val="none"/>
+              </w:rPr>
+              <m:t>S</m:t>
+            </m:r>
+          </m:e>
+          <m:sub>
+            <m:r>
+              <w:rPr>
+                <w:rFonts w:ascii="Cambria Math" w:eastAsia="Times New Roman" w:hAnsi="Cambria Math" w:cs="Times New Roman"/>
+                <w:kern w:val="0"/>
+                <w:lang w:val="en-US" w:eastAsia="nb-NO"/>
+                <w14:ligatures w14:val="none"/>
+              </w:rPr>
+              <m:t>p</m:t>
+            </m:r>
+          </m:sub>
+        </m:sSub>
+        <m:r>
+          <w:rPr>
+            <w:rFonts w:ascii="Cambria Math" w:eastAsia="Times New Roman" w:hAnsi="Cambria Math" w:cs="Times New Roman"/>
+            <w:kern w:val="0"/>
+            <w:lang w:val="en-US" w:eastAsia="nb-NO"/>
+            <w14:ligatures w14:val="none"/>
+          </w:rPr>
+          <m:t>=1.50</m:t>
+        </m:r>
+      </m:oMath>
+    </w:p>
+    <w:p>
+      <w:pPr>
+        <w:numPr>
+          <w:ilvl w:val="0"/>
+          <w:numId w:val="22"/>
+        </w:numPr>
+        <w:shd w:val="clear" w:color="auto" w:fill="21252B"/>
+        <w:spacing w:before="60" w:after="60" w:line="240" w:lineRule="auto"/>
+        <w:rPr>
+          <w:rFonts w:ascii="Times New Roman" w:eastAsia="Times New Roman" w:hAnsi="Times New Roman" w:cs="Times New Roman"/>
+          <w:color w:val="CCCCCC"/>
+          <w:kern w:val="0"/>
+          <w:sz w:val="20"/>
+          <w:szCs w:val="20"/>
+          <w:lang w:val="en-US" w:eastAsia="nb-NO"/>
+          <w14:ligatures w14:val="none"/>
+        </w:rPr>
+      </w:pPr>
+      <m:oMath>
+        <m:r>
+          <w:rPr>
+            <w:rFonts w:ascii="Cambria Math" w:eastAsia="Times New Roman" w:hAnsi="Cambria Math" w:cs="Times New Roman"/>
+            <w:kern w:val="0"/>
+            <w:lang w:val="en-US" w:eastAsia="nb-NO"/>
+            <w14:ligatures w14:val="none"/>
+          </w:rPr>
+          <m:t>p=5</m:t>
+        </m:r>
+      </m:oMath>
+      <w:r>
+        <w:rPr>
+          <w:rFonts w:ascii="Times New Roman" w:eastAsia="Times New Roman" w:hAnsi="Times New Roman" w:cs="Times New Roman"/>
+          <w:color w:val="CCCCCC"/>
+          <w:kern w:val="0"/>
+          <w:sz w:val="20"/>
+          <w:szCs w:val="20"/>
+          <w:lang w:val="en-US" w:eastAsia="nb-NO"/>
+          <w14:ligatures w14:val="none"/>
+        </w:rPr>
+        <w:t>: </w:t>
+      </w:r>
+      <m:oMath>
+        <m:sSub>
+          <m:sSubPr>
+            <m:ctrlPr>
+              <w:rPr>
+                <w:rFonts w:ascii="Cambria Math" w:eastAsia="Times New Roman" w:hAnsi="Cambria Math" w:cs="Times New Roman"/>
+                <w:kern w:val="0"/>
+                <w:lang w:val="en-US" w:eastAsia="nb-NO"/>
+                <w14:ligatures w14:val="none"/>
+              </w:rPr>
+            </m:ctrlPr>
+          </m:sSubPr>
+          <m:e>
+            <m:r>
+              <w:rPr>
+                <w:rFonts w:ascii="Cambria Math" w:eastAsia="Times New Roman" w:hAnsi="Cambria Math" w:cs="Times New Roman"/>
+                <w:kern w:val="0"/>
+                <w:lang w:val="en-US" w:eastAsia="nb-NO"/>
+                <w14:ligatures w14:val="none"/>
+              </w:rPr>
+              <m:t>T</m:t>
+            </m:r>
+          </m:e>
+          <m:sub>
+            <m:r>
+              <w:rPr>
+                <w:rFonts w:ascii="Cambria Math" w:eastAsia="Times New Roman" w:hAnsi="Cambria Math" w:cs="Times New Roman"/>
+                <w:kern w:val="0"/>
+                <w:lang w:val="en-US" w:eastAsia="nb-NO"/>
+                <w14:ligatures w14:val="none"/>
+              </w:rPr>
+              <m:t>p</m:t>
+            </m:r>
+          </m:sub>
+        </m:sSub>
+        <m:r>
+          <w:rPr>
+            <w:rFonts w:ascii="Cambria Math" w:eastAsia="Times New Roman" w:hAnsi="Cambria Math" w:cs="Times New Roman"/>
+            <w:kern w:val="0"/>
+            <w:lang w:val="en-US" w:eastAsia="nb-NO"/>
+            <w14:ligatures w14:val="none"/>
+          </w:rPr>
+          <m:t>=1.0</m:t>
+        </m:r>
+      </m:oMath>
+      <w:r>
+        <w:rPr>
+          <w:rFonts w:ascii="Times New Roman" w:eastAsia="Times New Roman" w:hAnsi="Times New Roman" w:cs="Times New Roman"/>
+          <w:color w:val="CCCCCC"/>
+          <w:kern w:val="0"/>
+          <w:sz w:val="20"/>
+          <w:szCs w:val="20"/>
+          <w:lang w:val="en-US" w:eastAsia="nb-NO"/>
+          <w14:ligatures w14:val="none"/>
+        </w:rPr>
+        <w:t>, </w:t>
+      </w:r>
+      <m:oMath>
+        <m:sSub>
+          <m:sSubPr>
+            <m:ctrlPr>
+              <w:rPr>
+                <w:rFonts w:ascii="Cambria Math" w:eastAsia="Times New Roman" w:hAnsi="Cambria Math" w:cs="Times New Roman"/>
+                <w:kern w:val="0"/>
+                <w:lang w:val="en-US" w:eastAsia="nb-NO"/>
+                <w14:ligatures w14:val="none"/>
+              </w:rPr>
+            </m:ctrlPr>
+          </m:sSubPr>
+          <m:e>
+            <m:r>
+              <w:rPr>
+                <w:rFonts w:ascii="Cambria Math" w:eastAsia="Times New Roman" w:hAnsi="Cambria Math" w:cs="Times New Roman"/>
+                <w:kern w:val="0"/>
+                <w:lang w:val="en-US" w:eastAsia="nb-NO"/>
+                <w14:ligatures w14:val="none"/>
+              </w:rPr>
+              <m:t>S</m:t>
+            </m:r>
+          </m:e>
+          <m:sub>
+            <m:r>
+              <w:rPr>
+                <w:rFonts w:ascii="Cambria Math" w:eastAsia="Times New Roman" w:hAnsi="Cambria Math" w:cs="Times New Roman"/>
+                <w:kern w:val="0"/>
+                <w:lang w:val="en-US" w:eastAsia="nb-NO"/>
+                <w14:ligatures w14:val="none"/>
+              </w:rPr>
+              <m:t>p</m:t>
+            </m:r>
+          </m:sub>
+        </m:sSub>
+        <m:r>
+          <w:rPr>
+            <w:rFonts w:ascii="Cambria Math" w:eastAsia="Times New Roman" w:hAnsi="Cambria Math" w:cs="Times New Roman"/>
+            <w:kern w:val="0"/>
+            <w:lang w:val="en-US" w:eastAsia="nb-NO"/>
+            <w14:ligatures w14:val="none"/>
+          </w:rPr>
+          <m:t>=3.00</m:t>
+        </m:r>
+      </m:oMath>
+    </w:p>
+    <w:p>
+      <w:pPr>
+        <w:numPr>
+          <w:ilvl w:val="0"/>
+          <w:numId w:val="22"/>
+        </w:numPr>
+        <w:shd w:val="clear" w:color="auto" w:fill="21252B"/>
+        <w:spacing w:before="60" w:after="60" w:line="240" w:lineRule="auto"/>
+        <w:rPr>
+          <w:rFonts w:ascii="Times New Roman" w:eastAsia="Times New Roman" w:hAnsi="Times New Roman" w:cs="Times New Roman"/>
+          <w:color w:val="CCCCCC"/>
+          <w:kern w:val="0"/>
+          <w:sz w:val="20"/>
+          <w:szCs w:val="20"/>
+          <w:lang w:val="en-US" w:eastAsia="nb-NO"/>
+          <w14:ligatures w14:val="none"/>
+        </w:rPr>
+      </w:pPr>
+      <m:oMath>
+        <m:r>
+          <w:rPr>
+            <w:rFonts w:ascii="Cambria Math" w:eastAsia="Times New Roman" w:hAnsi="Cambria Math" w:cs="Times New Roman"/>
+            <w:kern w:val="0"/>
+            <w:lang w:val="en-US" w:eastAsia="nb-NO"/>
+            <w14:ligatures w14:val="none"/>
+          </w:rPr>
+          <m:t>p=6</m:t>
+        </m:r>
+      </m:oMath>
+      <w:r>
+        <w:rPr>
+          <w:rFonts w:ascii="Times New Roman" w:eastAsia="Times New Roman" w:hAnsi="Times New Roman" w:cs="Times New Roman"/>
+          <w:color w:val="CCCCCC"/>
+          <w:kern w:val="0"/>
+          <w:sz w:val="20"/>
+          <w:szCs w:val="20"/>
+          <w:lang w:val="en-US" w:eastAsia="nb-NO"/>
+          <w14:ligatures w14:val="none"/>
+        </w:rPr>
+        <w:t>: </w:t>
+      </w:r>
+      <m:oMath>
+        <m:sSub>
+          <m:sSubPr>
+            <m:ctrlPr>
+              <w:rPr>
+                <w:rFonts w:ascii="Cambria Math" w:eastAsia="Times New Roman" w:hAnsi="Cambria Math" w:cs="Times New Roman"/>
+                <w:kern w:val="0"/>
+                <w:lang w:val="en-US" w:eastAsia="nb-NO"/>
+                <w14:ligatures w14:val="none"/>
+              </w:rPr>
+            </m:ctrlPr>
+          </m:sSubPr>
+          <m:e>
+            <m:r>
+              <w:rPr>
+                <w:rFonts w:ascii="Cambria Math" w:eastAsia="Times New Roman" w:hAnsi="Cambria Math" w:cs="Times New Roman"/>
+                <w:kern w:val="0"/>
+                <w:lang w:val="en-US" w:eastAsia="nb-NO"/>
+                <w14:ligatures w14:val="none"/>
+              </w:rPr>
+              <m:t>T</m:t>
+            </m:r>
+          </m:e>
+          <m:sub>
+            <m:r>
+              <w:rPr>
+                <w:rFonts w:ascii="Cambria Math" w:eastAsia="Times New Roman" w:hAnsi="Cambria Math" w:cs="Times New Roman"/>
+                <w:kern w:val="0"/>
+                <w:lang w:val="en-US" w:eastAsia="nb-NO"/>
+                <w14:ligatures w14:val="none"/>
+              </w:rPr>
+              <m:t>p</m:t>
+            </m:r>
+          </m:sub>
+        </m:sSub>
+        <m:r>
+          <w:rPr>
+            <w:rFonts w:ascii="Cambria Math" w:eastAsia="Times New Roman" w:hAnsi="Cambria Math" w:cs="Times New Roman"/>
+            <w:kern w:val="0"/>
+            <w:lang w:val="en-US" w:eastAsia="nb-NO"/>
+            <w14:ligatures w14:val="none"/>
+          </w:rPr>
+          <m:t>=1.0</m:t>
+        </m:r>
+      </m:oMath>
+      <w:r>
+        <w:rPr>
+          <w:rFonts w:ascii="Times New Roman" w:eastAsia="Times New Roman" w:hAnsi="Times New Roman" w:cs="Times New Roman"/>
+          <w:color w:val="CCCCCC"/>
+          <w:kern w:val="0"/>
+          <w:sz w:val="20"/>
+          <w:szCs w:val="20"/>
+          <w:lang w:val="en-US" w:eastAsia="nb-NO"/>
+          <w14:ligatures w14:val="none"/>
+        </w:rPr>
+        <w:t>, </w:t>
+      </w:r>
+      <m:oMath>
+        <m:sSub>
+          <m:sSubPr>
+            <m:ctrlPr>
+              <w:rPr>
+                <w:rFonts w:ascii="Cambria Math" w:eastAsia="Times New Roman" w:hAnsi="Cambria Math" w:cs="Times New Roman"/>
+                <w:kern w:val="0"/>
+                <w:lang w:val="en-US" w:eastAsia="nb-NO"/>
+                <w14:ligatures w14:val="none"/>
+              </w:rPr>
+            </m:ctrlPr>
+          </m:sSubPr>
+          <m:e>
+            <m:r>
+              <w:rPr>
+                <w:rFonts w:ascii="Cambria Math" w:eastAsia="Times New Roman" w:hAnsi="Cambria Math" w:cs="Times New Roman"/>
+                <w:kern w:val="0"/>
+                <w:lang w:val="en-US" w:eastAsia="nb-NO"/>
+                <w14:ligatures w14:val="none"/>
+              </w:rPr>
+              <m:t>S</m:t>
+            </m:r>
+          </m:e>
+          <m:sub>
+            <m:r>
+              <w:rPr>
+                <w:rFonts w:ascii="Cambria Math" w:eastAsia="Times New Roman" w:hAnsi="Cambria Math" w:cs="Times New Roman"/>
+                <w:kern w:val="0"/>
+                <w:lang w:val="en-US" w:eastAsia="nb-NO"/>
+                <w14:ligatures w14:val="none"/>
+              </w:rPr>
+              <m:t>p</m:t>
+            </m:r>
+          </m:sub>
+        </m:sSub>
+        <m:r>
+          <w:rPr>
+            <w:rFonts w:ascii="Cambria Math" w:eastAsia="Times New Roman" w:hAnsi="Cambria Math" w:cs="Times New Roman"/>
+            <w:kern w:val="0"/>
+            <w:lang w:val="en-US" w:eastAsia="nb-NO"/>
+            <w14:ligatures w14:val="none"/>
+          </w:rPr>
+          <m:t>=3.00</m:t>
+        </m:r>
+      </m:oMath>
+    </w:p>
+    <w:p>
+      <w:pPr>
+        <w:numPr>
+          <w:ilvl w:val="0"/>
+          <w:numId w:val="22"/>
+        </w:numPr>
+        <w:shd w:val="clear" w:color="auto" w:fill="21252B"/>
+        <w:spacing w:before="60" w:after="60" w:line="240" w:lineRule="auto"/>
+        <w:rPr>
+          <w:rFonts w:ascii="Times New Roman" w:eastAsia="Times New Roman" w:hAnsi="Times New Roman" w:cs="Times New Roman"/>
+          <w:color w:val="CCCCCC"/>
+          <w:kern w:val="0"/>
+          <w:sz w:val="20"/>
+          <w:szCs w:val="20"/>
+          <w:lang w:val="en-US" w:eastAsia="nb-NO"/>
+          <w14:ligatures w14:val="none"/>
+        </w:rPr>
+      </w:pPr>
+      <m:oMath>
+        <m:r>
+          <w:rPr>
+            <w:rFonts w:ascii="Cambria Math" w:eastAsia="Times New Roman" w:hAnsi="Cambria Math" w:cs="Times New Roman"/>
+            <w:kern w:val="0"/>
+            <w:lang w:val="en-US" w:eastAsia="nb-NO"/>
+            <w14:ligatures w14:val="none"/>
+          </w:rPr>
+          <m:t>p=7</m:t>
+        </m:r>
+      </m:oMath>
+      <w:r>
+        <w:rPr>
+          <w:rFonts w:ascii="Times New Roman" w:eastAsia="Times New Roman" w:hAnsi="Times New Roman" w:cs="Times New Roman"/>
+          <w:color w:val="CCCCCC"/>
+          <w:kern w:val="0"/>
+          <w:sz w:val="20"/>
+          <w:szCs w:val="20"/>
+          <w:lang w:val="en-US" w:eastAsia="nb-NO"/>
+          <w14:ligatures w14:val="none"/>
+        </w:rPr>
+        <w:t>: </w:t>
+      </w:r>
+      <m:oMath>
+        <m:sSub>
+          <m:sSubPr>
+            <m:ctrlPr>
+              <w:rPr>
+                <w:rFonts w:ascii="Cambria Math" w:eastAsia="Times New Roman" w:hAnsi="Cambria Math" w:cs="Times New Roman"/>
+                <w:kern w:val="0"/>
+                <w:lang w:val="en-US" w:eastAsia="nb-NO"/>
+                <w14:ligatures w14:val="none"/>
+              </w:rPr>
+            </m:ctrlPr>
+          </m:sSubPr>
+          <m:e>
+            <m:r>
+              <w:rPr>
+                <w:rFonts w:ascii="Cambria Math" w:eastAsia="Times New Roman" w:hAnsi="Cambria Math" w:cs="Times New Roman"/>
+                <w:kern w:val="0"/>
+                <w:lang w:val="en-US" w:eastAsia="nb-NO"/>
+                <w14:ligatures w14:val="none"/>
+              </w:rPr>
+              <m:t>T</m:t>
+            </m:r>
+          </m:e>
+          <m:sub>
+            <m:r>
+              <w:rPr>
+                <w:rFonts w:ascii="Cambria Math" w:eastAsia="Times New Roman" w:hAnsi="Cambria Math" w:cs="Times New Roman"/>
+                <w:kern w:val="0"/>
+                <w:lang w:val="en-US" w:eastAsia="nb-NO"/>
+                <w14:ligatures w14:val="none"/>
+              </w:rPr>
+              <m:t>p</m:t>
+            </m:r>
+          </m:sub>
+        </m:sSub>
+        <m:r>
+          <w:rPr>
+            <w:rFonts w:ascii="Cambria Math" w:eastAsia="Times New Roman" w:hAnsi="Cambria Math" w:cs="Times New Roman"/>
+            <w:kern w:val="0"/>
+            <w:lang w:val="en-US" w:eastAsia="nb-NO"/>
+            <w14:ligatures w14:val="none"/>
+          </w:rPr>
+          <m:t>=1.0</m:t>
+        </m:r>
+      </m:oMath>
+      <w:r>
+        <w:rPr>
+          <w:rFonts w:ascii="Times New Roman" w:eastAsia="Times New Roman" w:hAnsi="Times New Roman" w:cs="Times New Roman"/>
+          <w:color w:val="CCCCCC"/>
+          <w:kern w:val="0"/>
+          <w:sz w:val="20"/>
+          <w:szCs w:val="20"/>
+          <w:lang w:val="en-US" w:eastAsia="nb-NO"/>
+          <w14:ligatures w14:val="none"/>
+        </w:rPr>
+        <w:t>, </w:t>
+      </w:r>
+      <m:oMath>
+        <m:sSub>
+          <m:sSubPr>
+            <m:ctrlPr>
+              <w:rPr>
+                <w:rFonts w:ascii="Cambria Math" w:eastAsia="Times New Roman" w:hAnsi="Cambria Math" w:cs="Times New Roman"/>
+                <w:kern w:val="0"/>
+                <w:lang w:val="en-US" w:eastAsia="nb-NO"/>
+                <w14:ligatures w14:val="none"/>
+              </w:rPr>
+            </m:ctrlPr>
+          </m:sSubPr>
+          <m:e>
+            <m:r>
+              <w:rPr>
+                <w:rFonts w:ascii="Cambria Math" w:eastAsia="Times New Roman" w:hAnsi="Cambria Math" w:cs="Times New Roman"/>
+                <w:kern w:val="0"/>
+                <w:lang w:val="en-US" w:eastAsia="nb-NO"/>
+                <w14:ligatures w14:val="none"/>
+              </w:rPr>
+              <m:t>S</m:t>
+            </m:r>
+          </m:e>
+          <m:sub>
+            <m:r>
+              <w:rPr>
+                <w:rFonts w:ascii="Cambria Math" w:eastAsia="Times New Roman" w:hAnsi="Cambria Math" w:cs="Times New Roman"/>
+                <w:kern w:val="0"/>
+                <w:lang w:val="en-US" w:eastAsia="nb-NO"/>
+                <w14:ligatures w14:val="none"/>
+              </w:rPr>
+              <m:t>p</m:t>
+            </m:r>
+          </m:sub>
+        </m:sSub>
+        <m:r>
+          <w:rPr>
+            <w:rFonts w:ascii="Cambria Math" w:eastAsia="Times New Roman" w:hAnsi="Cambria Math" w:cs="Times New Roman"/>
+            <w:kern w:val="0"/>
+            <w:lang w:val="en-US" w:eastAsia="nb-NO"/>
+            <w14:ligatures w14:val="none"/>
+          </w:rPr>
+          <m:t>=3.00</m:t>
+        </m:r>
+      </m:oMath>
+    </w:p>
+    <w:p>
+      <w:pPr>
+        <w:numPr>
+          <w:ilvl w:val="0"/>
+          <w:numId w:val="22"/>
+        </w:numPr>
+        <w:shd w:val="clear" w:color="auto" w:fill="21252B"/>
+        <w:spacing w:before="60" w:after="60" w:line="240" w:lineRule="auto"/>
+        <w:rPr>
+          <w:rFonts w:ascii="Times New Roman" w:eastAsia="Times New Roman" w:hAnsi="Times New Roman" w:cs="Times New Roman"/>
+          <w:color w:val="CCCCCC"/>
+          <w:kern w:val="0"/>
+          <w:sz w:val="20"/>
+          <w:szCs w:val="20"/>
+          <w:lang w:val="en-US" w:eastAsia="nb-NO"/>
+          <w14:ligatures w14:val="none"/>
+        </w:rPr>
+      </w:pPr>
+      <m:oMath>
+        <m:r>
+          <w:rPr>
+            <w:rFonts w:ascii="Cambria Math" w:eastAsia="Times New Roman" w:hAnsi="Cambria Math" w:cs="Times New Roman"/>
+            <w:kern w:val="0"/>
+            <w:lang w:val="en-US" w:eastAsia="nb-NO"/>
+            <w14:ligatures w14:val="none"/>
+          </w:rPr>
+          <m:t>p=8</m:t>
+        </m:r>
+      </m:oMath>
+      <w:r>
+        <w:rPr>
+          <w:rFonts w:ascii="Times New Roman" w:eastAsia="Times New Roman" w:hAnsi="Times New Roman" w:cs="Times New Roman"/>
+          <w:color w:val="CCCCCC"/>
+          <w:kern w:val="0"/>
+          <w:sz w:val="20"/>
+          <w:szCs w:val="20"/>
+          <w:lang w:val="en-US" w:eastAsia="nb-NO"/>
+          <w14:ligatures w14:val="none"/>
+        </w:rPr>
+        <w:t>: </w:t>
+      </w:r>
+      <m:oMath>
+        <m:sSub>
+          <m:sSubPr>
+            <m:ctrlPr>
+              <w:rPr>
+                <w:rFonts w:ascii="Cambria Math" w:eastAsia="Times New Roman" w:hAnsi="Cambria Math" w:cs="Times New Roman"/>
+                <w:kern w:val="0"/>
+                <w:lang w:val="en-US" w:eastAsia="nb-NO"/>
+                <w14:ligatures w14:val="none"/>
+              </w:rPr>
+            </m:ctrlPr>
+          </m:sSubPr>
+          <m:e>
+            <m:r>
+              <w:rPr>
+                <w:rFonts w:ascii="Cambria Math" w:eastAsia="Times New Roman" w:hAnsi="Cambria Math" w:cs="Times New Roman"/>
+                <w:kern w:val="0"/>
+                <w:lang w:val="en-US" w:eastAsia="nb-NO"/>
+                <w14:ligatures w14:val="none"/>
+              </w:rPr>
+              <m:t>T</m:t>
+            </m:r>
+          </m:e>
+          <m:sub>
+            <m:r>
+              <w:rPr>
+                <w:rFonts w:ascii="Cambria Math" w:eastAsia="Times New Roman" w:hAnsi="Cambria Math" w:cs="Times New Roman"/>
+                <w:kern w:val="0"/>
+                <w:lang w:val="en-US" w:eastAsia="nb-NO"/>
+                <w14:ligatures w14:val="none"/>
+              </w:rPr>
+              <m:t>p</m:t>
+            </m:r>
+          </m:sub>
+        </m:sSub>
+        <m:r>
+          <w:rPr>
+            <w:rFonts w:ascii="Cambria Math" w:eastAsia="Times New Roman" w:hAnsi="Cambria Math" w:cs="Times New Roman"/>
+            <w:kern w:val="0"/>
+            <w:lang w:val="en-US" w:eastAsia="nb-NO"/>
+            <w14:ligatures w14:val="none"/>
+          </w:rPr>
+          <m:t>=1.0</m:t>
+        </m:r>
+      </m:oMath>
+      <w:r>
+        <w:rPr>
+          <w:rFonts w:ascii="Times New Roman" w:eastAsia="Times New Roman" w:hAnsi="Times New Roman" w:cs="Times New Roman"/>
+          <w:color w:val="CCCCCC"/>
+          <w:kern w:val="0"/>
+          <w:sz w:val="20"/>
+          <w:szCs w:val="20"/>
+          <w:lang w:val="en-US" w:eastAsia="nb-NO"/>
+          <w14:ligatures w14:val="none"/>
+        </w:rPr>
+        <w:t>, </w:t>
+      </w:r>
+      <m:oMath>
+        <m:sSub>
+          <m:sSubPr>
+            <m:ctrlPr>
+              <w:rPr>
+                <w:rFonts w:ascii="Cambria Math" w:eastAsia="Times New Roman" w:hAnsi="Cambria Math" w:cs="Times New Roman"/>
+                <w:kern w:val="0"/>
+                <w:lang w:val="en-US" w:eastAsia="nb-NO"/>
+                <w14:ligatures w14:val="none"/>
+              </w:rPr>
+            </m:ctrlPr>
+          </m:sSubPr>
+          <m:e>
+            <m:r>
+              <w:rPr>
+                <w:rFonts w:ascii="Cambria Math" w:eastAsia="Times New Roman" w:hAnsi="Cambria Math" w:cs="Times New Roman"/>
+                <w:kern w:val="0"/>
+                <w:lang w:val="en-US" w:eastAsia="nb-NO"/>
+                <w14:ligatures w14:val="none"/>
+              </w:rPr>
+              <m:t>S</m:t>
+            </m:r>
+          </m:e>
+          <m:sub>
+            <m:r>
+              <w:rPr>
+                <w:rFonts w:ascii="Cambria Math" w:eastAsia="Times New Roman" w:hAnsi="Cambria Math" w:cs="Times New Roman"/>
+                <w:kern w:val="0"/>
+                <w:lang w:val="en-US" w:eastAsia="nb-NO"/>
+                <w14:ligatures w14:val="none"/>
+              </w:rPr>
+              <m:t>p</m:t>
+            </m:r>
+          </m:sub>
+        </m:sSub>
+        <m:r>
+          <w:rPr>
+            <w:rFonts w:ascii="Cambria Math" w:eastAsia="Times New Roman" w:hAnsi="Cambria Math" w:cs="Times New Roman"/>
+            <w:kern w:val="0"/>
+            <w:lang w:val="en-US" w:eastAsia="nb-NO"/>
+            <w14:ligatures w14:val="none"/>
+          </w:rPr>
+          <m:t>=3.00</m:t>
+        </m:r>
+      </m:oMath>
+    </w:p>
+    <w:p>
+      <w:pPr>
+        <w:numPr>
+          <w:ilvl w:val="0"/>
+          <w:numId w:val="22"/>
+        </w:numPr>
+        <w:shd w:val="clear" w:color="auto" w:fill="21252B"/>
+        <w:spacing w:before="60" w:after="60" w:line="240" w:lineRule="auto"/>
+        <w:rPr>
+          <w:rFonts w:ascii="Times New Roman" w:eastAsia="Times New Roman" w:hAnsi="Times New Roman" w:cs="Times New Roman"/>
+          <w:color w:val="CCCCCC"/>
+          <w:kern w:val="0"/>
+          <w:sz w:val="20"/>
+          <w:szCs w:val="20"/>
+          <w:lang w:val="en-US" w:eastAsia="nb-NO"/>
+          <w14:ligatures w14:val="none"/>
+        </w:rPr>
+      </w:pPr>
+      <m:oMath>
+        <m:r>
+          <w:rPr>
+            <w:rFonts w:ascii="Cambria Math" w:eastAsia="Times New Roman" w:hAnsi="Cambria Math" w:cs="Times New Roman"/>
+            <w:kern w:val="0"/>
+            <w:lang w:val="en-US" w:eastAsia="nb-NO"/>
+            <w14:ligatures w14:val="none"/>
+          </w:rPr>
+          <m:t>p=9</m:t>
+        </m:r>
+      </m:oMath>
+      <w:r>
+        <w:rPr>
+          <w:rFonts w:ascii="Times New Roman" w:eastAsia="Times New Roman" w:hAnsi="Times New Roman" w:cs="Times New Roman"/>
+          <w:color w:val="CCCCCC"/>
+          <w:kern w:val="0"/>
+          <w:sz w:val="20"/>
+          <w:szCs w:val="20"/>
+          <w:lang w:val="en-US" w:eastAsia="nb-NO"/>
+          <w14:ligatures w14:val="none"/>
+        </w:rPr>
+        <w:t>: </w:t>
+      </w:r>
+      <m:oMath>
+        <m:sSub>
+          <m:sSubPr>
+            <m:ctrlPr>
+              <w:rPr>
+                <w:rFonts w:ascii="Cambria Math" w:eastAsia="Times New Roman" w:hAnsi="Cambria Math" w:cs="Times New Roman"/>
+                <w:kern w:val="0"/>
+                <w:lang w:val="en-US" w:eastAsia="nb-NO"/>
+                <w14:ligatures w14:val="none"/>
+              </w:rPr>
+            </m:ctrlPr>
+          </m:sSubPr>
+          <m:e>
+            <m:r>
+              <w:rPr>
+                <w:rFonts w:ascii="Cambria Math" w:eastAsia="Times New Roman" w:hAnsi="Cambria Math" w:cs="Times New Roman"/>
+                <w:kern w:val="0"/>
+                <w:lang w:val="en-US" w:eastAsia="nb-NO"/>
+                <w14:ligatures w14:val="none"/>
+              </w:rPr>
+              <m:t>T</m:t>
+            </m:r>
+          </m:e>
+          <m:sub>
+            <m:r>
+              <w:rPr>
+                <w:rFonts w:ascii="Cambria Math" w:eastAsia="Times New Roman" w:hAnsi="Cambria Math" w:cs="Times New Roman"/>
+                <w:kern w:val="0"/>
+                <w:lang w:val="en-US" w:eastAsia="nb-NO"/>
+                <w14:ligatures w14:val="none"/>
+              </w:rPr>
+              <m:t>p</m:t>
+            </m:r>
+          </m:sub>
+        </m:sSub>
+        <m:r>
+          <w:rPr>
+            <w:rFonts w:ascii="Cambria Math" w:eastAsia="Times New Roman" w:hAnsi="Cambria Math" w:cs="Times New Roman"/>
+            <w:kern w:val="0"/>
+            <w:lang w:val="en-US" w:eastAsia="nb-NO"/>
+            <w14:ligatures w14:val="none"/>
+          </w:rPr>
+          <m:t>=1.0</m:t>
+        </m:r>
+      </m:oMath>
+      <w:r>
+        <w:rPr>
+          <w:rFonts w:ascii="Times New Roman" w:eastAsia="Times New Roman" w:hAnsi="Times New Roman" w:cs="Times New Roman"/>
+          <w:color w:val="CCCCCC"/>
+          <w:kern w:val="0"/>
+          <w:sz w:val="20"/>
+          <w:szCs w:val="20"/>
+          <w:lang w:val="en-US" w:eastAsia="nb-NO"/>
+          <w14:ligatures w14:val="none"/>
+        </w:rPr>
+        <w:t>, </w:t>
+      </w:r>
+      <m:oMath>
+        <m:sSub>
+          <m:sSubPr>
+            <m:ctrlPr>
+              <w:rPr>
+                <w:rFonts w:ascii="Cambria Math" w:eastAsia="Times New Roman" w:hAnsi="Cambria Math" w:cs="Times New Roman"/>
+                <w:kern w:val="0"/>
+                <w:lang w:val="en-US" w:eastAsia="nb-NO"/>
+                <w14:ligatures w14:val="none"/>
+              </w:rPr>
+            </m:ctrlPr>
+          </m:sSubPr>
+          <m:e>
+            <m:r>
+              <w:rPr>
+                <w:rFonts w:ascii="Cambria Math" w:eastAsia="Times New Roman" w:hAnsi="Cambria Math" w:cs="Times New Roman"/>
+                <w:kern w:val="0"/>
+                <w:lang w:val="en-US" w:eastAsia="nb-NO"/>
+                <w14:ligatures w14:val="none"/>
+              </w:rPr>
+              <m:t>S</m:t>
+            </m:r>
+          </m:e>
+          <m:sub>
+            <m:r>
+              <w:rPr>
+                <w:rFonts w:ascii="Cambria Math" w:eastAsia="Times New Roman" w:hAnsi="Cambria Math" w:cs="Times New Roman"/>
+                <w:kern w:val="0"/>
+                <w:lang w:val="en-US" w:eastAsia="nb-NO"/>
+                <w14:ligatures w14:val="none"/>
+              </w:rPr>
+              <m:t>p</m:t>
+            </m:r>
+          </m:sub>
+        </m:sSub>
+        <m:r>
+          <w:rPr>
+            <w:rFonts w:ascii="Cambria Math" w:eastAsia="Times New Roman" w:hAnsi="Cambria Math" w:cs="Times New Roman"/>
+            <w:kern w:val="0"/>
+            <w:lang w:val="en-US" w:eastAsia="nb-NO"/>
+            <w14:ligatures w14:val="none"/>
+          </w:rPr>
+          <m:t>=3.00</m:t>
+        </m:r>
+      </m:oMath>
+    </w:p>
+    <w:p>
+      <w:pPr>
+        <w:numPr>
+          <w:ilvl w:val="0"/>
+          <w:numId w:val="22"/>
+        </w:numPr>
+        <w:shd w:val="clear" w:color="auto" w:fill="21252B"/>
+        <w:spacing w:before="60" w:after="60" w:line="240" w:lineRule="auto"/>
+        <w:rPr>
+          <w:rFonts w:ascii="Times New Roman" w:eastAsia="Times New Roman" w:hAnsi="Times New Roman" w:cs="Times New Roman"/>
+          <w:color w:val="CCCCCC"/>
+          <w:kern w:val="0"/>
+          <w:sz w:val="20"/>
+          <w:szCs w:val="20"/>
+          <w:lang w:val="en-US" w:eastAsia="nb-NO"/>
+          <w14:ligatures w14:val="none"/>
+        </w:rPr>
+      </w:pPr>
+      <m:oMath>
+        <m:r>
+          <w:rPr>
+            <w:rFonts w:ascii="Cambria Math" w:eastAsia="Times New Roman" w:hAnsi="Cambria Math" w:cs="Times New Roman"/>
+            <w:kern w:val="0"/>
+            <w:lang w:val="en-US" w:eastAsia="nb-NO"/>
+            <w14:ligatures w14:val="none"/>
+          </w:rPr>
+          <m:t>p=10</m:t>
+        </m:r>
+      </m:oMath>
+      <w:r>
+        <w:rPr>
+          <w:rFonts w:ascii="Times New Roman" w:eastAsia="Times New Roman" w:hAnsi="Times New Roman" w:cs="Times New Roman"/>
+          <w:color w:val="CCCCCC"/>
+          <w:kern w:val="0"/>
+          <w:sz w:val="20"/>
+          <w:szCs w:val="20"/>
+          <w:lang w:val="en-US" w:eastAsia="nb-NO"/>
+          <w14:ligatures w14:val="none"/>
+        </w:rPr>
+        <w:t>: </w:t>
+      </w:r>
+      <m:oMath>
+        <m:sSub>
+          <m:sSubPr>
+            <m:ctrlPr>
+              <w:rPr>
+                <w:rFonts w:ascii="Cambria Math" w:eastAsia="Times New Roman" w:hAnsi="Cambria Math" w:cs="Times New Roman"/>
+                <w:kern w:val="0"/>
+                <w:lang w:val="en-US" w:eastAsia="nb-NO"/>
+                <w14:ligatures w14:val="none"/>
+              </w:rPr>
+            </m:ctrlPr>
+          </m:sSubPr>
+          <m:e>
+            <m:r>
+              <w:rPr>
+                <w:rFonts w:ascii="Cambria Math" w:eastAsia="Times New Roman" w:hAnsi="Cambria Math" w:cs="Times New Roman"/>
+                <w:kern w:val="0"/>
+                <w:lang w:val="en-US" w:eastAsia="nb-NO"/>
+                <w14:ligatures w14:val="none"/>
+              </w:rPr>
+              <m:t>T</m:t>
+            </m:r>
+          </m:e>
+          <m:sub>
+            <m:r>
+              <w:rPr>
+                <w:rFonts w:ascii="Cambria Math" w:eastAsia="Times New Roman" w:hAnsi="Cambria Math" w:cs="Times New Roman"/>
+                <w:kern w:val="0"/>
+                <w:lang w:val="en-US" w:eastAsia="nb-NO"/>
+                <w14:ligatures w14:val="none"/>
+              </w:rPr>
+              <m:t>p</m:t>
+            </m:r>
+          </m:sub>
+        </m:sSub>
+        <m:r>
+          <w:rPr>
+            <w:rFonts w:ascii="Cambria Math" w:eastAsia="Times New Roman" w:hAnsi="Cambria Math" w:cs="Times New Roman"/>
+            <w:kern w:val="0"/>
+            <w:lang w:val="en-US" w:eastAsia="nb-NO"/>
+            <w14:ligatures w14:val="none"/>
+          </w:rPr>
+          <m:t>=1.0</m:t>
+        </m:r>
+      </m:oMath>
+      <w:r>
+        <w:rPr>
+          <w:rFonts w:ascii="Times New Roman" w:eastAsia="Times New Roman" w:hAnsi="Times New Roman" w:cs="Times New Roman"/>
+          <w:color w:val="CCCCCC"/>
+          <w:kern w:val="0"/>
+          <w:sz w:val="20"/>
+          <w:szCs w:val="20"/>
+          <w:lang w:val="en-US" w:eastAsia="nb-NO"/>
+          <w14:ligatures w14:val="none"/>
+        </w:rPr>
+        <w:t>, </w:t>
+      </w:r>
+      <m:oMath>
+        <m:sSub>
+          <m:sSubPr>
+            <m:ctrlPr>
+              <w:rPr>
+                <w:rFonts w:ascii="Cambria Math" w:eastAsia="Times New Roman" w:hAnsi="Cambria Math" w:cs="Times New Roman"/>
+                <w:kern w:val="0"/>
+                <w:lang w:val="en-US" w:eastAsia="nb-NO"/>
+                <w14:ligatures w14:val="none"/>
+              </w:rPr>
+            </m:ctrlPr>
+          </m:sSubPr>
+          <m:e>
+            <m:r>
+              <w:rPr>
+                <w:rFonts w:ascii="Cambria Math" w:eastAsia="Times New Roman" w:hAnsi="Cambria Math" w:cs="Times New Roman"/>
+                <w:kern w:val="0"/>
+                <w:lang w:val="en-US" w:eastAsia="nb-NO"/>
+                <w14:ligatures w14:val="none"/>
+              </w:rPr>
+              <m:t>S</m:t>
+            </m:r>
+          </m:e>
+          <m:sub>
+            <m:r>
+              <w:rPr>
+                <w:rFonts w:ascii="Cambria Math" w:eastAsia="Times New Roman" w:hAnsi="Cambria Math" w:cs="Times New Roman"/>
+                <w:kern w:val="0"/>
+                <w:lang w:val="en-US" w:eastAsia="nb-NO"/>
+                <w14:ligatures w14:val="none"/>
+              </w:rPr>
+              <m:t>p</m:t>
+            </m:r>
+          </m:sub>
+        </m:sSub>
+        <m:r>
+          <w:rPr>
+            <w:rFonts w:ascii="Cambria Math" w:eastAsia="Times New Roman" w:hAnsi="Cambria Math" w:cs="Times New Roman"/>
+            <w:kern w:val="0"/>
+            <w:lang w:val="en-US" w:eastAsia="nb-NO"/>
+            <w14:ligatures w14:val="none"/>
+          </w:rPr>
+          <m:t>=3.00</m:t>
+        </m:r>
+      </m:oMath>
+    </w:p>
+    <w:p>
+      <w:pPr>
+        <w:pStyle w:val="Listeavsnitt"/>
+        <w:numPr>
+          <w:ilvl w:val="0"/>
+          <w:numId w:val="20"/>
+        </w:numPr>
+        <w:rPr>
+          <w:rFonts w:ascii="Times New Roman" w:hAnsi="Times New Roman" w:cs="Times New Roman"/>
+          <w:lang w:val="en-US" w:eastAsia="nb-NO"/>
+        </w:rPr>
+      </w:pPr>
+      <w:r>
+        <w:rPr>
+          <w:rFonts w:ascii="Times New Roman" w:hAnsi="Times New Roman" w:cs="Times New Roman"/>
+          <w:lang w:val="en-US" w:eastAsia="nb-NO"/>
+        </w:rPr>
+        <w:t>For this setup (</w:t>
+      </w:r>
+      <m:oMath>
+        <m:r>
+          <w:rPr>
+            <w:rFonts w:ascii="Cambria Math" w:hAnsi="Cambria Math" w:cs="Times New Roman"/>
+            <w:lang w:val="en-US" w:eastAsia="nb-NO"/>
+          </w:rPr>
+          <m:t>N=1500</m:t>
+        </m:r>
+      </m:oMath>
+      <w:r>
+        <w:rPr>
+          <w:rFonts w:ascii="Times New Roman" w:hAnsi="Times New Roman" w:cs="Times New Roman"/>
+          <w:lang w:val="en-US" w:eastAsia="nb-NO"/>
+        </w:rPr>
+        <w:t>, </w:t>
+      </w:r>
+      <m:oMath>
+        <m:r>
+          <w:rPr>
+            <w:rFonts w:ascii="Cambria Math" w:hAnsi="Cambria Math" w:cs="Times New Roman"/>
+            <w:lang w:val="en-US" w:eastAsia="nb-NO"/>
+          </w:rPr>
+          <m:t>p=1…10</m:t>
+        </m:r>
+      </m:oMath>
+      <w:r>
+        <w:rPr>
+          <w:rFonts w:ascii="Times New Roman" w:hAnsi="Times New Roman" w:cs="Times New Roman"/>
+          <w:lang w:val="en-US" w:eastAsia="nb-NO"/>
+        </w:rPr>
+        <w:t>), the measured speedup suggests performance improves quickly from one process but then mostly levels off around </w:t>
+      </w:r>
+      <m:oMath>
+        <m:sSub>
+          <m:sSubPr>
+            <m:ctrlPr>
+              <w:rPr>
+                <w:rFonts w:ascii="Cambria Math" w:hAnsi="Cambria Math" w:cs="Times New Roman"/>
+                <w:lang w:val="en-US" w:eastAsia="nb-NO"/>
+              </w:rPr>
+            </m:ctrlPr>
+          </m:sSubPr>
+          <m:e>
+            <m:r>
+              <w:rPr>
+                <w:rFonts w:ascii="Cambria Math" w:hAnsi="Cambria Math" w:cs="Times New Roman"/>
+                <w:lang w:val="en-US" w:eastAsia="nb-NO"/>
+              </w:rPr>
+              <m:t>S</m:t>
+            </m:r>
+          </m:e>
+          <m:sub>
+            <m:r>
+              <w:rPr>
+                <w:rFonts w:ascii="Cambria Math" w:hAnsi="Cambria Math" w:cs="Times New Roman"/>
+                <w:lang w:val="en-US" w:eastAsia="nb-NO"/>
+              </w:rPr>
+              <m:t>p</m:t>
+            </m:r>
+          </m:sub>
+        </m:sSub>
+        <m:r>
+          <w:rPr>
+            <w:rFonts w:ascii="Cambria Math" w:hAnsi="Cambria Math" w:cs="Times New Roman"/>
+            <w:lang w:val="en-US" w:eastAsia="nb-NO"/>
+          </w:rPr>
+          <m:t>≈3</m:t>
+        </m:r>
+      </m:oMath>
+      <w:r>
+        <w:rPr>
+          <w:rFonts w:ascii="Times New Roman" w:hAnsi="Times New Roman" w:cs="Times New Roman"/>
+          <w:lang w:val="en-US" w:eastAsia="nb-NO"/>
+        </w:rPr>
+        <w:t>, with one outlier at </w:t>
+      </w:r>
+      <m:oMath>
+        <m:r>
+          <w:rPr>
+            <w:rFonts w:ascii="Cambria Math" w:hAnsi="Cambria Math" w:cs="Times New Roman"/>
+            <w:lang w:val="en-US" w:eastAsia="nb-NO"/>
+          </w:rPr>
+          <m:t>p=4</m:t>
+        </m:r>
+      </m:oMath>
+      <w:r>
+        <w:rPr>
+          <w:rFonts w:ascii="Times New Roman" w:hAnsi="Times New Roman" w:cs="Times New Roman"/>
+          <w:lang w:val="en-US" w:eastAsia="nb-NO"/>
+        </w:rPr>
+        <w:t> (</w:t>
+      </w:r>
+      <m:oMath>
+        <m:sSub>
+          <m:sSubPr>
+            <m:ctrlPr>
+              <w:rPr>
+                <w:rFonts w:ascii="Cambria Math" w:hAnsi="Cambria Math" w:cs="Times New Roman"/>
+                <w:lang w:val="en-US" w:eastAsia="nb-NO"/>
+              </w:rPr>
+            </m:ctrlPr>
+          </m:sSubPr>
+          <m:e>
+            <m:r>
+              <w:rPr>
+                <w:rFonts w:ascii="Cambria Math" w:hAnsi="Cambria Math" w:cs="Times New Roman"/>
+                <w:lang w:val="en-US" w:eastAsia="nb-NO"/>
+              </w:rPr>
+              <m:t>S</m:t>
+            </m:r>
+          </m:e>
+          <m:sub>
+            <m:r>
+              <w:rPr>
+                <w:rFonts w:ascii="Cambria Math" w:hAnsi="Cambria Math" w:cs="Times New Roman"/>
+                <w:lang w:val="en-US" w:eastAsia="nb-NO"/>
+              </w:rPr>
+              <m:t>4</m:t>
+            </m:r>
+          </m:sub>
+        </m:sSub>
+        <m:r>
+          <w:rPr>
+            <w:rFonts w:ascii="Cambria Math" w:hAnsi="Cambria Math" w:cs="Times New Roman"/>
+            <w:lang w:val="en-US" w:eastAsia="nb-NO"/>
+          </w:rPr>
+          <m:t>=1.5</m:t>
+        </m:r>
+      </m:oMath>
+      <w:r>
+        <w:rPr>
+          <w:rFonts w:ascii="Times New Roman" w:hAnsi="Times New Roman" w:cs="Times New Roman"/>
+          <w:lang w:val="en-US" w:eastAsia="nb-NO"/>
+        </w:rPr>
+        <w:t xml:space="preserve">). </w:t>
+      </w:r>
+    </w:p>
+    <w:p>
+      <w:pPr>
+        <w:pStyle w:val="Listeavsnitt"/>
+        <w:numPr>
+          <w:ilvl w:val="0"/>
+          <w:numId w:val="20"/>
+        </w:numPr>
+        <w:rPr>
+          <w:rFonts w:ascii="Times New Roman" w:hAnsi="Times New Roman" w:cs="Times New Roman"/>
+          <w:lang w:val="en-US" w:eastAsia="nb-NO"/>
+        </w:rPr>
+      </w:pPr>
+      <w:r>
+        <w:rPr>
+          <w:rFonts w:ascii="Times New Roman" w:hAnsi="Times New Roman" w:cs="Times New Roman"/>
+          <w:lang w:val="en-US" w:eastAsia="nb-NO"/>
+        </w:rPr>
+        <w:t xml:space="preserve">These values should be interpreted carefully, because the runtime output is in whole-second steps (1s, 2s, 3s), which makes the results too </w:t>
+      </w:r>
+      <w:r>
+        <w:rPr>
+          <w:rFonts w:ascii="Times New Roman" w:hAnsi="Times New Roman" w:cs="Times New Roman"/>
+          <w:lang w:val="en-US" w:eastAsia="nb-NO"/>
+        </w:rPr>
+        <w:t xml:space="preserve">unprecise for </w:t>
+      </w:r>
+      <w:r>
+        <w:rPr>
+          <w:rFonts w:ascii="Times New Roman" w:hAnsi="Times New Roman" w:cs="Times New Roman"/>
+          <w:lang w:val="en-US" w:eastAsia="nb-NO"/>
+        </w:rPr>
+        <w:t xml:space="preserve">precise scaling analysis and can even produce unrealistic </w:t>
+      </w:r>
+      <w:proofErr w:type="spellStart"/>
+      <w:r>
+        <w:rPr>
+          <w:rFonts w:ascii="Times New Roman" w:hAnsi="Times New Roman" w:cs="Times New Roman"/>
+          <w:lang w:val="en-US" w:eastAsia="nb-NO"/>
+        </w:rPr>
+        <w:t>superlinear</w:t>
+      </w:r>
+      <w:proofErr w:type="spellEnd"/>
+      <w:r>
+        <w:rPr>
+          <w:rFonts w:ascii="Times New Roman" w:hAnsi="Times New Roman" w:cs="Times New Roman"/>
+          <w:lang w:val="en-US" w:eastAsia="nb-NO"/>
+        </w:rPr>
+        <w:t>-looking values (for example </w:t>
+      </w:r>
+      <m:oMath>
+        <m:sSub>
+          <m:sSubPr>
+            <m:ctrlPr>
+              <w:rPr>
+                <w:rFonts w:ascii="Cambria Math" w:hAnsi="Cambria Math" w:cs="Times New Roman"/>
+                <w:lang w:val="en-US" w:eastAsia="nb-NO"/>
+              </w:rPr>
+            </m:ctrlPr>
+          </m:sSubPr>
+          <m:e>
+            <m:r>
+              <w:rPr>
+                <w:rFonts w:ascii="Cambria Math" w:hAnsi="Cambria Math" w:cs="Times New Roman"/>
+                <w:lang w:val="en-US" w:eastAsia="nb-NO"/>
+              </w:rPr>
+              <m:t>S</m:t>
+            </m:r>
+          </m:e>
+          <m:sub>
+            <m:r>
+              <w:rPr>
+                <w:rFonts w:ascii="Cambria Math" w:hAnsi="Cambria Math" w:cs="Times New Roman"/>
+                <w:lang w:val="en-US" w:eastAsia="nb-NO"/>
+              </w:rPr>
+              <m:t>2</m:t>
+            </m:r>
+          </m:sub>
+        </m:sSub>
+        <m:r>
+          <w:rPr>
+            <w:rFonts w:ascii="Cambria Math" w:hAnsi="Cambria Math" w:cs="Times New Roman"/>
+            <w:lang w:val="en-US" w:eastAsia="nb-NO"/>
+          </w:rPr>
+          <m:t>=3</m:t>
+        </m:r>
+      </m:oMath>
+      <w:r>
+        <w:rPr>
+          <w:rFonts w:ascii="Times New Roman" w:hAnsi="Times New Roman" w:cs="Times New Roman"/>
+          <w:lang w:val="en-US" w:eastAsia="nb-NO"/>
+        </w:rPr>
+        <w:t xml:space="preserve">). </w:t>
+      </w:r>
+      <w:proofErr w:type="gramStart"/>
+      <w:r>
+        <w:rPr>
+          <w:rFonts w:ascii="Times New Roman" w:hAnsi="Times New Roman" w:cs="Times New Roman"/>
+          <w:lang w:val="en-US" w:eastAsia="nb-NO"/>
+        </w:rPr>
+        <w:t>So</w:t>
+      </w:r>
+      <w:proofErr w:type="gramEnd"/>
+      <w:r>
+        <w:rPr>
+          <w:rFonts w:ascii="Times New Roman" w:hAnsi="Times New Roman" w:cs="Times New Roman"/>
+          <w:lang w:val="en-US" w:eastAsia="nb-NO"/>
+        </w:rPr>
+        <w:t xml:space="preserve"> the current data is useful as a rough indication of parallel benefit, but not as a reliable measure of efficiency across process counts.</w:t>
+      </w:r>
+    </w:p>
+    <w:p>
+      <w:pPr>
+        <w:rPr>
+          <w:rFonts w:ascii="Times New Roman" w:hAnsi="Times New Roman" w:cs="Times New Roman"/>
+          <w:sz w:val="28"/>
+          <w:szCs w:val="28"/>
+          <w:u w:val="single"/>
+          <w:lang w:val="en-US" w:eastAsia="nb-NO"/>
+        </w:rPr>
+      </w:pPr>
+      <w:r>
+        <w:rPr>
+          <w:rFonts w:ascii="Times New Roman" w:hAnsi="Times New Roman" w:cs="Times New Roman"/>
+          <w:sz w:val="28"/>
+          <w:szCs w:val="28"/>
+          <w:u w:val="single"/>
+          <w:lang w:val="en-US" w:eastAsia="nb-NO"/>
         </w:rPr>
         <w:t xml:space="preserve">Subtask 4: What happens when </w:t>
       </w:r>
@@ -1289,16 +7338,176 @@
           <w:rFonts w:ascii="Times New Roman" w:hAnsi="Times New Roman" w:cs="Times New Roman"/>
           <w:i/>
           <w:iCs/>
-          <w:lang w:val="en-GB" w:eastAsia="nb-NO"/>
+          <w:sz w:val="28"/>
+          <w:szCs w:val="28"/>
+          <w:u w:val="single"/>
+          <w:lang w:val="en-US" w:eastAsia="nb-NO"/>
         </w:rPr>
         <w:t>N</w:t>
       </w:r>
       <w:r>
         <w:rPr>
           <w:rFonts w:ascii="Times New Roman" w:hAnsi="Times New Roman" w:cs="Times New Roman"/>
-          <w:lang w:val="en-GB" w:eastAsia="nb-NO"/>
+          <w:sz w:val="28"/>
+          <w:szCs w:val="28"/>
+          <w:u w:val="single"/>
+          <w:lang w:val="en-US" w:eastAsia="nb-NO"/>
         </w:rPr>
         <w:t xml:space="preserve"> = 10000 – Explain.</w:t>
+      </w:r>
+    </w:p>
+    <w:p>
+      <w:pPr>
+        <w:rPr>
+          <w:rFonts w:ascii="Times New Roman" w:hAnsi="Times New Roman" w:cs="Times New Roman"/>
+          <w:lang w:val="en-US" w:eastAsia="nb-NO"/>
+        </w:rPr>
+      </w:pPr>
+      <w:r>
+        <w:rPr>
+          <w:rFonts w:ascii="Times New Roman" w:hAnsi="Times New Roman" w:cs="Times New Roman"/>
+          <w:lang w:val="en-US" w:eastAsia="nb-NO"/>
+        </w:rPr>
+        <w:t xml:space="preserve">For </w:t>
+      </w:r>
+      <w:r>
+        <w:rPr>
+          <w:rFonts w:ascii="Times New Roman" w:hAnsi="Times New Roman" w:cs="Times New Roman"/>
+          <w:i/>
+          <w:iCs/>
+          <w:lang w:val="en-US" w:eastAsia="nb-NO"/>
+        </w:rPr>
+        <w:t>N=10000</w:t>
+      </w:r>
+      <w:r>
+        <w:rPr>
+          <w:rFonts w:ascii="Times New Roman" w:hAnsi="Times New Roman" w:cs="Times New Roman"/>
+          <w:lang w:val="en-US" w:eastAsia="nb-NO"/>
+        </w:rPr>
+        <w:t>, the program needs a lot of memory and time.</w:t>
+      </w:r>
+      <w:r>
+        <w:rPr>
+          <w:rFonts w:ascii="Times New Roman" w:hAnsi="Times New Roman" w:cs="Times New Roman"/>
+          <w:lang w:val="en-US" w:eastAsia="nb-NO"/>
+        </w:rPr>
+        <w:t xml:space="preserve"> </w:t>
+      </w:r>
+      <w:r>
+        <w:rPr>
+          <w:rFonts w:ascii="Times New Roman" w:hAnsi="Times New Roman" w:cs="Times New Roman"/>
+          <w:lang w:val="en-US" w:eastAsia="nb-NO"/>
+        </w:rPr>
+        <w:t>Each matrix is very large (about 800 MB), so the program may run out of memory.</w:t>
+      </w:r>
+      <w:r>
+        <w:rPr>
+          <w:rFonts w:ascii="Times New Roman" w:hAnsi="Times New Roman" w:cs="Times New Roman"/>
+          <w:lang w:val="en-US" w:eastAsia="nb-NO"/>
+        </w:rPr>
+        <w:t xml:space="preserve"> </w:t>
+      </w:r>
+      <w:r>
+        <w:rPr>
+          <w:rFonts w:ascii="Times New Roman" w:hAnsi="Times New Roman" w:cs="Times New Roman"/>
+          <w:lang w:val="en-US" w:eastAsia="nb-NO"/>
+        </w:rPr>
+        <w:t>If it does run, it will still be very slow because there is much more calculation and data transfer between processes.</w:t>
+      </w:r>
+      <w:r>
+        <w:rPr>
+          <w:rFonts w:ascii="Times New Roman" w:hAnsi="Times New Roman" w:cs="Times New Roman"/>
+          <w:lang w:val="en-US" w:eastAsia="nb-NO"/>
+        </w:rPr>
+        <w:t xml:space="preserve"> </w:t>
+      </w:r>
+    </w:p>
+    <w:p>
+      <w:pPr>
+        <w:rPr>
+          <w:rFonts w:ascii="Times New Roman" w:hAnsi="Times New Roman" w:cs="Times New Roman"/>
+          <w:lang w:val="en-US" w:eastAsia="nb-NO"/>
+        </w:rPr>
+      </w:pPr>
+      <w:r>
+        <w:rPr>
+          <w:rFonts w:ascii="Times New Roman" w:hAnsi="Times New Roman" w:cs="Times New Roman"/>
+          <w:lang w:val="en-US" w:eastAsia="nb-NO"/>
+        </w:rPr>
+        <w:t xml:space="preserve">In my case I didn’t get </w:t>
+      </w:r>
+      <w:proofErr w:type="spellStart"/>
+      <w:proofErr w:type="gramStart"/>
+      <w:r>
+        <w:rPr>
+          <w:rFonts w:ascii="Times New Roman" w:hAnsi="Times New Roman" w:cs="Times New Roman"/>
+          <w:lang w:val="en-US" w:eastAsia="nb-NO"/>
+        </w:rPr>
+        <w:t>a</w:t>
+      </w:r>
+      <w:proofErr w:type="spellEnd"/>
+      <w:proofErr w:type="gramEnd"/>
+      <w:r>
+        <w:rPr>
+          <w:rFonts w:ascii="Times New Roman" w:hAnsi="Times New Roman" w:cs="Times New Roman"/>
+          <w:lang w:val="en-US" w:eastAsia="nb-NO"/>
+        </w:rPr>
+        <w:t xml:space="preserve"> end-time when waiting for </w:t>
+      </w:r>
+      <w:r>
+        <w:rPr>
+          <w:rFonts w:ascii="Times New Roman" w:hAnsi="Times New Roman" w:cs="Times New Roman"/>
+          <w:lang w:val="en-US" w:eastAsia="nb-NO"/>
+        </w:rPr>
+        <w:t xml:space="preserve">over </w:t>
+      </w:r>
+      <w:r>
+        <w:rPr>
+          <w:rFonts w:ascii="Times New Roman" w:hAnsi="Times New Roman" w:cs="Times New Roman"/>
+          <w:lang w:val="en-US" w:eastAsia="nb-NO"/>
+        </w:rPr>
+        <w:t xml:space="preserve">6 minutes. </w:t>
+      </w:r>
+      <w:r>
+        <w:rPr>
+          <w:rFonts w:ascii="Times New Roman" w:hAnsi="Times New Roman" w:cs="Times New Roman"/>
+          <w:lang w:val="en-US" w:eastAsia="nb-NO"/>
+        </w:rPr>
+        <w:drawing>
+          <wp:inline distT="0" distB="0" distL="0" distR="0" wp14:anchorId="1EFB742F" wp14:editId="62D37A2F">
+            <wp:extent cx="5760720" cy="1904365"/>
+            <wp:effectExtent l="0" t="0" r="5080" b="635"/>
+            <wp:docPr id="1876166204" name="Bilde 1"/>
+            <wp:cNvGraphicFramePr>
+              <a:graphicFrameLocks xmlns:a="http://schemas.openxmlformats.org/drawingml/2006/main" noChangeAspect="1"/>
+            </wp:cNvGraphicFramePr>
+            <a:graphic xmlns:a="http://schemas.openxmlformats.org/drawingml/2006/main">
+              <a:graphicData uri="http://schemas.openxmlformats.org/drawingml/2006/picture">
+                <pic:pic xmlns:pic="http://schemas.openxmlformats.org/drawingml/2006/picture">
+                  <pic:nvPicPr>
+                    <pic:cNvPr id="1876166204" name=""/>
+                    <pic:cNvPicPr/>
+                  </pic:nvPicPr>
+                  <pic:blipFill>
+                    <a:blip r:embed="rId12"/>
+                    <a:stretch>
+                      <a:fillRect/>
+                    </a:stretch>
+                  </pic:blipFill>
+                  <pic:spPr>
+                    <a:xfrm>
+                      <a:off x="0" y="0"/>
+                      <a:ext cx="5760720" cy="1904365"/>
+                    </a:xfrm>
+                    <a:prstGeom prst="rect">
+                      <a:avLst/>
+                    </a:prstGeom>
+                  </pic:spPr>
+                </pic:pic>
+              </a:graphicData>
+            </a:graphic>
+          </wp:inline>
+        </w:drawing>
       </w:r>
     </w:p>
     <w:p>
@@ -1315,7 +7524,7 @@
           <w:kern w:val="0"/>
           <w:sz w:val="36"/>
           <w:szCs w:val="36"/>
-          <w:lang w:val="en-GB" w:eastAsia="nb-NO"/>
+          <w:lang w:val="en-US" w:eastAsia="nb-NO"/>
           <w14:ligatures w14:val="none"/>
         </w:rPr>
       </w:pPr>
@@ -1327,9 +7536,10 @@
           <w:kern w:val="0"/>
           <w:sz w:val="36"/>
           <w:szCs w:val="36"/>
-          <w:lang w:val="en-GB" w:eastAsia="nb-NO"/>
-          <w14:ligatures w14:val="none"/>
-        </w:rPr>
+          <w:lang w:val="en-US" w:eastAsia="nb-NO"/>
+          <w14:ligatures w14:val="none"/>
+        </w:rPr>
+        <w:lastRenderedPageBreak/>
         <w:t>Exercise 4:</w:t>
       </w:r>
     </w:p>
@@ -1337,20 +7547,29 @@
       <w:pPr>
         <w:rPr>
           <w:rFonts w:ascii="Times New Roman" w:hAnsi="Times New Roman" w:cs="Times New Roman"/>
-          <w:lang w:val="en-GB" w:eastAsia="nb-NO"/>
-        </w:rPr>
-      </w:pPr>
-      <w:r>
-        <w:rPr>
-          <w:rFonts w:ascii="Times New Roman" w:hAnsi="Times New Roman" w:cs="Times New Roman"/>
-          <w:lang w:val="en-GB" w:eastAsia="nb-NO"/>
+          <w:sz w:val="28"/>
+          <w:szCs w:val="28"/>
+          <w:u w:val="single"/>
+          <w:lang w:val="en-US" w:eastAsia="nb-NO"/>
+        </w:rPr>
+      </w:pPr>
+      <w:r>
+        <w:rPr>
+          <w:rFonts w:ascii="Times New Roman" w:hAnsi="Times New Roman" w:cs="Times New Roman"/>
+          <w:sz w:val="28"/>
+          <w:szCs w:val="28"/>
+          <w:u w:val="single"/>
+          <w:lang w:val="en-US" w:eastAsia="nb-NO"/>
         </w:rPr>
         <w:t>Subtask 1:</w:t>
       </w:r>
       <w:r>
         <w:rPr>
           <w:rFonts w:ascii="Times New Roman" w:hAnsi="Times New Roman" w:cs="Times New Roman"/>
-          <w:lang w:val="en-GB" w:eastAsia="nb-NO"/>
+          <w:sz w:val="28"/>
+          <w:szCs w:val="28"/>
+          <w:u w:val="single"/>
+          <w:lang w:val="en-US" w:eastAsia="nb-NO"/>
         </w:rPr>
         <w:t xml:space="preserve"> Other </w:t>
       </w:r>
@@ -1358,7 +7577,10 @@
       <w:r>
         <w:rPr>
           <w:rFonts w:ascii="Times New Roman" w:hAnsi="Times New Roman" w:cs="Times New Roman"/>
-          <w:lang w:val="en-GB" w:eastAsia="nb-NO"/>
+          <w:sz w:val="28"/>
+          <w:szCs w:val="28"/>
+          <w:u w:val="single"/>
+          <w:lang w:val="en-US" w:eastAsia="nb-NO"/>
         </w:rPr>
         <w:t>MPI</w:t>
       </w:r>
@@ -1366,7 +7588,10 @@
       <w:r>
         <w:rPr>
           <w:rFonts w:ascii="Times New Roman" w:hAnsi="Times New Roman" w:cs="Times New Roman"/>
-          <w:lang w:val="en-GB" w:eastAsia="nb-NO"/>
+          <w:sz w:val="28"/>
+          <w:szCs w:val="28"/>
+          <w:u w:val="single"/>
+          <w:lang w:val="en-US" w:eastAsia="nb-NO"/>
         </w:rPr>
         <w:t xml:space="preserve"> standards? Why or why not?</w:t>
       </w:r>
@@ -1375,20 +7600,396 @@
       <w:pPr>
         <w:rPr>
           <w:rFonts w:ascii="Times New Roman" w:hAnsi="Times New Roman" w:cs="Times New Roman"/>
-          <w:lang w:val="en-GB" w:eastAsia="nb-NO"/>
-        </w:rPr>
-      </w:pPr>
-      <w:r>
-        <w:rPr>
-          <w:rFonts w:ascii="Times New Roman" w:hAnsi="Times New Roman" w:cs="Times New Roman"/>
-          <w:lang w:val="en-GB" w:eastAsia="nb-NO"/>
+          <w:lang w:val="en-US" w:eastAsia="nb-NO"/>
+        </w:rPr>
+      </w:pPr>
+      <w:r>
+        <w:rPr>
+          <w:rFonts w:ascii="Times New Roman" w:hAnsi="Times New Roman" w:cs="Times New Roman"/>
+          <w:lang w:val="en-US" w:eastAsia="nb-NO"/>
+        </w:rPr>
+        <w:t>I</w:t>
+      </w:r>
+      <w:r>
+        <w:rPr>
+          <w:rFonts w:ascii="Times New Roman" w:hAnsi="Times New Roman" w:cs="Times New Roman"/>
+          <w:lang w:val="en-US" w:eastAsia="nb-NO"/>
+        </w:rPr>
+        <w:t xml:space="preserve">n principle </w:t>
+      </w:r>
+      <w:r>
+        <w:rPr>
+          <w:rFonts w:ascii="Times New Roman" w:hAnsi="Times New Roman" w:cs="Times New Roman"/>
+          <w:lang w:val="en-US" w:eastAsia="nb-NO"/>
+        </w:rPr>
+        <w:t>all three</w:t>
+      </w:r>
+      <w:r>
+        <w:rPr>
+          <w:rFonts w:ascii="Times New Roman" w:hAnsi="Times New Roman" w:cs="Times New Roman"/>
+          <w:lang w:val="en-US" w:eastAsia="nb-NO"/>
+        </w:rPr>
+        <w:t xml:space="preserve"> programs</w:t>
+      </w:r>
+      <w:r>
+        <w:rPr>
+          <w:rFonts w:ascii="Times New Roman" w:hAnsi="Times New Roman" w:cs="Times New Roman"/>
+          <w:lang w:val="en-US" w:eastAsia="nb-NO"/>
+        </w:rPr>
+        <w:t xml:space="preserve"> in this lab</w:t>
+      </w:r>
+      <w:r>
+        <w:rPr>
+          <w:rFonts w:ascii="Times New Roman" w:hAnsi="Times New Roman" w:cs="Times New Roman"/>
+          <w:lang w:val="en-US" w:eastAsia="nb-NO"/>
+        </w:rPr>
+        <w:t xml:space="preserve"> can run on other Java </w:t>
+      </w:r>
+      <w:proofErr w:type="spellStart"/>
+      <w:r>
+        <w:rPr>
+          <w:rFonts w:ascii="Times New Roman" w:hAnsi="Times New Roman" w:cs="Times New Roman"/>
+          <w:lang w:val="en-US" w:eastAsia="nb-NO"/>
+        </w:rPr>
+        <w:t>MPI</w:t>
+      </w:r>
+      <w:proofErr w:type="spellEnd"/>
+      <w:r>
+        <w:rPr>
+          <w:rFonts w:ascii="Times New Roman" w:hAnsi="Times New Roman" w:cs="Times New Roman"/>
+          <w:lang w:val="en-US" w:eastAsia="nb-NO"/>
+        </w:rPr>
+        <w:t xml:space="preserve"> implementations, not only </w:t>
+      </w:r>
+      <w:proofErr w:type="spellStart"/>
+      <w:r>
+        <w:rPr>
+          <w:rFonts w:ascii="Times New Roman" w:hAnsi="Times New Roman" w:cs="Times New Roman"/>
+          <w:lang w:val="en-US" w:eastAsia="nb-NO"/>
+        </w:rPr>
+        <w:t>MPJ</w:t>
+      </w:r>
+      <w:proofErr w:type="spellEnd"/>
+      <w:r>
+        <w:rPr>
+          <w:rFonts w:ascii="Times New Roman" w:hAnsi="Times New Roman" w:cs="Times New Roman"/>
+          <w:lang w:val="en-US" w:eastAsia="nb-NO"/>
+        </w:rPr>
+        <w:t xml:space="preserve"> Express, because all three examples use common </w:t>
+      </w:r>
+      <w:proofErr w:type="spellStart"/>
+      <w:r>
+        <w:rPr>
+          <w:rFonts w:ascii="Times New Roman" w:hAnsi="Times New Roman" w:cs="Times New Roman"/>
+          <w:lang w:val="en-US" w:eastAsia="nb-NO"/>
+        </w:rPr>
+        <w:t>MPI</w:t>
+      </w:r>
+      <w:proofErr w:type="spellEnd"/>
+      <w:r>
+        <w:rPr>
+          <w:rFonts w:ascii="Times New Roman" w:hAnsi="Times New Roman" w:cs="Times New Roman"/>
+          <w:lang w:val="en-US" w:eastAsia="nb-NO"/>
+        </w:rPr>
+        <w:t xml:space="preserve"> concepts and mostly standard Java-</w:t>
+      </w:r>
+      <w:proofErr w:type="spellStart"/>
+      <w:r>
+        <w:rPr>
+          <w:rFonts w:ascii="Times New Roman" w:hAnsi="Times New Roman" w:cs="Times New Roman"/>
+          <w:lang w:val="en-US" w:eastAsia="nb-NO"/>
+        </w:rPr>
+        <w:t>MPI</w:t>
+      </w:r>
+      <w:proofErr w:type="spellEnd"/>
+      <w:r>
+        <w:rPr>
+          <w:rFonts w:ascii="Times New Roman" w:hAnsi="Times New Roman" w:cs="Times New Roman"/>
+          <w:lang w:val="en-US" w:eastAsia="nb-NO"/>
+        </w:rPr>
+        <w:t xml:space="preserve"> style calls.</w:t>
+      </w:r>
+    </w:p>
+    <w:p>
+      <w:pPr>
+        <w:rPr>
+          <w:rFonts w:ascii="Times New Roman" w:hAnsi="Times New Roman" w:cs="Times New Roman"/>
+          <w:lang w:val="en-US" w:eastAsia="nb-NO"/>
+        </w:rPr>
+      </w:pPr>
+      <w:r>
+        <w:rPr>
+          <w:rFonts w:ascii="Times New Roman" w:hAnsi="Times New Roman" w:cs="Times New Roman"/>
+          <w:lang w:val="en-US" w:eastAsia="nb-NO"/>
+        </w:rPr>
+        <w:t>Across HelloWorld.java, Echo.java, and MatrixMatrixMult.java, the code relies on the same core pattern:</w:t>
+      </w:r>
+    </w:p>
+    <w:p>
+      <w:pPr>
+        <w:pStyle w:val="Listeavsnitt"/>
+        <w:numPr>
+          <w:ilvl w:val="0"/>
+          <w:numId w:val="23"/>
+        </w:numPr>
+        <w:rPr>
+          <w:rFonts w:ascii="Times New Roman" w:hAnsi="Times New Roman" w:cs="Times New Roman"/>
+          <w:lang w:val="en-US" w:eastAsia="nb-NO"/>
+        </w:rPr>
+      </w:pPr>
+      <w:r>
+        <w:rPr>
+          <w:rFonts w:ascii="Times New Roman" w:hAnsi="Times New Roman" w:cs="Times New Roman"/>
+          <w:lang w:val="en-US" w:eastAsia="nb-NO"/>
+        </w:rPr>
+        <w:t xml:space="preserve">Initialize/finalize </w:t>
+      </w:r>
+      <w:proofErr w:type="spellStart"/>
+      <w:r>
+        <w:rPr>
+          <w:rFonts w:ascii="Times New Roman" w:hAnsi="Times New Roman" w:cs="Times New Roman"/>
+          <w:lang w:val="en-US" w:eastAsia="nb-NO"/>
+        </w:rPr>
+        <w:t>MPI</w:t>
+      </w:r>
+      <w:proofErr w:type="spellEnd"/>
+      <w:r>
+        <w:rPr>
+          <w:rFonts w:ascii="Times New Roman" w:hAnsi="Times New Roman" w:cs="Times New Roman"/>
+          <w:lang w:val="en-US" w:eastAsia="nb-NO"/>
+        </w:rPr>
+        <w:t>.</w:t>
+      </w:r>
+    </w:p>
+    <w:p>
+      <w:pPr>
+        <w:pStyle w:val="Listeavsnitt"/>
+        <w:numPr>
+          <w:ilvl w:val="0"/>
+          <w:numId w:val="23"/>
+        </w:numPr>
+        <w:rPr>
+          <w:rFonts w:ascii="Times New Roman" w:hAnsi="Times New Roman" w:cs="Times New Roman"/>
+          <w:lang w:val="en-US" w:eastAsia="nb-NO"/>
+        </w:rPr>
+      </w:pPr>
+      <w:r>
+        <w:rPr>
+          <w:rFonts w:ascii="Times New Roman" w:hAnsi="Times New Roman" w:cs="Times New Roman"/>
+          <w:lang w:val="en-US" w:eastAsia="nb-NO"/>
+        </w:rPr>
+        <w:t>Get rank and size.</w:t>
+      </w:r>
+    </w:p>
+    <w:p>
+      <w:pPr>
+        <w:pStyle w:val="Listeavsnitt"/>
+        <w:numPr>
+          <w:ilvl w:val="0"/>
+          <w:numId w:val="23"/>
+        </w:numPr>
+        <w:rPr>
+          <w:rFonts w:ascii="Times New Roman" w:hAnsi="Times New Roman" w:cs="Times New Roman"/>
+          <w:lang w:val="en-US" w:eastAsia="nb-NO"/>
+        </w:rPr>
+      </w:pPr>
+      <w:r>
+        <w:rPr>
+          <w:rFonts w:ascii="Times New Roman" w:hAnsi="Times New Roman" w:cs="Times New Roman"/>
+          <w:lang w:val="en-US" w:eastAsia="nb-NO"/>
+        </w:rPr>
+        <w:t>Use basic point-to-point operations (Send/</w:t>
+      </w:r>
+      <w:proofErr w:type="spellStart"/>
+      <w:r>
+        <w:rPr>
+          <w:rFonts w:ascii="Times New Roman" w:hAnsi="Times New Roman" w:cs="Times New Roman"/>
+          <w:lang w:val="en-US" w:eastAsia="nb-NO"/>
+        </w:rPr>
+        <w:t>Recv</w:t>
+      </w:r>
+      <w:proofErr w:type="spellEnd"/>
+      <w:r>
+        <w:rPr>
+          <w:rFonts w:ascii="Times New Roman" w:hAnsi="Times New Roman" w:cs="Times New Roman"/>
+          <w:lang w:val="en-US" w:eastAsia="nb-NO"/>
+        </w:rPr>
+        <w:t xml:space="preserve"> in Echo).</w:t>
+      </w:r>
+    </w:p>
+    <w:p>
+      <w:pPr>
+        <w:pStyle w:val="Listeavsnitt"/>
+        <w:numPr>
+          <w:ilvl w:val="0"/>
+          <w:numId w:val="23"/>
+        </w:numPr>
+        <w:rPr>
+          <w:rFonts w:ascii="Times New Roman" w:hAnsi="Times New Roman" w:cs="Times New Roman"/>
+          <w:lang w:val="en-US" w:eastAsia="nb-NO"/>
+        </w:rPr>
+      </w:pPr>
+      <w:r>
+        <w:rPr>
+          <w:rFonts w:ascii="Times New Roman" w:hAnsi="Times New Roman" w:cs="Times New Roman"/>
+          <w:lang w:val="en-US" w:eastAsia="nb-NO"/>
+        </w:rPr>
+        <w:t xml:space="preserve">Use collective operations (Barrier, </w:t>
+      </w:r>
+      <w:proofErr w:type="spellStart"/>
+      <w:r>
+        <w:rPr>
+          <w:rFonts w:ascii="Times New Roman" w:hAnsi="Times New Roman" w:cs="Times New Roman"/>
+          <w:lang w:val="en-US" w:eastAsia="nb-NO"/>
+        </w:rPr>
+        <w:t>Bcast</w:t>
+      </w:r>
+      <w:proofErr w:type="spellEnd"/>
+      <w:r>
+        <w:rPr>
+          <w:rFonts w:ascii="Times New Roman" w:hAnsi="Times New Roman" w:cs="Times New Roman"/>
+          <w:lang w:val="en-US" w:eastAsia="nb-NO"/>
+        </w:rPr>
+        <w:t xml:space="preserve">, </w:t>
+      </w:r>
+      <w:proofErr w:type="spellStart"/>
+      <w:r>
+        <w:rPr>
+          <w:rFonts w:ascii="Times New Roman" w:hAnsi="Times New Roman" w:cs="Times New Roman"/>
+          <w:lang w:val="en-US" w:eastAsia="nb-NO"/>
+        </w:rPr>
+        <w:t>Scatterv</w:t>
+      </w:r>
+      <w:proofErr w:type="spellEnd"/>
+      <w:r>
+        <w:rPr>
+          <w:rFonts w:ascii="Times New Roman" w:hAnsi="Times New Roman" w:cs="Times New Roman"/>
+          <w:lang w:val="en-US" w:eastAsia="nb-NO"/>
+        </w:rPr>
+        <w:t xml:space="preserve">, </w:t>
+      </w:r>
+      <w:proofErr w:type="spellStart"/>
+      <w:r>
+        <w:rPr>
+          <w:rFonts w:ascii="Times New Roman" w:hAnsi="Times New Roman" w:cs="Times New Roman"/>
+          <w:lang w:val="en-US" w:eastAsia="nb-NO"/>
+        </w:rPr>
+        <w:t>Gatherv</w:t>
+      </w:r>
+      <w:proofErr w:type="spellEnd"/>
+      <w:r>
+        <w:rPr>
+          <w:rFonts w:ascii="Times New Roman" w:hAnsi="Times New Roman" w:cs="Times New Roman"/>
+          <w:lang w:val="en-US" w:eastAsia="nb-NO"/>
+        </w:rPr>
+        <w:t xml:space="preserve"> in matrix multiply).</w:t>
+      </w:r>
+    </w:p>
+    <w:p>
+      <w:pPr>
+        <w:rPr>
+          <w:rFonts w:ascii="Times New Roman" w:hAnsi="Times New Roman" w:cs="Times New Roman"/>
+          <w:lang w:val="en-US" w:eastAsia="nb-NO"/>
+        </w:rPr>
+      </w:pPr>
+      <w:r>
+        <w:rPr>
+          <w:rFonts w:ascii="Times New Roman" w:hAnsi="Times New Roman" w:cs="Times New Roman"/>
+          <w:lang w:val="en-US" w:eastAsia="nb-NO"/>
+        </w:rPr>
+        <w:t>This</w:t>
+      </w:r>
+      <w:r>
+        <w:rPr>
+          <w:rFonts w:ascii="Times New Roman" w:hAnsi="Times New Roman" w:cs="Times New Roman"/>
+          <w:lang w:val="en-US" w:eastAsia="nb-NO"/>
+        </w:rPr>
+        <w:t xml:space="preserve"> makes the source code broadly portable to </w:t>
+      </w:r>
+      <w:proofErr w:type="spellStart"/>
+      <w:r>
+        <w:rPr>
+          <w:rFonts w:ascii="Times New Roman" w:hAnsi="Times New Roman" w:cs="Times New Roman"/>
+          <w:lang w:val="en-US" w:eastAsia="nb-NO"/>
+        </w:rPr>
+        <w:t>mpiJava</w:t>
+      </w:r>
+      <w:proofErr w:type="spellEnd"/>
+      <w:r>
+        <w:rPr>
+          <w:rFonts w:ascii="Times New Roman" w:hAnsi="Times New Roman" w:cs="Times New Roman"/>
+          <w:lang w:val="en-US" w:eastAsia="nb-NO"/>
+        </w:rPr>
+        <w:t xml:space="preserve">, </w:t>
+      </w:r>
+      <w:proofErr w:type="spellStart"/>
+      <w:r>
+        <w:rPr>
+          <w:rFonts w:ascii="Times New Roman" w:hAnsi="Times New Roman" w:cs="Times New Roman"/>
+          <w:lang w:val="en-US" w:eastAsia="nb-NO"/>
+        </w:rPr>
+        <w:t>FastMPJ</w:t>
+      </w:r>
+      <w:proofErr w:type="spellEnd"/>
+      <w:r>
+        <w:rPr>
+          <w:rFonts w:ascii="Times New Roman" w:hAnsi="Times New Roman" w:cs="Times New Roman"/>
+          <w:lang w:val="en-US" w:eastAsia="nb-NO"/>
+        </w:rPr>
+        <w:t xml:space="preserve">, or similar libraries if they expose compatible </w:t>
+      </w:r>
+      <w:proofErr w:type="spellStart"/>
+      <w:r>
+        <w:rPr>
+          <w:rFonts w:ascii="Times New Roman" w:hAnsi="Times New Roman" w:cs="Times New Roman"/>
+          <w:lang w:val="en-US" w:eastAsia="nb-NO"/>
+        </w:rPr>
+        <w:t>mpi</w:t>
+      </w:r>
+      <w:proofErr w:type="spellEnd"/>
+      <w:r>
+        <w:rPr>
+          <w:rFonts w:ascii="Times New Roman" w:hAnsi="Times New Roman" w:cs="Times New Roman"/>
+          <w:lang w:val="en-US" w:eastAsia="nb-NO"/>
+        </w:rPr>
+        <w:t xml:space="preserve"> package APIs and collective support.</w:t>
+      </w:r>
+    </w:p>
+    <w:p>
+      <w:pPr>
+        <w:rPr>
+          <w:rFonts w:ascii="Times New Roman" w:hAnsi="Times New Roman" w:cs="Times New Roman"/>
+          <w:lang w:val="en-US" w:eastAsia="nb-NO"/>
+        </w:rPr>
+      </w:pPr>
+    </w:p>
+    <w:p>
+      <w:pPr>
+        <w:rPr>
+          <w:rFonts w:ascii="Times New Roman" w:hAnsi="Times New Roman" w:cs="Times New Roman"/>
+          <w:sz w:val="28"/>
+          <w:szCs w:val="28"/>
+          <w:u w:val="single"/>
+          <w:lang w:val="en-US" w:eastAsia="nb-NO"/>
+        </w:rPr>
+      </w:pPr>
+      <w:r>
+        <w:rPr>
+          <w:rFonts w:ascii="Times New Roman" w:hAnsi="Times New Roman" w:cs="Times New Roman"/>
+          <w:sz w:val="28"/>
+          <w:szCs w:val="28"/>
+          <w:u w:val="single"/>
+          <w:lang w:val="en-US" w:eastAsia="nb-NO"/>
         </w:rPr>
         <w:t>Subtask 2:</w:t>
       </w:r>
       <w:r>
         <w:rPr>
           <w:rFonts w:ascii="Times New Roman" w:hAnsi="Times New Roman" w:cs="Times New Roman"/>
-          <w:lang w:val="en-GB" w:eastAsia="nb-NO"/>
+          <w:sz w:val="28"/>
+          <w:szCs w:val="28"/>
+          <w:u w:val="single"/>
+          <w:lang w:val="en-US" w:eastAsia="nb-NO"/>
         </w:rPr>
         <w:t xml:space="preserve"> How </w:t>
       </w:r>
@@ -1396,7 +7997,10 @@
       <w:r>
         <w:rPr>
           <w:rFonts w:ascii="Times New Roman" w:hAnsi="Times New Roman" w:cs="Times New Roman"/>
-          <w:lang w:val="en-GB" w:eastAsia="nb-NO"/>
+          <w:sz w:val="28"/>
+          <w:szCs w:val="28"/>
+          <w:u w:val="single"/>
+          <w:lang w:val="en-US" w:eastAsia="nb-NO"/>
         </w:rPr>
         <w:t>MPI</w:t>
       </w:r>
@@ -1404,7 +8008,10 @@
       <w:r>
         <w:rPr>
           <w:rFonts w:ascii="Times New Roman" w:hAnsi="Times New Roman" w:cs="Times New Roman"/>
-          <w:lang w:val="en-GB" w:eastAsia="nb-NO"/>
+          <w:sz w:val="28"/>
+          <w:szCs w:val="28"/>
+          <w:u w:val="single"/>
+          <w:lang w:val="en-US" w:eastAsia="nb-NO"/>
         </w:rPr>
         <w:t xml:space="preserve"> APIs are similar and different in different </w:t>
       </w:r>
@@ -1412,7 +8019,10 @@
       <w:r>
         <w:rPr>
           <w:rFonts w:ascii="Times New Roman" w:hAnsi="Times New Roman" w:cs="Times New Roman"/>
-          <w:lang w:val="en-GB" w:eastAsia="nb-NO"/>
+          <w:sz w:val="28"/>
+          <w:szCs w:val="28"/>
+          <w:u w:val="single"/>
+          <w:lang w:val="en-US" w:eastAsia="nb-NO"/>
         </w:rPr>
         <w:t>MPI</w:t>
       </w:r>
@@ -1420,49 +8030,165 @@
       <w:r>
         <w:rPr>
           <w:rFonts w:ascii="Times New Roman" w:hAnsi="Times New Roman" w:cs="Times New Roman"/>
-          <w:lang w:val="en-GB" w:eastAsia="nb-NO"/>
+          <w:sz w:val="28"/>
+          <w:szCs w:val="28"/>
+          <w:u w:val="single"/>
+          <w:lang w:val="en-US" w:eastAsia="nb-NO"/>
         </w:rPr>
         <w:t xml:space="preserve"> implementations</w:t>
       </w:r>
     </w:p>
     <w:p>
       <w:pPr>
-        <w:keepNext/>
-        <w:keepLines/>
-        <w:spacing w:before="360" w:after="120" w:line="360" w:lineRule="auto"/>
-        <w:ind w:right="360"/>
-        <w:outlineLvl w:val="0"/>
-        <w:rPr>
-          <w:rFonts w:ascii="Times New Roman" w:eastAsiaTheme="majorEastAsia" w:hAnsi="Times New Roman" w:cs="Times New Roman"/>
-          <w:b/>
-          <w:bCs/>
-          <w:kern w:val="0"/>
-          <w:sz w:val="36"/>
-          <w:szCs w:val="36"/>
-          <w:lang w:val="en-GB" w:eastAsia="nb-NO"/>
-          <w14:ligatures w14:val="none"/>
-        </w:rPr>
-      </w:pPr>
-    </w:p>
-    <w:p>
-      <w:pPr>
-        <w:rPr>
-          <w:rFonts w:ascii="Times New Roman" w:hAnsi="Times New Roman" w:cs="Times New Roman"/>
-          <w:lang w:val="en-GB" w:eastAsia="nb-NO"/>
-        </w:rPr>
-      </w:pPr>
-    </w:p>
-    <w:p>
-      <w:pPr>
-        <w:rPr>
-          <w:rFonts w:ascii="Times New Roman" w:hAnsi="Times New Roman" w:cs="Times New Roman"/>
-          <w:lang w:val="en-GB" w:eastAsia="nb-NO"/>
+        <w:pStyle w:val="Listeavsnitt"/>
+        <w:numPr>
+          <w:ilvl w:val="0"/>
+          <w:numId w:val="20"/>
+        </w:numPr>
+        <w:rPr>
+          <w:rFonts w:ascii="Times New Roman" w:hAnsi="Times New Roman" w:cs="Times New Roman"/>
+          <w:lang w:val="en-US" w:eastAsia="nb-NO"/>
+        </w:rPr>
+      </w:pPr>
+      <w:r>
+        <w:rPr>
+          <w:rFonts w:ascii="Times New Roman" w:hAnsi="Times New Roman" w:cs="Times New Roman"/>
+          <w:lang w:val="en-US" w:eastAsia="nb-NO"/>
+        </w:rPr>
+        <w:t xml:space="preserve">Java </w:t>
+      </w:r>
+      <w:proofErr w:type="spellStart"/>
+      <w:r>
+        <w:rPr>
+          <w:rFonts w:ascii="Times New Roman" w:hAnsi="Times New Roman" w:cs="Times New Roman"/>
+          <w:lang w:val="en-US" w:eastAsia="nb-NO"/>
+        </w:rPr>
+        <w:t>MPI</w:t>
+      </w:r>
+      <w:proofErr w:type="spellEnd"/>
+      <w:r>
+        <w:rPr>
+          <w:rFonts w:ascii="Times New Roman" w:hAnsi="Times New Roman" w:cs="Times New Roman"/>
+          <w:lang w:val="en-US" w:eastAsia="nb-NO"/>
+        </w:rPr>
+        <w:t xml:space="preserve"> implementations are similar in the core model: Init/Finalize, Rank/Size, Send/</w:t>
+      </w:r>
+      <w:proofErr w:type="spellStart"/>
+      <w:r>
+        <w:rPr>
+          <w:rFonts w:ascii="Times New Roman" w:hAnsi="Times New Roman" w:cs="Times New Roman"/>
+          <w:lang w:val="en-US" w:eastAsia="nb-NO"/>
+        </w:rPr>
+        <w:t>Recv</w:t>
+      </w:r>
+      <w:proofErr w:type="spellEnd"/>
+      <w:r>
+        <w:rPr>
+          <w:rFonts w:ascii="Times New Roman" w:hAnsi="Times New Roman" w:cs="Times New Roman"/>
+          <w:lang w:val="en-US" w:eastAsia="nb-NO"/>
+        </w:rPr>
+        <w:t>, and collectives like broadcast/gather.</w:t>
+      </w:r>
+    </w:p>
+    <w:p>
+      <w:pPr>
+        <w:pStyle w:val="Listeavsnitt"/>
+        <w:numPr>
+          <w:ilvl w:val="0"/>
+          <w:numId w:val="20"/>
+        </w:numPr>
+        <w:rPr>
+          <w:rFonts w:ascii="Times New Roman" w:hAnsi="Times New Roman" w:cs="Times New Roman"/>
+          <w:lang w:val="en-US" w:eastAsia="nb-NO"/>
+        </w:rPr>
+      </w:pPr>
+      <w:r>
+        <w:rPr>
+          <w:rFonts w:ascii="Times New Roman" w:hAnsi="Times New Roman" w:cs="Times New Roman"/>
+          <w:lang w:val="en-US" w:eastAsia="nb-NO"/>
+        </w:rPr>
+        <w:t xml:space="preserve">They differ in API details (method signatures, buffer/object handling, support for advanced collectives like </w:t>
+      </w:r>
+      <w:proofErr w:type="spellStart"/>
+      <w:r>
+        <w:rPr>
+          <w:rFonts w:ascii="Times New Roman" w:hAnsi="Times New Roman" w:cs="Times New Roman"/>
+          <w:lang w:val="en-US" w:eastAsia="nb-NO"/>
+        </w:rPr>
+        <w:t>Scatterv</w:t>
+      </w:r>
+      <w:proofErr w:type="spellEnd"/>
+      <w:r>
+        <w:rPr>
+          <w:rFonts w:ascii="Times New Roman" w:hAnsi="Times New Roman" w:cs="Times New Roman"/>
+          <w:lang w:val="en-US" w:eastAsia="nb-NO"/>
+        </w:rPr>
+        <w:t>/</w:t>
+      </w:r>
+      <w:proofErr w:type="spellStart"/>
+      <w:r>
+        <w:rPr>
+          <w:rFonts w:ascii="Times New Roman" w:hAnsi="Times New Roman" w:cs="Times New Roman"/>
+          <w:lang w:val="en-US" w:eastAsia="nb-NO"/>
+        </w:rPr>
+        <w:t>Gatherv</w:t>
+      </w:r>
+      <w:proofErr w:type="spellEnd"/>
+      <w:r>
+        <w:rPr>
+          <w:rFonts w:ascii="Times New Roman" w:hAnsi="Times New Roman" w:cs="Times New Roman"/>
+          <w:lang w:val="en-US" w:eastAsia="nb-NO"/>
+        </w:rPr>
+        <w:t>), runtime setup (launcher and environment), and performance/scalability.</w:t>
+      </w:r>
+    </w:p>
+    <w:p>
+      <w:pPr>
+        <w:pStyle w:val="Listeavsnitt"/>
+        <w:numPr>
+          <w:ilvl w:val="0"/>
+          <w:numId w:val="20"/>
+        </w:numPr>
+        <w:rPr>
+          <w:rFonts w:ascii="Times New Roman" w:hAnsi="Times New Roman" w:cs="Times New Roman"/>
+          <w:lang w:val="en-US" w:eastAsia="nb-NO"/>
+        </w:rPr>
+      </w:pPr>
+      <w:r>
+        <w:rPr>
+          <w:rFonts w:ascii="Times New Roman" w:hAnsi="Times New Roman" w:cs="Times New Roman"/>
+          <w:lang w:val="en-US" w:eastAsia="nb-NO"/>
+        </w:rPr>
+        <w:t xml:space="preserve">So </w:t>
+      </w:r>
+      <w:proofErr w:type="spellStart"/>
+      <w:r>
+        <w:rPr>
+          <w:rFonts w:ascii="Times New Roman" w:hAnsi="Times New Roman" w:cs="Times New Roman"/>
+          <w:lang w:val="en-US" w:eastAsia="nb-NO"/>
+        </w:rPr>
+        <w:t>MPI</w:t>
+      </w:r>
+      <w:proofErr w:type="spellEnd"/>
+      <w:r>
+        <w:rPr>
+          <w:rFonts w:ascii="Times New Roman" w:hAnsi="Times New Roman" w:cs="Times New Roman"/>
+          <w:lang w:val="en-US" w:eastAsia="nb-NO"/>
+        </w:rPr>
+        <w:t xml:space="preserve"> program logic is usually portable, but code adjustments and retesting are often needed when switching implementation.</w:t>
+      </w:r>
+    </w:p>
+    <w:p>
+      <w:pPr>
+        <w:rPr>
+          <w:rFonts w:ascii="Times New Roman" w:hAnsi="Times New Roman" w:cs="Times New Roman"/>
+          <w:lang w:val="en-US" w:eastAsia="nb-NO"/>
         </w:rPr>
       </w:pPr>
     </w:p>
     <w:sectPr>
-      <w:headerReference w:type="even" r:id="rId12"/>
-      <w:headerReference w:type="default" r:id="rId13"/>
+      <w:headerReference w:type="even" r:id="rId13"/>
+      <w:headerReference w:type="default" r:id="rId14"/>
       <w:pgSz w:w="11906" w:h="16838"/>
       <w:pgMar w:top="1417" w:right="1417" w:bottom="1417" w:left="1417" w:header="708" w:footer="708" w:gutter="0"/>
       <w:cols w:space="708"/>
@@ -2100,6 +8826,119 @@
     </w:lvl>
   </w:abstractNum>
   <w:abstractNum w:abstractNumId="4" w15:restartNumberingAfterBreak="0">
+    <w:nsid w:val="17B76EDA"/>
+    <w:multiLevelType w:val="multilevel"/>
+    <w:tmpl w:val="BF0CBAB8"/>
+    <w:lvl w:ilvl="0">
+      <w:start w:val="1"/>
+      <w:numFmt w:val="decimal"/>
+      <w:lvlText w:val="%1."/>
+      <w:lvlJc w:val="left"/>
+      <w:pPr>
+        <w:tabs>
+          <w:tab w:val="num" w:pos="720"/>
+        </w:tabs>
+        <w:ind w:left="720" w:hanging="360"/>
+      </w:pPr>
+    </w:lvl>
+    <w:lvl w:ilvl="1" w:tentative="1">
+      <w:start w:val="1"/>
+      <w:numFmt w:val="decimal"/>
+      <w:lvlText w:val="%2."/>
+      <w:lvlJc w:val="left"/>
+      <w:pPr>
+        <w:tabs>
+          <w:tab w:val="num" w:pos="1440"/>
+        </w:tabs>
+        <w:ind w:left="1440" w:hanging="360"/>
+      </w:pPr>
+    </w:lvl>
+    <w:lvl w:ilvl="2" w:tentative="1">
+      <w:start w:val="1"/>
+      <w:numFmt w:val="decimal"/>
+      <w:lvlText w:val="%3."/>
+      <w:lvlJc w:val="left"/>
+      <w:pPr>
+        <w:tabs>
+          <w:tab w:val="num" w:pos="2160"/>
+        </w:tabs>
+        <w:ind w:left="2160" w:hanging="360"/>
+      </w:pPr>
+    </w:lvl>
+    <w:lvl w:ilvl="3" w:tentative="1">
+      <w:start w:val="1"/>
+      <w:numFmt w:val="decimal"/>
+      <w:lvlText w:val="%4."/>
+      <w:lvlJc w:val="left"/>
+      <w:pPr>
+        <w:tabs>
+          <w:tab w:val="num" w:pos="2880"/>
+        </w:tabs>
+        <w:ind w:left="2880" w:hanging="360"/>
+      </w:pPr>
+    </w:lvl>
+    <w:lvl w:ilvl="4" w:tentative="1">
+      <w:start w:val="1"/>
+      <w:numFmt w:val="decimal"/>
+      <w:lvlText w:val="%5."/>
+      <w:lvlJc w:val="left"/>
+      <w:pPr>
+        <w:tabs>
+          <w:tab w:val="num" w:pos="3600"/>
+        </w:tabs>
+        <w:ind w:left="3600" w:hanging="360"/>
+      </w:pPr>
+    </w:lvl>
+    <w:lvl w:ilvl="5" w:tentative="1">
+      <w:start w:val="1"/>
+      <w:numFmt w:val="decimal"/>
+      <w:lvlText w:val="%6."/>
+      <w:lvlJc w:val="left"/>
+      <w:pPr>
+        <w:tabs>
+          <w:tab w:val="num" w:pos="4320"/>
+        </w:tabs>
+        <w:ind w:left="4320" w:hanging="360"/>
+      </w:pPr>
+    </w:lvl>
+    <w:lvl w:ilvl="6" w:tentative="1">
+      <w:start w:val="1"/>
+      <w:numFmt w:val="decimal"/>
+      <w:lvlText w:val="%7."/>
+      <w:lvlJc w:val="left"/>
+      <w:pPr>
+        <w:tabs>
+          <w:tab w:val="num" w:pos="5040"/>
+        </w:tabs>
+        <w:ind w:left="5040" w:hanging="360"/>
+      </w:pPr>
+    </w:lvl>
+    <w:lvl w:ilvl="7" w:tentative="1">
+      <w:start w:val="1"/>
+      <w:numFmt w:val="decimal"/>
+      <w:lvlText w:val="%8."/>
+      <w:lvlJc w:val="left"/>
+      <w:pPr>
+        <w:tabs>
+          <w:tab w:val="num" w:pos="5760"/>
+        </w:tabs>
+        <w:ind w:left="5760" w:hanging="360"/>
+      </w:pPr>
+    </w:lvl>
+    <w:lvl w:ilvl="8" w:tentative="1">
+      <w:start w:val="1"/>
+      <w:numFmt w:val="decimal"/>
+      <w:lvlText w:val="%9."/>
+      <w:lvlJc w:val="left"/>
+      <w:pPr>
+        <w:tabs>
+          <w:tab w:val="num" w:pos="6480"/>
+        </w:tabs>
+        <w:ind w:left="6480" w:hanging="360"/>
+      </w:pPr>
+    </w:lvl>
+  </w:abstractNum>
+  <w:abstractNum w:abstractNumId="5" w15:restartNumberingAfterBreak="0">
     <w:nsid w:val="1D061BB9"/>
     <w:multiLevelType w:val="hybridMultilevel"/>
     <w:tmpl w:val="38E2C3F8"/>
@@ -2211,7 +9050,7 @@
       </w:rPr>
     </w:lvl>
   </w:abstractNum>
-  <w:abstractNum w:abstractNumId="5" w15:restartNumberingAfterBreak="0">
+  <w:abstractNum w:abstractNumId="6" w15:restartNumberingAfterBreak="0">
     <w:nsid w:val="24A75890"/>
     <w:multiLevelType w:val="multilevel"/>
     <w:tmpl w:val="E4BA41EC"/>
@@ -2325,7 +9164,7 @@
       </w:rPr>
     </w:lvl>
   </w:abstractNum>
-  <w:abstractNum w:abstractNumId="6" w15:restartNumberingAfterBreak="0">
+  <w:abstractNum w:abstractNumId="7" w15:restartNumberingAfterBreak="0">
     <w:nsid w:val="2CF60C80"/>
     <w:multiLevelType w:val="hybridMultilevel"/>
     <w:tmpl w:val="AA4004E0"/>
@@ -2437,7 +9276,7 @@
       </w:rPr>
     </w:lvl>
   </w:abstractNum>
-  <w:abstractNum w:abstractNumId="7" w15:restartNumberingAfterBreak="0">
+  <w:abstractNum w:abstractNumId="8" w15:restartNumberingAfterBreak="0">
     <w:nsid w:val="2F563318"/>
     <w:multiLevelType w:val="multilevel"/>
     <w:tmpl w:val="95B6D4F4"/>
@@ -2551,7 +9390,7 @@
       </w:pPr>
     </w:lvl>
   </w:abstractNum>
-  <w:abstractNum w:abstractNumId="8" w15:restartNumberingAfterBreak="0">
+  <w:abstractNum w:abstractNumId="9" w15:restartNumberingAfterBreak="0">
     <w:nsid w:val="33F33B05"/>
     <w:multiLevelType w:val="multilevel"/>
     <w:tmpl w:val="00BA5B72"/>
@@ -2664,7 +9503,96 @@
       </w:rPr>
     </w:lvl>
   </w:abstractNum>
-  <w:abstractNum w:abstractNumId="9" w15:restartNumberingAfterBreak="0">
+  <w:abstractNum w:abstractNumId="10" w15:restartNumberingAfterBreak="0">
+    <w:nsid w:val="354B314B"/>
+    <w:multiLevelType w:val="hybridMultilevel"/>
+    <w:tmpl w:val="F2543798"/>
+    <w:lvl w:ilvl="0" w:tplc="0414000F">
+      <w:start w:val="1"/>
+      <w:numFmt w:val="decimal"/>
+      <w:lvlText w:val="%1."/>
+      <w:lvlJc w:val="left"/>
+      <w:pPr>
+        <w:ind w:left="720" w:hanging="360"/>
+      </w:pPr>
+      <w:rPr>
+        <w:rFonts w:hint="default"/>
+      </w:rPr>
+    </w:lvl>
+    <w:lvl w:ilvl="1" w:tplc="04140019" w:tentative="1">
+      <w:start w:val="1"/>
+      <w:numFmt w:val="lowerLetter"/>
+      <w:lvlText w:val="%2."/>
+      <w:lvlJc w:val="left"/>
+      <w:pPr>
+        <w:ind w:left="1440" w:hanging="360"/>
+      </w:pPr>
+    </w:lvl>
+    <w:lvl w:ilvl="2" w:tplc="0414001B" w:tentative="1">
+      <w:start w:val="1"/>
+      <w:numFmt w:val="lowerRoman"/>
+      <w:lvlText w:val="%3."/>
+      <w:lvlJc w:val="right"/>
+      <w:pPr>
+        <w:ind w:left="2160" w:hanging="180"/>
+      </w:pPr>
+    </w:lvl>
+    <w:lvl w:ilvl="3" w:tplc="0414000F" w:tentative="1">
+      <w:start w:val="1"/>
+      <w:numFmt w:val="decimal"/>
+      <w:lvlText w:val="%4."/>
+      <w:lvlJc w:val="left"/>
+      <w:pPr>
+        <w:ind w:left="2880" w:hanging="360"/>
+      </w:pPr>
+    </w:lvl>
+    <w:lvl w:ilvl="4" w:tplc="04140019" w:tentative="1">
+      <w:start w:val="1"/>
+      <w:numFmt w:val="lowerLetter"/>
+      <w:lvlText w:val="%5."/>
+      <w:lvlJc w:val="left"/>
+      <w:pPr>
+        <w:ind w:left="3600" w:hanging="360"/>
+      </w:pPr>
+    </w:lvl>
+    <w:lvl w:ilvl="5" w:tplc="0414001B" w:tentative="1">
+      <w:start w:val="1"/>
+      <w:numFmt w:val="lowerRoman"/>
+      <w:lvlText w:val="%6."/>
+      <w:lvlJc w:val="right"/>
+      <w:pPr>
+        <w:ind w:left="4320" w:hanging="180"/>
+      </w:pPr>
+    </w:lvl>
+    <w:lvl w:ilvl="6" w:tplc="0414000F" w:tentative="1">
+      <w:start w:val="1"/>
+      <w:numFmt w:val="decimal"/>
+      <w:lvlText w:val="%7."/>
+      <w:lvlJc w:val="left"/>
+      <w:pPr>
+        <w:ind w:left="5040" w:hanging="360"/>
+      </w:pPr>
+    </w:lvl>
+    <w:lvl w:ilvl="7" w:tplc="04140019" w:tentative="1">
+      <w:start w:val="1"/>
+      <w:numFmt w:val="lowerLetter"/>
+      <w:lvlText w:val="%8."/>
+      <w:lvlJc w:val="left"/>
+      <w:pPr>
+        <w:ind w:left="5760" w:hanging="360"/>
+      </w:pPr>
+    </w:lvl>
+    <w:lvl w:ilvl="8" w:tplc="0414001B" w:tentative="1">
+      <w:start w:val="1"/>
+      <w:numFmt w:val="lowerRoman"/>
+      <w:lvlText w:val="%9."/>
+      <w:lvlJc w:val="right"/>
+      <w:pPr>
+        <w:ind w:left="6480" w:hanging="180"/>
+      </w:pPr>
+    </w:lvl>
+  </w:abstractNum>
+  <w:abstractNum w:abstractNumId="11" w15:restartNumberingAfterBreak="0">
     <w:nsid w:val="4AA3097C"/>
     <w:multiLevelType w:val="hybridMultilevel"/>
     <w:tmpl w:val="38009FD8"/>
@@ -2776,7 +9704,7 @@
       </w:rPr>
     </w:lvl>
   </w:abstractNum>
-  <w:abstractNum w:abstractNumId="10" w15:restartNumberingAfterBreak="0">
+  <w:abstractNum w:abstractNumId="12" w15:restartNumberingAfterBreak="0">
     <w:nsid w:val="54451AB2"/>
     <w:multiLevelType w:val="multilevel"/>
     <w:tmpl w:val="4F223346"/>
@@ -2889,7 +9817,7 @@
       </w:rPr>
     </w:lvl>
   </w:abstractNum>
-  <w:abstractNum w:abstractNumId="11" w15:restartNumberingAfterBreak="0">
+  <w:abstractNum w:abstractNumId="13" w15:restartNumberingAfterBreak="0">
     <w:nsid w:val="54FA350F"/>
     <w:multiLevelType w:val="multilevel"/>
     <w:tmpl w:val="8100538E"/>
@@ -3002,7 +9930,7 @@
       </w:rPr>
     </w:lvl>
   </w:abstractNum>
-  <w:abstractNum w:abstractNumId="12" w15:restartNumberingAfterBreak="0">
+  <w:abstractNum w:abstractNumId="14" w15:restartNumberingAfterBreak="0">
     <w:nsid w:val="58A4597A"/>
     <w:multiLevelType w:val="hybridMultilevel"/>
     <w:tmpl w:val="55D8B7F2"/>
@@ -3114,7 +10042,7 @@
       </w:rPr>
     </w:lvl>
   </w:abstractNum>
-  <w:abstractNum w:abstractNumId="13" w15:restartNumberingAfterBreak="0">
+  <w:abstractNum w:abstractNumId="15" w15:restartNumberingAfterBreak="0">
     <w:nsid w:val="5AD27183"/>
     <w:multiLevelType w:val="hybridMultilevel"/>
     <w:tmpl w:val="BB58D052"/>
@@ -3226,7 +10154,120 @@
       </w:rPr>
     </w:lvl>
   </w:abstractNum>
-  <w:abstractNum w:abstractNumId="14" w15:restartNumberingAfterBreak="0">
+  <w:abstractNum w:abstractNumId="16" w15:restartNumberingAfterBreak="0">
+    <w:nsid w:val="5B145DAD"/>
+    <w:multiLevelType w:val="multilevel"/>
+    <w:tmpl w:val="F6FA8DC0"/>
+    <w:lvl w:ilvl="0">
+      <w:start w:val="1"/>
+      <w:numFmt w:val="decimal"/>
+      <w:lvlText w:val="%1."/>
+      <w:lvlJc w:val="left"/>
+      <w:pPr>
+        <w:tabs>
+          <w:tab w:val="num" w:pos="720"/>
+        </w:tabs>
+        <w:ind w:left="720" w:hanging="360"/>
+      </w:pPr>
+    </w:lvl>
+    <w:lvl w:ilvl="1" w:tentative="1">
+      <w:start w:val="1"/>
+      <w:numFmt w:val="decimal"/>
+      <w:lvlText w:val="%2."/>
+      <w:lvlJc w:val="left"/>
+      <w:pPr>
+        <w:tabs>
+          <w:tab w:val="num" w:pos="1440"/>
+        </w:tabs>
+        <w:ind w:left="1440" w:hanging="360"/>
+      </w:pPr>
+    </w:lvl>
+    <w:lvl w:ilvl="2" w:tentative="1">
+      <w:start w:val="1"/>
+      <w:numFmt w:val="decimal"/>
+      <w:lvlText w:val="%3."/>
+      <w:lvlJc w:val="left"/>
+      <w:pPr>
+        <w:tabs>
+          <w:tab w:val="num" w:pos="2160"/>
+        </w:tabs>
+        <w:ind w:left="2160" w:hanging="360"/>
+      </w:pPr>
+    </w:lvl>
+    <w:lvl w:ilvl="3" w:tentative="1">
+      <w:start w:val="1"/>
+      <w:numFmt w:val="decimal"/>
+      <w:lvlText w:val="%4."/>
+      <w:lvlJc w:val="left"/>
+      <w:pPr>
+        <w:tabs>
+          <w:tab w:val="num" w:pos="2880"/>
+        </w:tabs>
+        <w:ind w:left="2880" w:hanging="360"/>
+      </w:pPr>
+    </w:lvl>
+    <w:lvl w:ilvl="4" w:tentative="1">
+      <w:start w:val="1"/>
+      <w:numFmt w:val="decimal"/>
+      <w:lvlText w:val="%5."/>
+      <w:lvlJc w:val="left"/>
+      <w:pPr>
+        <w:tabs>
+          <w:tab w:val="num" w:pos="3600"/>
+        </w:tabs>
+        <w:ind w:left="3600" w:hanging="360"/>
+      </w:pPr>
+    </w:lvl>
+    <w:lvl w:ilvl="5" w:tentative="1">
+      <w:start w:val="1"/>
+      <w:numFmt w:val="decimal"/>
+      <w:lvlText w:val="%6."/>
+      <w:lvlJc w:val="left"/>
+      <w:pPr>
+        <w:tabs>
+          <w:tab w:val="num" w:pos="4320"/>
+        </w:tabs>
+        <w:ind w:left="4320" w:hanging="360"/>
+      </w:pPr>
+    </w:lvl>
+    <w:lvl w:ilvl="6" w:tentative="1">
+      <w:start w:val="1"/>
+      <w:numFmt w:val="decimal"/>
+      <w:lvlText w:val="%7."/>
+      <w:lvlJc w:val="left"/>
+      <w:pPr>
+        <w:tabs>
+          <w:tab w:val="num" w:pos="5040"/>
+        </w:tabs>
+        <w:ind w:left="5040" w:hanging="360"/>
+      </w:pPr>
+    </w:lvl>
+    <w:lvl w:ilvl="7" w:tentative="1">
+      <w:start w:val="1"/>
+      <w:numFmt w:val="decimal"/>
+      <w:lvlText w:val="%8."/>
+      <w:lvlJc w:val="left"/>
+      <w:pPr>
+        <w:tabs>
+          <w:tab w:val="num" w:pos="5760"/>
+        </w:tabs>
+        <w:ind w:left="5760" w:hanging="360"/>
+      </w:pPr>
+    </w:lvl>
+    <w:lvl w:ilvl="8" w:tentative="1">
+      <w:start w:val="1"/>
+      <w:numFmt w:val="decimal"/>
+      <w:lvlText w:val="%9."/>
+      <w:lvlJc w:val="left"/>
+      <w:pPr>
+        <w:tabs>
+          <w:tab w:val="num" w:pos="6480"/>
+        </w:tabs>
+        <w:ind w:left="6480" w:hanging="360"/>
+      </w:pPr>
+    </w:lvl>
+  </w:abstractNum>
+  <w:abstractNum w:abstractNumId="17" w15:restartNumberingAfterBreak="0">
     <w:nsid w:val="65692C21"/>
     <w:multiLevelType w:val="multilevel"/>
     <w:tmpl w:val="6DBC67E4"/>
@@ -3339,7 +10380,7 @@
       </w:rPr>
     </w:lvl>
   </w:abstractNum>
-  <w:abstractNum w:abstractNumId="15" w15:restartNumberingAfterBreak="0">
+  <w:abstractNum w:abstractNumId="18" w15:restartNumberingAfterBreak="0">
     <w:nsid w:val="7E8633CB"/>
     <w:multiLevelType w:val="multilevel"/>
     <w:tmpl w:val="D3F27AD2"/>
@@ -3453,25 +10494,25 @@
     </w:lvl>
   </w:abstractNum>
   <w:num w:numId="1" w16cid:durableId="1442652110">
-    <w:abstractNumId w:val="15"/>
+    <w:abstractNumId w:val="18"/>
   </w:num>
   <w:num w:numId="2" w16cid:durableId="1060447681">
-    <w:abstractNumId w:val="8"/>
+    <w:abstractNumId w:val="9"/>
   </w:num>
   <w:num w:numId="3" w16cid:durableId="1708601671">
-    <w:abstractNumId w:val="8"/>
+    <w:abstractNumId w:val="9"/>
   </w:num>
   <w:num w:numId="4" w16cid:durableId="1803303132">
-    <w:abstractNumId w:val="14"/>
+    <w:abstractNumId w:val="17"/>
   </w:num>
   <w:num w:numId="5" w16cid:durableId="1697074110">
-    <w:abstractNumId w:val="10"/>
+    <w:abstractNumId w:val="12"/>
   </w:num>
   <w:num w:numId="6" w16cid:durableId="1528252287">
-    <w:abstractNumId w:val="5"/>
+    <w:abstractNumId w:val="6"/>
   </w:num>
   <w:num w:numId="7" w16cid:durableId="105662357">
-    <w:abstractNumId w:val="5"/>
+    <w:abstractNumId w:val="6"/>
   </w:num>
   <w:num w:numId="8" w16cid:durableId="1629508395">
     <w:abstractNumId w:val="2"/>
@@ -3507,37 +10548,46 @@
     </w:lvlOverride>
   </w:num>
   <w:num w:numId="10" w16cid:durableId="1226069016">
-    <w:abstractNumId w:val="11"/>
+    <w:abstractNumId w:val="13"/>
   </w:num>
   <w:num w:numId="11" w16cid:durableId="126748389">
-    <w:abstractNumId w:val="11"/>
+    <w:abstractNumId w:val="13"/>
   </w:num>
   <w:num w:numId="12" w16cid:durableId="976647430">
     <w:abstractNumId w:val="0"/>
   </w:num>
   <w:num w:numId="13" w16cid:durableId="653877564">
-    <w:abstractNumId w:val="7"/>
+    <w:abstractNumId w:val="8"/>
   </w:num>
   <w:num w:numId="14" w16cid:durableId="2062241591">
-    <w:abstractNumId w:val="12"/>
+    <w:abstractNumId w:val="14"/>
   </w:num>
   <w:num w:numId="15" w16cid:durableId="1838572655">
-    <w:abstractNumId w:val="6"/>
+    <w:abstractNumId w:val="7"/>
   </w:num>
   <w:num w:numId="16" w16cid:durableId="873347180">
     <w:abstractNumId w:val="1"/>
   </w:num>
   <w:num w:numId="17" w16cid:durableId="600188363">
-    <w:abstractNumId w:val="4"/>
+    <w:abstractNumId w:val="5"/>
   </w:num>
   <w:num w:numId="18" w16cid:durableId="1992982122">
     <w:abstractNumId w:val="3"/>
   </w:num>
   <w:num w:numId="19" w16cid:durableId="802889912">
-    <w:abstractNumId w:val="9"/>
+    <w:abstractNumId w:val="11"/>
   </w:num>
   <w:num w:numId="20" w16cid:durableId="1118180385">
-    <w:abstractNumId w:val="13"/>
+    <w:abstractNumId w:val="15"/>
+  </w:num>
+  <w:num w:numId="21" w16cid:durableId="1555387613">
+    <w:abstractNumId w:val="4"/>
+  </w:num>
+  <w:num w:numId="22" w16cid:durableId="1098334373">
+    <w:abstractNumId w:val="16"/>
+  </w:num>
+  <w:num w:numId="23" w16cid:durableId="608902125">
+    <w:abstractNumId w:val="10"/>
   </w:num>
 </w:numbering>
 </file>
@@ -4159,7 +11209,6 @@
   <w:style w:type="character" w:default="1" w:styleId="Standardskriftforavsnitt">
     <w:name w:val="Default Paragraph Font"/>
     <w:uiPriority w:val="1"/>
-    <w:semiHidden/>
     <w:unhideWhenUsed/>
   </w:style>
   <w:style w:type="table" w:default="1" w:styleId="Vanligtabell">
@@ -4541,6 +11590,16 @@
       <w14:ligatures w14:val="none"/>
     </w:rPr>
   </w:style>
+  <w:style w:type="character" w:styleId="Plassholdertekst">
+    <w:name w:val="Placeholder Text"/>
+    <w:basedOn w:val="Standardskriftforavsnitt"/>
+    <w:uiPriority w:val="99"/>
+    <w:semiHidden/>
+    <w:rsid w:val="00CD34DE"/>
+    <w:rPr>
+      <w:color w:val="666666"/>
+    </w:rPr>
+  </w:style>
 </w:styles>
 </file>
 

--- a/lab10/lab10_report.docx
+++ b/lab10/lab10_report.docx
@@ -1219,7 +1219,75 @@
           <w:rFonts w:ascii="Times New Roman" w:hAnsi="Times New Roman" w:cs="Times New Roman"/>
           <w:lang w:val="en-US" w:eastAsia="nb-NO"/>
         </w:rPr>
-        <w:t xml:space="preserve"> Not answered</w:t>
+        <w:t>Process 0 starts by creating and filling matrices A and B with random numbers. It then shares the data with all other processes</w:t>
+      </w:r>
+      <w:r>
+        <w:rPr>
+          <w:rFonts w:ascii="Times New Roman" w:hAnsi="Times New Roman" w:cs="Times New Roman"/>
+          <w:lang w:val="en-US" w:eastAsia="nb-NO"/>
+        </w:rPr>
+        <w:t>. M</w:t>
+      </w:r>
+      <w:r>
+        <w:rPr>
+          <w:rFonts w:ascii="Times New Roman" w:hAnsi="Times New Roman" w:cs="Times New Roman"/>
+          <w:lang w:val="en-US" w:eastAsia="nb-NO"/>
+        </w:rPr>
+        <w:t xml:space="preserve">atrix B is sent in full to everyone, since every process needs it to compute its part. Matrix A is split by </w:t>
+      </w:r>
+      <w:r>
+        <w:rPr>
+          <w:rFonts w:ascii="Times New Roman" w:hAnsi="Times New Roman" w:cs="Times New Roman"/>
+          <w:lang w:val="en-US" w:eastAsia="nb-NO"/>
+        </w:rPr>
+        <w:t>rows,</w:t>
+      </w:r>
+      <w:r>
+        <w:rPr>
+          <w:rFonts w:ascii="Times New Roman" w:hAnsi="Times New Roman" w:cs="Times New Roman"/>
+          <w:lang w:val="en-US" w:eastAsia="nb-NO"/>
+        </w:rPr>
+        <w:t xml:space="preserve"> and each process only receives the rows it is responsible for.</w:t>
+      </w:r>
+    </w:p>
+    <w:p>
+      <w:pPr>
+        <w:pStyle w:val="Listeavsnitt"/>
+        <w:numPr>
+          <w:ilvl w:val="0"/>
+          <w:numId w:val="20"/>
+        </w:numPr>
+        <w:rPr>
+          <w:rFonts w:ascii="Times New Roman" w:hAnsi="Times New Roman" w:cs="Times New Roman"/>
+          <w:lang w:val="en-US" w:eastAsia="nb-NO"/>
+        </w:rPr>
+      </w:pPr>
+      <w:r>
+        <w:rPr>
+          <w:rFonts w:ascii="Times New Roman" w:hAnsi="Times New Roman" w:cs="Times New Roman"/>
+          <w:lang w:val="en-US" w:eastAsia="nb-NO"/>
+        </w:rPr>
+        <w:t>Each process then independently multiplies its assigned rows of A against the full matrix B, producing the corresponding rows of the result matrix C. All processes do this at the same time, which is what makes it faster than a single-process solution.</w:t>
+      </w:r>
+    </w:p>
+    <w:p>
+      <w:pPr>
+        <w:pStyle w:val="Listeavsnitt"/>
+        <w:numPr>
+          <w:ilvl w:val="0"/>
+          <w:numId w:val="20"/>
+        </w:numPr>
+        <w:rPr>
+          <w:rFonts w:ascii="Times New Roman" w:hAnsi="Times New Roman" w:cs="Times New Roman"/>
+          <w:lang w:val="en-US" w:eastAsia="nb-NO"/>
+        </w:rPr>
+      </w:pPr>
+      <w:r>
+        <w:rPr>
+          <w:rFonts w:ascii="Times New Roman" w:hAnsi="Times New Roman" w:cs="Times New Roman"/>
+          <w:lang w:val="en-US" w:eastAsia="nb-NO"/>
+        </w:rPr>
+        <w:t>Once every process is done, they all send their computed rows back to process 0, which assembles them into the final matrix C. Process 0 also handles timing and printing the result.</w:t>
       </w:r>
     </w:p>
     <w:p>
@@ -2379,6 +2447,7 @@
           <w:lang w:val="en-US" w:eastAsia="nb-NO"/>
           <w14:ligatures w14:val="none"/>
         </w:rPr>
+        <w:lastRenderedPageBreak/>
         <w:t xml:space="preserve">Number of processes: </w:t>
       </w:r>
       <w:r>
@@ -2903,7 +2972,6 @@
           <w:lang w:val="en-US" w:eastAsia="nb-NO"/>
           <w14:ligatures w14:val="none"/>
         </w:rPr>
-        <w:lastRenderedPageBreak/>
         <w:t xml:space="preserve">End Time = </w:t>
       </w:r>
       <w:r>
@@ -5077,6 +5145,7 @@
           <w:lang w:val="en-US" w:eastAsia="nb-NO"/>
           <w14:ligatures w14:val="none"/>
         </w:rPr>
+        <w:lastRenderedPageBreak/>
         <w:t xml:space="preserve">Running Time = </w:t>
       </w:r>
       <w:r>
@@ -7220,21 +7289,7 @@
           <w:rFonts w:ascii="Times New Roman" w:hAnsi="Times New Roman" w:cs="Times New Roman"/>
           <w:lang w:val="en-US" w:eastAsia="nb-NO"/>
         </w:rPr>
-        <w:t xml:space="preserve">These values should be interpreted carefully, because the runtime output is in whole-second steps (1s, 2s, 3s), which makes the results too </w:t>
-      </w:r>
-      <w:r>
-        <w:rPr>
-          <w:rFonts w:ascii="Times New Roman" w:hAnsi="Times New Roman" w:cs="Times New Roman"/>
-          <w:lang w:val="en-US" w:eastAsia="nb-NO"/>
-        </w:rPr>
-        <w:t xml:space="preserve">unprecise for </w:t>
-      </w:r>
-      <w:r>
-        <w:rPr>
-          <w:rFonts w:ascii="Times New Roman" w:hAnsi="Times New Roman" w:cs="Times New Roman"/>
-          <w:lang w:val="en-US" w:eastAsia="nb-NO"/>
-        </w:rPr>
-        <w:t xml:space="preserve">precise scaling analysis and can even produce unrealistic </w:t>
+        <w:t xml:space="preserve">These values should be interpreted carefully, because the runtime output is in whole-second steps (1s, 2s, 3s), which makes the results too unprecise for precise scaling analysis and can even produce unrealistic </w:t>
       </w:r>
       <w:proofErr w:type="spellStart"/>
       <w:r>
@@ -7434,6 +7489,7 @@
           <w:rFonts w:ascii="Times New Roman" w:hAnsi="Times New Roman" w:cs="Times New Roman"/>
           <w:lang w:val="en-US" w:eastAsia="nb-NO"/>
         </w:rPr>
+        <w:lastRenderedPageBreak/>
         <w:t xml:space="preserve">In my case I didn’t get </w:t>
       </w:r>
       <w:proofErr w:type="spellStart"/>
@@ -7471,6 +7527,7 @@
       <w:r>
         <w:rPr>
           <w:rFonts w:ascii="Times New Roman" w:hAnsi="Times New Roman" w:cs="Times New Roman"/>
+          <w:noProof/>
           <w:lang w:val="en-US" w:eastAsia="nb-NO"/>
         </w:rPr>
         <w:drawing>
@@ -7539,7 +7596,6 @@
           <w:lang w:val="en-US" w:eastAsia="nb-NO"/>
           <w14:ligatures w14:val="none"/>
         </w:rPr>
-        <w:lastRenderedPageBreak/>
         <w:t>Exercise 4:</w:t>
       </w:r>
     </w:p>
@@ -11209,6 +11265,7 @@
   <w:style w:type="character" w:default="1" w:styleId="Standardskriftforavsnitt">
     <w:name w:val="Default Paragraph Font"/>
     <w:uiPriority w:val="1"/>
+    <w:semiHidden/>
     <w:unhideWhenUsed/>
   </w:style>
   <w:style w:type="table" w:default="1" w:styleId="Vanligtabell">
